--- a/Artigos/Analise_Descritiva_Triangulacao_ABNT.docx
+++ b/Artigos/Analise_Descritiva_Triangulacao_ABNT.docx
@@ -24444,7 +24444,3113 @@
           <w:sz w:val="24"/>
           <w:szCs w:val="24"/>
         </w:rPr>
-        <w:t xml:space="preserve">5 CONSIDERAÇÕES FINAIS</w:t>
+        <w:t xml:space="preserve">5 ANÁLISE DE SENSIBILIDADE: DOIS CAMINHOS (N = 19 E N = 27)</w:t>
+      </w:r>
+    </w:p>
+    <w:p>
+      <w:pPr>
+        <w:spacing w:after="0" w:before="0" w:line="360" w:lineRule="auto"/>
+        <w:ind w:firstLine="709"/>
+        <w:jc w:val="both"/>
+      </w:pPr>
+      <w:r>
+        <w:rPr>
+          <w:rFonts w:ascii="Times New Roman" w:cs="Times New Roman" w:eastAsia="Times New Roman" w:hAnsi="Times New Roman"/>
+          <w:color w:val="000000"/>
+          <w:sz w:val="24"/>
+          <w:szCs w:val="24"/>
+        </w:rPr>
+        <w:t xml:space="preserve">Dos 27 atletas, apenas 19 responderam nos sete dias. Como a análise de variância de medidas repetidas exige desenho balanceado, o resultado principal deste estudo repousa sobre esses 19 casos completos, sem qualquer imputação. Convém, porém, examinar a robustez dessa escolha, pois a decisão de aproveitar ou não os oito atletas com dias ausentes altera o poder estatístico. Esta seção confronta dois caminhos e acrescenta um terceiro como árbitro.</w:t>
+      </w:r>
+    </w:p>
+    <w:p>
+      <w:pPr>
+        <w:spacing w:after="0" w:before="0" w:line="360" w:lineRule="auto"/>
+        <w:ind w:firstLine="709"/>
+        <w:jc w:val="both"/>
+      </w:pPr>
+      <w:r>
+        <w:rPr>
+          <w:rFonts w:ascii="Times New Roman" w:cs="Times New Roman" w:eastAsia="Times New Roman" w:hAnsi="Times New Roman"/>
+          <w:color w:val="000000"/>
+          <w:sz w:val="24"/>
+          <w:szCs w:val="24"/>
+        </w:rPr>
+        <w:t xml:space="preserve">O primeiro caminho mantém os 19 casos completos. O segundo recupera os 27 atletas e preenche cada dia ausente com a média do grupo naquele dia, procedimento simples porém consequente. O terceiro caminho, tomado como referência por não impor suposições artificiais, ajusta um modelo misto aos 27 atletas com os dados efetivamente observados, no qual o dia entra como efeito fixo e o atleta como efeito aleatório.</w:t>
+      </w:r>
+    </w:p>
+    <w:p>
+      <w:pPr>
+        <w:keepNext/>
+        <w:spacing w:after="40" w:before="160" w:line="240"/>
+        <w:jc w:val="center"/>
+      </w:pPr>
+      <w:r>
+        <w:rPr>
+          <w:rFonts w:ascii="Times New Roman" w:cs="Times New Roman" w:eastAsia="Times New Roman" w:hAnsi="Times New Roman"/>
+          <w:b/>
+          <w:bCs/>
+          <w:color w:val="000000"/>
+          <w:sz w:val="20"/>
+          <w:szCs w:val="20"/>
+        </w:rPr>
+        <w:t xml:space="preserve">Figura 11</w:t>
+      </w:r>
+      <w:r>
+        <w:rPr>
+          <w:rFonts w:ascii="Times New Roman" w:cs="Times New Roman" w:eastAsia="Times New Roman" w:hAnsi="Times New Roman"/>
+          <w:color w:val="000000"/>
+          <w:sz w:val="20"/>
+          <w:szCs w:val="20"/>
+        </w:rPr>
+        <w:t xml:space="preserve"> – Estatística F por variável nos caminhos n = 19 (sem imputação) e n = 27 (imputado). A estrela marca o efeito de dia significativo (ANOVA com correção de Greenhouse-Geisser)</w:t>
+      </w:r>
+    </w:p>
+    <w:p>
+      <w:pPr>
+        <w:spacing w:after="0" w:before="40"/>
+        <w:jc w:val="center"/>
+      </w:pPr>
+      <w:r>
+        <w:drawing>
+          <wp:inline distT="0" distB="0" distL="0" distR="0">
+            <wp:extent cx="5715000" cy="3362325"/>
+            <wp:effectExtent t="0" r="0" b="0" l="0"/>
+            <wp:docPr id="1" name="" descr="" title=""/>
+            <wp:cNvGraphicFramePr>
+              <a:graphicFrameLocks xmlns:a="http://schemas.openxmlformats.org/drawingml/2006/main" noChangeAspect="1"/>
+            </wp:cNvGraphicFramePr>
+            <a:graphic xmlns:a="http://schemas.openxmlformats.org/drawingml/2006/main">
+              <a:graphicData uri="http://schemas.openxmlformats.org/drawingml/2006/picture">
+                <pic:pic xmlns:pic="http://schemas.openxmlformats.org/drawingml/2006/picture">
+                  <pic:nvPicPr>
+                    <pic:cNvPr id="0" name="" descr=""/>
+                    <pic:cNvPicPr>
+                      <a:picLocks noChangeAspect="1" noChangeArrowheads="1"/>
+                    </pic:cNvPicPr>
+                  </pic:nvPicPr>
+                  <pic:blipFill>
+                    <a:blip r:embed="rId18" cstate="none"/>
+                    <a:srcRect/>
+                    <a:stretch>
+                      <a:fillRect/>
+                    </a:stretch>
+                  </pic:blipFill>
+                  <pic:spPr bwMode="auto">
+                    <a:xfrm>
+                      <a:off x="0" y="0"/>
+                      <a:ext cx="5715000" cy="3362325"/>
+                    </a:xfrm>
+                    <a:prstGeom prst="rect">
+                      <a:avLst/>
+                    </a:prstGeom>
+                  </pic:spPr>
+                </pic:pic>
+              </a:graphicData>
+            </a:graphic>
+          </wp:inline>
+        </w:drawing>
+      </w:r>
+    </w:p>
+    <w:p>
+      <w:pPr>
+        <w:spacing w:after="180" w:before="40" w:line="240"/>
+        <w:jc w:val="center"/>
+      </w:pPr>
+      <w:r>
+        <w:rPr>
+          <w:rFonts w:ascii="Times New Roman" w:cs="Times New Roman" w:eastAsia="Times New Roman" w:hAnsi="Times New Roman"/>
+          <w:color w:val="3f3f3f"/>
+          <w:sz w:val="20"/>
+          <w:szCs w:val="20"/>
+        </w:rPr>
+        <w:t xml:space="preserve">Fonte: Elaborado pelos autores (2026).</w:t>
+      </w:r>
+    </w:p>
+    <w:p>
+      <w:pPr>
+        <w:keepNext/>
+        <w:spacing w:after="40" w:before="160" w:line="240"/>
+        <w:jc w:val="left"/>
+      </w:pPr>
+      <w:r>
+        <w:rPr>
+          <w:rFonts w:ascii="Times New Roman" w:cs="Times New Roman" w:eastAsia="Times New Roman" w:hAnsi="Times New Roman"/>
+          <w:b/>
+          <w:bCs/>
+          <w:color w:val="000000"/>
+          <w:sz w:val="20"/>
+          <w:szCs w:val="20"/>
+        </w:rPr>
+        <w:t xml:space="preserve">Tabela 15</w:t>
+      </w:r>
+      <w:r>
+        <w:rPr>
+          <w:rFonts w:ascii="Times New Roman" w:cs="Times New Roman" w:eastAsia="Times New Roman" w:hAnsi="Times New Roman"/>
+          <w:color w:val="000000"/>
+          <w:sz w:val="20"/>
+          <w:szCs w:val="20"/>
+        </w:rPr>
+        <w:t xml:space="preserve"> – Omnibus do efeito de dia pelos três caminhos</w:t>
+      </w:r>
+    </w:p>
+    <w:tbl>
+      <w:tblPr>
+        <w:tblW w:type="dxa" w:w="9505"/>
+        <w:tblBorders>
+          <w:top w:val="single" w:color="000000" w:sz="6"/>
+          <w:left w:val="none"/>
+          <w:bottom w:val="single" w:color="000000" w:sz="6"/>
+          <w:right w:val="none"/>
+          <w:insideH w:val="none"/>
+          <w:insideV w:val="none"/>
+        </w:tblBorders>
+      </w:tblPr>
+      <w:tblGrid>
+        <w:gridCol w:w="2005"/>
+        <w:gridCol w:w="1250"/>
+        <w:gridCol w:w="1250"/>
+        <w:gridCol w:w="1250"/>
+        <w:gridCol w:w="1250"/>
+        <w:gridCol w:w="1250"/>
+        <w:gridCol w:w="1250"/>
+      </w:tblGrid>
+      <w:tr>
+        <w:trPr>
+          <w:tblHeader/>
+        </w:trPr>
+        <w:tc>
+          <w:tcPr>
+            <w:tcW w:type="dxa" w:w="2005"/>
+            <w:tcBorders>
+              <w:top w:val="single" w:color="000000" w:sz="6"/>
+              <w:left w:val="none"/>
+              <w:bottom w:val="single" w:color="000000" w:sz="6"/>
+              <w:right w:val="none"/>
+            </w:tcBorders>
+            <w:tcMar>
+              <w:top w:type="dxa" w:w="40"/>
+              <w:left w:type="dxa" w:w="70"/>
+              <w:bottom w:type="dxa" w:w="40"/>
+              <w:right w:type="dxa" w:w="70"/>
+            </w:tcMar>
+            <w:vAlign w:val="center"/>
+          </w:tcPr>
+          <w:p>
+            <w:pPr>
+              <w:spacing w:after="0" w:line="240"/>
+              <w:jc w:val="left"/>
+            </w:pPr>
+            <w:r>
+              <w:rPr>
+                <w:rFonts w:ascii="Times New Roman" w:cs="Times New Roman" w:eastAsia="Times New Roman" w:hAnsi="Times New Roman"/>
+                <w:b/>
+                <w:bCs/>
+                <w:color w:val="000000"/>
+                <w:sz w:val="20"/>
+                <w:szCs w:val="20"/>
+              </w:rPr>
+              <w:t xml:space="preserve">Variável</w:t>
+            </w:r>
+          </w:p>
+        </w:tc>
+        <w:tc>
+          <w:tcPr>
+            <w:tcW w:type="dxa" w:w="1250"/>
+            <w:tcBorders>
+              <w:top w:val="single" w:color="000000" w:sz="6"/>
+              <w:left w:val="none"/>
+              <w:bottom w:val="single" w:color="000000" w:sz="6"/>
+              <w:right w:val="none"/>
+            </w:tcBorders>
+            <w:tcMar>
+              <w:top w:type="dxa" w:w="40"/>
+              <w:left w:type="dxa" w:w="70"/>
+              <w:bottom w:type="dxa" w:w="40"/>
+              <w:right w:type="dxa" w:w="70"/>
+            </w:tcMar>
+            <w:vAlign w:val="center"/>
+          </w:tcPr>
+          <w:p>
+            <w:pPr>
+              <w:spacing w:after="0" w:line="240"/>
+              <w:jc w:val="center"/>
+            </w:pPr>
+            <w:r>
+              <w:rPr>
+                <w:rFonts w:ascii="Times New Roman" w:cs="Times New Roman" w:eastAsia="Times New Roman" w:hAnsi="Times New Roman"/>
+                <w:b/>
+                <w:bCs/>
+                <w:color w:val="000000"/>
+                <w:sz w:val="20"/>
+                <w:szCs w:val="20"/>
+              </w:rPr>
+              <w:t xml:space="preserve">F (n19)</w:t>
+            </w:r>
+          </w:p>
+        </w:tc>
+        <w:tc>
+          <w:tcPr>
+            <w:tcW w:type="dxa" w:w="1250"/>
+            <w:tcBorders>
+              <w:top w:val="single" w:color="000000" w:sz="6"/>
+              <w:left w:val="none"/>
+              <w:bottom w:val="single" w:color="000000" w:sz="6"/>
+              <w:right w:val="none"/>
+            </w:tcBorders>
+            <w:tcMar>
+              <w:top w:type="dxa" w:w="40"/>
+              <w:left w:type="dxa" w:w="70"/>
+              <w:bottom w:type="dxa" w:w="40"/>
+              <w:right w:type="dxa" w:w="70"/>
+            </w:tcMar>
+            <w:vAlign w:val="center"/>
+          </w:tcPr>
+          <w:p>
+            <w:pPr>
+              <w:spacing w:after="0" w:line="240"/>
+              <w:jc w:val="center"/>
+            </w:pPr>
+            <w:r>
+              <w:rPr>
+                <w:rFonts w:ascii="Times New Roman" w:cs="Times New Roman" w:eastAsia="Times New Roman" w:hAnsi="Times New Roman"/>
+                <w:b/>
+                <w:bCs/>
+                <w:color w:val="000000"/>
+                <w:sz w:val="20"/>
+                <w:szCs w:val="20"/>
+              </w:rPr>
+              <w:t xml:space="preserve">η²ₚ (n19)</w:t>
+            </w:r>
+          </w:p>
+        </w:tc>
+        <w:tc>
+          <w:tcPr>
+            <w:tcW w:type="dxa" w:w="1250"/>
+            <w:tcBorders>
+              <w:top w:val="single" w:color="000000" w:sz="6"/>
+              <w:left w:val="none"/>
+              <w:bottom w:val="single" w:color="000000" w:sz="6"/>
+              <w:right w:val="none"/>
+            </w:tcBorders>
+            <w:tcMar>
+              <w:top w:type="dxa" w:w="40"/>
+              <w:left w:type="dxa" w:w="70"/>
+              <w:bottom w:type="dxa" w:w="40"/>
+              <w:right w:type="dxa" w:w="70"/>
+            </w:tcMar>
+            <w:vAlign w:val="center"/>
+          </w:tcPr>
+          <w:p>
+            <w:pPr>
+              <w:spacing w:after="0" w:line="240"/>
+              <w:jc w:val="center"/>
+            </w:pPr>
+            <w:r>
+              <w:rPr>
+                <w:rFonts w:ascii="Times New Roman" w:cs="Times New Roman" w:eastAsia="Times New Roman" w:hAnsi="Times New Roman"/>
+                <w:b/>
+                <w:bCs/>
+                <w:color w:val="000000"/>
+                <w:sz w:val="20"/>
+                <w:szCs w:val="20"/>
+              </w:rPr>
+              <w:t xml:space="preserve">F (n27)</w:t>
+            </w:r>
+          </w:p>
+        </w:tc>
+        <w:tc>
+          <w:tcPr>
+            <w:tcW w:type="dxa" w:w="1250"/>
+            <w:tcBorders>
+              <w:top w:val="single" w:color="000000" w:sz="6"/>
+              <w:left w:val="none"/>
+              <w:bottom w:val="single" w:color="000000" w:sz="6"/>
+              <w:right w:val="none"/>
+            </w:tcBorders>
+            <w:tcMar>
+              <w:top w:type="dxa" w:w="40"/>
+              <w:left w:type="dxa" w:w="70"/>
+              <w:bottom w:type="dxa" w:w="40"/>
+              <w:right w:type="dxa" w:w="70"/>
+            </w:tcMar>
+            <w:vAlign w:val="center"/>
+          </w:tcPr>
+          <w:p>
+            <w:pPr>
+              <w:spacing w:after="0" w:line="240"/>
+              <w:jc w:val="center"/>
+            </w:pPr>
+            <w:r>
+              <w:rPr>
+                <w:rFonts w:ascii="Times New Roman" w:cs="Times New Roman" w:eastAsia="Times New Roman" w:hAnsi="Times New Roman"/>
+                <w:b/>
+                <w:bCs/>
+                <w:color w:val="000000"/>
+                <w:sz w:val="20"/>
+                <w:szCs w:val="20"/>
+              </w:rPr>
+              <w:t xml:space="preserve">η²ₚ (n27)</w:t>
+            </w:r>
+          </w:p>
+        </w:tc>
+        <w:tc>
+          <w:tcPr>
+            <w:tcW w:type="dxa" w:w="1250"/>
+            <w:tcBorders>
+              <w:top w:val="single" w:color="000000" w:sz="6"/>
+              <w:left w:val="none"/>
+              <w:bottom w:val="single" w:color="000000" w:sz="6"/>
+              <w:right w:val="none"/>
+            </w:tcBorders>
+            <w:tcMar>
+              <w:top w:type="dxa" w:w="40"/>
+              <w:left w:type="dxa" w:w="70"/>
+              <w:bottom w:type="dxa" w:w="40"/>
+              <w:right w:type="dxa" w:w="70"/>
+            </w:tcMar>
+            <w:vAlign w:val="center"/>
+          </w:tcPr>
+          <w:p>
+            <w:pPr>
+              <w:spacing w:after="0" w:line="240"/>
+              <w:jc w:val="center"/>
+            </w:pPr>
+            <w:r>
+              <w:rPr>
+                <w:rFonts w:ascii="Times New Roman" w:cs="Times New Roman" w:eastAsia="Times New Roman" w:hAnsi="Times New Roman"/>
+                <w:b/>
+                <w:bCs/>
+                <w:color w:val="000000"/>
+                <w:sz w:val="20"/>
+                <w:szCs w:val="20"/>
+              </w:rPr>
+              <w:t xml:space="preserve">p (misto)</w:t>
+            </w:r>
+          </w:p>
+        </w:tc>
+        <w:tc>
+          <w:tcPr>
+            <w:tcW w:type="dxa" w:w="1250"/>
+            <w:tcBorders>
+              <w:top w:val="single" w:color="000000" w:sz="6"/>
+              <w:left w:val="none"/>
+              <w:bottom w:val="single" w:color="000000" w:sz="6"/>
+              <w:right w:val="none"/>
+            </w:tcBorders>
+            <w:tcMar>
+              <w:top w:type="dxa" w:w="40"/>
+              <w:left w:type="dxa" w:w="70"/>
+              <w:bottom w:type="dxa" w:w="40"/>
+              <w:right w:type="dxa" w:w="70"/>
+            </w:tcMar>
+            <w:vAlign w:val="center"/>
+          </w:tcPr>
+          <w:p>
+            <w:pPr>
+              <w:spacing w:after="0" w:line="240"/>
+              <w:jc w:val="center"/>
+            </w:pPr>
+            <w:r>
+              <w:rPr>
+                <w:rFonts w:ascii="Times New Roman" w:cs="Times New Roman" w:eastAsia="Times New Roman" w:hAnsi="Times New Roman"/>
+                <w:b/>
+                <w:bCs/>
+                <w:color w:val="000000"/>
+                <w:sz w:val="20"/>
+                <w:szCs w:val="20"/>
+              </w:rPr>
+              <w:t xml:space="preserve">Efeito de dia</w:t>
+            </w:r>
+          </w:p>
+        </w:tc>
+      </w:tr>
+      <w:tr>
+        <w:tc>
+          <w:tcPr>
+            <w:tcW w:type="dxa" w:w="2005"/>
+            <w:tcBorders>
+              <w:top w:val="none"/>
+              <w:left w:val="none"/>
+              <w:bottom w:val="none"/>
+              <w:right w:val="none"/>
+            </w:tcBorders>
+            <w:tcMar>
+              <w:top w:type="dxa" w:w="30"/>
+              <w:left w:type="dxa" w:w="70"/>
+              <w:bottom w:type="dxa" w:w="30"/>
+              <w:right w:type="dxa" w:w="70"/>
+            </w:tcMar>
+            <w:vAlign w:val="center"/>
+          </w:tcPr>
+          <w:p>
+            <w:pPr>
+              <w:spacing w:after="0" w:line="240"/>
+              <w:jc w:val="left"/>
+            </w:pPr>
+            <w:r>
+              <w:rPr>
+                <w:rFonts w:ascii="Times New Roman" w:cs="Times New Roman" w:eastAsia="Times New Roman" w:hAnsi="Times New Roman"/>
+                <w:b/>
+                <w:bCs/>
+                <w:color w:val="000000"/>
+                <w:sz w:val="20"/>
+                <w:szCs w:val="20"/>
+              </w:rPr>
+              <w:t xml:space="preserve">Vigor</w:t>
+            </w:r>
+          </w:p>
+        </w:tc>
+        <w:tc>
+          <w:tcPr>
+            <w:tcW w:type="dxa" w:w="1250"/>
+            <w:tcBorders>
+              <w:top w:val="none"/>
+              <w:left w:val="none"/>
+              <w:bottom w:val="none"/>
+              <w:right w:val="none"/>
+            </w:tcBorders>
+            <w:tcMar>
+              <w:top w:type="dxa" w:w="30"/>
+              <w:left w:type="dxa" w:w="70"/>
+              <w:bottom w:type="dxa" w:w="30"/>
+              <w:right w:type="dxa" w:w="70"/>
+            </w:tcMar>
+            <w:vAlign w:val="center"/>
+          </w:tcPr>
+          <w:p>
+            <w:pPr>
+              <w:spacing w:after="0" w:line="240"/>
+              <w:jc w:val="center"/>
+            </w:pPr>
+            <w:r>
+              <w:rPr>
+                <w:rFonts w:ascii="Times New Roman" w:cs="Times New Roman" w:eastAsia="Times New Roman" w:hAnsi="Times New Roman"/>
+                <w:color w:val="000000"/>
+                <w:sz w:val="20"/>
+                <w:szCs w:val="20"/>
+              </w:rPr>
+              <w:t xml:space="preserve">6,3</w:t>
+            </w:r>
+          </w:p>
+        </w:tc>
+        <w:tc>
+          <w:tcPr>
+            <w:tcW w:type="dxa" w:w="1250"/>
+            <w:tcBorders>
+              <w:top w:val="none"/>
+              <w:left w:val="none"/>
+              <w:bottom w:val="none"/>
+              <w:right w:val="none"/>
+            </w:tcBorders>
+            <w:tcMar>
+              <w:top w:type="dxa" w:w="30"/>
+              <w:left w:type="dxa" w:w="70"/>
+              <w:bottom w:type="dxa" w:w="30"/>
+              <w:right w:type="dxa" w:w="70"/>
+            </w:tcMar>
+            <w:vAlign w:val="center"/>
+          </w:tcPr>
+          <w:p>
+            <w:pPr>
+              <w:spacing w:after="0" w:line="240"/>
+              <w:jc w:val="center"/>
+            </w:pPr>
+            <w:r>
+              <w:rPr>
+                <w:rFonts w:ascii="Times New Roman" w:cs="Times New Roman" w:eastAsia="Times New Roman" w:hAnsi="Times New Roman"/>
+                <w:color w:val="000000"/>
+                <w:sz w:val="20"/>
+                <w:szCs w:val="20"/>
+              </w:rPr>
+              <w:t xml:space="preserve">0,26</w:t>
+            </w:r>
+          </w:p>
+        </w:tc>
+        <w:tc>
+          <w:tcPr>
+            <w:tcW w:type="dxa" w:w="1250"/>
+            <w:tcBorders>
+              <w:top w:val="none"/>
+              <w:left w:val="none"/>
+              <w:bottom w:val="none"/>
+              <w:right w:val="none"/>
+            </w:tcBorders>
+            <w:tcMar>
+              <w:top w:type="dxa" w:w="30"/>
+              <w:left w:type="dxa" w:w="70"/>
+              <w:bottom w:type="dxa" w:w="30"/>
+              <w:right w:type="dxa" w:w="70"/>
+            </w:tcMar>
+            <w:vAlign w:val="center"/>
+          </w:tcPr>
+          <w:p>
+            <w:pPr>
+              <w:spacing w:after="0" w:line="240"/>
+              <w:jc w:val="center"/>
+            </w:pPr>
+            <w:r>
+              <w:rPr>
+                <w:rFonts w:ascii="Times New Roman" w:cs="Times New Roman" w:eastAsia="Times New Roman" w:hAnsi="Times New Roman"/>
+                <w:color w:val="000000"/>
+                <w:sz w:val="20"/>
+                <w:szCs w:val="20"/>
+              </w:rPr>
+              <w:t xml:space="preserve">7,8</w:t>
+            </w:r>
+          </w:p>
+        </w:tc>
+        <w:tc>
+          <w:tcPr>
+            <w:tcW w:type="dxa" w:w="1250"/>
+            <w:tcBorders>
+              <w:top w:val="none"/>
+              <w:left w:val="none"/>
+              <w:bottom w:val="none"/>
+              <w:right w:val="none"/>
+            </w:tcBorders>
+            <w:tcMar>
+              <w:top w:type="dxa" w:w="30"/>
+              <w:left w:type="dxa" w:w="70"/>
+              <w:bottom w:type="dxa" w:w="30"/>
+              <w:right w:type="dxa" w:w="70"/>
+            </w:tcMar>
+            <w:vAlign w:val="center"/>
+          </w:tcPr>
+          <w:p>
+            <w:pPr>
+              <w:spacing w:after="0" w:line="240"/>
+              <w:jc w:val="center"/>
+            </w:pPr>
+            <w:r>
+              <w:rPr>
+                <w:rFonts w:ascii="Times New Roman" w:cs="Times New Roman" w:eastAsia="Times New Roman" w:hAnsi="Times New Roman"/>
+                <w:color w:val="000000"/>
+                <w:sz w:val="20"/>
+                <w:szCs w:val="20"/>
+              </w:rPr>
+              <w:t xml:space="preserve">0,23</w:t>
+            </w:r>
+          </w:p>
+        </w:tc>
+        <w:tc>
+          <w:tcPr>
+            <w:tcW w:type="dxa" w:w="1250"/>
+            <w:tcBorders>
+              <w:top w:val="none"/>
+              <w:left w:val="none"/>
+              <w:bottom w:val="none"/>
+              <w:right w:val="none"/>
+            </w:tcBorders>
+            <w:tcMar>
+              <w:top w:type="dxa" w:w="30"/>
+              <w:left w:type="dxa" w:w="70"/>
+              <w:bottom w:type="dxa" w:w="30"/>
+              <w:right w:type="dxa" w:w="70"/>
+            </w:tcMar>
+            <w:vAlign w:val="center"/>
+          </w:tcPr>
+          <w:p>
+            <w:pPr>
+              <w:spacing w:after="0" w:line="240"/>
+              <w:jc w:val="center"/>
+            </w:pPr>
+            <w:r>
+              <w:rPr>
+                <w:rFonts w:ascii="Times New Roman" w:cs="Times New Roman" w:eastAsia="Times New Roman" w:hAnsi="Times New Roman"/>
+                <w:color w:val="000000"/>
+                <w:sz w:val="20"/>
+                <w:szCs w:val="20"/>
+              </w:rPr>
+              <w:t xml:space="preserve">p &lt; 0,001</w:t>
+            </w:r>
+          </w:p>
+        </w:tc>
+        <w:tc>
+          <w:tcPr>
+            <w:tcW w:type="dxa" w:w="1250"/>
+            <w:tcBorders>
+              <w:top w:val="none"/>
+              <w:left w:val="none"/>
+              <w:bottom w:val="none"/>
+              <w:right w:val="none"/>
+            </w:tcBorders>
+            <w:tcMar>
+              <w:top w:type="dxa" w:w="30"/>
+              <w:left w:type="dxa" w:w="70"/>
+              <w:bottom w:type="dxa" w:w="30"/>
+              <w:right w:type="dxa" w:w="70"/>
+            </w:tcMar>
+            <w:vAlign w:val="center"/>
+          </w:tcPr>
+          <w:p>
+            <w:pPr>
+              <w:spacing w:after="0" w:line="240"/>
+              <w:jc w:val="center"/>
+            </w:pPr>
+            <w:r>
+              <w:rPr>
+                <w:rFonts w:ascii="Times New Roman" w:cs="Times New Roman" w:eastAsia="Times New Roman" w:hAnsi="Times New Roman"/>
+                <w:b/>
+                <w:bCs/>
+                <w:color w:val="000000"/>
+                <w:sz w:val="20"/>
+                <w:szCs w:val="20"/>
+              </w:rPr>
+              <w:t xml:space="preserve">19 · 27 · M</w:t>
+            </w:r>
+          </w:p>
+        </w:tc>
+      </w:tr>
+      <w:tr>
+        <w:tc>
+          <w:tcPr>
+            <w:tcW w:type="dxa" w:w="2005"/>
+            <w:tcBorders>
+              <w:top w:val="none"/>
+              <w:left w:val="none"/>
+              <w:bottom w:val="none"/>
+              <w:right w:val="none"/>
+            </w:tcBorders>
+            <w:tcMar>
+              <w:top w:type="dxa" w:w="30"/>
+              <w:left w:type="dxa" w:w="70"/>
+              <w:bottom w:type="dxa" w:w="30"/>
+              <w:right w:type="dxa" w:w="70"/>
+            </w:tcMar>
+            <w:vAlign w:val="center"/>
+          </w:tcPr>
+          <w:p>
+            <w:pPr>
+              <w:spacing w:after="0" w:line="240"/>
+              <w:jc w:val="left"/>
+            </w:pPr>
+            <w:r>
+              <w:rPr>
+                <w:rFonts w:ascii="Times New Roman" w:cs="Times New Roman" w:eastAsia="Times New Roman" w:hAnsi="Times New Roman"/>
+                <w:b/>
+                <w:bCs/>
+                <w:color w:val="000000"/>
+                <w:sz w:val="20"/>
+                <w:szCs w:val="20"/>
+              </w:rPr>
+              <w:t xml:space="preserve">Fadiga</w:t>
+            </w:r>
+          </w:p>
+        </w:tc>
+        <w:tc>
+          <w:tcPr>
+            <w:tcW w:type="dxa" w:w="1250"/>
+            <w:tcBorders>
+              <w:top w:val="none"/>
+              <w:left w:val="none"/>
+              <w:bottom w:val="none"/>
+              <w:right w:val="none"/>
+            </w:tcBorders>
+            <w:tcMar>
+              <w:top w:type="dxa" w:w="30"/>
+              <w:left w:type="dxa" w:w="70"/>
+              <w:bottom w:type="dxa" w:w="30"/>
+              <w:right w:type="dxa" w:w="70"/>
+            </w:tcMar>
+            <w:vAlign w:val="center"/>
+          </w:tcPr>
+          <w:p>
+            <w:pPr>
+              <w:spacing w:after="0" w:line="240"/>
+              <w:jc w:val="center"/>
+            </w:pPr>
+            <w:r>
+              <w:rPr>
+                <w:rFonts w:ascii="Times New Roman" w:cs="Times New Roman" w:eastAsia="Times New Roman" w:hAnsi="Times New Roman"/>
+                <w:color w:val="000000"/>
+                <w:sz w:val="20"/>
+                <w:szCs w:val="20"/>
+              </w:rPr>
+              <w:t xml:space="preserve">3,1</w:t>
+            </w:r>
+          </w:p>
+        </w:tc>
+        <w:tc>
+          <w:tcPr>
+            <w:tcW w:type="dxa" w:w="1250"/>
+            <w:tcBorders>
+              <w:top w:val="none"/>
+              <w:left w:val="none"/>
+              <w:bottom w:val="none"/>
+              <w:right w:val="none"/>
+            </w:tcBorders>
+            <w:tcMar>
+              <w:top w:type="dxa" w:w="30"/>
+              <w:left w:type="dxa" w:w="70"/>
+              <w:bottom w:type="dxa" w:w="30"/>
+              <w:right w:type="dxa" w:w="70"/>
+            </w:tcMar>
+            <w:vAlign w:val="center"/>
+          </w:tcPr>
+          <w:p>
+            <w:pPr>
+              <w:spacing w:after="0" w:line="240"/>
+              <w:jc w:val="center"/>
+            </w:pPr>
+            <w:r>
+              <w:rPr>
+                <w:rFonts w:ascii="Times New Roman" w:cs="Times New Roman" w:eastAsia="Times New Roman" w:hAnsi="Times New Roman"/>
+                <w:color w:val="000000"/>
+                <w:sz w:val="20"/>
+                <w:szCs w:val="20"/>
+              </w:rPr>
+              <w:t xml:space="preserve">0,15</w:t>
+            </w:r>
+          </w:p>
+        </w:tc>
+        <w:tc>
+          <w:tcPr>
+            <w:tcW w:type="dxa" w:w="1250"/>
+            <w:tcBorders>
+              <w:top w:val="none"/>
+              <w:left w:val="none"/>
+              <w:bottom w:val="none"/>
+              <w:right w:val="none"/>
+            </w:tcBorders>
+            <w:tcMar>
+              <w:top w:type="dxa" w:w="30"/>
+              <w:left w:type="dxa" w:w="70"/>
+              <w:bottom w:type="dxa" w:w="30"/>
+              <w:right w:type="dxa" w:w="70"/>
+            </w:tcMar>
+            <w:vAlign w:val="center"/>
+          </w:tcPr>
+          <w:p>
+            <w:pPr>
+              <w:spacing w:after="0" w:line="240"/>
+              <w:jc w:val="center"/>
+            </w:pPr>
+            <w:r>
+              <w:rPr>
+                <w:rFonts w:ascii="Times New Roman" w:cs="Times New Roman" w:eastAsia="Times New Roman" w:hAnsi="Times New Roman"/>
+                <w:color w:val="000000"/>
+                <w:sz w:val="20"/>
+                <w:szCs w:val="20"/>
+              </w:rPr>
+              <w:t xml:space="preserve">7,6</w:t>
+            </w:r>
+          </w:p>
+        </w:tc>
+        <w:tc>
+          <w:tcPr>
+            <w:tcW w:type="dxa" w:w="1250"/>
+            <w:tcBorders>
+              <w:top w:val="none"/>
+              <w:left w:val="none"/>
+              <w:bottom w:val="none"/>
+              <w:right w:val="none"/>
+            </w:tcBorders>
+            <w:tcMar>
+              <w:top w:type="dxa" w:w="30"/>
+              <w:left w:type="dxa" w:w="70"/>
+              <w:bottom w:type="dxa" w:w="30"/>
+              <w:right w:type="dxa" w:w="70"/>
+            </w:tcMar>
+            <w:vAlign w:val="center"/>
+          </w:tcPr>
+          <w:p>
+            <w:pPr>
+              <w:spacing w:after="0" w:line="240"/>
+              <w:jc w:val="center"/>
+            </w:pPr>
+            <w:r>
+              <w:rPr>
+                <w:rFonts w:ascii="Times New Roman" w:cs="Times New Roman" w:eastAsia="Times New Roman" w:hAnsi="Times New Roman"/>
+                <w:color w:val="000000"/>
+                <w:sz w:val="20"/>
+                <w:szCs w:val="20"/>
+              </w:rPr>
+              <w:t xml:space="preserve">0,23</w:t>
+            </w:r>
+          </w:p>
+        </w:tc>
+        <w:tc>
+          <w:tcPr>
+            <w:tcW w:type="dxa" w:w="1250"/>
+            <w:tcBorders>
+              <w:top w:val="none"/>
+              <w:left w:val="none"/>
+              <w:bottom w:val="none"/>
+              <w:right w:val="none"/>
+            </w:tcBorders>
+            <w:tcMar>
+              <w:top w:type="dxa" w:w="30"/>
+              <w:left w:type="dxa" w:w="70"/>
+              <w:bottom w:type="dxa" w:w="30"/>
+              <w:right w:type="dxa" w:w="70"/>
+            </w:tcMar>
+            <w:vAlign w:val="center"/>
+          </w:tcPr>
+          <w:p>
+            <w:pPr>
+              <w:spacing w:after="0" w:line="240"/>
+              <w:jc w:val="center"/>
+            </w:pPr>
+            <w:r>
+              <w:rPr>
+                <w:rFonts w:ascii="Times New Roman" w:cs="Times New Roman" w:eastAsia="Times New Roman" w:hAnsi="Times New Roman"/>
+                <w:color w:val="000000"/>
+                <w:sz w:val="20"/>
+                <w:szCs w:val="20"/>
+              </w:rPr>
+              <w:t xml:space="preserve">p &lt; 0,001</w:t>
+            </w:r>
+          </w:p>
+        </w:tc>
+        <w:tc>
+          <w:tcPr>
+            <w:tcW w:type="dxa" w:w="1250"/>
+            <w:tcBorders>
+              <w:top w:val="none"/>
+              <w:left w:val="none"/>
+              <w:bottom w:val="none"/>
+              <w:right w:val="none"/>
+            </w:tcBorders>
+            <w:tcMar>
+              <w:top w:type="dxa" w:w="30"/>
+              <w:left w:type="dxa" w:w="70"/>
+              <w:bottom w:type="dxa" w:w="30"/>
+              <w:right w:type="dxa" w:w="70"/>
+            </w:tcMar>
+            <w:vAlign w:val="center"/>
+          </w:tcPr>
+          <w:p>
+            <w:pPr>
+              <w:spacing w:after="0" w:line="240"/>
+              <w:jc w:val="center"/>
+            </w:pPr>
+            <w:r>
+              <w:rPr>
+                <w:rFonts w:ascii="Times New Roman" w:cs="Times New Roman" w:eastAsia="Times New Roman" w:hAnsi="Times New Roman"/>
+                <w:b/>
+                <w:bCs/>
+                <w:color w:val="000000"/>
+                <w:sz w:val="20"/>
+                <w:szCs w:val="20"/>
+              </w:rPr>
+              <w:t xml:space="preserve">19 · 27 · M</w:t>
+            </w:r>
+          </w:p>
+        </w:tc>
+      </w:tr>
+      <w:tr>
+        <w:tc>
+          <w:tcPr>
+            <w:tcW w:type="dxa" w:w="2005"/>
+            <w:tcBorders>
+              <w:top w:val="none"/>
+              <w:left w:val="none"/>
+              <w:bottom w:val="none"/>
+              <w:right w:val="none"/>
+            </w:tcBorders>
+            <w:tcMar>
+              <w:top w:type="dxa" w:w="30"/>
+              <w:left w:type="dxa" w:w="70"/>
+              <w:bottom w:type="dxa" w:w="30"/>
+              <w:right w:type="dxa" w:w="70"/>
+            </w:tcMar>
+            <w:vAlign w:val="center"/>
+          </w:tcPr>
+          <w:p>
+            <w:pPr>
+              <w:spacing w:after="0" w:line="240"/>
+              <w:jc w:val="left"/>
+            </w:pPr>
+            <w:r>
+              <w:rPr>
+                <w:rFonts w:ascii="Times New Roman" w:cs="Times New Roman" w:eastAsia="Times New Roman" w:hAnsi="Times New Roman"/>
+                <w:b/>
+                <w:bCs/>
+                <w:color w:val="000000"/>
+                <w:sz w:val="20"/>
+                <w:szCs w:val="20"/>
+              </w:rPr>
+              <w:t xml:space="preserve">Fadiga física</w:t>
+            </w:r>
+          </w:p>
+        </w:tc>
+        <w:tc>
+          <w:tcPr>
+            <w:tcW w:type="dxa" w:w="1250"/>
+            <w:tcBorders>
+              <w:top w:val="none"/>
+              <w:left w:val="none"/>
+              <w:bottom w:val="none"/>
+              <w:right w:val="none"/>
+            </w:tcBorders>
+            <w:tcMar>
+              <w:top w:type="dxa" w:w="30"/>
+              <w:left w:type="dxa" w:w="70"/>
+              <w:bottom w:type="dxa" w:w="30"/>
+              <w:right w:type="dxa" w:w="70"/>
+            </w:tcMar>
+            <w:vAlign w:val="center"/>
+          </w:tcPr>
+          <w:p>
+            <w:pPr>
+              <w:spacing w:after="0" w:line="240"/>
+              <w:jc w:val="center"/>
+            </w:pPr>
+            <w:r>
+              <w:rPr>
+                <w:rFonts w:ascii="Times New Roman" w:cs="Times New Roman" w:eastAsia="Times New Roman" w:hAnsi="Times New Roman"/>
+                <w:color w:val="000000"/>
+                <w:sz w:val="20"/>
+                <w:szCs w:val="20"/>
+              </w:rPr>
+              <w:t xml:space="preserve">13,0</w:t>
+            </w:r>
+          </w:p>
+        </w:tc>
+        <w:tc>
+          <w:tcPr>
+            <w:tcW w:type="dxa" w:w="1250"/>
+            <w:tcBorders>
+              <w:top w:val="none"/>
+              <w:left w:val="none"/>
+              <w:bottom w:val="none"/>
+              <w:right w:val="none"/>
+            </w:tcBorders>
+            <w:tcMar>
+              <w:top w:type="dxa" w:w="30"/>
+              <w:left w:type="dxa" w:w="70"/>
+              <w:bottom w:type="dxa" w:w="30"/>
+              <w:right w:type="dxa" w:w="70"/>
+            </w:tcMar>
+            <w:vAlign w:val="center"/>
+          </w:tcPr>
+          <w:p>
+            <w:pPr>
+              <w:spacing w:after="0" w:line="240"/>
+              <w:jc w:val="center"/>
+            </w:pPr>
+            <w:r>
+              <w:rPr>
+                <w:rFonts w:ascii="Times New Roman" w:cs="Times New Roman" w:eastAsia="Times New Roman" w:hAnsi="Times New Roman"/>
+                <w:color w:val="000000"/>
+                <w:sz w:val="20"/>
+                <w:szCs w:val="20"/>
+              </w:rPr>
+              <w:t xml:space="preserve">0,42</w:t>
+            </w:r>
+          </w:p>
+        </w:tc>
+        <w:tc>
+          <w:tcPr>
+            <w:tcW w:type="dxa" w:w="1250"/>
+            <w:tcBorders>
+              <w:top w:val="none"/>
+              <w:left w:val="none"/>
+              <w:bottom w:val="none"/>
+              <w:right w:val="none"/>
+            </w:tcBorders>
+            <w:tcMar>
+              <w:top w:type="dxa" w:w="30"/>
+              <w:left w:type="dxa" w:w="70"/>
+              <w:bottom w:type="dxa" w:w="30"/>
+              <w:right w:type="dxa" w:w="70"/>
+            </w:tcMar>
+            <w:vAlign w:val="center"/>
+          </w:tcPr>
+          <w:p>
+            <w:pPr>
+              <w:spacing w:after="0" w:line="240"/>
+              <w:jc w:val="center"/>
+            </w:pPr>
+            <w:r>
+              <w:rPr>
+                <w:rFonts w:ascii="Times New Roman" w:cs="Times New Roman" w:eastAsia="Times New Roman" w:hAnsi="Times New Roman"/>
+                <w:color w:val="000000"/>
+                <w:sz w:val="20"/>
+                <w:szCs w:val="20"/>
+              </w:rPr>
+              <w:t xml:space="preserve">20,9</w:t>
+            </w:r>
+          </w:p>
+        </w:tc>
+        <w:tc>
+          <w:tcPr>
+            <w:tcW w:type="dxa" w:w="1250"/>
+            <w:tcBorders>
+              <w:top w:val="none"/>
+              <w:left w:val="none"/>
+              <w:bottom w:val="none"/>
+              <w:right w:val="none"/>
+            </w:tcBorders>
+            <w:tcMar>
+              <w:top w:type="dxa" w:w="30"/>
+              <w:left w:type="dxa" w:w="70"/>
+              <w:bottom w:type="dxa" w:w="30"/>
+              <w:right w:type="dxa" w:w="70"/>
+            </w:tcMar>
+            <w:vAlign w:val="center"/>
+          </w:tcPr>
+          <w:p>
+            <w:pPr>
+              <w:spacing w:after="0" w:line="240"/>
+              <w:jc w:val="center"/>
+            </w:pPr>
+            <w:r>
+              <w:rPr>
+                <w:rFonts w:ascii="Times New Roman" w:cs="Times New Roman" w:eastAsia="Times New Roman" w:hAnsi="Times New Roman"/>
+                <w:color w:val="000000"/>
+                <w:sz w:val="20"/>
+                <w:szCs w:val="20"/>
+              </w:rPr>
+              <w:t xml:space="preserve">0,45</w:t>
+            </w:r>
+          </w:p>
+        </w:tc>
+        <w:tc>
+          <w:tcPr>
+            <w:tcW w:type="dxa" w:w="1250"/>
+            <w:tcBorders>
+              <w:top w:val="none"/>
+              <w:left w:val="none"/>
+              <w:bottom w:val="none"/>
+              <w:right w:val="none"/>
+            </w:tcBorders>
+            <w:tcMar>
+              <w:top w:type="dxa" w:w="30"/>
+              <w:left w:type="dxa" w:w="70"/>
+              <w:bottom w:type="dxa" w:w="30"/>
+              <w:right w:type="dxa" w:w="70"/>
+            </w:tcMar>
+            <w:vAlign w:val="center"/>
+          </w:tcPr>
+          <w:p>
+            <w:pPr>
+              <w:spacing w:after="0" w:line="240"/>
+              <w:jc w:val="center"/>
+            </w:pPr>
+            <w:r>
+              <w:rPr>
+                <w:rFonts w:ascii="Times New Roman" w:cs="Times New Roman" w:eastAsia="Times New Roman" w:hAnsi="Times New Roman"/>
+                <w:color w:val="000000"/>
+                <w:sz w:val="20"/>
+                <w:szCs w:val="20"/>
+              </w:rPr>
+              <w:t xml:space="preserve">p &lt; 0,001</w:t>
+            </w:r>
+          </w:p>
+        </w:tc>
+        <w:tc>
+          <w:tcPr>
+            <w:tcW w:type="dxa" w:w="1250"/>
+            <w:tcBorders>
+              <w:top w:val="none"/>
+              <w:left w:val="none"/>
+              <w:bottom w:val="none"/>
+              <w:right w:val="none"/>
+            </w:tcBorders>
+            <w:tcMar>
+              <w:top w:type="dxa" w:w="30"/>
+              <w:left w:type="dxa" w:w="70"/>
+              <w:bottom w:type="dxa" w:w="30"/>
+              <w:right w:type="dxa" w:w="70"/>
+            </w:tcMar>
+            <w:vAlign w:val="center"/>
+          </w:tcPr>
+          <w:p>
+            <w:pPr>
+              <w:spacing w:after="0" w:line="240"/>
+              <w:jc w:val="center"/>
+            </w:pPr>
+            <w:r>
+              <w:rPr>
+                <w:rFonts w:ascii="Times New Roman" w:cs="Times New Roman" w:eastAsia="Times New Roman" w:hAnsi="Times New Roman"/>
+                <w:b/>
+                <w:bCs/>
+                <w:color w:val="000000"/>
+                <w:sz w:val="20"/>
+                <w:szCs w:val="20"/>
+              </w:rPr>
+              <w:t xml:space="preserve">19 · 27 · M</w:t>
+            </w:r>
+          </w:p>
+        </w:tc>
+      </w:tr>
+      <w:tr>
+        <w:tc>
+          <w:tcPr>
+            <w:tcW w:type="dxa" w:w="2005"/>
+            <w:tcBorders>
+              <w:top w:val="none"/>
+              <w:left w:val="none"/>
+              <w:bottom w:val="none"/>
+              <w:right w:val="none"/>
+            </w:tcBorders>
+            <w:tcMar>
+              <w:top w:type="dxa" w:w="30"/>
+              <w:left w:type="dxa" w:w="70"/>
+              <w:bottom w:type="dxa" w:w="30"/>
+              <w:right w:type="dxa" w:w="70"/>
+            </w:tcMar>
+            <w:vAlign w:val="center"/>
+          </w:tcPr>
+          <w:p>
+            <w:pPr>
+              <w:spacing w:after="0" w:line="240"/>
+              <w:jc w:val="left"/>
+            </w:pPr>
+            <w:r>
+              <w:rPr>
+                <w:rFonts w:ascii="Times New Roman" w:cs="Times New Roman" w:eastAsia="Times New Roman" w:hAnsi="Times New Roman"/>
+                <w:b/>
+                <w:bCs/>
+                <w:color w:val="000000"/>
+                <w:sz w:val="20"/>
+                <w:szCs w:val="20"/>
+              </w:rPr>
+              <w:t xml:space="preserve">Fadiga mental</w:t>
+            </w:r>
+          </w:p>
+        </w:tc>
+        <w:tc>
+          <w:tcPr>
+            <w:tcW w:type="dxa" w:w="1250"/>
+            <w:tcBorders>
+              <w:top w:val="none"/>
+              <w:left w:val="none"/>
+              <w:bottom w:val="none"/>
+              <w:right w:val="none"/>
+            </w:tcBorders>
+            <w:tcMar>
+              <w:top w:type="dxa" w:w="30"/>
+              <w:left w:type="dxa" w:w="70"/>
+              <w:bottom w:type="dxa" w:w="30"/>
+              <w:right w:type="dxa" w:w="70"/>
+            </w:tcMar>
+            <w:vAlign w:val="center"/>
+          </w:tcPr>
+          <w:p>
+            <w:pPr>
+              <w:spacing w:after="0" w:line="240"/>
+              <w:jc w:val="center"/>
+            </w:pPr>
+            <w:r>
+              <w:rPr>
+                <w:rFonts w:ascii="Times New Roman" w:cs="Times New Roman" w:eastAsia="Times New Roman" w:hAnsi="Times New Roman"/>
+                <w:color w:val="000000"/>
+                <w:sz w:val="20"/>
+                <w:szCs w:val="20"/>
+              </w:rPr>
+              <w:t xml:space="preserve">1,6</w:t>
+            </w:r>
+          </w:p>
+        </w:tc>
+        <w:tc>
+          <w:tcPr>
+            <w:tcW w:type="dxa" w:w="1250"/>
+            <w:tcBorders>
+              <w:top w:val="none"/>
+              <w:left w:val="none"/>
+              <w:bottom w:val="none"/>
+              <w:right w:val="none"/>
+            </w:tcBorders>
+            <w:tcMar>
+              <w:top w:type="dxa" w:w="30"/>
+              <w:left w:type="dxa" w:w="70"/>
+              <w:bottom w:type="dxa" w:w="30"/>
+              <w:right w:type="dxa" w:w="70"/>
+            </w:tcMar>
+            <w:vAlign w:val="center"/>
+          </w:tcPr>
+          <w:p>
+            <w:pPr>
+              <w:spacing w:after="0" w:line="240"/>
+              <w:jc w:val="center"/>
+            </w:pPr>
+            <w:r>
+              <w:rPr>
+                <w:rFonts w:ascii="Times New Roman" w:cs="Times New Roman" w:eastAsia="Times New Roman" w:hAnsi="Times New Roman"/>
+                <w:color w:val="000000"/>
+                <w:sz w:val="20"/>
+                <w:szCs w:val="20"/>
+              </w:rPr>
+              <w:t xml:space="preserve">0,08</w:t>
+            </w:r>
+          </w:p>
+        </w:tc>
+        <w:tc>
+          <w:tcPr>
+            <w:tcW w:type="dxa" w:w="1250"/>
+            <w:tcBorders>
+              <w:top w:val="none"/>
+              <w:left w:val="none"/>
+              <w:bottom w:val="none"/>
+              <w:right w:val="none"/>
+            </w:tcBorders>
+            <w:tcMar>
+              <w:top w:type="dxa" w:w="30"/>
+              <w:left w:type="dxa" w:w="70"/>
+              <w:bottom w:type="dxa" w:w="30"/>
+              <w:right w:type="dxa" w:w="70"/>
+            </w:tcMar>
+            <w:vAlign w:val="center"/>
+          </w:tcPr>
+          <w:p>
+            <w:pPr>
+              <w:spacing w:after="0" w:line="240"/>
+              <w:jc w:val="center"/>
+            </w:pPr>
+            <w:r>
+              <w:rPr>
+                <w:rFonts w:ascii="Times New Roman" w:cs="Times New Roman" w:eastAsia="Times New Roman" w:hAnsi="Times New Roman"/>
+                <w:color w:val="000000"/>
+                <w:sz w:val="20"/>
+                <w:szCs w:val="20"/>
+              </w:rPr>
+              <w:t xml:space="preserve">1,1</w:t>
+            </w:r>
+          </w:p>
+        </w:tc>
+        <w:tc>
+          <w:tcPr>
+            <w:tcW w:type="dxa" w:w="1250"/>
+            <w:tcBorders>
+              <w:top w:val="none"/>
+              <w:left w:val="none"/>
+              <w:bottom w:val="none"/>
+              <w:right w:val="none"/>
+            </w:tcBorders>
+            <w:tcMar>
+              <w:top w:type="dxa" w:w="30"/>
+              <w:left w:type="dxa" w:w="70"/>
+              <w:bottom w:type="dxa" w:w="30"/>
+              <w:right w:type="dxa" w:w="70"/>
+            </w:tcMar>
+            <w:vAlign w:val="center"/>
+          </w:tcPr>
+          <w:p>
+            <w:pPr>
+              <w:spacing w:after="0" w:line="240"/>
+              <w:jc w:val="center"/>
+            </w:pPr>
+            <w:r>
+              <w:rPr>
+                <w:rFonts w:ascii="Times New Roman" w:cs="Times New Roman" w:eastAsia="Times New Roman" w:hAnsi="Times New Roman"/>
+                <w:color w:val="000000"/>
+                <w:sz w:val="20"/>
+                <w:szCs w:val="20"/>
+              </w:rPr>
+              <w:t xml:space="preserve">0,04</w:t>
+            </w:r>
+          </w:p>
+        </w:tc>
+        <w:tc>
+          <w:tcPr>
+            <w:tcW w:type="dxa" w:w="1250"/>
+            <w:tcBorders>
+              <w:top w:val="none"/>
+              <w:left w:val="none"/>
+              <w:bottom w:val="none"/>
+              <w:right w:val="none"/>
+            </w:tcBorders>
+            <w:tcMar>
+              <w:top w:type="dxa" w:w="30"/>
+              <w:left w:type="dxa" w:w="70"/>
+              <w:bottom w:type="dxa" w:w="30"/>
+              <w:right w:type="dxa" w:w="70"/>
+            </w:tcMar>
+            <w:vAlign w:val="center"/>
+          </w:tcPr>
+          <w:p>
+            <w:pPr>
+              <w:spacing w:after="0" w:line="240"/>
+              <w:jc w:val="center"/>
+            </w:pPr>
+            <w:r>
+              <w:rPr>
+                <w:rFonts w:ascii="Times New Roman" w:cs="Times New Roman" w:eastAsia="Times New Roman" w:hAnsi="Times New Roman"/>
+                <w:color w:val="000000"/>
+                <w:sz w:val="20"/>
+                <w:szCs w:val="20"/>
+              </w:rPr>
+              <w:t xml:space="preserve">p = 0,215</w:t>
+            </w:r>
+          </w:p>
+        </w:tc>
+        <w:tc>
+          <w:tcPr>
+            <w:tcW w:type="dxa" w:w="1250"/>
+            <w:tcBorders>
+              <w:top w:val="none"/>
+              <w:left w:val="none"/>
+              <w:bottom w:val="none"/>
+              <w:right w:val="none"/>
+            </w:tcBorders>
+            <w:tcMar>
+              <w:top w:type="dxa" w:w="30"/>
+              <w:left w:type="dxa" w:w="70"/>
+              <w:bottom w:type="dxa" w:w="30"/>
+              <w:right w:type="dxa" w:w="70"/>
+            </w:tcMar>
+            <w:vAlign w:val="center"/>
+          </w:tcPr>
+          <w:p>
+            <w:pPr>
+              <w:spacing w:after="0" w:line="240"/>
+              <w:jc w:val="center"/>
+            </w:pPr>
+            <w:r>
+              <w:rPr>
+                <w:rFonts w:ascii="Times New Roman" w:cs="Times New Roman" w:eastAsia="Times New Roman" w:hAnsi="Times New Roman"/>
+                <w:b/>
+                <w:bCs/>
+                <w:color w:val="000000"/>
+                <w:sz w:val="20"/>
+                <w:szCs w:val="20"/>
+              </w:rPr>
+              <w:t xml:space="preserve">· · · · ·</w:t>
+            </w:r>
+          </w:p>
+        </w:tc>
+      </w:tr>
+      <w:tr>
+        <w:tc>
+          <w:tcPr>
+            <w:tcW w:type="dxa" w:w="2005"/>
+            <w:tcBorders>
+              <w:top w:val="none"/>
+              <w:left w:val="none"/>
+              <w:bottom w:val="none"/>
+              <w:right w:val="none"/>
+            </w:tcBorders>
+            <w:tcMar>
+              <w:top w:type="dxa" w:w="30"/>
+              <w:left w:type="dxa" w:w="70"/>
+              <w:bottom w:type="dxa" w:w="30"/>
+              <w:right w:type="dxa" w:w="70"/>
+            </w:tcMar>
+            <w:vAlign w:val="center"/>
+          </w:tcPr>
+          <w:p>
+            <w:pPr>
+              <w:spacing w:after="0" w:line="240"/>
+              <w:jc w:val="left"/>
+            </w:pPr>
+            <w:r>
+              <w:rPr>
+                <w:rFonts w:ascii="Times New Roman" w:cs="Times New Roman" w:eastAsia="Times New Roman" w:hAnsi="Times New Roman"/>
+                <w:b/>
+                <w:bCs/>
+                <w:color w:val="000000"/>
+                <w:sz w:val="20"/>
+                <w:szCs w:val="20"/>
+              </w:rPr>
+              <w:t xml:space="preserve">Tensão</w:t>
+            </w:r>
+          </w:p>
+        </w:tc>
+        <w:tc>
+          <w:tcPr>
+            <w:tcW w:type="dxa" w:w="1250"/>
+            <w:tcBorders>
+              <w:top w:val="none"/>
+              <w:left w:val="none"/>
+              <w:bottom w:val="none"/>
+              <w:right w:val="none"/>
+            </w:tcBorders>
+            <w:tcMar>
+              <w:top w:type="dxa" w:w="30"/>
+              <w:left w:type="dxa" w:w="70"/>
+              <w:bottom w:type="dxa" w:w="30"/>
+              <w:right w:type="dxa" w:w="70"/>
+            </w:tcMar>
+            <w:vAlign w:val="center"/>
+          </w:tcPr>
+          <w:p>
+            <w:pPr>
+              <w:spacing w:after="0" w:line="240"/>
+              <w:jc w:val="center"/>
+            </w:pPr>
+            <w:r>
+              <w:rPr>
+                <w:rFonts w:ascii="Times New Roman" w:cs="Times New Roman" w:eastAsia="Times New Roman" w:hAnsi="Times New Roman"/>
+                <w:color w:val="000000"/>
+                <w:sz w:val="20"/>
+                <w:szCs w:val="20"/>
+              </w:rPr>
+              <w:t xml:space="preserve">4,5</w:t>
+            </w:r>
+          </w:p>
+        </w:tc>
+        <w:tc>
+          <w:tcPr>
+            <w:tcW w:type="dxa" w:w="1250"/>
+            <w:tcBorders>
+              <w:top w:val="none"/>
+              <w:left w:val="none"/>
+              <w:bottom w:val="none"/>
+              <w:right w:val="none"/>
+            </w:tcBorders>
+            <w:tcMar>
+              <w:top w:type="dxa" w:w="30"/>
+              <w:left w:type="dxa" w:w="70"/>
+              <w:bottom w:type="dxa" w:w="30"/>
+              <w:right w:type="dxa" w:w="70"/>
+            </w:tcMar>
+            <w:vAlign w:val="center"/>
+          </w:tcPr>
+          <w:p>
+            <w:pPr>
+              <w:spacing w:after="0" w:line="240"/>
+              <w:jc w:val="center"/>
+            </w:pPr>
+            <w:r>
+              <w:rPr>
+                <w:rFonts w:ascii="Times New Roman" w:cs="Times New Roman" w:eastAsia="Times New Roman" w:hAnsi="Times New Roman"/>
+                <w:color w:val="000000"/>
+                <w:sz w:val="20"/>
+                <w:szCs w:val="20"/>
+              </w:rPr>
+              <w:t xml:space="preserve">0,20</w:t>
+            </w:r>
+          </w:p>
+        </w:tc>
+        <w:tc>
+          <w:tcPr>
+            <w:tcW w:type="dxa" w:w="1250"/>
+            <w:tcBorders>
+              <w:top w:val="none"/>
+              <w:left w:val="none"/>
+              <w:bottom w:val="none"/>
+              <w:right w:val="none"/>
+            </w:tcBorders>
+            <w:tcMar>
+              <w:top w:type="dxa" w:w="30"/>
+              <w:left w:type="dxa" w:w="70"/>
+              <w:bottom w:type="dxa" w:w="30"/>
+              <w:right w:type="dxa" w:w="70"/>
+            </w:tcMar>
+            <w:vAlign w:val="center"/>
+          </w:tcPr>
+          <w:p>
+            <w:pPr>
+              <w:spacing w:after="0" w:line="240"/>
+              <w:jc w:val="center"/>
+            </w:pPr>
+            <w:r>
+              <w:rPr>
+                <w:rFonts w:ascii="Times New Roman" w:cs="Times New Roman" w:eastAsia="Times New Roman" w:hAnsi="Times New Roman"/>
+                <w:color w:val="000000"/>
+                <w:sz w:val="20"/>
+                <w:szCs w:val="20"/>
+              </w:rPr>
+              <w:t xml:space="preserve">4,3</w:t>
+            </w:r>
+          </w:p>
+        </w:tc>
+        <w:tc>
+          <w:tcPr>
+            <w:tcW w:type="dxa" w:w="1250"/>
+            <w:tcBorders>
+              <w:top w:val="none"/>
+              <w:left w:val="none"/>
+              <w:bottom w:val="none"/>
+              <w:right w:val="none"/>
+            </w:tcBorders>
+            <w:tcMar>
+              <w:top w:type="dxa" w:w="30"/>
+              <w:left w:type="dxa" w:w="70"/>
+              <w:bottom w:type="dxa" w:w="30"/>
+              <w:right w:type="dxa" w:w="70"/>
+            </w:tcMar>
+            <w:vAlign w:val="center"/>
+          </w:tcPr>
+          <w:p>
+            <w:pPr>
+              <w:spacing w:after="0" w:line="240"/>
+              <w:jc w:val="center"/>
+            </w:pPr>
+            <w:r>
+              <w:rPr>
+                <w:rFonts w:ascii="Times New Roman" w:cs="Times New Roman" w:eastAsia="Times New Roman" w:hAnsi="Times New Roman"/>
+                <w:color w:val="000000"/>
+                <w:sz w:val="20"/>
+                <w:szCs w:val="20"/>
+              </w:rPr>
+              <w:t xml:space="preserve">0,14</w:t>
+            </w:r>
+          </w:p>
+        </w:tc>
+        <w:tc>
+          <w:tcPr>
+            <w:tcW w:type="dxa" w:w="1250"/>
+            <w:tcBorders>
+              <w:top w:val="none"/>
+              <w:left w:val="none"/>
+              <w:bottom w:val="none"/>
+              <w:right w:val="none"/>
+            </w:tcBorders>
+            <w:tcMar>
+              <w:top w:type="dxa" w:w="30"/>
+              <w:left w:type="dxa" w:w="70"/>
+              <w:bottom w:type="dxa" w:w="30"/>
+              <w:right w:type="dxa" w:w="70"/>
+            </w:tcMar>
+            <w:vAlign w:val="center"/>
+          </w:tcPr>
+          <w:p>
+            <w:pPr>
+              <w:spacing w:after="0" w:line="240"/>
+              <w:jc w:val="center"/>
+            </w:pPr>
+            <w:r>
+              <w:rPr>
+                <w:rFonts w:ascii="Times New Roman" w:cs="Times New Roman" w:eastAsia="Times New Roman" w:hAnsi="Times New Roman"/>
+                <w:color w:val="000000"/>
+                <w:sz w:val="20"/>
+                <w:szCs w:val="20"/>
+              </w:rPr>
+              <w:t xml:space="preserve">p = 0,002</w:t>
+            </w:r>
+          </w:p>
+        </w:tc>
+        <w:tc>
+          <w:tcPr>
+            <w:tcW w:type="dxa" w:w="1250"/>
+            <w:tcBorders>
+              <w:top w:val="none"/>
+              <w:left w:val="none"/>
+              <w:bottom w:val="none"/>
+              <w:right w:val="none"/>
+            </w:tcBorders>
+            <w:tcMar>
+              <w:top w:type="dxa" w:w="30"/>
+              <w:left w:type="dxa" w:w="70"/>
+              <w:bottom w:type="dxa" w:w="30"/>
+              <w:right w:type="dxa" w:w="70"/>
+            </w:tcMar>
+            <w:vAlign w:val="center"/>
+          </w:tcPr>
+          <w:p>
+            <w:pPr>
+              <w:spacing w:after="0" w:line="240"/>
+              <w:jc w:val="center"/>
+            </w:pPr>
+            <w:r>
+              <w:rPr>
+                <w:rFonts w:ascii="Times New Roman" w:cs="Times New Roman" w:eastAsia="Times New Roman" w:hAnsi="Times New Roman"/>
+                <w:b/>
+                <w:bCs/>
+                <w:color w:val="000000"/>
+                <w:sz w:val="20"/>
+                <w:szCs w:val="20"/>
+              </w:rPr>
+              <w:t xml:space="preserve">19 · 27 · M</w:t>
+            </w:r>
+          </w:p>
+        </w:tc>
+      </w:tr>
+      <w:tr>
+        <w:tc>
+          <w:tcPr>
+            <w:tcW w:type="dxa" w:w="2005"/>
+            <w:tcBorders>
+              <w:top w:val="none"/>
+              <w:left w:val="none"/>
+              <w:bottom w:val="none"/>
+              <w:right w:val="none"/>
+            </w:tcBorders>
+            <w:tcMar>
+              <w:top w:type="dxa" w:w="30"/>
+              <w:left w:type="dxa" w:w="70"/>
+              <w:bottom w:type="dxa" w:w="30"/>
+              <w:right w:type="dxa" w:w="70"/>
+            </w:tcMar>
+            <w:vAlign w:val="center"/>
+          </w:tcPr>
+          <w:p>
+            <w:pPr>
+              <w:spacing w:after="0" w:line="240"/>
+              <w:jc w:val="left"/>
+            </w:pPr>
+            <w:r>
+              <w:rPr>
+                <w:rFonts w:ascii="Times New Roman" w:cs="Times New Roman" w:eastAsia="Times New Roman" w:hAnsi="Times New Roman"/>
+                <w:b/>
+                <w:bCs/>
+                <w:color w:val="000000"/>
+                <w:sz w:val="20"/>
+                <w:szCs w:val="20"/>
+              </w:rPr>
+              <w:t xml:space="preserve">Depressão</w:t>
+            </w:r>
+          </w:p>
+        </w:tc>
+        <w:tc>
+          <w:tcPr>
+            <w:tcW w:type="dxa" w:w="1250"/>
+            <w:tcBorders>
+              <w:top w:val="none"/>
+              <w:left w:val="none"/>
+              <w:bottom w:val="none"/>
+              <w:right w:val="none"/>
+            </w:tcBorders>
+            <w:tcMar>
+              <w:top w:type="dxa" w:w="30"/>
+              <w:left w:type="dxa" w:w="70"/>
+              <w:bottom w:type="dxa" w:w="30"/>
+              <w:right w:type="dxa" w:w="70"/>
+            </w:tcMar>
+            <w:vAlign w:val="center"/>
+          </w:tcPr>
+          <w:p>
+            <w:pPr>
+              <w:spacing w:after="0" w:line="240"/>
+              <w:jc w:val="center"/>
+            </w:pPr>
+            <w:r>
+              <w:rPr>
+                <w:rFonts w:ascii="Times New Roman" w:cs="Times New Roman" w:eastAsia="Times New Roman" w:hAnsi="Times New Roman"/>
+                <w:color w:val="000000"/>
+                <w:sz w:val="20"/>
+                <w:szCs w:val="20"/>
+              </w:rPr>
+              <w:t xml:space="preserve">0,6</w:t>
+            </w:r>
+          </w:p>
+        </w:tc>
+        <w:tc>
+          <w:tcPr>
+            <w:tcW w:type="dxa" w:w="1250"/>
+            <w:tcBorders>
+              <w:top w:val="none"/>
+              <w:left w:val="none"/>
+              <w:bottom w:val="none"/>
+              <w:right w:val="none"/>
+            </w:tcBorders>
+            <w:tcMar>
+              <w:top w:type="dxa" w:w="30"/>
+              <w:left w:type="dxa" w:w="70"/>
+              <w:bottom w:type="dxa" w:w="30"/>
+              <w:right w:type="dxa" w:w="70"/>
+            </w:tcMar>
+            <w:vAlign w:val="center"/>
+          </w:tcPr>
+          <w:p>
+            <w:pPr>
+              <w:spacing w:after="0" w:line="240"/>
+              <w:jc w:val="center"/>
+            </w:pPr>
+            <w:r>
+              <w:rPr>
+                <w:rFonts w:ascii="Times New Roman" w:cs="Times New Roman" w:eastAsia="Times New Roman" w:hAnsi="Times New Roman"/>
+                <w:color w:val="000000"/>
+                <w:sz w:val="20"/>
+                <w:szCs w:val="20"/>
+              </w:rPr>
+              <w:t xml:space="preserve">0,03</w:t>
+            </w:r>
+          </w:p>
+        </w:tc>
+        <w:tc>
+          <w:tcPr>
+            <w:tcW w:type="dxa" w:w="1250"/>
+            <w:tcBorders>
+              <w:top w:val="none"/>
+              <w:left w:val="none"/>
+              <w:bottom w:val="none"/>
+              <w:right w:val="none"/>
+            </w:tcBorders>
+            <w:tcMar>
+              <w:top w:type="dxa" w:w="30"/>
+              <w:left w:type="dxa" w:w="70"/>
+              <w:bottom w:type="dxa" w:w="30"/>
+              <w:right w:type="dxa" w:w="70"/>
+            </w:tcMar>
+            <w:vAlign w:val="center"/>
+          </w:tcPr>
+          <w:p>
+            <w:pPr>
+              <w:spacing w:after="0" w:line="240"/>
+              <w:jc w:val="center"/>
+            </w:pPr>
+            <w:r>
+              <w:rPr>
+                <w:rFonts w:ascii="Times New Roman" w:cs="Times New Roman" w:eastAsia="Times New Roman" w:hAnsi="Times New Roman"/>
+                <w:color w:val="000000"/>
+                <w:sz w:val="20"/>
+                <w:szCs w:val="20"/>
+              </w:rPr>
+              <w:t xml:space="preserve">1,3</w:t>
+            </w:r>
+          </w:p>
+        </w:tc>
+        <w:tc>
+          <w:tcPr>
+            <w:tcW w:type="dxa" w:w="1250"/>
+            <w:tcBorders>
+              <w:top w:val="none"/>
+              <w:left w:val="none"/>
+              <w:bottom w:val="none"/>
+              <w:right w:val="none"/>
+            </w:tcBorders>
+            <w:tcMar>
+              <w:top w:type="dxa" w:w="30"/>
+              <w:left w:type="dxa" w:w="70"/>
+              <w:bottom w:type="dxa" w:w="30"/>
+              <w:right w:type="dxa" w:w="70"/>
+            </w:tcMar>
+            <w:vAlign w:val="center"/>
+          </w:tcPr>
+          <w:p>
+            <w:pPr>
+              <w:spacing w:after="0" w:line="240"/>
+              <w:jc w:val="center"/>
+            </w:pPr>
+            <w:r>
+              <w:rPr>
+                <w:rFonts w:ascii="Times New Roman" w:cs="Times New Roman" w:eastAsia="Times New Roman" w:hAnsi="Times New Roman"/>
+                <w:color w:val="000000"/>
+                <w:sz w:val="20"/>
+                <w:szCs w:val="20"/>
+              </w:rPr>
+              <w:t xml:space="preserve">0,05</w:t>
+            </w:r>
+          </w:p>
+        </w:tc>
+        <w:tc>
+          <w:tcPr>
+            <w:tcW w:type="dxa" w:w="1250"/>
+            <w:tcBorders>
+              <w:top w:val="none"/>
+              <w:left w:val="none"/>
+              <w:bottom w:val="none"/>
+              <w:right w:val="none"/>
+            </w:tcBorders>
+            <w:tcMar>
+              <w:top w:type="dxa" w:w="30"/>
+              <w:left w:type="dxa" w:w="70"/>
+              <w:bottom w:type="dxa" w:w="30"/>
+              <w:right w:type="dxa" w:w="70"/>
+            </w:tcMar>
+            <w:vAlign w:val="center"/>
+          </w:tcPr>
+          <w:p>
+            <w:pPr>
+              <w:spacing w:after="0" w:line="240"/>
+              <w:jc w:val="center"/>
+            </w:pPr>
+            <w:r>
+              <w:rPr>
+                <w:rFonts w:ascii="Times New Roman" w:cs="Times New Roman" w:eastAsia="Times New Roman" w:hAnsi="Times New Roman"/>
+                <w:color w:val="000000"/>
+                <w:sz w:val="20"/>
+                <w:szCs w:val="20"/>
+              </w:rPr>
+              <w:t xml:space="preserve">p = 0,498</w:t>
+            </w:r>
+          </w:p>
+        </w:tc>
+        <w:tc>
+          <w:tcPr>
+            <w:tcW w:type="dxa" w:w="1250"/>
+            <w:tcBorders>
+              <w:top w:val="none"/>
+              <w:left w:val="none"/>
+              <w:bottom w:val="none"/>
+              <w:right w:val="none"/>
+            </w:tcBorders>
+            <w:tcMar>
+              <w:top w:type="dxa" w:w="30"/>
+              <w:left w:type="dxa" w:w="70"/>
+              <w:bottom w:type="dxa" w:w="30"/>
+              <w:right w:type="dxa" w:w="70"/>
+            </w:tcMar>
+            <w:vAlign w:val="center"/>
+          </w:tcPr>
+          <w:p>
+            <w:pPr>
+              <w:spacing w:after="0" w:line="240"/>
+              <w:jc w:val="center"/>
+            </w:pPr>
+            <w:r>
+              <w:rPr>
+                <w:rFonts w:ascii="Times New Roman" w:cs="Times New Roman" w:eastAsia="Times New Roman" w:hAnsi="Times New Roman"/>
+                <w:b/>
+                <w:bCs/>
+                <w:color w:val="000000"/>
+                <w:sz w:val="20"/>
+                <w:szCs w:val="20"/>
+              </w:rPr>
+              <w:t xml:space="preserve">· · · · ·</w:t>
+            </w:r>
+          </w:p>
+        </w:tc>
+      </w:tr>
+      <w:tr>
+        <w:tc>
+          <w:tcPr>
+            <w:tcW w:type="dxa" w:w="2005"/>
+            <w:tcBorders>
+              <w:top w:val="none"/>
+              <w:left w:val="none"/>
+              <w:bottom w:val="none"/>
+              <w:right w:val="none"/>
+            </w:tcBorders>
+            <w:tcMar>
+              <w:top w:type="dxa" w:w="30"/>
+              <w:left w:type="dxa" w:w="70"/>
+              <w:bottom w:type="dxa" w:w="30"/>
+              <w:right w:type="dxa" w:w="70"/>
+            </w:tcMar>
+            <w:vAlign w:val="center"/>
+          </w:tcPr>
+          <w:p>
+            <w:pPr>
+              <w:spacing w:after="0" w:line="240"/>
+              <w:jc w:val="left"/>
+            </w:pPr>
+            <w:r>
+              <w:rPr>
+                <w:rFonts w:ascii="Times New Roman" w:cs="Times New Roman" w:eastAsia="Times New Roman" w:hAnsi="Times New Roman"/>
+                <w:b/>
+                <w:bCs/>
+                <w:color w:val="000000"/>
+                <w:sz w:val="20"/>
+                <w:szCs w:val="20"/>
+              </w:rPr>
+              <w:t xml:space="preserve">Raiva</w:t>
+            </w:r>
+          </w:p>
+        </w:tc>
+        <w:tc>
+          <w:tcPr>
+            <w:tcW w:type="dxa" w:w="1250"/>
+            <w:tcBorders>
+              <w:top w:val="none"/>
+              <w:left w:val="none"/>
+              <w:bottom w:val="none"/>
+              <w:right w:val="none"/>
+            </w:tcBorders>
+            <w:tcMar>
+              <w:top w:type="dxa" w:w="30"/>
+              <w:left w:type="dxa" w:w="70"/>
+              <w:bottom w:type="dxa" w:w="30"/>
+              <w:right w:type="dxa" w:w="70"/>
+            </w:tcMar>
+            <w:vAlign w:val="center"/>
+          </w:tcPr>
+          <w:p>
+            <w:pPr>
+              <w:spacing w:after="0" w:line="240"/>
+              <w:jc w:val="center"/>
+            </w:pPr>
+            <w:r>
+              <w:rPr>
+                <w:rFonts w:ascii="Times New Roman" w:cs="Times New Roman" w:eastAsia="Times New Roman" w:hAnsi="Times New Roman"/>
+                <w:color w:val="000000"/>
+                <w:sz w:val="20"/>
+                <w:szCs w:val="20"/>
+              </w:rPr>
+              <w:t xml:space="preserve">2,1</w:t>
+            </w:r>
+          </w:p>
+        </w:tc>
+        <w:tc>
+          <w:tcPr>
+            <w:tcW w:type="dxa" w:w="1250"/>
+            <w:tcBorders>
+              <w:top w:val="none"/>
+              <w:left w:val="none"/>
+              <w:bottom w:val="none"/>
+              <w:right w:val="none"/>
+            </w:tcBorders>
+            <w:tcMar>
+              <w:top w:type="dxa" w:w="30"/>
+              <w:left w:type="dxa" w:w="70"/>
+              <w:bottom w:type="dxa" w:w="30"/>
+              <w:right w:type="dxa" w:w="70"/>
+            </w:tcMar>
+            <w:vAlign w:val="center"/>
+          </w:tcPr>
+          <w:p>
+            <w:pPr>
+              <w:spacing w:after="0" w:line="240"/>
+              <w:jc w:val="center"/>
+            </w:pPr>
+            <w:r>
+              <w:rPr>
+                <w:rFonts w:ascii="Times New Roman" w:cs="Times New Roman" w:eastAsia="Times New Roman" w:hAnsi="Times New Roman"/>
+                <w:color w:val="000000"/>
+                <w:sz w:val="20"/>
+                <w:szCs w:val="20"/>
+              </w:rPr>
+              <w:t xml:space="preserve">0,10</w:t>
+            </w:r>
+          </w:p>
+        </w:tc>
+        <w:tc>
+          <w:tcPr>
+            <w:tcW w:type="dxa" w:w="1250"/>
+            <w:tcBorders>
+              <w:top w:val="none"/>
+              <w:left w:val="none"/>
+              <w:bottom w:val="none"/>
+              <w:right w:val="none"/>
+            </w:tcBorders>
+            <w:tcMar>
+              <w:top w:type="dxa" w:w="30"/>
+              <w:left w:type="dxa" w:w="70"/>
+              <w:bottom w:type="dxa" w:w="30"/>
+              <w:right w:type="dxa" w:w="70"/>
+            </w:tcMar>
+            <w:vAlign w:val="center"/>
+          </w:tcPr>
+          <w:p>
+            <w:pPr>
+              <w:spacing w:after="0" w:line="240"/>
+              <w:jc w:val="center"/>
+            </w:pPr>
+            <w:r>
+              <w:rPr>
+                <w:rFonts w:ascii="Times New Roman" w:cs="Times New Roman" w:eastAsia="Times New Roman" w:hAnsi="Times New Roman"/>
+                <w:color w:val="000000"/>
+                <w:sz w:val="20"/>
+                <w:szCs w:val="20"/>
+              </w:rPr>
+              <w:t xml:space="preserve">2,7</w:t>
+            </w:r>
+          </w:p>
+        </w:tc>
+        <w:tc>
+          <w:tcPr>
+            <w:tcW w:type="dxa" w:w="1250"/>
+            <w:tcBorders>
+              <w:top w:val="none"/>
+              <w:left w:val="none"/>
+              <w:bottom w:val="none"/>
+              <w:right w:val="none"/>
+            </w:tcBorders>
+            <w:tcMar>
+              <w:top w:type="dxa" w:w="30"/>
+              <w:left w:type="dxa" w:w="70"/>
+              <w:bottom w:type="dxa" w:w="30"/>
+              <w:right w:type="dxa" w:w="70"/>
+            </w:tcMar>
+            <w:vAlign w:val="center"/>
+          </w:tcPr>
+          <w:p>
+            <w:pPr>
+              <w:spacing w:after="0" w:line="240"/>
+              <w:jc w:val="center"/>
+            </w:pPr>
+            <w:r>
+              <w:rPr>
+                <w:rFonts w:ascii="Times New Roman" w:cs="Times New Roman" w:eastAsia="Times New Roman" w:hAnsi="Times New Roman"/>
+                <w:color w:val="000000"/>
+                <w:sz w:val="20"/>
+                <w:szCs w:val="20"/>
+              </w:rPr>
+              <w:t xml:space="preserve">0,09</w:t>
+            </w:r>
+          </w:p>
+        </w:tc>
+        <w:tc>
+          <w:tcPr>
+            <w:tcW w:type="dxa" w:w="1250"/>
+            <w:tcBorders>
+              <w:top w:val="none"/>
+              <w:left w:val="none"/>
+              <w:bottom w:val="none"/>
+              <w:right w:val="none"/>
+            </w:tcBorders>
+            <w:tcMar>
+              <w:top w:type="dxa" w:w="30"/>
+              <w:left w:type="dxa" w:w="70"/>
+              <w:bottom w:type="dxa" w:w="30"/>
+              <w:right w:type="dxa" w:w="70"/>
+            </w:tcMar>
+            <w:vAlign w:val="center"/>
+          </w:tcPr>
+          <w:p>
+            <w:pPr>
+              <w:spacing w:after="0" w:line="240"/>
+              <w:jc w:val="center"/>
+            </w:pPr>
+            <w:r>
+              <w:rPr>
+                <w:rFonts w:ascii="Times New Roman" w:cs="Times New Roman" w:eastAsia="Times New Roman" w:hAnsi="Times New Roman"/>
+                <w:color w:val="000000"/>
+                <w:sz w:val="20"/>
+                <w:szCs w:val="20"/>
+              </w:rPr>
+              <w:t xml:space="preserve">p = 0,266</w:t>
+            </w:r>
+          </w:p>
+        </w:tc>
+        <w:tc>
+          <w:tcPr>
+            <w:tcW w:type="dxa" w:w="1250"/>
+            <w:tcBorders>
+              <w:top w:val="none"/>
+              <w:left w:val="none"/>
+              <w:bottom w:val="none"/>
+              <w:right w:val="none"/>
+            </w:tcBorders>
+            <w:tcMar>
+              <w:top w:type="dxa" w:w="30"/>
+              <w:left w:type="dxa" w:w="70"/>
+              <w:bottom w:type="dxa" w:w="30"/>
+              <w:right w:type="dxa" w:w="70"/>
+            </w:tcMar>
+            <w:vAlign w:val="center"/>
+          </w:tcPr>
+          <w:p>
+            <w:pPr>
+              <w:spacing w:after="0" w:line="240"/>
+              <w:jc w:val="center"/>
+            </w:pPr>
+            <w:r>
+              <w:rPr>
+                <w:rFonts w:ascii="Times New Roman" w:cs="Times New Roman" w:eastAsia="Times New Roman" w:hAnsi="Times New Roman"/>
+                <w:b/>
+                <w:bCs/>
+                <w:color w:val="000000"/>
+                <w:sz w:val="20"/>
+                <w:szCs w:val="20"/>
+              </w:rPr>
+              <w:t xml:space="preserve">· · · · ·</w:t>
+            </w:r>
+          </w:p>
+        </w:tc>
+      </w:tr>
+      <w:tr>
+        <w:tc>
+          <w:tcPr>
+            <w:tcW w:type="dxa" w:w="2005"/>
+            <w:tcBorders>
+              <w:top w:val="none"/>
+              <w:left w:val="none"/>
+              <w:bottom w:val="none"/>
+              <w:right w:val="none"/>
+            </w:tcBorders>
+            <w:tcMar>
+              <w:top w:type="dxa" w:w="30"/>
+              <w:left w:type="dxa" w:w="70"/>
+              <w:bottom w:type="dxa" w:w="30"/>
+              <w:right w:type="dxa" w:w="70"/>
+            </w:tcMar>
+            <w:vAlign w:val="center"/>
+          </w:tcPr>
+          <w:p>
+            <w:pPr>
+              <w:spacing w:after="0" w:line="240"/>
+              <w:jc w:val="left"/>
+            </w:pPr>
+            <w:r>
+              <w:rPr>
+                <w:rFonts w:ascii="Times New Roman" w:cs="Times New Roman" w:eastAsia="Times New Roman" w:hAnsi="Times New Roman"/>
+                <w:b/>
+                <w:bCs/>
+                <w:color w:val="000000"/>
+                <w:sz w:val="20"/>
+                <w:szCs w:val="20"/>
+              </w:rPr>
+              <w:t xml:space="preserve">Confusão</w:t>
+            </w:r>
+          </w:p>
+        </w:tc>
+        <w:tc>
+          <w:tcPr>
+            <w:tcW w:type="dxa" w:w="1250"/>
+            <w:tcBorders>
+              <w:top w:val="none"/>
+              <w:left w:val="none"/>
+              <w:bottom w:val="none"/>
+              <w:right w:val="none"/>
+            </w:tcBorders>
+            <w:tcMar>
+              <w:top w:type="dxa" w:w="30"/>
+              <w:left w:type="dxa" w:w="70"/>
+              <w:bottom w:type="dxa" w:w="30"/>
+              <w:right w:type="dxa" w:w="70"/>
+            </w:tcMar>
+            <w:vAlign w:val="center"/>
+          </w:tcPr>
+          <w:p>
+            <w:pPr>
+              <w:spacing w:after="0" w:line="240"/>
+              <w:jc w:val="center"/>
+            </w:pPr>
+            <w:r>
+              <w:rPr>
+                <w:rFonts w:ascii="Times New Roman" w:cs="Times New Roman" w:eastAsia="Times New Roman" w:hAnsi="Times New Roman"/>
+                <w:color w:val="000000"/>
+                <w:sz w:val="20"/>
+                <w:szCs w:val="20"/>
+              </w:rPr>
+              <w:t xml:space="preserve">4,1</w:t>
+            </w:r>
+          </w:p>
+        </w:tc>
+        <w:tc>
+          <w:tcPr>
+            <w:tcW w:type="dxa" w:w="1250"/>
+            <w:tcBorders>
+              <w:top w:val="none"/>
+              <w:left w:val="none"/>
+              <w:bottom w:val="none"/>
+              <w:right w:val="none"/>
+            </w:tcBorders>
+            <w:tcMar>
+              <w:top w:type="dxa" w:w="30"/>
+              <w:left w:type="dxa" w:w="70"/>
+              <w:bottom w:type="dxa" w:w="30"/>
+              <w:right w:type="dxa" w:w="70"/>
+            </w:tcMar>
+            <w:vAlign w:val="center"/>
+          </w:tcPr>
+          <w:p>
+            <w:pPr>
+              <w:spacing w:after="0" w:line="240"/>
+              <w:jc w:val="center"/>
+            </w:pPr>
+            <w:r>
+              <w:rPr>
+                <w:rFonts w:ascii="Times New Roman" w:cs="Times New Roman" w:eastAsia="Times New Roman" w:hAnsi="Times New Roman"/>
+                <w:color w:val="000000"/>
+                <w:sz w:val="20"/>
+                <w:szCs w:val="20"/>
+              </w:rPr>
+              <w:t xml:space="preserve">0,18</w:t>
+            </w:r>
+          </w:p>
+        </w:tc>
+        <w:tc>
+          <w:tcPr>
+            <w:tcW w:type="dxa" w:w="1250"/>
+            <w:tcBorders>
+              <w:top w:val="none"/>
+              <w:left w:val="none"/>
+              <w:bottom w:val="none"/>
+              <w:right w:val="none"/>
+            </w:tcBorders>
+            <w:tcMar>
+              <w:top w:type="dxa" w:w="30"/>
+              <w:left w:type="dxa" w:w="70"/>
+              <w:bottom w:type="dxa" w:w="30"/>
+              <w:right w:type="dxa" w:w="70"/>
+            </w:tcMar>
+            <w:vAlign w:val="center"/>
+          </w:tcPr>
+          <w:p>
+            <w:pPr>
+              <w:spacing w:after="0" w:line="240"/>
+              <w:jc w:val="center"/>
+            </w:pPr>
+            <w:r>
+              <w:rPr>
+                <w:rFonts w:ascii="Times New Roman" w:cs="Times New Roman" w:eastAsia="Times New Roman" w:hAnsi="Times New Roman"/>
+                <w:color w:val="000000"/>
+                <w:sz w:val="20"/>
+                <w:szCs w:val="20"/>
+              </w:rPr>
+              <w:t xml:space="preserve">3,2</w:t>
+            </w:r>
+          </w:p>
+        </w:tc>
+        <w:tc>
+          <w:tcPr>
+            <w:tcW w:type="dxa" w:w="1250"/>
+            <w:tcBorders>
+              <w:top w:val="none"/>
+              <w:left w:val="none"/>
+              <w:bottom w:val="none"/>
+              <w:right w:val="none"/>
+            </w:tcBorders>
+            <w:tcMar>
+              <w:top w:type="dxa" w:w="30"/>
+              <w:left w:type="dxa" w:w="70"/>
+              <w:bottom w:type="dxa" w:w="30"/>
+              <w:right w:type="dxa" w:w="70"/>
+            </w:tcMar>
+            <w:vAlign w:val="center"/>
+          </w:tcPr>
+          <w:p>
+            <w:pPr>
+              <w:spacing w:after="0" w:line="240"/>
+              <w:jc w:val="center"/>
+            </w:pPr>
+            <w:r>
+              <w:rPr>
+                <w:rFonts w:ascii="Times New Roman" w:cs="Times New Roman" w:eastAsia="Times New Roman" w:hAnsi="Times New Roman"/>
+                <w:color w:val="000000"/>
+                <w:sz w:val="20"/>
+                <w:szCs w:val="20"/>
+              </w:rPr>
+              <w:t xml:space="preserve">0,11</w:t>
+            </w:r>
+          </w:p>
+        </w:tc>
+        <w:tc>
+          <w:tcPr>
+            <w:tcW w:type="dxa" w:w="1250"/>
+            <w:tcBorders>
+              <w:top w:val="none"/>
+              <w:left w:val="none"/>
+              <w:bottom w:val="none"/>
+              <w:right w:val="none"/>
+            </w:tcBorders>
+            <w:tcMar>
+              <w:top w:type="dxa" w:w="30"/>
+              <w:left w:type="dxa" w:w="70"/>
+              <w:bottom w:type="dxa" w:w="30"/>
+              <w:right w:type="dxa" w:w="70"/>
+            </w:tcMar>
+            <w:vAlign w:val="center"/>
+          </w:tcPr>
+          <w:p>
+            <w:pPr>
+              <w:spacing w:after="0" w:line="240"/>
+              <w:jc w:val="center"/>
+            </w:pPr>
+            <w:r>
+              <w:rPr>
+                <w:rFonts w:ascii="Times New Roman" w:cs="Times New Roman" w:eastAsia="Times New Roman" w:hAnsi="Times New Roman"/>
+                <w:color w:val="000000"/>
+                <w:sz w:val="20"/>
+                <w:szCs w:val="20"/>
+              </w:rPr>
+              <w:t xml:space="preserve">p = 0,006</w:t>
+            </w:r>
+          </w:p>
+        </w:tc>
+        <w:tc>
+          <w:tcPr>
+            <w:tcW w:type="dxa" w:w="1250"/>
+            <w:tcBorders>
+              <w:top w:val="none"/>
+              <w:left w:val="none"/>
+              <w:bottom w:val="none"/>
+              <w:right w:val="none"/>
+            </w:tcBorders>
+            <w:tcMar>
+              <w:top w:type="dxa" w:w="30"/>
+              <w:left w:type="dxa" w:w="70"/>
+              <w:bottom w:type="dxa" w:w="30"/>
+              <w:right w:type="dxa" w:w="70"/>
+            </w:tcMar>
+            <w:vAlign w:val="center"/>
+          </w:tcPr>
+          <w:p>
+            <w:pPr>
+              <w:spacing w:after="0" w:line="240"/>
+              <w:jc w:val="center"/>
+            </w:pPr>
+            <w:r>
+              <w:rPr>
+                <w:rFonts w:ascii="Times New Roman" w:cs="Times New Roman" w:eastAsia="Times New Roman" w:hAnsi="Times New Roman"/>
+                <w:b/>
+                <w:bCs/>
+                <w:color w:val="000000"/>
+                <w:sz w:val="20"/>
+                <w:szCs w:val="20"/>
+              </w:rPr>
+              <w:t xml:space="preserve">19 · 27 · M</w:t>
+            </w:r>
+          </w:p>
+        </w:tc>
+      </w:tr>
+      <w:tr>
+        <w:tc>
+          <w:tcPr>
+            <w:tcW w:type="dxa" w:w="2005"/>
+            <w:tcBorders>
+              <w:top w:val="none"/>
+              <w:left w:val="none"/>
+              <w:bottom w:val="none"/>
+              <w:right w:val="none"/>
+            </w:tcBorders>
+            <w:tcMar>
+              <w:top w:type="dxa" w:w="30"/>
+              <w:left w:type="dxa" w:w="70"/>
+              <w:bottom w:type="dxa" w:w="30"/>
+              <w:right w:type="dxa" w:w="70"/>
+            </w:tcMar>
+            <w:vAlign w:val="center"/>
+          </w:tcPr>
+          <w:p>
+            <w:pPr>
+              <w:spacing w:after="0" w:line="240"/>
+              <w:jc w:val="left"/>
+            </w:pPr>
+            <w:r>
+              <w:rPr>
+                <w:rFonts w:ascii="Times New Roman" w:cs="Times New Roman" w:eastAsia="Times New Roman" w:hAnsi="Times New Roman"/>
+                <w:b/>
+                <w:bCs/>
+                <w:color w:val="000000"/>
+                <w:sz w:val="20"/>
+                <w:szCs w:val="20"/>
+              </w:rPr>
+              <w:t xml:space="preserve">PTH</w:t>
+            </w:r>
+          </w:p>
+        </w:tc>
+        <w:tc>
+          <w:tcPr>
+            <w:tcW w:type="dxa" w:w="1250"/>
+            <w:tcBorders>
+              <w:top w:val="none"/>
+              <w:left w:val="none"/>
+              <w:bottom w:val="none"/>
+              <w:right w:val="none"/>
+            </w:tcBorders>
+            <w:tcMar>
+              <w:top w:type="dxa" w:w="30"/>
+              <w:left w:type="dxa" w:w="70"/>
+              <w:bottom w:type="dxa" w:w="30"/>
+              <w:right w:type="dxa" w:w="70"/>
+            </w:tcMar>
+            <w:vAlign w:val="center"/>
+          </w:tcPr>
+          <w:p>
+            <w:pPr>
+              <w:spacing w:after="0" w:line="240"/>
+              <w:jc w:val="center"/>
+            </w:pPr>
+            <w:r>
+              <w:rPr>
+                <w:rFonts w:ascii="Times New Roman" w:cs="Times New Roman" w:eastAsia="Times New Roman" w:hAnsi="Times New Roman"/>
+                <w:color w:val="000000"/>
+                <w:sz w:val="20"/>
+                <w:szCs w:val="20"/>
+              </w:rPr>
+              <w:t xml:space="preserve">2,2</w:t>
+            </w:r>
+          </w:p>
+        </w:tc>
+        <w:tc>
+          <w:tcPr>
+            <w:tcW w:type="dxa" w:w="1250"/>
+            <w:tcBorders>
+              <w:top w:val="none"/>
+              <w:left w:val="none"/>
+              <w:bottom w:val="none"/>
+              <w:right w:val="none"/>
+            </w:tcBorders>
+            <w:tcMar>
+              <w:top w:type="dxa" w:w="30"/>
+              <w:left w:type="dxa" w:w="70"/>
+              <w:bottom w:type="dxa" w:w="30"/>
+              <w:right w:type="dxa" w:w="70"/>
+            </w:tcMar>
+            <w:vAlign w:val="center"/>
+          </w:tcPr>
+          <w:p>
+            <w:pPr>
+              <w:spacing w:after="0" w:line="240"/>
+              <w:jc w:val="center"/>
+            </w:pPr>
+            <w:r>
+              <w:rPr>
+                <w:rFonts w:ascii="Times New Roman" w:cs="Times New Roman" w:eastAsia="Times New Roman" w:hAnsi="Times New Roman"/>
+                <w:color w:val="000000"/>
+                <w:sz w:val="20"/>
+                <w:szCs w:val="20"/>
+              </w:rPr>
+              <w:t xml:space="preserve">0,11</w:t>
+            </w:r>
+          </w:p>
+        </w:tc>
+        <w:tc>
+          <w:tcPr>
+            <w:tcW w:type="dxa" w:w="1250"/>
+            <w:tcBorders>
+              <w:top w:val="none"/>
+              <w:left w:val="none"/>
+              <w:bottom w:val="none"/>
+              <w:right w:val="none"/>
+            </w:tcBorders>
+            <w:tcMar>
+              <w:top w:type="dxa" w:w="30"/>
+              <w:left w:type="dxa" w:w="70"/>
+              <w:bottom w:type="dxa" w:w="30"/>
+              <w:right w:type="dxa" w:w="70"/>
+            </w:tcMar>
+            <w:vAlign w:val="center"/>
+          </w:tcPr>
+          <w:p>
+            <w:pPr>
+              <w:spacing w:after="0" w:line="240"/>
+              <w:jc w:val="center"/>
+            </w:pPr>
+            <w:r>
+              <w:rPr>
+                <w:rFonts w:ascii="Times New Roman" w:cs="Times New Roman" w:eastAsia="Times New Roman" w:hAnsi="Times New Roman"/>
+                <w:color w:val="000000"/>
+                <w:sz w:val="20"/>
+                <w:szCs w:val="20"/>
+              </w:rPr>
+              <w:t xml:space="preserve">4,7</w:t>
+            </w:r>
+          </w:p>
+        </w:tc>
+        <w:tc>
+          <w:tcPr>
+            <w:tcW w:type="dxa" w:w="1250"/>
+            <w:tcBorders>
+              <w:top w:val="none"/>
+              <w:left w:val="none"/>
+              <w:bottom w:val="none"/>
+              <w:right w:val="none"/>
+            </w:tcBorders>
+            <w:tcMar>
+              <w:top w:type="dxa" w:w="30"/>
+              <w:left w:type="dxa" w:w="70"/>
+              <w:bottom w:type="dxa" w:w="30"/>
+              <w:right w:type="dxa" w:w="70"/>
+            </w:tcMar>
+            <w:vAlign w:val="center"/>
+          </w:tcPr>
+          <w:p>
+            <w:pPr>
+              <w:spacing w:after="0" w:line="240"/>
+              <w:jc w:val="center"/>
+            </w:pPr>
+            <w:r>
+              <w:rPr>
+                <w:rFonts w:ascii="Times New Roman" w:cs="Times New Roman" w:eastAsia="Times New Roman" w:hAnsi="Times New Roman"/>
+                <w:color w:val="000000"/>
+                <w:sz w:val="20"/>
+                <w:szCs w:val="20"/>
+              </w:rPr>
+              <w:t xml:space="preserve">0,15</w:t>
+            </w:r>
+          </w:p>
+        </w:tc>
+        <w:tc>
+          <w:tcPr>
+            <w:tcW w:type="dxa" w:w="1250"/>
+            <w:tcBorders>
+              <w:top w:val="none"/>
+              <w:left w:val="none"/>
+              <w:bottom w:val="none"/>
+              <w:right w:val="none"/>
+            </w:tcBorders>
+            <w:tcMar>
+              <w:top w:type="dxa" w:w="30"/>
+              <w:left w:type="dxa" w:w="70"/>
+              <w:bottom w:type="dxa" w:w="30"/>
+              <w:right w:type="dxa" w:w="70"/>
+            </w:tcMar>
+            <w:vAlign w:val="center"/>
+          </w:tcPr>
+          <w:p>
+            <w:pPr>
+              <w:spacing w:after="0" w:line="240"/>
+              <w:jc w:val="center"/>
+            </w:pPr>
+            <w:r>
+              <w:rPr>
+                <w:rFonts w:ascii="Times New Roman" w:cs="Times New Roman" w:eastAsia="Times New Roman" w:hAnsi="Times New Roman"/>
+                <w:color w:val="000000"/>
+                <w:sz w:val="20"/>
+                <w:szCs w:val="20"/>
+              </w:rPr>
+              <w:t xml:space="preserve">p = 0,002</w:t>
+            </w:r>
+          </w:p>
+        </w:tc>
+        <w:tc>
+          <w:tcPr>
+            <w:tcW w:type="dxa" w:w="1250"/>
+            <w:tcBorders>
+              <w:top w:val="none"/>
+              <w:left w:val="none"/>
+              <w:bottom w:val="none"/>
+              <w:right w:val="none"/>
+            </w:tcBorders>
+            <w:tcMar>
+              <w:top w:type="dxa" w:w="30"/>
+              <w:left w:type="dxa" w:w="70"/>
+              <w:bottom w:type="dxa" w:w="30"/>
+              <w:right w:type="dxa" w:w="70"/>
+            </w:tcMar>
+            <w:vAlign w:val="center"/>
+          </w:tcPr>
+          <w:p>
+            <w:pPr>
+              <w:spacing w:after="0" w:line="240"/>
+              <w:jc w:val="center"/>
+            </w:pPr>
+            <w:r>
+              <w:rPr>
+                <w:rFonts w:ascii="Times New Roman" w:cs="Times New Roman" w:eastAsia="Times New Roman" w:hAnsi="Times New Roman"/>
+                <w:b/>
+                <w:bCs/>
+                <w:color w:val="000000"/>
+                <w:sz w:val="20"/>
+                <w:szCs w:val="20"/>
+              </w:rPr>
+              <w:t xml:space="preserve">· · 27 · M</w:t>
+            </w:r>
+          </w:p>
+        </w:tc>
+      </w:tr>
+      <w:tr>
+        <w:tc>
+          <w:tcPr>
+            <w:tcW w:type="dxa" w:w="2005"/>
+            <w:tcBorders>
+              <w:top w:val="none"/>
+              <w:left w:val="none"/>
+              <w:bottom w:val="none"/>
+              <w:right w:val="none"/>
+            </w:tcBorders>
+            <w:tcMar>
+              <w:top w:type="dxa" w:w="30"/>
+              <w:left w:type="dxa" w:w="70"/>
+              <w:bottom w:type="dxa" w:w="30"/>
+              <w:right w:type="dxa" w:w="70"/>
+            </w:tcMar>
+            <w:vAlign w:val="center"/>
+          </w:tcPr>
+          <w:p>
+            <w:pPr>
+              <w:spacing w:after="0" w:line="240"/>
+              <w:jc w:val="left"/>
+            </w:pPr>
+            <w:r>
+              <w:rPr>
+                <w:rFonts w:ascii="Times New Roman" w:cs="Times New Roman" w:eastAsia="Times New Roman" w:hAnsi="Times New Roman"/>
+                <w:b/>
+                <w:bCs/>
+                <w:color w:val="000000"/>
+                <w:sz w:val="20"/>
+                <w:szCs w:val="20"/>
+              </w:rPr>
+              <w:t xml:space="preserve">Sonolência (Epworth)</w:t>
+            </w:r>
+          </w:p>
+        </w:tc>
+        <w:tc>
+          <w:tcPr>
+            <w:tcW w:type="dxa" w:w="1250"/>
+            <w:tcBorders>
+              <w:top w:val="none"/>
+              <w:left w:val="none"/>
+              <w:bottom w:val="none"/>
+              <w:right w:val="none"/>
+            </w:tcBorders>
+            <w:tcMar>
+              <w:top w:type="dxa" w:w="30"/>
+              <w:left w:type="dxa" w:w="70"/>
+              <w:bottom w:type="dxa" w:w="30"/>
+              <w:right w:type="dxa" w:w="70"/>
+            </w:tcMar>
+            <w:vAlign w:val="center"/>
+          </w:tcPr>
+          <w:p>
+            <w:pPr>
+              <w:spacing w:after="0" w:line="240"/>
+              <w:jc w:val="center"/>
+            </w:pPr>
+            <w:r>
+              <w:rPr>
+                <w:rFonts w:ascii="Times New Roman" w:cs="Times New Roman" w:eastAsia="Times New Roman" w:hAnsi="Times New Roman"/>
+                <w:color w:val="000000"/>
+                <w:sz w:val="20"/>
+                <w:szCs w:val="20"/>
+              </w:rPr>
+              <w:t xml:space="preserve">3,1</w:t>
+            </w:r>
+          </w:p>
+        </w:tc>
+        <w:tc>
+          <w:tcPr>
+            <w:tcW w:type="dxa" w:w="1250"/>
+            <w:tcBorders>
+              <w:top w:val="none"/>
+              <w:left w:val="none"/>
+              <w:bottom w:val="none"/>
+              <w:right w:val="none"/>
+            </w:tcBorders>
+            <w:tcMar>
+              <w:top w:type="dxa" w:w="30"/>
+              <w:left w:type="dxa" w:w="70"/>
+              <w:bottom w:type="dxa" w:w="30"/>
+              <w:right w:type="dxa" w:w="70"/>
+            </w:tcMar>
+            <w:vAlign w:val="center"/>
+          </w:tcPr>
+          <w:p>
+            <w:pPr>
+              <w:spacing w:after="0" w:line="240"/>
+              <w:jc w:val="center"/>
+            </w:pPr>
+            <w:r>
+              <w:rPr>
+                <w:rFonts w:ascii="Times New Roman" w:cs="Times New Roman" w:eastAsia="Times New Roman" w:hAnsi="Times New Roman"/>
+                <w:color w:val="000000"/>
+                <w:sz w:val="20"/>
+                <w:szCs w:val="20"/>
+              </w:rPr>
+              <w:t xml:space="preserve">0,15</w:t>
+            </w:r>
+          </w:p>
+        </w:tc>
+        <w:tc>
+          <w:tcPr>
+            <w:tcW w:type="dxa" w:w="1250"/>
+            <w:tcBorders>
+              <w:top w:val="none"/>
+              <w:left w:val="none"/>
+              <w:bottom w:val="none"/>
+              <w:right w:val="none"/>
+            </w:tcBorders>
+            <w:tcMar>
+              <w:top w:type="dxa" w:w="30"/>
+              <w:left w:type="dxa" w:w="70"/>
+              <w:bottom w:type="dxa" w:w="30"/>
+              <w:right w:type="dxa" w:w="70"/>
+            </w:tcMar>
+            <w:vAlign w:val="center"/>
+          </w:tcPr>
+          <w:p>
+            <w:pPr>
+              <w:spacing w:after="0" w:line="240"/>
+              <w:jc w:val="center"/>
+            </w:pPr>
+            <w:r>
+              <w:rPr>
+                <w:rFonts w:ascii="Times New Roman" w:cs="Times New Roman" w:eastAsia="Times New Roman" w:hAnsi="Times New Roman"/>
+                <w:color w:val="000000"/>
+                <w:sz w:val="20"/>
+                <w:szCs w:val="20"/>
+              </w:rPr>
+              <w:t xml:space="preserve">3,9</w:t>
+            </w:r>
+          </w:p>
+        </w:tc>
+        <w:tc>
+          <w:tcPr>
+            <w:tcW w:type="dxa" w:w="1250"/>
+            <w:tcBorders>
+              <w:top w:val="none"/>
+              <w:left w:val="none"/>
+              <w:bottom w:val="none"/>
+              <w:right w:val="none"/>
+            </w:tcBorders>
+            <w:tcMar>
+              <w:top w:type="dxa" w:w="30"/>
+              <w:left w:type="dxa" w:w="70"/>
+              <w:bottom w:type="dxa" w:w="30"/>
+              <w:right w:type="dxa" w:w="70"/>
+            </w:tcMar>
+            <w:vAlign w:val="center"/>
+          </w:tcPr>
+          <w:p>
+            <w:pPr>
+              <w:spacing w:after="0" w:line="240"/>
+              <w:jc w:val="center"/>
+            </w:pPr>
+            <w:r>
+              <w:rPr>
+                <w:rFonts w:ascii="Times New Roman" w:cs="Times New Roman" w:eastAsia="Times New Roman" w:hAnsi="Times New Roman"/>
+                <w:color w:val="000000"/>
+                <w:sz w:val="20"/>
+                <w:szCs w:val="20"/>
+              </w:rPr>
+              <w:t xml:space="preserve">0,13</w:t>
+            </w:r>
+          </w:p>
+        </w:tc>
+        <w:tc>
+          <w:tcPr>
+            <w:tcW w:type="dxa" w:w="1250"/>
+            <w:tcBorders>
+              <w:top w:val="none"/>
+              <w:left w:val="none"/>
+              <w:bottom w:val="none"/>
+              <w:right w:val="none"/>
+            </w:tcBorders>
+            <w:tcMar>
+              <w:top w:type="dxa" w:w="30"/>
+              <w:left w:type="dxa" w:w="70"/>
+              <w:bottom w:type="dxa" w:w="30"/>
+              <w:right w:type="dxa" w:w="70"/>
+            </w:tcMar>
+            <w:vAlign w:val="center"/>
+          </w:tcPr>
+          <w:p>
+            <w:pPr>
+              <w:spacing w:after="0" w:line="240"/>
+              <w:jc w:val="center"/>
+            </w:pPr>
+            <w:r>
+              <w:rPr>
+                <w:rFonts w:ascii="Times New Roman" w:cs="Times New Roman" w:eastAsia="Times New Roman" w:hAnsi="Times New Roman"/>
+                <w:color w:val="000000"/>
+                <w:sz w:val="20"/>
+                <w:szCs w:val="20"/>
+              </w:rPr>
+              <w:t xml:space="preserve">p = 0,003</w:t>
+            </w:r>
+          </w:p>
+        </w:tc>
+        <w:tc>
+          <w:tcPr>
+            <w:tcW w:type="dxa" w:w="1250"/>
+            <w:tcBorders>
+              <w:top w:val="none"/>
+              <w:left w:val="none"/>
+              <w:bottom w:val="none"/>
+              <w:right w:val="none"/>
+            </w:tcBorders>
+            <w:tcMar>
+              <w:top w:type="dxa" w:w="30"/>
+              <w:left w:type="dxa" w:w="70"/>
+              <w:bottom w:type="dxa" w:w="30"/>
+              <w:right w:type="dxa" w:w="70"/>
+            </w:tcMar>
+            <w:vAlign w:val="center"/>
+          </w:tcPr>
+          <w:p>
+            <w:pPr>
+              <w:spacing w:after="0" w:line="240"/>
+              <w:jc w:val="center"/>
+            </w:pPr>
+            <w:r>
+              <w:rPr>
+                <w:rFonts w:ascii="Times New Roman" w:cs="Times New Roman" w:eastAsia="Times New Roman" w:hAnsi="Times New Roman"/>
+                <w:b/>
+                <w:bCs/>
+                <w:color w:val="000000"/>
+                <w:sz w:val="20"/>
+                <w:szCs w:val="20"/>
+              </w:rPr>
+              <w:t xml:space="preserve">19 · 27 · M</w:t>
+            </w:r>
+          </w:p>
+        </w:tc>
+      </w:tr>
+      <w:tr>
+        <w:tc>
+          <w:tcPr>
+            <w:tcW w:type="dxa" w:w="2005"/>
+            <w:tcBorders>
+              <w:top w:val="none"/>
+              <w:left w:val="none"/>
+              <w:bottom w:val="single" w:color="000000" w:sz="6"/>
+              <w:right w:val="none"/>
+            </w:tcBorders>
+            <w:tcMar>
+              <w:top w:type="dxa" w:w="30"/>
+              <w:left w:type="dxa" w:w="70"/>
+              <w:bottom w:type="dxa" w:w="30"/>
+              <w:right w:type="dxa" w:w="70"/>
+            </w:tcMar>
+            <w:vAlign w:val="center"/>
+          </w:tcPr>
+          <w:p>
+            <w:pPr>
+              <w:spacing w:after="0" w:line="240"/>
+              <w:jc w:val="left"/>
+            </w:pPr>
+            <w:r>
+              <w:rPr>
+                <w:rFonts w:ascii="Times New Roman" w:cs="Times New Roman" w:eastAsia="Times New Roman" w:hAnsi="Times New Roman"/>
+                <w:b/>
+                <w:bCs/>
+                <w:color w:val="000000"/>
+                <w:sz w:val="20"/>
+                <w:szCs w:val="20"/>
+              </w:rPr>
+              <w:t xml:space="preserve">Estresse (PSS)</w:t>
+            </w:r>
+          </w:p>
+        </w:tc>
+        <w:tc>
+          <w:tcPr>
+            <w:tcW w:type="dxa" w:w="1250"/>
+            <w:tcBorders>
+              <w:top w:val="none"/>
+              <w:left w:val="none"/>
+              <w:bottom w:val="single" w:color="000000" w:sz="6"/>
+              <w:right w:val="none"/>
+            </w:tcBorders>
+            <w:tcMar>
+              <w:top w:type="dxa" w:w="30"/>
+              <w:left w:type="dxa" w:w="70"/>
+              <w:bottom w:type="dxa" w:w="30"/>
+              <w:right w:type="dxa" w:w="70"/>
+            </w:tcMar>
+            <w:vAlign w:val="center"/>
+          </w:tcPr>
+          <w:p>
+            <w:pPr>
+              <w:spacing w:after="0" w:line="240"/>
+              <w:jc w:val="center"/>
+            </w:pPr>
+            <w:r>
+              <w:rPr>
+                <w:rFonts w:ascii="Times New Roman" w:cs="Times New Roman" w:eastAsia="Times New Roman" w:hAnsi="Times New Roman"/>
+                <w:color w:val="000000"/>
+                <w:sz w:val="20"/>
+                <w:szCs w:val="20"/>
+              </w:rPr>
+              <w:t xml:space="preserve">0,9</w:t>
+            </w:r>
+          </w:p>
+        </w:tc>
+        <w:tc>
+          <w:tcPr>
+            <w:tcW w:type="dxa" w:w="1250"/>
+            <w:tcBorders>
+              <w:top w:val="none"/>
+              <w:left w:val="none"/>
+              <w:bottom w:val="single" w:color="000000" w:sz="6"/>
+              <w:right w:val="none"/>
+            </w:tcBorders>
+            <w:tcMar>
+              <w:top w:type="dxa" w:w="30"/>
+              <w:left w:type="dxa" w:w="70"/>
+              <w:bottom w:type="dxa" w:w="30"/>
+              <w:right w:type="dxa" w:w="70"/>
+            </w:tcMar>
+            <w:vAlign w:val="center"/>
+          </w:tcPr>
+          <w:p>
+            <w:pPr>
+              <w:spacing w:after="0" w:line="240"/>
+              <w:jc w:val="center"/>
+            </w:pPr>
+            <w:r>
+              <w:rPr>
+                <w:rFonts w:ascii="Times New Roman" w:cs="Times New Roman" w:eastAsia="Times New Roman" w:hAnsi="Times New Roman"/>
+                <w:color w:val="000000"/>
+                <w:sz w:val="20"/>
+                <w:szCs w:val="20"/>
+              </w:rPr>
+              <w:t xml:space="preserve">0,05</w:t>
+            </w:r>
+          </w:p>
+        </w:tc>
+        <w:tc>
+          <w:tcPr>
+            <w:tcW w:type="dxa" w:w="1250"/>
+            <w:tcBorders>
+              <w:top w:val="none"/>
+              <w:left w:val="none"/>
+              <w:bottom w:val="single" w:color="000000" w:sz="6"/>
+              <w:right w:val="none"/>
+            </w:tcBorders>
+            <w:tcMar>
+              <w:top w:type="dxa" w:w="30"/>
+              <w:left w:type="dxa" w:w="70"/>
+              <w:bottom w:type="dxa" w:w="30"/>
+              <w:right w:type="dxa" w:w="70"/>
+            </w:tcMar>
+            <w:vAlign w:val="center"/>
+          </w:tcPr>
+          <w:p>
+            <w:pPr>
+              <w:spacing w:after="0" w:line="240"/>
+              <w:jc w:val="center"/>
+            </w:pPr>
+            <w:r>
+              <w:rPr>
+                <w:rFonts w:ascii="Times New Roman" w:cs="Times New Roman" w:eastAsia="Times New Roman" w:hAnsi="Times New Roman"/>
+                <w:color w:val="000000"/>
+                <w:sz w:val="20"/>
+                <w:szCs w:val="20"/>
+              </w:rPr>
+              <w:t xml:space="preserve">2,5</w:t>
+            </w:r>
+          </w:p>
+        </w:tc>
+        <w:tc>
+          <w:tcPr>
+            <w:tcW w:type="dxa" w:w="1250"/>
+            <w:tcBorders>
+              <w:top w:val="none"/>
+              <w:left w:val="none"/>
+              <w:bottom w:val="single" w:color="000000" w:sz="6"/>
+              <w:right w:val="none"/>
+            </w:tcBorders>
+            <w:tcMar>
+              <w:top w:type="dxa" w:w="30"/>
+              <w:left w:type="dxa" w:w="70"/>
+              <w:bottom w:type="dxa" w:w="30"/>
+              <w:right w:type="dxa" w:w="70"/>
+            </w:tcMar>
+            <w:vAlign w:val="center"/>
+          </w:tcPr>
+          <w:p>
+            <w:pPr>
+              <w:spacing w:after="0" w:line="240"/>
+              <w:jc w:val="center"/>
+            </w:pPr>
+            <w:r>
+              <w:rPr>
+                <w:rFonts w:ascii="Times New Roman" w:cs="Times New Roman" w:eastAsia="Times New Roman" w:hAnsi="Times New Roman"/>
+                <w:color w:val="000000"/>
+                <w:sz w:val="20"/>
+                <w:szCs w:val="20"/>
+              </w:rPr>
+              <w:t xml:space="preserve">0,09</w:t>
+            </w:r>
+          </w:p>
+        </w:tc>
+        <w:tc>
+          <w:tcPr>
+            <w:tcW w:type="dxa" w:w="1250"/>
+            <w:tcBorders>
+              <w:top w:val="none"/>
+              <w:left w:val="none"/>
+              <w:bottom w:val="single" w:color="000000" w:sz="6"/>
+              <w:right w:val="none"/>
+            </w:tcBorders>
+            <w:tcMar>
+              <w:top w:type="dxa" w:w="30"/>
+              <w:left w:type="dxa" w:w="70"/>
+              <w:bottom w:type="dxa" w:w="30"/>
+              <w:right w:type="dxa" w:w="70"/>
+            </w:tcMar>
+            <w:vAlign w:val="center"/>
+          </w:tcPr>
+          <w:p>
+            <w:pPr>
+              <w:spacing w:after="0" w:line="240"/>
+              <w:jc w:val="center"/>
+            </w:pPr>
+            <w:r>
+              <w:rPr>
+                <w:rFonts w:ascii="Times New Roman" w:cs="Times New Roman" w:eastAsia="Times New Roman" w:hAnsi="Times New Roman"/>
+                <w:color w:val="000000"/>
+                <w:sz w:val="20"/>
+                <w:szCs w:val="20"/>
+              </w:rPr>
+              <w:t xml:space="preserve">p = 0,206</w:t>
+            </w:r>
+          </w:p>
+        </w:tc>
+        <w:tc>
+          <w:tcPr>
+            <w:tcW w:type="dxa" w:w="1250"/>
+            <w:tcBorders>
+              <w:top w:val="none"/>
+              <w:left w:val="none"/>
+              <w:bottom w:val="single" w:color="000000" w:sz="6"/>
+              <w:right w:val="none"/>
+            </w:tcBorders>
+            <w:tcMar>
+              <w:top w:type="dxa" w:w="30"/>
+              <w:left w:type="dxa" w:w="70"/>
+              <w:bottom w:type="dxa" w:w="30"/>
+              <w:right w:type="dxa" w:w="70"/>
+            </w:tcMar>
+            <w:vAlign w:val="center"/>
+          </w:tcPr>
+          <w:p>
+            <w:pPr>
+              <w:spacing w:after="0" w:line="240"/>
+              <w:jc w:val="center"/>
+            </w:pPr>
+            <w:r>
+              <w:rPr>
+                <w:rFonts w:ascii="Times New Roman" w:cs="Times New Roman" w:eastAsia="Times New Roman" w:hAnsi="Times New Roman"/>
+                <w:b/>
+                <w:bCs/>
+                <w:color w:val="000000"/>
+                <w:sz w:val="20"/>
+                <w:szCs w:val="20"/>
+              </w:rPr>
+              <w:t xml:space="preserve">· · · · ·</w:t>
+            </w:r>
+          </w:p>
+        </w:tc>
+      </w:tr>
+    </w:tbl>
+    <w:p>
+      <w:pPr>
+        <w:spacing w:after="180" w:before="40" w:line="240"/>
+        <w:jc w:val="left"/>
+      </w:pPr>
+      <w:r>
+        <w:rPr>
+          <w:rFonts w:ascii="Times New Roman" w:cs="Times New Roman" w:eastAsia="Times New Roman" w:hAnsi="Times New Roman"/>
+          <w:color w:val="3f3f3f"/>
+          <w:sz w:val="20"/>
+          <w:szCs w:val="20"/>
+        </w:rPr>
+        <w:t xml:space="preserve">Nota: n19 = casos completos sem imputação; n27 = imputado pela média do dia; misto = modelo misto n = 27 sem imputação (efeito de dia por teste de Wald). Na última coluna, 19/27/M indicam em quais caminhos o efeito de dia é significativo. Fonte: Dados da pesquisa (2026).</w:t>
+      </w:r>
+    </w:p>
+    <w:p>
+      <w:pPr>
+        <w:spacing w:after="0" w:before="0" w:line="360" w:lineRule="auto"/>
+        <w:ind w:firstLine="709"/>
+        <w:jc w:val="both"/>
+      </w:pPr>
+      <w:r>
+        <w:rPr>
+          <w:rFonts w:ascii="Times New Roman" w:cs="Times New Roman" w:eastAsia="Times New Roman" w:hAnsi="Times New Roman"/>
+          <w:color w:val="000000"/>
+          <w:sz w:val="24"/>
+          <w:szCs w:val="24"/>
+        </w:rPr>
+        <w:t xml:space="preserve">A leitura conjunta traz tranquilidade quanto ao essencial e cautela quanto ao detalhe. A direção e a hierarquia das variáveis permanecem idênticas nos três caminhos: a fadiga física lidera com folga e o vigor a acompanha. As duas vias omnibus, a paramétrica com correção de esfericidade e a de Friedman, concordam integralmente sobre quais variáveis têm efeito de dia. O que oscila é a contagem no limiar, de seis variáveis em n = 19 para sete em n = 27, e a magnitude do F.</w:t>
+      </w:r>
+    </w:p>
+    <w:p>
+      <w:pPr>
+        <w:spacing w:after="0" w:before="0" w:line="360" w:lineRule="auto"/>
+        <w:ind w:firstLine="709"/>
+        <w:jc w:val="both"/>
+      </w:pPr>
+      <w:r>
+        <w:rPr>
+          <w:rFonts w:ascii="Times New Roman" w:cs="Times New Roman" w:eastAsia="Times New Roman" w:hAnsi="Times New Roman"/>
+          <w:color w:val="000000"/>
+          <w:sz w:val="24"/>
+          <w:szCs w:val="24"/>
+        </w:rPr>
+        <w:t xml:space="preserve">A explicação para essa oscilação é instrutiva. A imputação pela média do dia coloca o valor ausente exatamente sobre a média, o que encolhe de forma artificial a variância de erro e eleva o F sem elevar na mesma proporção o tamanho de efeito. Por isso o F da fadiga física salta de 13,0 em n = 19 para 20,9 em n = 27 imputado, ao passo que o η²ₚ mal se move, de 0,42 para 0,45. A perturbação total do humor ilustra a fronteira: fica aquém do limiar em n = 19 e o cruza em n = 27. Um ponto merece destaque: o modelo misto, que não imputa nada, também acusa a sétima variável como significativa, o que mostra que o ganho não é mero artefato da imputação, e sim reflexo do maior poder da amostra completa.</w:t>
+      </w:r>
+    </w:p>
+    <w:p>
+      <w:pPr>
+        <w:spacing w:after="0" w:before="0" w:line="360" w:lineRule="auto"/>
+        <w:ind w:firstLine="709"/>
+        <w:jc w:val="both"/>
+      </w:pPr>
+      <w:r>
+        <w:rPr>
+          <w:rFonts w:ascii="Times New Roman" w:cs="Times New Roman" w:eastAsia="Times New Roman" w:hAnsi="Times New Roman"/>
+          <w:color w:val="000000"/>
+          <w:sz w:val="24"/>
+          <w:szCs w:val="24"/>
+        </w:rPr>
+        <w:t xml:space="preserve">A recomendação que decorre desta análise é dupla. Convém relatar o caminho de casos completos como resultado principal, por ser o mais conservador e livre de suposições, e apresentar o modelo misto como a via correta para aproveitar os 27 atletas quando o objetivo for maximizar o poder. A imputação pela média do dia, embora simples, deve ser evitada como base de inferência, justamente porque infla a estatística de teste. A transparência sobre o tamanho da amostra e o tratamento dos dias ausentes é, portanto, parte inseparável do relato.</w:t>
+      </w:r>
+    </w:p>
+    <w:p>
+      <w:pPr>
+        <w:keepNext/>
+        <w:spacing w:after="140" w:before="300" w:line="360" w:lineRule="auto"/>
+      </w:pPr>
+      <w:r>
+        <w:rPr>
+          <w:rFonts w:ascii="Times New Roman" w:cs="Times New Roman" w:eastAsia="Times New Roman" w:hAnsi="Times New Roman"/>
+          <w:b/>
+          <w:bCs/>
+          <w:color w:val="000000"/>
+          <w:sz w:val="24"/>
+          <w:szCs w:val="24"/>
+        </w:rPr>
+        <w:t xml:space="preserve">6 CONSIDERAÇÕES FINAIS</w:t>
       </w:r>
     </w:p>
     <w:p>

--- a/Artigos/Analise_Descritiva_Triangulacao_ABNT.docx
+++ b/Artigos/Analise_Descritiva_Triangulacao_ABNT.docx
@@ -27534,6 +27534,859 @@
           <w:szCs w:val="24"/>
         </w:rPr>
         <w:t xml:space="preserve">A recomendação que decorre desta análise é dupla. Convém relatar o caminho de casos completos como resultado principal, por ser o mais conservador e livre de suposições, e apresentar o modelo misto como a via correta para aproveitar os 27 atletas quando o objetivo for maximizar o poder. A imputação pela média do dia, embora simples, deve ser evitada como base de inferência, justamente porque infla a estatística de teste. A transparência sobre o tamanho da amostra e o tratamento dos dias ausentes é, portanto, parte inseparável do relato.</w:t>
+      </w:r>
+    </w:p>
+    <w:p>
+      <w:pPr>
+        <w:keepNext/>
+        <w:spacing w:after="90" w:before="200" w:line="360" w:lineRule="auto"/>
+      </w:pPr>
+      <w:r>
+        <w:rPr>
+          <w:rFonts w:ascii="Times New Roman" w:cs="Times New Roman" w:eastAsia="Times New Roman" w:hAnsi="Times New Roman"/>
+          <w:b/>
+          <w:bCs/>
+          <w:color w:val="000000"/>
+          <w:sz w:val="24"/>
+          <w:szCs w:val="24"/>
+        </w:rPr>
+        <w:t xml:space="preserve">5.1 Padronização dos perfis: referência interna × externa (ilustrativa)</w:t>
+      </w:r>
+    </w:p>
+    <w:p>
+      <w:pPr>
+        <w:spacing w:after="0" w:before="0" w:line="360" w:lineRule="auto"/>
+        <w:ind w:firstLine="709"/>
+        <w:jc w:val="both"/>
+      </w:pPr>
+      <w:r>
+        <w:rPr>
+          <w:rFonts w:ascii="Times New Roman" w:cs="Times New Roman" w:eastAsia="Times New Roman" w:hAnsi="Times New Roman"/>
+          <w:color w:val="000000"/>
+          <w:sz w:val="24"/>
+          <w:szCs w:val="24"/>
+        </w:rPr>
+        <w:t xml:space="preserve">A classificação dos perfis de humor deste estudo padroniza cada subescala contra a média e o desvio padrão da própria amostra, ou seja, adota uma referência interna. Convém examinar o quanto essa escolha condiciona os rótulos, pois a alternativa seria padronizar contra uma referência externa, isto é, contra normas de uma população. A Tabela 16 apresenta, a título ilustrativo, o contraste entre a prevalência dos perfis obtida pela referência interna e por uma referência externa representativa das normas adultas do BRUMS. Convém frisar que os valores externos empregados são ilustrativos, não reproduzem verbatim nenhuma tabela publicada e servem apenas para evidenciar o efeito da escolha; para uma análise definitiva bastaria substituí-los pelas normas oficiais (Terry, Lane e Fogarty, 2003; ou as normas brasileiras de Rohlfs et al., 2008).</w:t>
+      </w:r>
+    </w:p>
+    <w:p>
+      <w:pPr>
+        <w:keepNext/>
+        <w:spacing w:after="40" w:before="160" w:line="240"/>
+        <w:jc w:val="left"/>
+      </w:pPr>
+      <w:r>
+        <w:rPr>
+          <w:rFonts w:ascii="Times New Roman" w:cs="Times New Roman" w:eastAsia="Times New Roman" w:hAnsi="Times New Roman"/>
+          <w:b/>
+          <w:bCs/>
+          <w:color w:val="000000"/>
+          <w:sz w:val="20"/>
+          <w:szCs w:val="20"/>
+        </w:rPr>
+        <w:t xml:space="preserve">Tabela 16</w:t>
+      </w:r>
+      <w:r>
+        <w:rPr>
+          <w:rFonts w:ascii="Times New Roman" w:cs="Times New Roman" w:eastAsia="Times New Roman" w:hAnsi="Times New Roman"/>
+          <w:color w:val="000000"/>
+          <w:sz w:val="20"/>
+          <w:szCs w:val="20"/>
+        </w:rPr>
+        <w:t xml:space="preserve"> – Prevalência dos perfis de humor sob padronização interna e externa (ilustrativa)</w:t>
+      </w:r>
+    </w:p>
+    <w:tbl>
+      <w:tblPr>
+        <w:tblW w:type="dxa" w:w="9505"/>
+        <w:tblBorders>
+          <w:top w:val="single" w:color="000000" w:sz="6"/>
+          <w:left w:val="none"/>
+          <w:bottom w:val="single" w:color="000000" w:sz="6"/>
+          <w:right w:val="none"/>
+          <w:insideH w:val="none"/>
+          <w:insideV w:val="none"/>
+        </w:tblBorders>
+      </w:tblPr>
+      <w:tblGrid>
+        <w:gridCol w:w="4705"/>
+        <w:gridCol w:w="2400"/>
+        <w:gridCol w:w="2400"/>
+      </w:tblGrid>
+      <w:tr>
+        <w:trPr>
+          <w:tblHeader/>
+        </w:trPr>
+        <w:tc>
+          <w:tcPr>
+            <w:tcW w:type="dxa" w:w="4705"/>
+            <w:tcBorders>
+              <w:top w:val="single" w:color="000000" w:sz="6"/>
+              <w:left w:val="none"/>
+              <w:bottom w:val="single" w:color="000000" w:sz="6"/>
+              <w:right w:val="none"/>
+            </w:tcBorders>
+            <w:tcMar>
+              <w:top w:type="dxa" w:w="40"/>
+              <w:left w:type="dxa" w:w="70"/>
+              <w:bottom w:type="dxa" w:w="40"/>
+              <w:right w:type="dxa" w:w="70"/>
+            </w:tcMar>
+            <w:vAlign w:val="center"/>
+          </w:tcPr>
+          <w:p>
+            <w:pPr>
+              <w:spacing w:after="0" w:line="240"/>
+              <w:jc w:val="left"/>
+            </w:pPr>
+            <w:r>
+              <w:rPr>
+                <w:rFonts w:ascii="Times New Roman" w:cs="Times New Roman" w:eastAsia="Times New Roman" w:hAnsi="Times New Roman"/>
+                <w:b/>
+                <w:bCs/>
+                <w:color w:val="000000"/>
+                <w:sz w:val="20"/>
+                <w:szCs w:val="20"/>
+              </w:rPr>
+              <w:t xml:space="preserve">Perfil</w:t>
+            </w:r>
+          </w:p>
+        </w:tc>
+        <w:tc>
+          <w:tcPr>
+            <w:tcW w:type="dxa" w:w="2400"/>
+            <w:tcBorders>
+              <w:top w:val="single" w:color="000000" w:sz="6"/>
+              <w:left w:val="none"/>
+              <w:bottom w:val="single" w:color="000000" w:sz="6"/>
+              <w:right w:val="none"/>
+            </w:tcBorders>
+            <w:tcMar>
+              <w:top w:type="dxa" w:w="40"/>
+              <w:left w:type="dxa" w:w="70"/>
+              <w:bottom w:type="dxa" w:w="40"/>
+              <w:right w:type="dxa" w:w="70"/>
+            </w:tcMar>
+            <w:vAlign w:val="center"/>
+          </w:tcPr>
+          <w:p>
+            <w:pPr>
+              <w:spacing w:after="0" w:line="240"/>
+              <w:jc w:val="center"/>
+            </w:pPr>
+            <w:r>
+              <w:rPr>
+                <w:rFonts w:ascii="Times New Roman" w:cs="Times New Roman" w:eastAsia="Times New Roman" w:hAnsi="Times New Roman"/>
+                <w:b/>
+                <w:bCs/>
+                <w:color w:val="000000"/>
+                <w:sz w:val="20"/>
+                <w:szCs w:val="20"/>
+              </w:rPr>
+              <w:t xml:space="preserve">Interno (amostra)</w:t>
+            </w:r>
+          </w:p>
+        </w:tc>
+        <w:tc>
+          <w:tcPr>
+            <w:tcW w:type="dxa" w:w="2400"/>
+            <w:tcBorders>
+              <w:top w:val="single" w:color="000000" w:sz="6"/>
+              <w:left w:val="none"/>
+              <w:bottom w:val="single" w:color="000000" w:sz="6"/>
+              <w:right w:val="none"/>
+            </w:tcBorders>
+            <w:tcMar>
+              <w:top w:type="dxa" w:w="40"/>
+              <w:left w:type="dxa" w:w="70"/>
+              <w:bottom w:type="dxa" w:w="40"/>
+              <w:right w:type="dxa" w:w="70"/>
+            </w:tcMar>
+            <w:vAlign w:val="center"/>
+          </w:tcPr>
+          <w:p>
+            <w:pPr>
+              <w:spacing w:after="0" w:line="240"/>
+              <w:jc w:val="center"/>
+            </w:pPr>
+            <w:r>
+              <w:rPr>
+                <w:rFonts w:ascii="Times New Roman" w:cs="Times New Roman" w:eastAsia="Times New Roman" w:hAnsi="Times New Roman"/>
+                <w:b/>
+                <w:bCs/>
+                <w:color w:val="000000"/>
+                <w:sz w:val="20"/>
+                <w:szCs w:val="20"/>
+              </w:rPr>
+              <w:t xml:space="preserve">Externo (ilustrativo)</w:t>
+            </w:r>
+          </w:p>
+        </w:tc>
+      </w:tr>
+      <w:tr>
+        <w:tc>
+          <w:tcPr>
+            <w:tcW w:type="dxa" w:w="4705"/>
+            <w:tcBorders>
+              <w:top w:val="none"/>
+              <w:left w:val="none"/>
+              <w:bottom w:val="none"/>
+              <w:right w:val="none"/>
+            </w:tcBorders>
+            <w:tcMar>
+              <w:top w:type="dxa" w:w="30"/>
+              <w:left w:type="dxa" w:w="70"/>
+              <w:bottom w:type="dxa" w:w="30"/>
+              <w:right w:type="dxa" w:w="70"/>
+            </w:tcMar>
+            <w:vAlign w:val="center"/>
+          </w:tcPr>
+          <w:p>
+            <w:pPr>
+              <w:spacing w:after="0" w:line="240"/>
+              <w:jc w:val="left"/>
+            </w:pPr>
+            <w:r>
+              <w:rPr>
+                <w:rFonts w:ascii="Times New Roman" w:cs="Times New Roman" w:eastAsia="Times New Roman" w:hAnsi="Times New Roman"/>
+                <w:b/>
+                <w:bCs/>
+                <w:color w:val="000000"/>
+                <w:sz w:val="20"/>
+                <w:szCs w:val="20"/>
+              </w:rPr>
+              <w:t xml:space="preserve">Iceberg</w:t>
+            </w:r>
+          </w:p>
+        </w:tc>
+        <w:tc>
+          <w:tcPr>
+            <w:tcW w:type="dxa" w:w="2400"/>
+            <w:tcBorders>
+              <w:top w:val="none"/>
+              <w:left w:val="none"/>
+              <w:bottom w:val="none"/>
+              <w:right w:val="none"/>
+            </w:tcBorders>
+            <w:tcMar>
+              <w:top w:type="dxa" w:w="30"/>
+              <w:left w:type="dxa" w:w="70"/>
+              <w:bottom w:type="dxa" w:w="30"/>
+              <w:right w:type="dxa" w:w="70"/>
+            </w:tcMar>
+            <w:vAlign w:val="center"/>
+          </w:tcPr>
+          <w:p>
+            <w:pPr>
+              <w:spacing w:after="0" w:line="240"/>
+              <w:jc w:val="center"/>
+            </w:pPr>
+            <w:r>
+              <w:rPr>
+                <w:rFonts w:ascii="Times New Roman" w:cs="Times New Roman" w:eastAsia="Times New Roman" w:hAnsi="Times New Roman"/>
+                <w:color w:val="000000"/>
+                <w:sz w:val="20"/>
+                <w:szCs w:val="20"/>
+              </w:rPr>
+              <w:t xml:space="preserve">31,6%</w:t>
+            </w:r>
+          </w:p>
+        </w:tc>
+        <w:tc>
+          <w:tcPr>
+            <w:tcW w:type="dxa" w:w="2400"/>
+            <w:tcBorders>
+              <w:top w:val="none"/>
+              <w:left w:val="none"/>
+              <w:bottom w:val="none"/>
+              <w:right w:val="none"/>
+            </w:tcBorders>
+            <w:tcMar>
+              <w:top w:type="dxa" w:w="30"/>
+              <w:left w:type="dxa" w:w="70"/>
+              <w:bottom w:type="dxa" w:w="30"/>
+              <w:right w:type="dxa" w:w="70"/>
+            </w:tcMar>
+            <w:vAlign w:val="center"/>
+          </w:tcPr>
+          <w:p>
+            <w:pPr>
+              <w:spacing w:after="0" w:line="240"/>
+              <w:jc w:val="center"/>
+            </w:pPr>
+            <w:r>
+              <w:rPr>
+                <w:rFonts w:ascii="Times New Roman" w:cs="Times New Roman" w:eastAsia="Times New Roman" w:hAnsi="Times New Roman"/>
+                <w:color w:val="000000"/>
+                <w:sz w:val="20"/>
+                <w:szCs w:val="20"/>
+              </w:rPr>
+              <w:t xml:space="preserve">17,1%</w:t>
+            </w:r>
+          </w:p>
+        </w:tc>
+      </w:tr>
+      <w:tr>
+        <w:tc>
+          <w:tcPr>
+            <w:tcW w:type="dxa" w:w="4705"/>
+            <w:tcBorders>
+              <w:top w:val="none"/>
+              <w:left w:val="none"/>
+              <w:bottom w:val="none"/>
+              <w:right w:val="none"/>
+            </w:tcBorders>
+            <w:tcMar>
+              <w:top w:type="dxa" w:w="30"/>
+              <w:left w:type="dxa" w:w="70"/>
+              <w:bottom w:type="dxa" w:w="30"/>
+              <w:right w:type="dxa" w:w="70"/>
+            </w:tcMar>
+            <w:vAlign w:val="center"/>
+          </w:tcPr>
+          <w:p>
+            <w:pPr>
+              <w:spacing w:after="0" w:line="240"/>
+              <w:jc w:val="left"/>
+            </w:pPr>
+            <w:r>
+              <w:rPr>
+                <w:rFonts w:ascii="Times New Roman" w:cs="Times New Roman" w:eastAsia="Times New Roman" w:hAnsi="Times New Roman"/>
+                <w:b/>
+                <w:bCs/>
+                <w:color w:val="000000"/>
+                <w:sz w:val="20"/>
+                <w:szCs w:val="20"/>
+              </w:rPr>
+              <w:t xml:space="preserve">Superfície</w:t>
+            </w:r>
+          </w:p>
+        </w:tc>
+        <w:tc>
+          <w:tcPr>
+            <w:tcW w:type="dxa" w:w="2400"/>
+            <w:tcBorders>
+              <w:top w:val="none"/>
+              <w:left w:val="none"/>
+              <w:bottom w:val="none"/>
+              <w:right w:val="none"/>
+            </w:tcBorders>
+            <w:tcMar>
+              <w:top w:type="dxa" w:w="30"/>
+              <w:left w:type="dxa" w:w="70"/>
+              <w:bottom w:type="dxa" w:w="30"/>
+              <w:right w:type="dxa" w:w="70"/>
+            </w:tcMar>
+            <w:vAlign w:val="center"/>
+          </w:tcPr>
+          <w:p>
+            <w:pPr>
+              <w:spacing w:after="0" w:line="240"/>
+              <w:jc w:val="center"/>
+            </w:pPr>
+            <w:r>
+              <w:rPr>
+                <w:rFonts w:ascii="Times New Roman" w:cs="Times New Roman" w:eastAsia="Times New Roman" w:hAnsi="Times New Roman"/>
+                <w:color w:val="000000"/>
+                <w:sz w:val="20"/>
+                <w:szCs w:val="20"/>
+              </w:rPr>
+              <w:t xml:space="preserve">31,1%</w:t>
+            </w:r>
+          </w:p>
+        </w:tc>
+        <w:tc>
+          <w:tcPr>
+            <w:tcW w:type="dxa" w:w="2400"/>
+            <w:tcBorders>
+              <w:top w:val="none"/>
+              <w:left w:val="none"/>
+              <w:bottom w:val="none"/>
+              <w:right w:val="none"/>
+            </w:tcBorders>
+            <w:tcMar>
+              <w:top w:type="dxa" w:w="30"/>
+              <w:left w:type="dxa" w:w="70"/>
+              <w:bottom w:type="dxa" w:w="30"/>
+              <w:right w:type="dxa" w:w="70"/>
+            </w:tcMar>
+            <w:vAlign w:val="center"/>
+          </w:tcPr>
+          <w:p>
+            <w:pPr>
+              <w:spacing w:after="0" w:line="240"/>
+              <w:jc w:val="center"/>
+            </w:pPr>
+            <w:r>
+              <w:rPr>
+                <w:rFonts w:ascii="Times New Roman" w:cs="Times New Roman" w:eastAsia="Times New Roman" w:hAnsi="Times New Roman"/>
+                <w:color w:val="000000"/>
+                <w:sz w:val="20"/>
+                <w:szCs w:val="20"/>
+              </w:rPr>
+              <w:t xml:space="preserve">11,8%</w:t>
+            </w:r>
+          </w:p>
+        </w:tc>
+      </w:tr>
+      <w:tr>
+        <w:tc>
+          <w:tcPr>
+            <w:tcW w:type="dxa" w:w="4705"/>
+            <w:tcBorders>
+              <w:top w:val="none"/>
+              <w:left w:val="none"/>
+              <w:bottom w:val="none"/>
+              <w:right w:val="none"/>
+            </w:tcBorders>
+            <w:tcMar>
+              <w:top w:type="dxa" w:w="30"/>
+              <w:left w:type="dxa" w:w="70"/>
+              <w:bottom w:type="dxa" w:w="30"/>
+              <w:right w:type="dxa" w:w="70"/>
+            </w:tcMar>
+            <w:vAlign w:val="center"/>
+          </w:tcPr>
+          <w:p>
+            <w:pPr>
+              <w:spacing w:after="0" w:line="240"/>
+              <w:jc w:val="left"/>
+            </w:pPr>
+            <w:r>
+              <w:rPr>
+                <w:rFonts w:ascii="Times New Roman" w:cs="Times New Roman" w:eastAsia="Times New Roman" w:hAnsi="Times New Roman"/>
+                <w:b/>
+                <w:bCs/>
+                <w:color w:val="000000"/>
+                <w:sz w:val="20"/>
+                <w:szCs w:val="20"/>
+              </w:rPr>
+              <w:t xml:space="preserve">Submerso</w:t>
+            </w:r>
+          </w:p>
+        </w:tc>
+        <w:tc>
+          <w:tcPr>
+            <w:tcW w:type="dxa" w:w="2400"/>
+            <w:tcBorders>
+              <w:top w:val="none"/>
+              <w:left w:val="none"/>
+              <w:bottom w:val="none"/>
+              <w:right w:val="none"/>
+            </w:tcBorders>
+            <w:tcMar>
+              <w:top w:type="dxa" w:w="30"/>
+              <w:left w:type="dxa" w:w="70"/>
+              <w:bottom w:type="dxa" w:w="30"/>
+              <w:right w:type="dxa" w:w="70"/>
+            </w:tcMar>
+            <w:vAlign w:val="center"/>
+          </w:tcPr>
+          <w:p>
+            <w:pPr>
+              <w:spacing w:after="0" w:line="240"/>
+              <w:jc w:val="center"/>
+            </w:pPr>
+            <w:r>
+              <w:rPr>
+                <w:rFonts w:ascii="Times New Roman" w:cs="Times New Roman" w:eastAsia="Times New Roman" w:hAnsi="Times New Roman"/>
+                <w:color w:val="000000"/>
+                <w:sz w:val="20"/>
+                <w:szCs w:val="20"/>
+              </w:rPr>
+              <w:t xml:space="preserve">10,3%</w:t>
+            </w:r>
+          </w:p>
+        </w:tc>
+        <w:tc>
+          <w:tcPr>
+            <w:tcW w:type="dxa" w:w="2400"/>
+            <w:tcBorders>
+              <w:top w:val="none"/>
+              <w:left w:val="none"/>
+              <w:bottom w:val="none"/>
+              <w:right w:val="none"/>
+            </w:tcBorders>
+            <w:tcMar>
+              <w:top w:type="dxa" w:w="30"/>
+              <w:left w:type="dxa" w:w="70"/>
+              <w:bottom w:type="dxa" w:w="30"/>
+              <w:right w:type="dxa" w:w="70"/>
+            </w:tcMar>
+            <w:vAlign w:val="center"/>
+          </w:tcPr>
+          <w:p>
+            <w:pPr>
+              <w:spacing w:after="0" w:line="240"/>
+              <w:jc w:val="center"/>
+            </w:pPr>
+            <w:r>
+              <w:rPr>
+                <w:rFonts w:ascii="Times New Roman" w:cs="Times New Roman" w:eastAsia="Times New Roman" w:hAnsi="Times New Roman"/>
+                <w:color w:val="000000"/>
+                <w:sz w:val="20"/>
+                <w:szCs w:val="20"/>
+              </w:rPr>
+              <w:t xml:space="preserve">52,6%</w:t>
+            </w:r>
+          </w:p>
+        </w:tc>
+      </w:tr>
+      <w:tr>
+        <w:tc>
+          <w:tcPr>
+            <w:tcW w:type="dxa" w:w="4705"/>
+            <w:tcBorders>
+              <w:top w:val="none"/>
+              <w:left w:val="none"/>
+              <w:bottom w:val="none"/>
+              <w:right w:val="none"/>
+            </w:tcBorders>
+            <w:tcMar>
+              <w:top w:type="dxa" w:w="30"/>
+              <w:left w:type="dxa" w:w="70"/>
+              <w:bottom w:type="dxa" w:w="30"/>
+              <w:right w:type="dxa" w:w="70"/>
+            </w:tcMar>
+            <w:vAlign w:val="center"/>
+          </w:tcPr>
+          <w:p>
+            <w:pPr>
+              <w:spacing w:after="0" w:line="240"/>
+              <w:jc w:val="left"/>
+            </w:pPr>
+            <w:r>
+              <w:rPr>
+                <w:rFonts w:ascii="Times New Roman" w:cs="Times New Roman" w:eastAsia="Times New Roman" w:hAnsi="Times New Roman"/>
+                <w:b/>
+                <w:bCs/>
+                <w:color w:val="000000"/>
+                <w:sz w:val="20"/>
+                <w:szCs w:val="20"/>
+              </w:rPr>
+              <w:t xml:space="preserve">Barbatana de tubarão</w:t>
+            </w:r>
+          </w:p>
+        </w:tc>
+        <w:tc>
+          <w:tcPr>
+            <w:tcW w:type="dxa" w:w="2400"/>
+            <w:tcBorders>
+              <w:top w:val="none"/>
+              <w:left w:val="none"/>
+              <w:bottom w:val="none"/>
+              <w:right w:val="none"/>
+            </w:tcBorders>
+            <w:tcMar>
+              <w:top w:type="dxa" w:w="30"/>
+              <w:left w:type="dxa" w:w="70"/>
+              <w:bottom w:type="dxa" w:w="30"/>
+              <w:right w:type="dxa" w:w="70"/>
+            </w:tcMar>
+            <w:vAlign w:val="center"/>
+          </w:tcPr>
+          <w:p>
+            <w:pPr>
+              <w:spacing w:after="0" w:line="240"/>
+              <w:jc w:val="center"/>
+            </w:pPr>
+            <w:r>
+              <w:rPr>
+                <w:rFonts w:ascii="Times New Roman" w:cs="Times New Roman" w:eastAsia="Times New Roman" w:hAnsi="Times New Roman"/>
+                <w:color w:val="000000"/>
+                <w:sz w:val="20"/>
+                <w:szCs w:val="20"/>
+              </w:rPr>
+              <w:t xml:space="preserve">9,2%</w:t>
+            </w:r>
+          </w:p>
+        </w:tc>
+        <w:tc>
+          <w:tcPr>
+            <w:tcW w:type="dxa" w:w="2400"/>
+            <w:tcBorders>
+              <w:top w:val="none"/>
+              <w:left w:val="none"/>
+              <w:bottom w:val="none"/>
+              <w:right w:val="none"/>
+            </w:tcBorders>
+            <w:tcMar>
+              <w:top w:type="dxa" w:w="30"/>
+              <w:left w:type="dxa" w:w="70"/>
+              <w:bottom w:type="dxa" w:w="30"/>
+              <w:right w:type="dxa" w:w="70"/>
+            </w:tcMar>
+            <w:vAlign w:val="center"/>
+          </w:tcPr>
+          <w:p>
+            <w:pPr>
+              <w:spacing w:after="0" w:line="240"/>
+              <w:jc w:val="center"/>
+            </w:pPr>
+            <w:r>
+              <w:rPr>
+                <w:rFonts w:ascii="Times New Roman" w:cs="Times New Roman" w:eastAsia="Times New Roman" w:hAnsi="Times New Roman"/>
+                <w:color w:val="000000"/>
+                <w:sz w:val="20"/>
+                <w:szCs w:val="20"/>
+              </w:rPr>
+              <w:t xml:space="preserve">8,1%</w:t>
+            </w:r>
+          </w:p>
+        </w:tc>
+      </w:tr>
+      <w:tr>
+        <w:tc>
+          <w:tcPr>
+            <w:tcW w:type="dxa" w:w="4705"/>
+            <w:tcBorders>
+              <w:top w:val="none"/>
+              <w:left w:val="none"/>
+              <w:bottom w:val="none"/>
+              <w:right w:val="none"/>
+            </w:tcBorders>
+            <w:tcMar>
+              <w:top w:type="dxa" w:w="30"/>
+              <w:left w:type="dxa" w:w="70"/>
+              <w:bottom w:type="dxa" w:w="30"/>
+              <w:right w:type="dxa" w:w="70"/>
+            </w:tcMar>
+            <w:vAlign w:val="center"/>
+          </w:tcPr>
+          <w:p>
+            <w:pPr>
+              <w:spacing w:after="0" w:line="240"/>
+              <w:jc w:val="left"/>
+            </w:pPr>
+            <w:r>
+              <w:rPr>
+                <w:rFonts w:ascii="Times New Roman" w:cs="Times New Roman" w:eastAsia="Times New Roman" w:hAnsi="Times New Roman"/>
+                <w:b/>
+                <w:bCs/>
+                <w:color w:val="000000"/>
+                <w:sz w:val="20"/>
+                <w:szCs w:val="20"/>
+              </w:rPr>
+              <w:t xml:space="preserve">Everest invertido</w:t>
+            </w:r>
+          </w:p>
+        </w:tc>
+        <w:tc>
+          <w:tcPr>
+            <w:tcW w:type="dxa" w:w="2400"/>
+            <w:tcBorders>
+              <w:top w:val="none"/>
+              <w:left w:val="none"/>
+              <w:bottom w:val="none"/>
+              <w:right w:val="none"/>
+            </w:tcBorders>
+            <w:tcMar>
+              <w:top w:type="dxa" w:w="30"/>
+              <w:left w:type="dxa" w:w="70"/>
+              <w:bottom w:type="dxa" w:w="30"/>
+              <w:right w:type="dxa" w:w="70"/>
+            </w:tcMar>
+            <w:vAlign w:val="center"/>
+          </w:tcPr>
+          <w:p>
+            <w:pPr>
+              <w:spacing w:after="0" w:line="240"/>
+              <w:jc w:val="center"/>
+            </w:pPr>
+            <w:r>
+              <w:rPr>
+                <w:rFonts w:ascii="Times New Roman" w:cs="Times New Roman" w:eastAsia="Times New Roman" w:hAnsi="Times New Roman"/>
+                <w:color w:val="000000"/>
+                <w:sz w:val="20"/>
+                <w:szCs w:val="20"/>
+              </w:rPr>
+              <w:t xml:space="preserve">9,2%</w:t>
+            </w:r>
+          </w:p>
+        </w:tc>
+        <w:tc>
+          <w:tcPr>
+            <w:tcW w:type="dxa" w:w="2400"/>
+            <w:tcBorders>
+              <w:top w:val="none"/>
+              <w:left w:val="none"/>
+              <w:bottom w:val="none"/>
+              <w:right w:val="none"/>
+            </w:tcBorders>
+            <w:tcMar>
+              <w:top w:type="dxa" w:w="30"/>
+              <w:left w:type="dxa" w:w="70"/>
+              <w:bottom w:type="dxa" w:w="30"/>
+              <w:right w:type="dxa" w:w="70"/>
+            </w:tcMar>
+            <w:vAlign w:val="center"/>
+          </w:tcPr>
+          <w:p>
+            <w:pPr>
+              <w:spacing w:after="0" w:line="240"/>
+              <w:jc w:val="center"/>
+            </w:pPr>
+            <w:r>
+              <w:rPr>
+                <w:rFonts w:ascii="Times New Roman" w:cs="Times New Roman" w:eastAsia="Times New Roman" w:hAnsi="Times New Roman"/>
+                <w:color w:val="000000"/>
+                <w:sz w:val="20"/>
+                <w:szCs w:val="20"/>
+              </w:rPr>
+              <w:t xml:space="preserve">2,6%</w:t>
+            </w:r>
+          </w:p>
+        </w:tc>
+      </w:tr>
+      <w:tr>
+        <w:tc>
+          <w:tcPr>
+            <w:tcW w:type="dxa" w:w="4705"/>
+            <w:tcBorders>
+              <w:top w:val="none"/>
+              <w:left w:val="none"/>
+              <w:bottom w:val="single" w:color="000000" w:sz="6"/>
+              <w:right w:val="none"/>
+            </w:tcBorders>
+            <w:tcMar>
+              <w:top w:type="dxa" w:w="30"/>
+              <w:left w:type="dxa" w:w="70"/>
+              <w:bottom w:type="dxa" w:w="30"/>
+              <w:right w:type="dxa" w:w="70"/>
+            </w:tcMar>
+            <w:vAlign w:val="center"/>
+          </w:tcPr>
+          <w:p>
+            <w:pPr>
+              <w:spacing w:after="0" w:line="240"/>
+              <w:jc w:val="left"/>
+            </w:pPr>
+            <w:r>
+              <w:rPr>
+                <w:rFonts w:ascii="Times New Roman" w:cs="Times New Roman" w:eastAsia="Times New Roman" w:hAnsi="Times New Roman"/>
+                <w:b/>
+                <w:bCs/>
+                <w:color w:val="000000"/>
+                <w:sz w:val="20"/>
+                <w:szCs w:val="20"/>
+              </w:rPr>
+              <w:t xml:space="preserve">Iceberg invertido</w:t>
+            </w:r>
+          </w:p>
+        </w:tc>
+        <w:tc>
+          <w:tcPr>
+            <w:tcW w:type="dxa" w:w="2400"/>
+            <w:tcBorders>
+              <w:top w:val="none"/>
+              <w:left w:val="none"/>
+              <w:bottom w:val="single" w:color="000000" w:sz="6"/>
+              <w:right w:val="none"/>
+            </w:tcBorders>
+            <w:tcMar>
+              <w:top w:type="dxa" w:w="30"/>
+              <w:left w:type="dxa" w:w="70"/>
+              <w:bottom w:type="dxa" w:w="30"/>
+              <w:right w:type="dxa" w:w="70"/>
+            </w:tcMar>
+            <w:vAlign w:val="center"/>
+          </w:tcPr>
+          <w:p>
+            <w:pPr>
+              <w:spacing w:after="0" w:line="240"/>
+              <w:jc w:val="center"/>
+            </w:pPr>
+            <w:r>
+              <w:rPr>
+                <w:rFonts w:ascii="Times New Roman" w:cs="Times New Roman" w:eastAsia="Times New Roman" w:hAnsi="Times New Roman"/>
+                <w:color w:val="000000"/>
+                <w:sz w:val="20"/>
+                <w:szCs w:val="20"/>
+              </w:rPr>
+              <w:t xml:space="preserve">8,6%</w:t>
+            </w:r>
+          </w:p>
+        </w:tc>
+        <w:tc>
+          <w:tcPr>
+            <w:tcW w:type="dxa" w:w="2400"/>
+            <w:tcBorders>
+              <w:top w:val="none"/>
+              <w:left w:val="none"/>
+              <w:bottom w:val="single" w:color="000000" w:sz="6"/>
+              <w:right w:val="none"/>
+            </w:tcBorders>
+            <w:tcMar>
+              <w:top w:type="dxa" w:w="30"/>
+              <w:left w:type="dxa" w:w="70"/>
+              <w:bottom w:type="dxa" w:w="30"/>
+              <w:right w:type="dxa" w:w="70"/>
+            </w:tcMar>
+            <w:vAlign w:val="center"/>
+          </w:tcPr>
+          <w:p>
+            <w:pPr>
+              <w:spacing w:after="0" w:line="240"/>
+              <w:jc w:val="center"/>
+            </w:pPr>
+            <w:r>
+              <w:rPr>
+                <w:rFonts w:ascii="Times New Roman" w:cs="Times New Roman" w:eastAsia="Times New Roman" w:hAnsi="Times New Roman"/>
+                <w:color w:val="000000"/>
+                <w:sz w:val="20"/>
+                <w:szCs w:val="20"/>
+              </w:rPr>
+              <w:t xml:space="preserve">7,7%</w:t>
+            </w:r>
+          </w:p>
+        </w:tc>
+      </w:tr>
+    </w:tbl>
+    <w:p>
+      <w:pPr>
+        <w:spacing w:after="180" w:before="40" w:line="240"/>
+        <w:jc w:val="left"/>
+      </w:pPr>
+      <w:r>
+        <w:rPr>
+          <w:rFonts w:ascii="Times New Roman" w:cs="Times New Roman" w:eastAsia="Times New Roman" w:hAnsi="Times New Roman"/>
+          <w:color w:val="3f3f3f"/>
+          <w:sz w:val="20"/>
+          <w:szCs w:val="20"/>
+        </w:rPr>
+        <w:t xml:space="preserve">Nota: interno = z contra a média/DP da amostra; externo = z contra referência ilustrativa de normas adultas do BRUMS. Fonte: Dados da pesquisa (2026).</w:t>
+      </w:r>
+    </w:p>
+    <w:p>
+      <w:pPr>
+        <w:spacing w:after="0" w:before="0" w:line="360" w:lineRule="auto"/>
+        <w:ind w:firstLine="709"/>
+        <w:jc w:val="both"/>
+      </w:pPr>
+      <w:r>
+        <w:rPr>
+          <w:rFonts w:ascii="Times New Roman" w:cs="Times New Roman" w:eastAsia="Times New Roman" w:hAnsi="Times New Roman"/>
+          <w:color w:val="000000"/>
+          <w:sz w:val="24"/>
+          <w:szCs w:val="24"/>
+        </w:rPr>
+        <w:t xml:space="preserve">O contraste é instrutivo. Sob a referência interna, a média da amostra corresponde ao ponto neutro, de modo que o elenco se distribui em torno dos perfis favoráveis, com predomínio de iceberg e superfície. Sob a referência externa, ancorada em uma população de vigor mais elevado, os escores absolutos desta equipe situam-se abaixo da referência e a maioria das respostas migra para o perfil submerso. A lição metodológica é direta: o rótulo do perfil é relativo à referência adotada e não deve ser lido como categoria absoluta.</w:t>
+      </w:r>
+    </w:p>
+    <w:p>
+      <w:pPr>
+        <w:spacing w:after="0" w:before="0" w:line="360" w:lineRule="auto"/>
+        <w:ind w:firstLine="709"/>
+        <w:jc w:val="both"/>
+      </w:pPr>
+      <w:r>
+        <w:rPr>
+          <w:rFonts w:ascii="Times New Roman" w:cs="Times New Roman" w:eastAsia="Times New Roman" w:hAnsi="Times New Roman"/>
+          <w:color w:val="000000"/>
+          <w:sz w:val="24"/>
+          <w:szCs w:val="24"/>
+        </w:rPr>
+        <w:t xml:space="preserve">Um ponto tranquiliza quanto à leitura dinâmica do estudo. Embora a prevalência absoluta mude de forma expressiva entre as duas referências, a direção da migração ao longo da semana permanece a mesma nos dois modos, pois o perfil iceberg recua de D1 a D7 tanto na padronização interna quanto na externa. Assim, a interpretação central, a erosão do estado favorável conforme a carga se acumula, é robusta à escolha da referência, ainda que os rótulos absolutos dependam dela. Por essa razão, o estudo relata os perfis como descrição transversal do próprio elenco, e não como norma populacional.</w:t>
       </w:r>
     </w:p>
     <w:p>

--- a/Artigos/Analise_Descritiva_Triangulacao_ABNT.docx
+++ b/Artigos/Analise_Descritiva_Triangulacao_ABNT.docx
@@ -28387,6 +28387,4300 @@
           <w:szCs w:val="24"/>
         </w:rPr>
         <w:t xml:space="preserve">Um ponto tranquiliza quanto à leitura dinâmica do estudo. Embora a prevalência absoluta mude de forma expressiva entre as duas referências, a direção da migração ao longo da semana permanece a mesma nos dois modos, pois o perfil iceberg recua de D1 a D7 tanto na padronização interna quanto na externa. Assim, a interpretação central, a erosão do estado favorável conforme a carga se acumula, é robusta à escolha da referência, ainda que os rótulos absolutos dependam dela. Por essa razão, o estudo relata os perfis como descrição transversal do próprio elenco, e não como norma populacional.</w:t>
+      </w:r>
+    </w:p>
+    <w:p>
+      <w:pPr>
+        <w:keepNext/>
+        <w:spacing w:after="90" w:before="200" w:line="360" w:lineRule="auto"/>
+      </w:pPr>
+      <w:r>
+        <w:rPr>
+          <w:rFonts w:ascii="Times New Roman" w:cs="Times New Roman" w:eastAsia="Times New Roman" w:hAnsi="Times New Roman"/>
+          <w:b/>
+          <w:bCs/>
+          <w:color w:val="000000"/>
+          <w:sz w:val="24"/>
+          <w:szCs w:val="24"/>
+        </w:rPr>
+        <w:t xml:space="preserve">5.2 Confirmação da triangulação por métodos convergentes</w:t>
+      </w:r>
+    </w:p>
+    <w:p>
+      <w:pPr>
+        <w:spacing w:after="0" w:before="0" w:line="360" w:lineRule="auto"/>
+        <w:ind w:firstLine="709"/>
+        <w:jc w:val="both"/>
+      </w:pPr>
+      <w:r>
+        <w:rPr>
+          <w:rFonts w:ascii="Times New Roman" w:cs="Times New Roman" w:eastAsia="Times New Roman" w:hAnsi="Times New Roman"/>
+          <w:color w:val="000000"/>
+          <w:sz w:val="24"/>
+          <w:szCs w:val="24"/>
+        </w:rPr>
+        <w:t xml:space="preserve">A robustez de uma triangulação depende de os seus valores resistirem a mais de uma via de cálculo. Por isso, cada contraste e cada efeito agudo foi reavaliado por três caminhos independentes, a saber, o teste de Wilcoxon pareado, um teste de permutação por troca de sinais e o intervalo de confiança de 95% do tamanho de efeito obtido por reamostragem. A concordância entre as três vias serve de selo de confiança. O acordo foi elevado: 7 dos 8 contrastes e 23 dos 24 efeitos agudos apontaram no mesmo sentido pelas três abordagens.</w:t>
+      </w:r>
+    </w:p>
+    <w:p>
+      <w:pPr>
+        <w:keepNext/>
+        <w:spacing w:after="40" w:before="160" w:line="240"/>
+        <w:jc w:val="left"/>
+      </w:pPr>
+      <w:r>
+        <w:rPr>
+          <w:rFonts w:ascii="Times New Roman" w:cs="Times New Roman" w:eastAsia="Times New Roman" w:hAnsi="Times New Roman"/>
+          <w:b/>
+          <w:bCs/>
+          <w:color w:val="000000"/>
+          <w:sz w:val="20"/>
+          <w:szCs w:val="20"/>
+        </w:rPr>
+        <w:t xml:space="preserve">Tabela 17</w:t>
+      </w:r>
+      <w:r>
+        <w:rPr>
+          <w:rFonts w:ascii="Times New Roman" w:cs="Times New Roman" w:eastAsia="Times New Roman" w:hAnsi="Times New Roman"/>
+          <w:color w:val="000000"/>
+          <w:sz w:val="20"/>
+          <w:szCs w:val="20"/>
+        </w:rPr>
+        <w:t xml:space="preserve"> – Confirmação do contraste HIIT versus jogo por três vias independentes</w:t>
+      </w:r>
+    </w:p>
+    <w:tbl>
+      <w:tblPr>
+        <w:tblW w:type="dxa" w:w="9505"/>
+        <w:tblBorders>
+          <w:top w:val="single" w:color="000000" w:sz="6"/>
+          <w:left w:val="none"/>
+          <w:bottom w:val="single" w:color="000000" w:sz="6"/>
+          <w:right w:val="none"/>
+          <w:insideH w:val="none"/>
+          <w:insideV w:val="none"/>
+        </w:tblBorders>
+      </w:tblPr>
+      <w:tblGrid>
+        <w:gridCol w:w="2005"/>
+        <w:gridCol w:w="1000"/>
+        <w:gridCol w:w="1900"/>
+        <w:gridCol w:w="1500"/>
+        <w:gridCol w:w="1500"/>
+        <w:gridCol w:w="1600"/>
+      </w:tblGrid>
+      <w:tr>
+        <w:trPr>
+          <w:tblHeader/>
+        </w:trPr>
+        <w:tc>
+          <w:tcPr>
+            <w:tcW w:type="dxa" w:w="2005"/>
+            <w:tcBorders>
+              <w:top w:val="single" w:color="000000" w:sz="6"/>
+              <w:left w:val="none"/>
+              <w:bottom w:val="single" w:color="000000" w:sz="6"/>
+              <w:right w:val="none"/>
+            </w:tcBorders>
+            <w:tcMar>
+              <w:top w:type="dxa" w:w="40"/>
+              <w:left w:type="dxa" w:w="70"/>
+              <w:bottom w:type="dxa" w:w="40"/>
+              <w:right w:type="dxa" w:w="70"/>
+            </w:tcMar>
+            <w:vAlign w:val="center"/>
+          </w:tcPr>
+          <w:p>
+            <w:pPr>
+              <w:spacing w:after="0" w:line="240"/>
+              <w:jc w:val="left"/>
+            </w:pPr>
+            <w:r>
+              <w:rPr>
+                <w:rFonts w:ascii="Times New Roman" w:cs="Times New Roman" w:eastAsia="Times New Roman" w:hAnsi="Times New Roman"/>
+                <w:b/>
+                <w:bCs/>
+                <w:color w:val="000000"/>
+                <w:sz w:val="20"/>
+                <w:szCs w:val="20"/>
+              </w:rPr>
+              <w:t xml:space="preserve">Variável</w:t>
+            </w:r>
+          </w:p>
+        </w:tc>
+        <w:tc>
+          <w:tcPr>
+            <w:tcW w:type="dxa" w:w="1000"/>
+            <w:tcBorders>
+              <w:top w:val="single" w:color="000000" w:sz="6"/>
+              <w:left w:val="none"/>
+              <w:bottom w:val="single" w:color="000000" w:sz="6"/>
+              <w:right w:val="none"/>
+            </w:tcBorders>
+            <w:tcMar>
+              <w:top w:type="dxa" w:w="40"/>
+              <w:left w:type="dxa" w:w="70"/>
+              <w:bottom w:type="dxa" w:w="40"/>
+              <w:right w:type="dxa" w:w="70"/>
+            </w:tcMar>
+            <w:vAlign w:val="center"/>
+          </w:tcPr>
+          <w:p>
+            <w:pPr>
+              <w:spacing w:after="0" w:line="240"/>
+              <w:jc w:val="center"/>
+            </w:pPr>
+            <w:r>
+              <w:rPr>
+                <w:rFonts w:ascii="Times New Roman" w:cs="Times New Roman" w:eastAsia="Times New Roman" w:hAnsi="Times New Roman"/>
+                <w:b/>
+                <w:bCs/>
+                <w:color w:val="000000"/>
+                <w:sz w:val="20"/>
+                <w:szCs w:val="20"/>
+              </w:rPr>
+              <w:t xml:space="preserve">dz</w:t>
+            </w:r>
+          </w:p>
+        </w:tc>
+        <w:tc>
+          <w:tcPr>
+            <w:tcW w:type="dxa" w:w="1900"/>
+            <w:tcBorders>
+              <w:top w:val="single" w:color="000000" w:sz="6"/>
+              <w:left w:val="none"/>
+              <w:bottom w:val="single" w:color="000000" w:sz="6"/>
+              <w:right w:val="none"/>
+            </w:tcBorders>
+            <w:tcMar>
+              <w:top w:type="dxa" w:w="40"/>
+              <w:left w:type="dxa" w:w="70"/>
+              <w:bottom w:type="dxa" w:w="40"/>
+              <w:right w:type="dxa" w:w="70"/>
+            </w:tcMar>
+            <w:vAlign w:val="center"/>
+          </w:tcPr>
+          <w:p>
+            <w:pPr>
+              <w:spacing w:after="0" w:line="240"/>
+              <w:jc w:val="center"/>
+            </w:pPr>
+            <w:r>
+              <w:rPr>
+                <w:rFonts w:ascii="Times New Roman" w:cs="Times New Roman" w:eastAsia="Times New Roman" w:hAnsi="Times New Roman"/>
+                <w:b/>
+                <w:bCs/>
+                <w:color w:val="000000"/>
+                <w:sz w:val="20"/>
+                <w:szCs w:val="20"/>
+              </w:rPr>
+              <w:t xml:space="preserve">IC 95% do dz</w:t>
+            </w:r>
+          </w:p>
+        </w:tc>
+        <w:tc>
+          <w:tcPr>
+            <w:tcW w:type="dxa" w:w="1500"/>
+            <w:tcBorders>
+              <w:top w:val="single" w:color="000000" w:sz="6"/>
+              <w:left w:val="none"/>
+              <w:bottom w:val="single" w:color="000000" w:sz="6"/>
+              <w:right w:val="none"/>
+            </w:tcBorders>
+            <w:tcMar>
+              <w:top w:type="dxa" w:w="40"/>
+              <w:left w:type="dxa" w:w="70"/>
+              <w:bottom w:type="dxa" w:w="40"/>
+              <w:right w:type="dxa" w:w="70"/>
+            </w:tcMar>
+            <w:vAlign w:val="center"/>
+          </w:tcPr>
+          <w:p>
+            <w:pPr>
+              <w:spacing w:after="0" w:line="240"/>
+              <w:jc w:val="center"/>
+            </w:pPr>
+            <w:r>
+              <w:rPr>
+                <w:rFonts w:ascii="Times New Roman" w:cs="Times New Roman" w:eastAsia="Times New Roman" w:hAnsi="Times New Roman"/>
+                <w:b/>
+                <w:bCs/>
+                <w:color w:val="000000"/>
+                <w:sz w:val="20"/>
+                <w:szCs w:val="20"/>
+              </w:rPr>
+              <w:t xml:space="preserve">Wilcoxon</w:t>
+            </w:r>
+          </w:p>
+        </w:tc>
+        <w:tc>
+          <w:tcPr>
+            <w:tcW w:type="dxa" w:w="1500"/>
+            <w:tcBorders>
+              <w:top w:val="single" w:color="000000" w:sz="6"/>
+              <w:left w:val="none"/>
+              <w:bottom w:val="single" w:color="000000" w:sz="6"/>
+              <w:right w:val="none"/>
+            </w:tcBorders>
+            <w:tcMar>
+              <w:top w:type="dxa" w:w="40"/>
+              <w:left w:type="dxa" w:w="70"/>
+              <w:bottom w:type="dxa" w:w="40"/>
+              <w:right w:type="dxa" w:w="70"/>
+            </w:tcMar>
+            <w:vAlign w:val="center"/>
+          </w:tcPr>
+          <w:p>
+            <w:pPr>
+              <w:spacing w:after="0" w:line="240"/>
+              <w:jc w:val="center"/>
+            </w:pPr>
+            <w:r>
+              <w:rPr>
+                <w:rFonts w:ascii="Times New Roman" w:cs="Times New Roman" w:eastAsia="Times New Roman" w:hAnsi="Times New Roman"/>
+                <w:b/>
+                <w:bCs/>
+                <w:color w:val="000000"/>
+                <w:sz w:val="20"/>
+                <w:szCs w:val="20"/>
+              </w:rPr>
+              <w:t xml:space="preserve">Permutação</w:t>
+            </w:r>
+          </w:p>
+        </w:tc>
+        <w:tc>
+          <w:tcPr>
+            <w:tcW w:type="dxa" w:w="1600"/>
+            <w:tcBorders>
+              <w:top w:val="single" w:color="000000" w:sz="6"/>
+              <w:left w:val="none"/>
+              <w:bottom w:val="single" w:color="000000" w:sz="6"/>
+              <w:right w:val="none"/>
+            </w:tcBorders>
+            <w:tcMar>
+              <w:top w:type="dxa" w:w="40"/>
+              <w:left w:type="dxa" w:w="70"/>
+              <w:bottom w:type="dxa" w:w="40"/>
+              <w:right w:type="dxa" w:w="70"/>
+            </w:tcMar>
+            <w:vAlign w:val="center"/>
+          </w:tcPr>
+          <w:p>
+            <w:pPr>
+              <w:spacing w:after="0" w:line="240"/>
+              <w:jc w:val="center"/>
+            </w:pPr>
+            <w:r>
+              <w:rPr>
+                <w:rFonts w:ascii="Times New Roman" w:cs="Times New Roman" w:eastAsia="Times New Roman" w:hAnsi="Times New Roman"/>
+                <w:b/>
+                <w:bCs/>
+                <w:color w:val="000000"/>
+                <w:sz w:val="20"/>
+                <w:szCs w:val="20"/>
+              </w:rPr>
+              <w:t xml:space="preserve">Três vias</w:t>
+            </w:r>
+          </w:p>
+        </w:tc>
+      </w:tr>
+      <w:tr>
+        <w:tc>
+          <w:tcPr>
+            <w:tcW w:type="dxa" w:w="2005"/>
+            <w:tcBorders>
+              <w:top w:val="none"/>
+              <w:left w:val="none"/>
+              <w:bottom w:val="none"/>
+              <w:right w:val="none"/>
+            </w:tcBorders>
+            <w:tcMar>
+              <w:top w:type="dxa" w:w="30"/>
+              <w:left w:type="dxa" w:w="70"/>
+              <w:bottom w:type="dxa" w:w="30"/>
+              <w:right w:type="dxa" w:w="70"/>
+            </w:tcMar>
+            <w:vAlign w:val="center"/>
+          </w:tcPr>
+          <w:p>
+            <w:pPr>
+              <w:spacing w:after="0" w:line="240"/>
+              <w:jc w:val="left"/>
+            </w:pPr>
+            <w:r>
+              <w:rPr>
+                <w:rFonts w:ascii="Times New Roman" w:cs="Times New Roman" w:eastAsia="Times New Roman" w:hAnsi="Times New Roman"/>
+                <w:b/>
+                <w:bCs/>
+                <w:color w:val="000000"/>
+                <w:sz w:val="20"/>
+                <w:szCs w:val="20"/>
+              </w:rPr>
+              <w:t xml:space="preserve">Raiva</w:t>
+            </w:r>
+          </w:p>
+        </w:tc>
+        <w:tc>
+          <w:tcPr>
+            <w:tcW w:type="dxa" w:w="1000"/>
+            <w:tcBorders>
+              <w:top w:val="none"/>
+              <w:left w:val="none"/>
+              <w:bottom w:val="none"/>
+              <w:right w:val="none"/>
+            </w:tcBorders>
+            <w:tcMar>
+              <w:top w:type="dxa" w:w="30"/>
+              <w:left w:type="dxa" w:w="70"/>
+              <w:bottom w:type="dxa" w:w="30"/>
+              <w:right w:type="dxa" w:w="70"/>
+            </w:tcMar>
+            <w:vAlign w:val="center"/>
+          </w:tcPr>
+          <w:p>
+            <w:pPr>
+              <w:spacing w:after="0" w:line="240"/>
+              <w:jc w:val="center"/>
+            </w:pPr>
+            <w:r>
+              <w:rPr>
+                <w:rFonts w:ascii="Times New Roman" w:cs="Times New Roman" w:eastAsia="Times New Roman" w:hAnsi="Times New Roman"/>
+                <w:b/>
+                <w:bCs/>
+                <w:color w:val="000000"/>
+                <w:sz w:val="20"/>
+                <w:szCs w:val="20"/>
+              </w:rPr>
+              <w:t xml:space="preserve">+0,47</w:t>
+            </w:r>
+          </w:p>
+        </w:tc>
+        <w:tc>
+          <w:tcPr>
+            <w:tcW w:type="dxa" w:w="1900"/>
+            <w:tcBorders>
+              <w:top w:val="none"/>
+              <w:left w:val="none"/>
+              <w:bottom w:val="none"/>
+              <w:right w:val="none"/>
+            </w:tcBorders>
+            <w:tcMar>
+              <w:top w:type="dxa" w:w="30"/>
+              <w:left w:type="dxa" w:w="70"/>
+              <w:bottom w:type="dxa" w:w="30"/>
+              <w:right w:type="dxa" w:w="70"/>
+            </w:tcMar>
+            <w:vAlign w:val="center"/>
+          </w:tcPr>
+          <w:p>
+            <w:pPr>
+              <w:spacing w:after="0" w:line="240"/>
+              <w:jc w:val="center"/>
+            </w:pPr>
+            <w:r>
+              <w:rPr>
+                <w:rFonts w:ascii="Times New Roman" w:cs="Times New Roman" w:eastAsia="Times New Roman" w:hAnsi="Times New Roman"/>
+                <w:color w:val="000000"/>
+                <w:sz w:val="20"/>
+                <w:szCs w:val="20"/>
+              </w:rPr>
+              <w:t xml:space="preserve">[0,12; 0,85]</w:t>
+            </w:r>
+          </w:p>
+        </w:tc>
+        <w:tc>
+          <w:tcPr>
+            <w:tcW w:type="dxa" w:w="1500"/>
+            <w:tcBorders>
+              <w:top w:val="none"/>
+              <w:left w:val="none"/>
+              <w:bottom w:val="none"/>
+              <w:right w:val="none"/>
+            </w:tcBorders>
+            <w:tcMar>
+              <w:top w:type="dxa" w:w="30"/>
+              <w:left w:type="dxa" w:w="70"/>
+              <w:bottom w:type="dxa" w:w="30"/>
+              <w:right w:type="dxa" w:w="70"/>
+            </w:tcMar>
+            <w:vAlign w:val="center"/>
+          </w:tcPr>
+          <w:p>
+            <w:pPr>
+              <w:spacing w:after="0" w:line="240"/>
+              <w:jc w:val="center"/>
+            </w:pPr>
+            <w:r>
+              <w:rPr>
+                <w:rFonts w:ascii="Times New Roman" w:cs="Times New Roman" w:eastAsia="Times New Roman" w:hAnsi="Times New Roman"/>
+                <w:color w:val="1b7a3d"/>
+                <w:sz w:val="20"/>
+                <w:szCs w:val="20"/>
+              </w:rPr>
+              <w:t xml:space="preserve">p = 0,042</w:t>
+            </w:r>
+          </w:p>
+        </w:tc>
+        <w:tc>
+          <w:tcPr>
+            <w:tcW w:type="dxa" w:w="1500"/>
+            <w:tcBorders>
+              <w:top w:val="none"/>
+              <w:left w:val="none"/>
+              <w:bottom w:val="none"/>
+              <w:right w:val="none"/>
+            </w:tcBorders>
+            <w:tcMar>
+              <w:top w:type="dxa" w:w="30"/>
+              <w:left w:type="dxa" w:w="70"/>
+              <w:bottom w:type="dxa" w:w="30"/>
+              <w:right w:type="dxa" w:w="70"/>
+            </w:tcMar>
+            <w:vAlign w:val="center"/>
+          </w:tcPr>
+          <w:p>
+            <w:pPr>
+              <w:spacing w:after="0" w:line="240"/>
+              <w:jc w:val="center"/>
+            </w:pPr>
+            <w:r>
+              <w:rPr>
+                <w:rFonts w:ascii="Times New Roman" w:cs="Times New Roman" w:eastAsia="Times New Roman" w:hAnsi="Times New Roman"/>
+                <w:color w:val="1b7a3d"/>
+                <w:sz w:val="20"/>
+                <w:szCs w:val="20"/>
+              </w:rPr>
+              <w:t xml:space="preserve">p = 0,027</w:t>
+            </w:r>
+          </w:p>
+        </w:tc>
+        <w:tc>
+          <w:tcPr>
+            <w:tcW w:type="dxa" w:w="1600"/>
+            <w:tcBorders>
+              <w:top w:val="none"/>
+              <w:left w:val="none"/>
+              <w:bottom w:val="none"/>
+              <w:right w:val="none"/>
+            </w:tcBorders>
+            <w:tcMar>
+              <w:top w:type="dxa" w:w="30"/>
+              <w:left w:type="dxa" w:w="70"/>
+              <w:bottom w:type="dxa" w:w="30"/>
+              <w:right w:type="dxa" w:w="70"/>
+            </w:tcMar>
+            <w:vAlign w:val="center"/>
+          </w:tcPr>
+          <w:p>
+            <w:pPr>
+              <w:spacing w:after="0" w:line="240"/>
+              <w:jc w:val="center"/>
+            </w:pPr>
+            <w:r>
+              <w:rPr>
+                <w:rFonts w:ascii="Times New Roman" w:cs="Times New Roman" w:eastAsia="Times New Roman" w:hAnsi="Times New Roman"/>
+                <w:color w:val="000000"/>
+                <w:sz w:val="20"/>
+                <w:szCs w:val="20"/>
+              </w:rPr>
+              <w:t xml:space="preserve">sim</w:t>
+            </w:r>
+          </w:p>
+        </w:tc>
+      </w:tr>
+      <w:tr>
+        <w:tc>
+          <w:tcPr>
+            <w:tcW w:type="dxa" w:w="2005"/>
+            <w:tcBorders>
+              <w:top w:val="none"/>
+              <w:left w:val="none"/>
+              <w:bottom w:val="none"/>
+              <w:right w:val="none"/>
+            </w:tcBorders>
+            <w:tcMar>
+              <w:top w:type="dxa" w:w="30"/>
+              <w:left w:type="dxa" w:w="70"/>
+              <w:bottom w:type="dxa" w:w="30"/>
+              <w:right w:type="dxa" w:w="70"/>
+            </w:tcMar>
+            <w:vAlign w:val="center"/>
+          </w:tcPr>
+          <w:p>
+            <w:pPr>
+              <w:spacing w:after="0" w:line="240"/>
+              <w:jc w:val="left"/>
+            </w:pPr>
+            <w:r>
+              <w:rPr>
+                <w:rFonts w:ascii="Times New Roman" w:cs="Times New Roman" w:eastAsia="Times New Roman" w:hAnsi="Times New Roman"/>
+                <w:b/>
+                <w:bCs/>
+                <w:color w:val="000000"/>
+                <w:sz w:val="20"/>
+                <w:szCs w:val="20"/>
+              </w:rPr>
+              <w:t xml:space="preserve">PTH</w:t>
+            </w:r>
+          </w:p>
+        </w:tc>
+        <w:tc>
+          <w:tcPr>
+            <w:tcW w:type="dxa" w:w="1000"/>
+            <w:tcBorders>
+              <w:top w:val="none"/>
+              <w:left w:val="none"/>
+              <w:bottom w:val="none"/>
+              <w:right w:val="none"/>
+            </w:tcBorders>
+            <w:tcMar>
+              <w:top w:type="dxa" w:w="30"/>
+              <w:left w:type="dxa" w:w="70"/>
+              <w:bottom w:type="dxa" w:w="30"/>
+              <w:right w:type="dxa" w:w="70"/>
+            </w:tcMar>
+            <w:vAlign w:val="center"/>
+          </w:tcPr>
+          <w:p>
+            <w:pPr>
+              <w:spacing w:after="0" w:line="240"/>
+              <w:jc w:val="center"/>
+            </w:pPr>
+            <w:r>
+              <w:rPr>
+                <w:rFonts w:ascii="Times New Roman" w:cs="Times New Roman" w:eastAsia="Times New Roman" w:hAnsi="Times New Roman"/>
+                <w:b/>
+                <w:bCs/>
+                <w:color w:val="000000"/>
+                <w:sz w:val="20"/>
+                <w:szCs w:val="20"/>
+              </w:rPr>
+              <w:t xml:space="preserve">+0,46</w:t>
+            </w:r>
+          </w:p>
+        </w:tc>
+        <w:tc>
+          <w:tcPr>
+            <w:tcW w:type="dxa" w:w="1900"/>
+            <w:tcBorders>
+              <w:top w:val="none"/>
+              <w:left w:val="none"/>
+              <w:bottom w:val="none"/>
+              <w:right w:val="none"/>
+            </w:tcBorders>
+            <w:tcMar>
+              <w:top w:type="dxa" w:w="30"/>
+              <w:left w:type="dxa" w:w="70"/>
+              <w:bottom w:type="dxa" w:w="30"/>
+              <w:right w:type="dxa" w:w="70"/>
+            </w:tcMar>
+            <w:vAlign w:val="center"/>
+          </w:tcPr>
+          <w:p>
+            <w:pPr>
+              <w:spacing w:after="0" w:line="240"/>
+              <w:jc w:val="center"/>
+            </w:pPr>
+            <w:r>
+              <w:rPr>
+                <w:rFonts w:ascii="Times New Roman" w:cs="Times New Roman" w:eastAsia="Times New Roman" w:hAnsi="Times New Roman"/>
+                <w:color w:val="000000"/>
+                <w:sz w:val="20"/>
+                <w:szCs w:val="20"/>
+              </w:rPr>
+              <w:t xml:space="preserve">[0,10; 0,91]</w:t>
+            </w:r>
+          </w:p>
+        </w:tc>
+        <w:tc>
+          <w:tcPr>
+            <w:tcW w:type="dxa" w:w="1500"/>
+            <w:tcBorders>
+              <w:top w:val="none"/>
+              <w:left w:val="none"/>
+              <w:bottom w:val="none"/>
+              <w:right w:val="none"/>
+            </w:tcBorders>
+            <w:tcMar>
+              <w:top w:type="dxa" w:w="30"/>
+              <w:left w:type="dxa" w:w="70"/>
+              <w:bottom w:type="dxa" w:w="30"/>
+              <w:right w:type="dxa" w:w="70"/>
+            </w:tcMar>
+            <w:vAlign w:val="center"/>
+          </w:tcPr>
+          <w:p>
+            <w:pPr>
+              <w:spacing w:after="0" w:line="240"/>
+              <w:jc w:val="center"/>
+            </w:pPr>
+            <w:r>
+              <w:rPr>
+                <w:rFonts w:ascii="Times New Roman" w:cs="Times New Roman" w:eastAsia="Times New Roman" w:hAnsi="Times New Roman"/>
+                <w:color w:val="1b7a3d"/>
+                <w:sz w:val="20"/>
+                <w:szCs w:val="20"/>
+              </w:rPr>
+              <w:t xml:space="preserve">p = 0,048</w:t>
+            </w:r>
+          </w:p>
+        </w:tc>
+        <w:tc>
+          <w:tcPr>
+            <w:tcW w:type="dxa" w:w="1500"/>
+            <w:tcBorders>
+              <w:top w:val="none"/>
+              <w:left w:val="none"/>
+              <w:bottom w:val="none"/>
+              <w:right w:val="none"/>
+            </w:tcBorders>
+            <w:tcMar>
+              <w:top w:type="dxa" w:w="30"/>
+              <w:left w:type="dxa" w:w="70"/>
+              <w:bottom w:type="dxa" w:w="30"/>
+              <w:right w:type="dxa" w:w="70"/>
+            </w:tcMar>
+            <w:vAlign w:val="center"/>
+          </w:tcPr>
+          <w:p>
+            <w:pPr>
+              <w:spacing w:after="0" w:line="240"/>
+              <w:jc w:val="center"/>
+            </w:pPr>
+            <w:r>
+              <w:rPr>
+                <w:rFonts w:ascii="Times New Roman" w:cs="Times New Roman" w:eastAsia="Times New Roman" w:hAnsi="Times New Roman"/>
+                <w:color w:val="1b7a3d"/>
+                <w:sz w:val="20"/>
+                <w:szCs w:val="20"/>
+              </w:rPr>
+              <w:t xml:space="preserve">p = 0,029</w:t>
+            </w:r>
+          </w:p>
+        </w:tc>
+        <w:tc>
+          <w:tcPr>
+            <w:tcW w:type="dxa" w:w="1600"/>
+            <w:tcBorders>
+              <w:top w:val="none"/>
+              <w:left w:val="none"/>
+              <w:bottom w:val="none"/>
+              <w:right w:val="none"/>
+            </w:tcBorders>
+            <w:tcMar>
+              <w:top w:type="dxa" w:w="30"/>
+              <w:left w:type="dxa" w:w="70"/>
+              <w:bottom w:type="dxa" w:w="30"/>
+              <w:right w:type="dxa" w:w="70"/>
+            </w:tcMar>
+            <w:vAlign w:val="center"/>
+          </w:tcPr>
+          <w:p>
+            <w:pPr>
+              <w:spacing w:after="0" w:line="240"/>
+              <w:jc w:val="center"/>
+            </w:pPr>
+            <w:r>
+              <w:rPr>
+                <w:rFonts w:ascii="Times New Roman" w:cs="Times New Roman" w:eastAsia="Times New Roman" w:hAnsi="Times New Roman"/>
+                <w:color w:val="000000"/>
+                <w:sz w:val="20"/>
+                <w:szCs w:val="20"/>
+              </w:rPr>
+              <w:t xml:space="preserve">sim</w:t>
+            </w:r>
+          </w:p>
+        </w:tc>
+      </w:tr>
+      <w:tr>
+        <w:tc>
+          <w:tcPr>
+            <w:tcW w:type="dxa" w:w="2005"/>
+            <w:tcBorders>
+              <w:top w:val="none"/>
+              <w:left w:val="none"/>
+              <w:bottom w:val="none"/>
+              <w:right w:val="none"/>
+            </w:tcBorders>
+            <w:tcMar>
+              <w:top w:type="dxa" w:w="30"/>
+              <w:left w:type="dxa" w:w="70"/>
+              <w:bottom w:type="dxa" w:w="30"/>
+              <w:right w:type="dxa" w:w="70"/>
+            </w:tcMar>
+            <w:vAlign w:val="center"/>
+          </w:tcPr>
+          <w:p>
+            <w:pPr>
+              <w:spacing w:after="0" w:line="240"/>
+              <w:jc w:val="left"/>
+            </w:pPr>
+            <w:r>
+              <w:rPr>
+                <w:rFonts w:ascii="Times New Roman" w:cs="Times New Roman" w:eastAsia="Times New Roman" w:hAnsi="Times New Roman"/>
+                <w:b/>
+                <w:bCs/>
+                <w:color w:val="000000"/>
+                <w:sz w:val="20"/>
+                <w:szCs w:val="20"/>
+              </w:rPr>
+              <w:t xml:space="preserve">Depressão</w:t>
+            </w:r>
+          </w:p>
+        </w:tc>
+        <w:tc>
+          <w:tcPr>
+            <w:tcW w:type="dxa" w:w="1000"/>
+            <w:tcBorders>
+              <w:top w:val="none"/>
+              <w:left w:val="none"/>
+              <w:bottom w:val="none"/>
+              <w:right w:val="none"/>
+            </w:tcBorders>
+            <w:tcMar>
+              <w:top w:type="dxa" w:w="30"/>
+              <w:left w:type="dxa" w:w="70"/>
+              <w:bottom w:type="dxa" w:w="30"/>
+              <w:right w:type="dxa" w:w="70"/>
+            </w:tcMar>
+            <w:vAlign w:val="center"/>
+          </w:tcPr>
+          <w:p>
+            <w:pPr>
+              <w:spacing w:after="0" w:line="240"/>
+              <w:jc w:val="center"/>
+            </w:pPr>
+            <w:r>
+              <w:rPr>
+                <w:rFonts w:ascii="Times New Roman" w:cs="Times New Roman" w:eastAsia="Times New Roman" w:hAnsi="Times New Roman"/>
+                <w:b/>
+                <w:bCs/>
+                <w:color w:val="000000"/>
+                <w:sz w:val="20"/>
+                <w:szCs w:val="20"/>
+              </w:rPr>
+              <w:t xml:space="preserve">+0,45</w:t>
+            </w:r>
+          </w:p>
+        </w:tc>
+        <w:tc>
+          <w:tcPr>
+            <w:tcW w:type="dxa" w:w="1900"/>
+            <w:tcBorders>
+              <w:top w:val="none"/>
+              <w:left w:val="none"/>
+              <w:bottom w:val="none"/>
+              <w:right w:val="none"/>
+            </w:tcBorders>
+            <w:tcMar>
+              <w:top w:type="dxa" w:w="30"/>
+              <w:left w:type="dxa" w:w="70"/>
+              <w:bottom w:type="dxa" w:w="30"/>
+              <w:right w:type="dxa" w:w="70"/>
+            </w:tcMar>
+            <w:vAlign w:val="center"/>
+          </w:tcPr>
+          <w:p>
+            <w:pPr>
+              <w:spacing w:after="0" w:line="240"/>
+              <w:jc w:val="center"/>
+            </w:pPr>
+            <w:r>
+              <w:rPr>
+                <w:rFonts w:ascii="Times New Roman" w:cs="Times New Roman" w:eastAsia="Times New Roman" w:hAnsi="Times New Roman"/>
+                <w:color w:val="000000"/>
+                <w:sz w:val="20"/>
+                <w:szCs w:val="20"/>
+              </w:rPr>
+              <w:t xml:space="preserve">[0,24; 0,68]</w:t>
+            </w:r>
+          </w:p>
+        </w:tc>
+        <w:tc>
+          <w:tcPr>
+            <w:tcW w:type="dxa" w:w="1500"/>
+            <w:tcBorders>
+              <w:top w:val="none"/>
+              <w:left w:val="none"/>
+              <w:bottom w:val="none"/>
+              <w:right w:val="none"/>
+            </w:tcBorders>
+            <w:tcMar>
+              <w:top w:type="dxa" w:w="30"/>
+              <w:left w:type="dxa" w:w="70"/>
+              <w:bottom w:type="dxa" w:w="30"/>
+              <w:right w:type="dxa" w:w="70"/>
+            </w:tcMar>
+            <w:vAlign w:val="center"/>
+          </w:tcPr>
+          <w:p>
+            <w:pPr>
+              <w:spacing w:after="0" w:line="240"/>
+              <w:jc w:val="center"/>
+            </w:pPr>
+            <w:r>
+              <w:rPr>
+                <w:rFonts w:ascii="Times New Roman" w:cs="Times New Roman" w:eastAsia="Times New Roman" w:hAnsi="Times New Roman"/>
+                <w:color w:val="1b7a3d"/>
+                <w:sz w:val="20"/>
+                <w:szCs w:val="20"/>
+              </w:rPr>
+              <w:t xml:space="preserve">p = 0,037</w:t>
+            </w:r>
+          </w:p>
+        </w:tc>
+        <w:tc>
+          <w:tcPr>
+            <w:tcW w:type="dxa" w:w="1500"/>
+            <w:tcBorders>
+              <w:top w:val="none"/>
+              <w:left w:val="none"/>
+              <w:bottom w:val="none"/>
+              <w:right w:val="none"/>
+            </w:tcBorders>
+            <w:tcMar>
+              <w:top w:type="dxa" w:w="30"/>
+              <w:left w:type="dxa" w:w="70"/>
+              <w:bottom w:type="dxa" w:w="30"/>
+              <w:right w:type="dxa" w:w="70"/>
+            </w:tcMar>
+            <w:vAlign w:val="center"/>
+          </w:tcPr>
+          <w:p>
+            <w:pPr>
+              <w:spacing w:after="0" w:line="240"/>
+              <w:jc w:val="center"/>
+            </w:pPr>
+            <w:r>
+              <w:rPr>
+                <w:rFonts w:ascii="Times New Roman" w:cs="Times New Roman" w:eastAsia="Times New Roman" w:hAnsi="Times New Roman"/>
+                <w:color w:val="1b7a3d"/>
+                <w:sz w:val="20"/>
+                <w:szCs w:val="20"/>
+              </w:rPr>
+              <w:t xml:space="preserve">p = 0,014</w:t>
+            </w:r>
+          </w:p>
+        </w:tc>
+        <w:tc>
+          <w:tcPr>
+            <w:tcW w:type="dxa" w:w="1600"/>
+            <w:tcBorders>
+              <w:top w:val="none"/>
+              <w:left w:val="none"/>
+              <w:bottom w:val="none"/>
+              <w:right w:val="none"/>
+            </w:tcBorders>
+            <w:tcMar>
+              <w:top w:type="dxa" w:w="30"/>
+              <w:left w:type="dxa" w:w="70"/>
+              <w:bottom w:type="dxa" w:w="30"/>
+              <w:right w:type="dxa" w:w="70"/>
+            </w:tcMar>
+            <w:vAlign w:val="center"/>
+          </w:tcPr>
+          <w:p>
+            <w:pPr>
+              <w:spacing w:after="0" w:line="240"/>
+              <w:jc w:val="center"/>
+            </w:pPr>
+            <w:r>
+              <w:rPr>
+                <w:rFonts w:ascii="Times New Roman" w:cs="Times New Roman" w:eastAsia="Times New Roman" w:hAnsi="Times New Roman"/>
+                <w:color w:val="000000"/>
+                <w:sz w:val="20"/>
+                <w:szCs w:val="20"/>
+              </w:rPr>
+              <w:t xml:space="preserve">sim</w:t>
+            </w:r>
+          </w:p>
+        </w:tc>
+      </w:tr>
+      <w:tr>
+        <w:tc>
+          <w:tcPr>
+            <w:tcW w:type="dxa" w:w="2005"/>
+            <w:tcBorders>
+              <w:top w:val="none"/>
+              <w:left w:val="none"/>
+              <w:bottom w:val="none"/>
+              <w:right w:val="none"/>
+            </w:tcBorders>
+            <w:tcMar>
+              <w:top w:type="dxa" w:w="30"/>
+              <w:left w:type="dxa" w:w="70"/>
+              <w:bottom w:type="dxa" w:w="30"/>
+              <w:right w:type="dxa" w:w="70"/>
+            </w:tcMar>
+            <w:vAlign w:val="center"/>
+          </w:tcPr>
+          <w:p>
+            <w:pPr>
+              <w:spacing w:after="0" w:line="240"/>
+              <w:jc w:val="left"/>
+            </w:pPr>
+            <w:r>
+              <w:rPr>
+                <w:rFonts w:ascii="Times New Roman" w:cs="Times New Roman" w:eastAsia="Times New Roman" w:hAnsi="Times New Roman"/>
+                <w:b/>
+                <w:bCs/>
+                <w:color w:val="000000"/>
+                <w:sz w:val="20"/>
+                <w:szCs w:val="20"/>
+              </w:rPr>
+              <w:t xml:space="preserve">Confusão</w:t>
+            </w:r>
+          </w:p>
+        </w:tc>
+        <w:tc>
+          <w:tcPr>
+            <w:tcW w:type="dxa" w:w="1000"/>
+            <w:tcBorders>
+              <w:top w:val="none"/>
+              <w:left w:val="none"/>
+              <w:bottom w:val="none"/>
+              <w:right w:val="none"/>
+            </w:tcBorders>
+            <w:tcMar>
+              <w:top w:type="dxa" w:w="30"/>
+              <w:left w:type="dxa" w:w="70"/>
+              <w:bottom w:type="dxa" w:w="30"/>
+              <w:right w:type="dxa" w:w="70"/>
+            </w:tcMar>
+            <w:vAlign w:val="center"/>
+          </w:tcPr>
+          <w:p>
+            <w:pPr>
+              <w:spacing w:after="0" w:line="240"/>
+              <w:jc w:val="center"/>
+            </w:pPr>
+            <w:r>
+              <w:rPr>
+                <w:rFonts w:ascii="Times New Roman" w:cs="Times New Roman" w:eastAsia="Times New Roman" w:hAnsi="Times New Roman"/>
+                <w:b/>
+                <w:bCs/>
+                <w:color w:val="000000"/>
+                <w:sz w:val="20"/>
+                <w:szCs w:val="20"/>
+              </w:rPr>
+              <w:t xml:space="preserve">+0,45</w:t>
+            </w:r>
+          </w:p>
+        </w:tc>
+        <w:tc>
+          <w:tcPr>
+            <w:tcW w:type="dxa" w:w="1900"/>
+            <w:tcBorders>
+              <w:top w:val="none"/>
+              <w:left w:val="none"/>
+              <w:bottom w:val="none"/>
+              <w:right w:val="none"/>
+            </w:tcBorders>
+            <w:tcMar>
+              <w:top w:type="dxa" w:w="30"/>
+              <w:left w:type="dxa" w:w="70"/>
+              <w:bottom w:type="dxa" w:w="30"/>
+              <w:right w:type="dxa" w:w="70"/>
+            </w:tcMar>
+            <w:vAlign w:val="center"/>
+          </w:tcPr>
+          <w:p>
+            <w:pPr>
+              <w:spacing w:after="0" w:line="240"/>
+              <w:jc w:val="center"/>
+            </w:pPr>
+            <w:r>
+              <w:rPr>
+                <w:rFonts w:ascii="Times New Roman" w:cs="Times New Roman" w:eastAsia="Times New Roman" w:hAnsi="Times New Roman"/>
+                <w:color w:val="000000"/>
+                <w:sz w:val="20"/>
+                <w:szCs w:val="20"/>
+              </w:rPr>
+              <w:t xml:space="preserve">[0,10; 0,83]</w:t>
+            </w:r>
+          </w:p>
+        </w:tc>
+        <w:tc>
+          <w:tcPr>
+            <w:tcW w:type="dxa" w:w="1500"/>
+            <w:tcBorders>
+              <w:top w:val="none"/>
+              <w:left w:val="none"/>
+              <w:bottom w:val="none"/>
+              <w:right w:val="none"/>
+            </w:tcBorders>
+            <w:tcMar>
+              <w:top w:type="dxa" w:w="30"/>
+              <w:left w:type="dxa" w:w="70"/>
+              <w:bottom w:type="dxa" w:w="30"/>
+              <w:right w:type="dxa" w:w="70"/>
+            </w:tcMar>
+            <w:vAlign w:val="center"/>
+          </w:tcPr>
+          <w:p>
+            <w:pPr>
+              <w:spacing w:after="0" w:line="240"/>
+              <w:jc w:val="center"/>
+            </w:pPr>
+            <w:r>
+              <w:rPr>
+                <w:rFonts w:ascii="Times New Roman" w:cs="Times New Roman" w:eastAsia="Times New Roman" w:hAnsi="Times New Roman"/>
+                <w:color w:val="3f3f3f"/>
+                <w:sz w:val="20"/>
+                <w:szCs w:val="20"/>
+              </w:rPr>
+              <w:t xml:space="preserve">p = 0,076</w:t>
+            </w:r>
+          </w:p>
+        </w:tc>
+        <w:tc>
+          <w:tcPr>
+            <w:tcW w:type="dxa" w:w="1500"/>
+            <w:tcBorders>
+              <w:top w:val="none"/>
+              <w:left w:val="none"/>
+              <w:bottom w:val="none"/>
+              <w:right w:val="none"/>
+            </w:tcBorders>
+            <w:tcMar>
+              <w:top w:type="dxa" w:w="30"/>
+              <w:left w:type="dxa" w:w="70"/>
+              <w:bottom w:type="dxa" w:w="30"/>
+              <w:right w:type="dxa" w:w="70"/>
+            </w:tcMar>
+            <w:vAlign w:val="center"/>
+          </w:tcPr>
+          <w:p>
+            <w:pPr>
+              <w:spacing w:after="0" w:line="240"/>
+              <w:jc w:val="center"/>
+            </w:pPr>
+            <w:r>
+              <w:rPr>
+                <w:rFonts w:ascii="Times New Roman" w:cs="Times New Roman" w:eastAsia="Times New Roman" w:hAnsi="Times New Roman"/>
+                <w:color w:val="1b7a3d"/>
+                <w:sz w:val="20"/>
+                <w:szCs w:val="20"/>
+              </w:rPr>
+              <w:t xml:space="preserve">p = 0,033</w:t>
+            </w:r>
+          </w:p>
+        </w:tc>
+        <w:tc>
+          <w:tcPr>
+            <w:tcW w:type="dxa" w:w="1600"/>
+            <w:tcBorders>
+              <w:top w:val="none"/>
+              <w:left w:val="none"/>
+              <w:bottom w:val="none"/>
+              <w:right w:val="none"/>
+            </w:tcBorders>
+            <w:tcMar>
+              <w:top w:type="dxa" w:w="30"/>
+              <w:left w:type="dxa" w:w="70"/>
+              <w:bottom w:type="dxa" w:w="30"/>
+              <w:right w:type="dxa" w:w="70"/>
+            </w:tcMar>
+            <w:vAlign w:val="center"/>
+          </w:tcPr>
+          <w:p>
+            <w:pPr>
+              <w:spacing w:after="0" w:line="240"/>
+              <w:jc w:val="center"/>
+            </w:pPr>
+            <w:r>
+              <w:rPr>
+                <w:rFonts w:ascii="Times New Roman" w:cs="Times New Roman" w:eastAsia="Times New Roman" w:hAnsi="Times New Roman"/>
+                <w:color w:val="000000"/>
+                <w:sz w:val="20"/>
+                <w:szCs w:val="20"/>
+              </w:rPr>
+              <w:t xml:space="preserve">parcial</w:t>
+            </w:r>
+          </w:p>
+        </w:tc>
+      </w:tr>
+      <w:tr>
+        <w:tc>
+          <w:tcPr>
+            <w:tcW w:type="dxa" w:w="2005"/>
+            <w:tcBorders>
+              <w:top w:val="none"/>
+              <w:left w:val="none"/>
+              <w:bottom w:val="none"/>
+              <w:right w:val="none"/>
+            </w:tcBorders>
+            <w:tcMar>
+              <w:top w:type="dxa" w:w="30"/>
+              <w:left w:type="dxa" w:w="70"/>
+              <w:bottom w:type="dxa" w:w="30"/>
+              <w:right w:type="dxa" w:w="70"/>
+            </w:tcMar>
+            <w:vAlign w:val="center"/>
+          </w:tcPr>
+          <w:p>
+            <w:pPr>
+              <w:spacing w:after="0" w:line="240"/>
+              <w:jc w:val="left"/>
+            </w:pPr>
+            <w:r>
+              <w:rPr>
+                <w:rFonts w:ascii="Times New Roman" w:cs="Times New Roman" w:eastAsia="Times New Roman" w:hAnsi="Times New Roman"/>
+                <w:b/>
+                <w:bCs/>
+                <w:color w:val="000000"/>
+                <w:sz w:val="20"/>
+                <w:szCs w:val="20"/>
+              </w:rPr>
+              <w:t xml:space="preserve">Tensão</w:t>
+            </w:r>
+          </w:p>
+        </w:tc>
+        <w:tc>
+          <w:tcPr>
+            <w:tcW w:type="dxa" w:w="1000"/>
+            <w:tcBorders>
+              <w:top w:val="none"/>
+              <w:left w:val="none"/>
+              <w:bottom w:val="none"/>
+              <w:right w:val="none"/>
+            </w:tcBorders>
+            <w:tcMar>
+              <w:top w:type="dxa" w:w="30"/>
+              <w:left w:type="dxa" w:w="70"/>
+              <w:bottom w:type="dxa" w:w="30"/>
+              <w:right w:type="dxa" w:w="70"/>
+            </w:tcMar>
+            <w:vAlign w:val="center"/>
+          </w:tcPr>
+          <w:p>
+            <w:pPr>
+              <w:spacing w:after="0" w:line="240"/>
+              <w:jc w:val="center"/>
+            </w:pPr>
+            <w:r>
+              <w:rPr>
+                <w:rFonts w:ascii="Times New Roman" w:cs="Times New Roman" w:eastAsia="Times New Roman" w:hAnsi="Times New Roman"/>
+                <w:b/>
+                <w:bCs/>
+                <w:color w:val="000000"/>
+                <w:sz w:val="20"/>
+                <w:szCs w:val="20"/>
+              </w:rPr>
+              <w:t xml:space="preserve">+0,35</w:t>
+            </w:r>
+          </w:p>
+        </w:tc>
+        <w:tc>
+          <w:tcPr>
+            <w:tcW w:type="dxa" w:w="1900"/>
+            <w:tcBorders>
+              <w:top w:val="none"/>
+              <w:left w:val="none"/>
+              <w:bottom w:val="none"/>
+              <w:right w:val="none"/>
+            </w:tcBorders>
+            <w:tcMar>
+              <w:top w:type="dxa" w:w="30"/>
+              <w:left w:type="dxa" w:w="70"/>
+              <w:bottom w:type="dxa" w:w="30"/>
+              <w:right w:type="dxa" w:w="70"/>
+            </w:tcMar>
+            <w:vAlign w:val="center"/>
+          </w:tcPr>
+          <w:p>
+            <w:pPr>
+              <w:spacing w:after="0" w:line="240"/>
+              <w:jc w:val="center"/>
+            </w:pPr>
+            <w:r>
+              <w:rPr>
+                <w:rFonts w:ascii="Times New Roman" w:cs="Times New Roman" w:eastAsia="Times New Roman" w:hAnsi="Times New Roman"/>
+                <w:color w:val="000000"/>
+                <w:sz w:val="20"/>
+                <w:szCs w:val="20"/>
+              </w:rPr>
+              <w:t xml:space="preserve">[-0,03; 0,75]</w:t>
+            </w:r>
+          </w:p>
+        </w:tc>
+        <w:tc>
+          <w:tcPr>
+            <w:tcW w:type="dxa" w:w="1500"/>
+            <w:tcBorders>
+              <w:top w:val="none"/>
+              <w:left w:val="none"/>
+              <w:bottom w:val="none"/>
+              <w:right w:val="none"/>
+            </w:tcBorders>
+            <w:tcMar>
+              <w:top w:type="dxa" w:w="30"/>
+              <w:left w:type="dxa" w:w="70"/>
+              <w:bottom w:type="dxa" w:w="30"/>
+              <w:right w:type="dxa" w:w="70"/>
+            </w:tcMar>
+            <w:vAlign w:val="center"/>
+          </w:tcPr>
+          <w:p>
+            <w:pPr>
+              <w:spacing w:after="0" w:line="240"/>
+              <w:jc w:val="center"/>
+            </w:pPr>
+            <w:r>
+              <w:rPr>
+                <w:rFonts w:ascii="Times New Roman" w:cs="Times New Roman" w:eastAsia="Times New Roman" w:hAnsi="Times New Roman"/>
+                <w:color w:val="3f3f3f"/>
+                <w:sz w:val="20"/>
+                <w:szCs w:val="20"/>
+              </w:rPr>
+              <w:t xml:space="preserve">p = 0,093</w:t>
+            </w:r>
+          </w:p>
+        </w:tc>
+        <w:tc>
+          <w:tcPr>
+            <w:tcW w:type="dxa" w:w="1500"/>
+            <w:tcBorders>
+              <w:top w:val="none"/>
+              <w:left w:val="none"/>
+              <w:bottom w:val="none"/>
+              <w:right w:val="none"/>
+            </w:tcBorders>
+            <w:tcMar>
+              <w:top w:type="dxa" w:w="30"/>
+              <w:left w:type="dxa" w:w="70"/>
+              <w:bottom w:type="dxa" w:w="30"/>
+              <w:right w:type="dxa" w:w="70"/>
+            </w:tcMar>
+            <w:vAlign w:val="center"/>
+          </w:tcPr>
+          <w:p>
+            <w:pPr>
+              <w:spacing w:after="0" w:line="240"/>
+              <w:jc w:val="center"/>
+            </w:pPr>
+            <w:r>
+              <w:rPr>
+                <w:rFonts w:ascii="Times New Roman" w:cs="Times New Roman" w:eastAsia="Times New Roman" w:hAnsi="Times New Roman"/>
+                <w:color w:val="3f3f3f"/>
+                <w:sz w:val="20"/>
+                <w:szCs w:val="20"/>
+              </w:rPr>
+              <w:t xml:space="preserve">p = 0,092</w:t>
+            </w:r>
+          </w:p>
+        </w:tc>
+        <w:tc>
+          <w:tcPr>
+            <w:tcW w:type="dxa" w:w="1600"/>
+            <w:tcBorders>
+              <w:top w:val="none"/>
+              <w:left w:val="none"/>
+              <w:bottom w:val="none"/>
+              <w:right w:val="none"/>
+            </w:tcBorders>
+            <w:tcMar>
+              <w:top w:type="dxa" w:w="30"/>
+              <w:left w:type="dxa" w:w="70"/>
+              <w:bottom w:type="dxa" w:w="30"/>
+              <w:right w:type="dxa" w:w="70"/>
+            </w:tcMar>
+            <w:vAlign w:val="center"/>
+          </w:tcPr>
+          <w:p>
+            <w:pPr>
+              <w:spacing w:after="0" w:line="240"/>
+              <w:jc w:val="center"/>
+            </w:pPr>
+            <w:r>
+              <w:rPr>
+                <w:rFonts w:ascii="Times New Roman" w:cs="Times New Roman" w:eastAsia="Times New Roman" w:hAnsi="Times New Roman"/>
+                <w:color w:val="000000"/>
+                <w:sz w:val="20"/>
+                <w:szCs w:val="20"/>
+              </w:rPr>
+              <w:t xml:space="preserve">sim</w:t>
+            </w:r>
+          </w:p>
+        </w:tc>
+      </w:tr>
+      <w:tr>
+        <w:tc>
+          <w:tcPr>
+            <w:tcW w:type="dxa" w:w="2005"/>
+            <w:tcBorders>
+              <w:top w:val="none"/>
+              <w:left w:val="none"/>
+              <w:bottom w:val="none"/>
+              <w:right w:val="none"/>
+            </w:tcBorders>
+            <w:tcMar>
+              <w:top w:type="dxa" w:w="30"/>
+              <w:left w:type="dxa" w:w="70"/>
+              <w:bottom w:type="dxa" w:w="30"/>
+              <w:right w:type="dxa" w:w="70"/>
+            </w:tcMar>
+            <w:vAlign w:val="center"/>
+          </w:tcPr>
+          <w:p>
+            <w:pPr>
+              <w:spacing w:after="0" w:line="240"/>
+              <w:jc w:val="left"/>
+            </w:pPr>
+            <w:r>
+              <w:rPr>
+                <w:rFonts w:ascii="Times New Roman" w:cs="Times New Roman" w:eastAsia="Times New Roman" w:hAnsi="Times New Roman"/>
+                <w:b/>
+                <w:bCs/>
+                <w:color w:val="000000"/>
+                <w:sz w:val="20"/>
+                <w:szCs w:val="20"/>
+              </w:rPr>
+              <w:t xml:space="preserve">Fadiga</w:t>
+            </w:r>
+          </w:p>
+        </w:tc>
+        <w:tc>
+          <w:tcPr>
+            <w:tcW w:type="dxa" w:w="1000"/>
+            <w:tcBorders>
+              <w:top w:val="none"/>
+              <w:left w:val="none"/>
+              <w:bottom w:val="none"/>
+              <w:right w:val="none"/>
+            </w:tcBorders>
+            <w:tcMar>
+              <w:top w:type="dxa" w:w="30"/>
+              <w:left w:type="dxa" w:w="70"/>
+              <w:bottom w:type="dxa" w:w="30"/>
+              <w:right w:type="dxa" w:w="70"/>
+            </w:tcMar>
+            <w:vAlign w:val="center"/>
+          </w:tcPr>
+          <w:p>
+            <w:pPr>
+              <w:spacing w:after="0" w:line="240"/>
+              <w:jc w:val="center"/>
+            </w:pPr>
+            <w:r>
+              <w:rPr>
+                <w:rFonts w:ascii="Times New Roman" w:cs="Times New Roman" w:eastAsia="Times New Roman" w:hAnsi="Times New Roman"/>
+                <w:b/>
+                <w:bCs/>
+                <w:color w:val="000000"/>
+                <w:sz w:val="20"/>
+                <w:szCs w:val="20"/>
+              </w:rPr>
+              <w:t xml:space="preserve">+0,20</w:t>
+            </w:r>
+          </w:p>
+        </w:tc>
+        <w:tc>
+          <w:tcPr>
+            <w:tcW w:type="dxa" w:w="1900"/>
+            <w:tcBorders>
+              <w:top w:val="none"/>
+              <w:left w:val="none"/>
+              <w:bottom w:val="none"/>
+              <w:right w:val="none"/>
+            </w:tcBorders>
+            <w:tcMar>
+              <w:top w:type="dxa" w:w="30"/>
+              <w:left w:type="dxa" w:w="70"/>
+              <w:bottom w:type="dxa" w:w="30"/>
+              <w:right w:type="dxa" w:w="70"/>
+            </w:tcMar>
+            <w:vAlign w:val="center"/>
+          </w:tcPr>
+          <w:p>
+            <w:pPr>
+              <w:spacing w:after="0" w:line="240"/>
+              <w:jc w:val="center"/>
+            </w:pPr>
+            <w:r>
+              <w:rPr>
+                <w:rFonts w:ascii="Times New Roman" w:cs="Times New Roman" w:eastAsia="Times New Roman" w:hAnsi="Times New Roman"/>
+                <w:color w:val="000000"/>
+                <w:sz w:val="20"/>
+                <w:szCs w:val="20"/>
+              </w:rPr>
+              <w:t xml:space="preserve">[-0,20; 0,63]</w:t>
+            </w:r>
+          </w:p>
+        </w:tc>
+        <w:tc>
+          <w:tcPr>
+            <w:tcW w:type="dxa" w:w="1500"/>
+            <w:tcBorders>
+              <w:top w:val="none"/>
+              <w:left w:val="none"/>
+              <w:bottom w:val="none"/>
+              <w:right w:val="none"/>
+            </w:tcBorders>
+            <w:tcMar>
+              <w:top w:type="dxa" w:w="30"/>
+              <w:left w:type="dxa" w:w="70"/>
+              <w:bottom w:type="dxa" w:w="30"/>
+              <w:right w:type="dxa" w:w="70"/>
+            </w:tcMar>
+            <w:vAlign w:val="center"/>
+          </w:tcPr>
+          <w:p>
+            <w:pPr>
+              <w:spacing w:after="0" w:line="240"/>
+              <w:jc w:val="center"/>
+            </w:pPr>
+            <w:r>
+              <w:rPr>
+                <w:rFonts w:ascii="Times New Roman" w:cs="Times New Roman" w:eastAsia="Times New Roman" w:hAnsi="Times New Roman"/>
+                <w:color w:val="3f3f3f"/>
+                <w:sz w:val="20"/>
+                <w:szCs w:val="20"/>
+              </w:rPr>
+              <w:t xml:space="preserve">p = 0,493</w:t>
+            </w:r>
+          </w:p>
+        </w:tc>
+        <w:tc>
+          <w:tcPr>
+            <w:tcW w:type="dxa" w:w="1500"/>
+            <w:tcBorders>
+              <w:top w:val="none"/>
+              <w:left w:val="none"/>
+              <w:bottom w:val="none"/>
+              <w:right w:val="none"/>
+            </w:tcBorders>
+            <w:tcMar>
+              <w:top w:type="dxa" w:w="30"/>
+              <w:left w:type="dxa" w:w="70"/>
+              <w:bottom w:type="dxa" w:w="30"/>
+              <w:right w:type="dxa" w:w="70"/>
+            </w:tcMar>
+            <w:vAlign w:val="center"/>
+          </w:tcPr>
+          <w:p>
+            <w:pPr>
+              <w:spacing w:after="0" w:line="240"/>
+              <w:jc w:val="center"/>
+            </w:pPr>
+            <w:r>
+              <w:rPr>
+                <w:rFonts w:ascii="Times New Roman" w:cs="Times New Roman" w:eastAsia="Times New Roman" w:hAnsi="Times New Roman"/>
+                <w:color w:val="3f3f3f"/>
+                <w:sz w:val="20"/>
+                <w:szCs w:val="20"/>
+              </w:rPr>
+              <w:t xml:space="preserve">p = 0,323</w:t>
+            </w:r>
+          </w:p>
+        </w:tc>
+        <w:tc>
+          <w:tcPr>
+            <w:tcW w:type="dxa" w:w="1600"/>
+            <w:tcBorders>
+              <w:top w:val="none"/>
+              <w:left w:val="none"/>
+              <w:bottom w:val="none"/>
+              <w:right w:val="none"/>
+            </w:tcBorders>
+            <w:tcMar>
+              <w:top w:type="dxa" w:w="30"/>
+              <w:left w:type="dxa" w:w="70"/>
+              <w:bottom w:type="dxa" w:w="30"/>
+              <w:right w:type="dxa" w:w="70"/>
+            </w:tcMar>
+            <w:vAlign w:val="center"/>
+          </w:tcPr>
+          <w:p>
+            <w:pPr>
+              <w:spacing w:after="0" w:line="240"/>
+              <w:jc w:val="center"/>
+            </w:pPr>
+            <w:r>
+              <w:rPr>
+                <w:rFonts w:ascii="Times New Roman" w:cs="Times New Roman" w:eastAsia="Times New Roman" w:hAnsi="Times New Roman"/>
+                <w:color w:val="000000"/>
+                <w:sz w:val="20"/>
+                <w:szCs w:val="20"/>
+              </w:rPr>
+              <w:t xml:space="preserve">sim</w:t>
+            </w:r>
+          </w:p>
+        </w:tc>
+      </w:tr>
+      <w:tr>
+        <w:tc>
+          <w:tcPr>
+            <w:tcW w:type="dxa" w:w="2005"/>
+            <w:tcBorders>
+              <w:top w:val="none"/>
+              <w:left w:val="none"/>
+              <w:bottom w:val="none"/>
+              <w:right w:val="none"/>
+            </w:tcBorders>
+            <w:tcMar>
+              <w:top w:type="dxa" w:w="30"/>
+              <w:left w:type="dxa" w:w="70"/>
+              <w:bottom w:type="dxa" w:w="30"/>
+              <w:right w:type="dxa" w:w="70"/>
+            </w:tcMar>
+            <w:vAlign w:val="center"/>
+          </w:tcPr>
+          <w:p>
+            <w:pPr>
+              <w:spacing w:after="0" w:line="240"/>
+              <w:jc w:val="left"/>
+            </w:pPr>
+            <w:r>
+              <w:rPr>
+                <w:rFonts w:ascii="Times New Roman" w:cs="Times New Roman" w:eastAsia="Times New Roman" w:hAnsi="Times New Roman"/>
+                <w:b/>
+                <w:bCs/>
+                <w:color w:val="000000"/>
+                <w:sz w:val="20"/>
+                <w:szCs w:val="20"/>
+              </w:rPr>
+              <w:t xml:space="preserve">Fadiga física</w:t>
+            </w:r>
+          </w:p>
+        </w:tc>
+        <w:tc>
+          <w:tcPr>
+            <w:tcW w:type="dxa" w:w="1000"/>
+            <w:tcBorders>
+              <w:top w:val="none"/>
+              <w:left w:val="none"/>
+              <w:bottom w:val="none"/>
+              <w:right w:val="none"/>
+            </w:tcBorders>
+            <w:tcMar>
+              <w:top w:type="dxa" w:w="30"/>
+              <w:left w:type="dxa" w:w="70"/>
+              <w:bottom w:type="dxa" w:w="30"/>
+              <w:right w:type="dxa" w:w="70"/>
+            </w:tcMar>
+            <w:vAlign w:val="center"/>
+          </w:tcPr>
+          <w:p>
+            <w:pPr>
+              <w:spacing w:after="0" w:line="240"/>
+              <w:jc w:val="center"/>
+            </w:pPr>
+            <w:r>
+              <w:rPr>
+                <w:rFonts w:ascii="Times New Roman" w:cs="Times New Roman" w:eastAsia="Times New Roman" w:hAnsi="Times New Roman"/>
+                <w:b/>
+                <w:bCs/>
+                <w:color w:val="000000"/>
+                <w:sz w:val="20"/>
+                <w:szCs w:val="20"/>
+              </w:rPr>
+              <w:t xml:space="preserve">+0,00</w:t>
+            </w:r>
+          </w:p>
+        </w:tc>
+        <w:tc>
+          <w:tcPr>
+            <w:tcW w:type="dxa" w:w="1900"/>
+            <w:tcBorders>
+              <w:top w:val="none"/>
+              <w:left w:val="none"/>
+              <w:bottom w:val="none"/>
+              <w:right w:val="none"/>
+            </w:tcBorders>
+            <w:tcMar>
+              <w:top w:type="dxa" w:w="30"/>
+              <w:left w:type="dxa" w:w="70"/>
+              <w:bottom w:type="dxa" w:w="30"/>
+              <w:right w:type="dxa" w:w="70"/>
+            </w:tcMar>
+            <w:vAlign w:val="center"/>
+          </w:tcPr>
+          <w:p>
+            <w:pPr>
+              <w:spacing w:after="0" w:line="240"/>
+              <w:jc w:val="center"/>
+            </w:pPr>
+            <w:r>
+              <w:rPr>
+                <w:rFonts w:ascii="Times New Roman" w:cs="Times New Roman" w:eastAsia="Times New Roman" w:hAnsi="Times New Roman"/>
+                <w:color w:val="000000"/>
+                <w:sz w:val="20"/>
+                <w:szCs w:val="20"/>
+              </w:rPr>
+              <w:t xml:space="preserve">[-0,51; 0,36]</w:t>
+            </w:r>
+          </w:p>
+        </w:tc>
+        <w:tc>
+          <w:tcPr>
+            <w:tcW w:type="dxa" w:w="1500"/>
+            <w:tcBorders>
+              <w:top w:val="none"/>
+              <w:left w:val="none"/>
+              <w:bottom w:val="none"/>
+              <w:right w:val="none"/>
+            </w:tcBorders>
+            <w:tcMar>
+              <w:top w:type="dxa" w:w="30"/>
+              <w:left w:type="dxa" w:w="70"/>
+              <w:bottom w:type="dxa" w:w="30"/>
+              <w:right w:type="dxa" w:w="70"/>
+            </w:tcMar>
+            <w:vAlign w:val="center"/>
+          </w:tcPr>
+          <w:p>
+            <w:pPr>
+              <w:spacing w:after="0" w:line="240"/>
+              <w:jc w:val="center"/>
+            </w:pPr>
+            <w:r>
+              <w:rPr>
+                <w:rFonts w:ascii="Times New Roman" w:cs="Times New Roman" w:eastAsia="Times New Roman" w:hAnsi="Times New Roman"/>
+                <w:color w:val="3f3f3f"/>
+                <w:sz w:val="20"/>
+                <w:szCs w:val="20"/>
+              </w:rPr>
+              <w:t xml:space="preserve">p = 0,677</w:t>
+            </w:r>
+          </w:p>
+        </w:tc>
+        <w:tc>
+          <w:tcPr>
+            <w:tcW w:type="dxa" w:w="1500"/>
+            <w:tcBorders>
+              <w:top w:val="none"/>
+              <w:left w:val="none"/>
+              <w:bottom w:val="none"/>
+              <w:right w:val="none"/>
+            </w:tcBorders>
+            <w:tcMar>
+              <w:top w:type="dxa" w:w="30"/>
+              <w:left w:type="dxa" w:w="70"/>
+              <w:bottom w:type="dxa" w:w="30"/>
+              <w:right w:type="dxa" w:w="70"/>
+            </w:tcMar>
+            <w:vAlign w:val="center"/>
+          </w:tcPr>
+          <w:p>
+            <w:pPr>
+              <w:spacing w:after="0" w:line="240"/>
+              <w:jc w:val="center"/>
+            </w:pPr>
+            <w:r>
+              <w:rPr>
+                <w:rFonts w:ascii="Times New Roman" w:cs="Times New Roman" w:eastAsia="Times New Roman" w:hAnsi="Times New Roman"/>
+                <w:color w:val="3f3f3f"/>
+                <w:sz w:val="20"/>
+                <w:szCs w:val="20"/>
+              </w:rPr>
+              <w:t xml:space="preserve">p = 0,998</w:t>
+            </w:r>
+          </w:p>
+        </w:tc>
+        <w:tc>
+          <w:tcPr>
+            <w:tcW w:type="dxa" w:w="1600"/>
+            <w:tcBorders>
+              <w:top w:val="none"/>
+              <w:left w:val="none"/>
+              <w:bottom w:val="none"/>
+              <w:right w:val="none"/>
+            </w:tcBorders>
+            <w:tcMar>
+              <w:top w:type="dxa" w:w="30"/>
+              <w:left w:type="dxa" w:w="70"/>
+              <w:bottom w:type="dxa" w:w="30"/>
+              <w:right w:type="dxa" w:w="70"/>
+            </w:tcMar>
+            <w:vAlign w:val="center"/>
+          </w:tcPr>
+          <w:p>
+            <w:pPr>
+              <w:spacing w:after="0" w:line="240"/>
+              <w:jc w:val="center"/>
+            </w:pPr>
+            <w:r>
+              <w:rPr>
+                <w:rFonts w:ascii="Times New Roman" w:cs="Times New Roman" w:eastAsia="Times New Roman" w:hAnsi="Times New Roman"/>
+                <w:color w:val="000000"/>
+                <w:sz w:val="20"/>
+                <w:szCs w:val="20"/>
+              </w:rPr>
+              <w:t xml:space="preserve">sim</w:t>
+            </w:r>
+          </w:p>
+        </w:tc>
+      </w:tr>
+      <w:tr>
+        <w:tc>
+          <w:tcPr>
+            <w:tcW w:type="dxa" w:w="2005"/>
+            <w:tcBorders>
+              <w:top w:val="none"/>
+              <w:left w:val="none"/>
+              <w:bottom w:val="single" w:color="000000" w:sz="6"/>
+              <w:right w:val="none"/>
+            </w:tcBorders>
+            <w:tcMar>
+              <w:top w:type="dxa" w:w="30"/>
+              <w:left w:type="dxa" w:w="70"/>
+              <w:bottom w:type="dxa" w:w="30"/>
+              <w:right w:type="dxa" w:w="70"/>
+            </w:tcMar>
+            <w:vAlign w:val="center"/>
+          </w:tcPr>
+          <w:p>
+            <w:pPr>
+              <w:spacing w:after="0" w:line="240"/>
+              <w:jc w:val="left"/>
+            </w:pPr>
+            <w:r>
+              <w:rPr>
+                <w:rFonts w:ascii="Times New Roman" w:cs="Times New Roman" w:eastAsia="Times New Roman" w:hAnsi="Times New Roman"/>
+                <w:b/>
+                <w:bCs/>
+                <w:color w:val="000000"/>
+                <w:sz w:val="20"/>
+                <w:szCs w:val="20"/>
+              </w:rPr>
+              <w:t xml:space="preserve">Vigor</w:t>
+            </w:r>
+          </w:p>
+        </w:tc>
+        <w:tc>
+          <w:tcPr>
+            <w:tcW w:type="dxa" w:w="1000"/>
+            <w:tcBorders>
+              <w:top w:val="none"/>
+              <w:left w:val="none"/>
+              <w:bottom w:val="single" w:color="000000" w:sz="6"/>
+              <w:right w:val="none"/>
+            </w:tcBorders>
+            <w:tcMar>
+              <w:top w:type="dxa" w:w="30"/>
+              <w:left w:type="dxa" w:w="70"/>
+              <w:bottom w:type="dxa" w:w="30"/>
+              <w:right w:type="dxa" w:w="70"/>
+            </w:tcMar>
+            <w:vAlign w:val="center"/>
+          </w:tcPr>
+          <w:p>
+            <w:pPr>
+              <w:spacing w:after="0" w:line="240"/>
+              <w:jc w:val="center"/>
+            </w:pPr>
+            <w:r>
+              <w:rPr>
+                <w:rFonts w:ascii="Times New Roman" w:cs="Times New Roman" w:eastAsia="Times New Roman" w:hAnsi="Times New Roman"/>
+                <w:b/>
+                <w:bCs/>
+                <w:color w:val="000000"/>
+                <w:sz w:val="20"/>
+                <w:szCs w:val="20"/>
+              </w:rPr>
+              <w:t xml:space="preserve">-0,02</w:t>
+            </w:r>
+          </w:p>
+        </w:tc>
+        <w:tc>
+          <w:tcPr>
+            <w:tcW w:type="dxa" w:w="1900"/>
+            <w:tcBorders>
+              <w:top w:val="none"/>
+              <w:left w:val="none"/>
+              <w:bottom w:val="single" w:color="000000" w:sz="6"/>
+              <w:right w:val="none"/>
+            </w:tcBorders>
+            <w:tcMar>
+              <w:top w:type="dxa" w:w="30"/>
+              <w:left w:type="dxa" w:w="70"/>
+              <w:bottom w:type="dxa" w:w="30"/>
+              <w:right w:type="dxa" w:w="70"/>
+            </w:tcMar>
+            <w:vAlign w:val="center"/>
+          </w:tcPr>
+          <w:p>
+            <w:pPr>
+              <w:spacing w:after="0" w:line="240"/>
+              <w:jc w:val="center"/>
+            </w:pPr>
+            <w:r>
+              <w:rPr>
+                <w:rFonts w:ascii="Times New Roman" w:cs="Times New Roman" w:eastAsia="Times New Roman" w:hAnsi="Times New Roman"/>
+                <w:color w:val="000000"/>
+                <w:sz w:val="20"/>
+                <w:szCs w:val="20"/>
+              </w:rPr>
+              <w:t xml:space="preserve">[-0,45; 0,38]</w:t>
+            </w:r>
+          </w:p>
+        </w:tc>
+        <w:tc>
+          <w:tcPr>
+            <w:tcW w:type="dxa" w:w="1500"/>
+            <w:tcBorders>
+              <w:top w:val="none"/>
+              <w:left w:val="none"/>
+              <w:bottom w:val="single" w:color="000000" w:sz="6"/>
+              <w:right w:val="none"/>
+            </w:tcBorders>
+            <w:tcMar>
+              <w:top w:type="dxa" w:w="30"/>
+              <w:left w:type="dxa" w:w="70"/>
+              <w:bottom w:type="dxa" w:w="30"/>
+              <w:right w:type="dxa" w:w="70"/>
+            </w:tcMar>
+            <w:vAlign w:val="center"/>
+          </w:tcPr>
+          <w:p>
+            <w:pPr>
+              <w:spacing w:after="0" w:line="240"/>
+              <w:jc w:val="center"/>
+            </w:pPr>
+            <w:r>
+              <w:rPr>
+                <w:rFonts w:ascii="Times New Roman" w:cs="Times New Roman" w:eastAsia="Times New Roman" w:hAnsi="Times New Roman"/>
+                <w:color w:val="3f3f3f"/>
+                <w:sz w:val="20"/>
+                <w:szCs w:val="20"/>
+              </w:rPr>
+              <w:t xml:space="preserve">p = 0,867</w:t>
+            </w:r>
+          </w:p>
+        </w:tc>
+        <w:tc>
+          <w:tcPr>
+            <w:tcW w:type="dxa" w:w="1500"/>
+            <w:tcBorders>
+              <w:top w:val="none"/>
+              <w:left w:val="none"/>
+              <w:bottom w:val="single" w:color="000000" w:sz="6"/>
+              <w:right w:val="none"/>
+            </w:tcBorders>
+            <w:tcMar>
+              <w:top w:type="dxa" w:w="30"/>
+              <w:left w:type="dxa" w:w="70"/>
+              <w:bottom w:type="dxa" w:w="30"/>
+              <w:right w:type="dxa" w:w="70"/>
+            </w:tcMar>
+            <w:vAlign w:val="center"/>
+          </w:tcPr>
+          <w:p>
+            <w:pPr>
+              <w:spacing w:after="0" w:line="240"/>
+              <w:jc w:val="center"/>
+            </w:pPr>
+            <w:r>
+              <w:rPr>
+                <w:rFonts w:ascii="Times New Roman" w:cs="Times New Roman" w:eastAsia="Times New Roman" w:hAnsi="Times New Roman"/>
+                <w:color w:val="3f3f3f"/>
+                <w:sz w:val="20"/>
+                <w:szCs w:val="20"/>
+              </w:rPr>
+              <w:t xml:space="preserve">p = 0,923</w:t>
+            </w:r>
+          </w:p>
+        </w:tc>
+        <w:tc>
+          <w:tcPr>
+            <w:tcW w:type="dxa" w:w="1600"/>
+            <w:tcBorders>
+              <w:top w:val="none"/>
+              <w:left w:val="none"/>
+              <w:bottom w:val="single" w:color="000000" w:sz="6"/>
+              <w:right w:val="none"/>
+            </w:tcBorders>
+            <w:tcMar>
+              <w:top w:type="dxa" w:w="30"/>
+              <w:left w:type="dxa" w:w="70"/>
+              <w:bottom w:type="dxa" w:w="30"/>
+              <w:right w:type="dxa" w:w="70"/>
+            </w:tcMar>
+            <w:vAlign w:val="center"/>
+          </w:tcPr>
+          <w:p>
+            <w:pPr>
+              <w:spacing w:after="0" w:line="240"/>
+              <w:jc w:val="center"/>
+            </w:pPr>
+            <w:r>
+              <w:rPr>
+                <w:rFonts w:ascii="Times New Roman" w:cs="Times New Roman" w:eastAsia="Times New Roman" w:hAnsi="Times New Roman"/>
+                <w:color w:val="000000"/>
+                <w:sz w:val="20"/>
+                <w:szCs w:val="20"/>
+              </w:rPr>
+              <w:t xml:space="preserve">sim</w:t>
+            </w:r>
+          </w:p>
+        </w:tc>
+      </w:tr>
+    </w:tbl>
+    <w:p>
+      <w:pPr>
+        <w:spacing w:after="180" w:before="40" w:line="240"/>
+        <w:jc w:val="left"/>
+      </w:pPr>
+      <w:r>
+        <w:rPr>
+          <w:rFonts w:ascii="Times New Roman" w:cs="Times New Roman" w:eastAsia="Times New Roman" w:hAnsi="Times New Roman"/>
+          <w:color w:val="3f3f3f"/>
+          <w:sz w:val="20"/>
+          <w:szCs w:val="20"/>
+        </w:rPr>
+        <w:t xml:space="preserve">Nota: dz positivo indica escore maior no HIIT; IC 95% por bootstrap; permutação por troca de sinais (sign-flip). Fonte: Dados da pesquisa (2026).</w:t>
+      </w:r>
+    </w:p>
+    <w:p>
+      <w:pPr>
+        <w:spacing w:after="0" w:before="0" w:line="360" w:lineRule="auto"/>
+        <w:ind w:firstLine="709"/>
+        <w:jc w:val="both"/>
+      </w:pPr>
+      <w:r>
+        <w:rPr>
+          <w:rFonts w:ascii="Times New Roman" w:cs="Times New Roman" w:eastAsia="Times New Roman" w:hAnsi="Times New Roman"/>
+          <w:color w:val="000000"/>
+          <w:sz w:val="24"/>
+          <w:szCs w:val="24"/>
+        </w:rPr>
+        <w:t xml:space="preserve">As três dimensões afetivas que separam os estímulos, a raiva, a perturbação total do humor e a depressão, apresentaram intervalo de confiança do tamanho de efeito inteiramente acima de zero e permutação significativa, o que reforça o achado para além do teste original. A confusão ficou no limiar, com concordância apenas parcial entre as vias. Nenhum contraste sobrevive à correção por comparações múltiplas, resultado esperado com oito testes, de modo que o conjunto vale como padrão convergente e não como diferença individual confirmada. A associação entre sono e perfil recebeu igual reforço: além do teste de Kruskal-Wallis, uma prova de tendência de Kendall para grupos ordenados confirmou que o grupo de risco é o mais sonolento.</w:t>
+      </w:r>
+    </w:p>
+    <w:p>
+      <w:pPr>
+        <w:spacing w:after="0" w:before="0" w:line="360" w:lineRule="auto"/>
+        <w:ind w:firstLine="709"/>
+        <w:jc w:val="both"/>
+      </w:pPr>
+      <w:r>
+        <w:rPr>
+          <w:rFonts w:ascii="Times New Roman" w:cs="Times New Roman" w:eastAsia="Times New Roman" w:hAnsi="Times New Roman"/>
+          <w:color w:val="000000"/>
+          <w:sz w:val="24"/>
+          <w:szCs w:val="24"/>
+        </w:rPr>
+        <w:t xml:space="preserve">Uma propriedade matemática esclarece o alcance da análise de padronização apresentada na Seção 5.1. Os tamanhos de efeito padronizados e o coeficiente intraclasse são invariantes à padronização linear por variável, pois subtrair uma média e dividir por um desvio padrão constante cancela no numerador e no denominador do dz. A verificação numérica confirmou a igualdade: raiva, perturbação do humor e depressão produzem o mesmo dz nos escores brutos e nos escores padronizados por referência externa, com diferença inferior a um milésimo de milésimo. Assim, apenas as partes que dependem do rótulo do perfil variam com a referência adotada, ao passo que o núcleo quantitativo da triangulação permanece o mesmo.</w:t>
+      </w:r>
+    </w:p>
+    <w:p>
+      <w:pPr>
+        <w:keepNext/>
+        <w:spacing w:after="90" w:before="200" w:line="360" w:lineRule="auto"/>
+      </w:pPr>
+      <w:r>
+        <w:rPr>
+          <w:rFonts w:ascii="Times New Roman" w:cs="Times New Roman" w:eastAsia="Times New Roman" w:hAnsi="Times New Roman"/>
+          <w:b/>
+          <w:bCs/>
+          <w:color w:val="000000"/>
+          <w:sz w:val="24"/>
+          <w:szCs w:val="24"/>
+        </w:rPr>
+        <w:t xml:space="preserve">5.3 Síntese das associações e relações significativas</w:t>
+      </w:r>
+    </w:p>
+    <w:p>
+      <w:pPr>
+        <w:spacing w:after="0" w:before="0" w:line="360" w:lineRule="auto"/>
+        <w:ind w:firstLine="709"/>
+        <w:jc w:val="both"/>
+      </w:pPr>
+      <w:r>
+        <w:rPr>
+          <w:rFonts w:ascii="Times New Roman" w:cs="Times New Roman" w:eastAsia="Times New Roman" w:hAnsi="Times New Roman"/>
+          <w:color w:val="000000"/>
+          <w:sz w:val="24"/>
+          <w:szCs w:val="24"/>
+        </w:rPr>
+        <w:t xml:space="preserve">A Tabela 18 reúne, em um único quadro, as associações e as relações que alcançaram significância estatística ao longo do estudo. A consolidação facilita a leitura de conjunto e evidencia que os achados relevantes se concentram em três frentes: o contraste afetivo entre estímulos, o acoplamento entre sono e humor e a coesão interna das dimensões negativas.</w:t>
+      </w:r>
+    </w:p>
+    <w:p>
+      <w:pPr>
+        <w:keepNext/>
+        <w:spacing w:after="40" w:before="160" w:line="240"/>
+        <w:jc w:val="left"/>
+      </w:pPr>
+      <w:r>
+        <w:rPr>
+          <w:rFonts w:ascii="Times New Roman" w:cs="Times New Roman" w:eastAsia="Times New Roman" w:hAnsi="Times New Roman"/>
+          <w:b/>
+          <w:bCs/>
+          <w:color w:val="000000"/>
+          <w:sz w:val="20"/>
+          <w:szCs w:val="20"/>
+        </w:rPr>
+        <w:t xml:space="preserve">Tabela 18</w:t>
+      </w:r>
+      <w:r>
+        <w:rPr>
+          <w:rFonts w:ascii="Times New Roman" w:cs="Times New Roman" w:eastAsia="Times New Roman" w:hAnsi="Times New Roman"/>
+          <w:color w:val="000000"/>
+          <w:sz w:val="20"/>
+          <w:szCs w:val="20"/>
+        </w:rPr>
+        <w:t xml:space="preserve"> – Associações e relações estatisticamente significativas do estudo</w:t>
+      </w:r>
+    </w:p>
+    <w:tbl>
+      <w:tblPr>
+        <w:tblW w:type="dxa" w:w="9505"/>
+        <w:tblBorders>
+          <w:top w:val="single" w:color="000000" w:sz="6"/>
+          <w:left w:val="none"/>
+          <w:bottom w:val="single" w:color="000000" w:sz="6"/>
+          <w:right w:val="none"/>
+          <w:insideH w:val="none"/>
+          <w:insideV w:val="none"/>
+        </w:tblBorders>
+      </w:tblPr>
+      <w:tblGrid>
+        <w:gridCol w:w="3205"/>
+        <w:gridCol w:w="1300"/>
+        <w:gridCol w:w="1300"/>
+        <w:gridCol w:w="2400"/>
+        <w:gridCol w:w="1300"/>
+      </w:tblGrid>
+      <w:tr>
+        <w:trPr>
+          <w:tblHeader/>
+        </w:trPr>
+        <w:tc>
+          <w:tcPr>
+            <w:tcW w:type="dxa" w:w="3205"/>
+            <w:tcBorders>
+              <w:top w:val="single" w:color="000000" w:sz="6"/>
+              <w:left w:val="none"/>
+              <w:bottom w:val="single" w:color="000000" w:sz="6"/>
+              <w:right w:val="none"/>
+            </w:tcBorders>
+            <w:tcMar>
+              <w:top w:type="dxa" w:w="40"/>
+              <w:left w:type="dxa" w:w="70"/>
+              <w:bottom w:type="dxa" w:w="40"/>
+              <w:right w:type="dxa" w:w="70"/>
+            </w:tcMar>
+            <w:vAlign w:val="center"/>
+          </w:tcPr>
+          <w:p>
+            <w:pPr>
+              <w:spacing w:after="0" w:line="240"/>
+              <w:jc w:val="left"/>
+            </w:pPr>
+            <w:r>
+              <w:rPr>
+                <w:rFonts w:ascii="Times New Roman" w:cs="Times New Roman" w:eastAsia="Times New Roman" w:hAnsi="Times New Roman"/>
+                <w:b/>
+                <w:bCs/>
+                <w:color w:val="000000"/>
+                <w:sz w:val="20"/>
+                <w:szCs w:val="20"/>
+              </w:rPr>
+              <w:t xml:space="preserve">Relação</w:t>
+            </w:r>
+          </w:p>
+        </w:tc>
+        <w:tc>
+          <w:tcPr>
+            <w:tcW w:type="dxa" w:w="1300"/>
+            <w:tcBorders>
+              <w:top w:val="single" w:color="000000" w:sz="6"/>
+              <w:left w:val="none"/>
+              <w:bottom w:val="single" w:color="000000" w:sz="6"/>
+              <w:right w:val="none"/>
+            </w:tcBorders>
+            <w:tcMar>
+              <w:top w:type="dxa" w:w="40"/>
+              <w:left w:type="dxa" w:w="70"/>
+              <w:bottom w:type="dxa" w:w="40"/>
+              <w:right w:type="dxa" w:w="70"/>
+            </w:tcMar>
+            <w:vAlign w:val="center"/>
+          </w:tcPr>
+          <w:p>
+            <w:pPr>
+              <w:spacing w:after="0" w:line="240"/>
+              <w:jc w:val="center"/>
+            </w:pPr>
+            <w:r>
+              <w:rPr>
+                <w:rFonts w:ascii="Times New Roman" w:cs="Times New Roman" w:eastAsia="Times New Roman" w:hAnsi="Times New Roman"/>
+                <w:b/>
+                <w:bCs/>
+                <w:color w:val="000000"/>
+                <w:sz w:val="20"/>
+                <w:szCs w:val="20"/>
+              </w:rPr>
+              <w:t xml:space="preserve">Tipo</w:t>
+            </w:r>
+          </w:p>
+        </w:tc>
+        <w:tc>
+          <w:tcPr>
+            <w:tcW w:type="dxa" w:w="1300"/>
+            <w:tcBorders>
+              <w:top w:val="single" w:color="000000" w:sz="6"/>
+              <w:left w:val="none"/>
+              <w:bottom w:val="single" w:color="000000" w:sz="6"/>
+              <w:right w:val="none"/>
+            </w:tcBorders>
+            <w:tcMar>
+              <w:top w:type="dxa" w:w="40"/>
+              <w:left w:type="dxa" w:w="70"/>
+              <w:bottom w:type="dxa" w:w="40"/>
+              <w:right w:type="dxa" w:w="70"/>
+            </w:tcMar>
+            <w:vAlign w:val="center"/>
+          </w:tcPr>
+          <w:p>
+            <w:pPr>
+              <w:spacing w:after="0" w:line="240"/>
+              <w:jc w:val="center"/>
+            </w:pPr>
+            <w:r>
+              <w:rPr>
+                <w:rFonts w:ascii="Times New Roman" w:cs="Times New Roman" w:eastAsia="Times New Roman" w:hAnsi="Times New Roman"/>
+                <w:b/>
+                <w:bCs/>
+                <w:color w:val="000000"/>
+                <w:sz w:val="20"/>
+                <w:szCs w:val="20"/>
+              </w:rPr>
+              <w:t xml:space="preserve">Estimativa</w:t>
+            </w:r>
+          </w:p>
+        </w:tc>
+        <w:tc>
+          <w:tcPr>
+            <w:tcW w:type="dxa" w:w="2400"/>
+            <w:tcBorders>
+              <w:top w:val="single" w:color="000000" w:sz="6"/>
+              <w:left w:val="none"/>
+              <w:bottom w:val="single" w:color="000000" w:sz="6"/>
+              <w:right w:val="none"/>
+            </w:tcBorders>
+            <w:tcMar>
+              <w:top w:type="dxa" w:w="40"/>
+              <w:left w:type="dxa" w:w="70"/>
+              <w:bottom w:type="dxa" w:w="40"/>
+              <w:right w:type="dxa" w:w="70"/>
+            </w:tcMar>
+            <w:vAlign w:val="center"/>
+          </w:tcPr>
+          <w:p>
+            <w:pPr>
+              <w:spacing w:after="0" w:line="240"/>
+              <w:jc w:val="center"/>
+            </w:pPr>
+            <w:r>
+              <w:rPr>
+                <w:rFonts w:ascii="Times New Roman" w:cs="Times New Roman" w:eastAsia="Times New Roman" w:hAnsi="Times New Roman"/>
+                <w:b/>
+                <w:bCs/>
+                <w:color w:val="000000"/>
+                <w:sz w:val="20"/>
+                <w:szCs w:val="20"/>
+              </w:rPr>
+              <w:t xml:space="preserve">IC / p</w:t>
+            </w:r>
+          </w:p>
+        </w:tc>
+        <w:tc>
+          <w:tcPr>
+            <w:tcW w:type="dxa" w:w="1300"/>
+            <w:tcBorders>
+              <w:top w:val="single" w:color="000000" w:sz="6"/>
+              <w:left w:val="none"/>
+              <w:bottom w:val="single" w:color="000000" w:sz="6"/>
+              <w:right w:val="none"/>
+            </w:tcBorders>
+            <w:tcMar>
+              <w:top w:type="dxa" w:w="40"/>
+              <w:left w:type="dxa" w:w="70"/>
+              <w:bottom w:type="dxa" w:w="40"/>
+              <w:right w:type="dxa" w:w="70"/>
+            </w:tcMar>
+            <w:vAlign w:val="center"/>
+          </w:tcPr>
+          <w:p>
+            <w:pPr>
+              <w:spacing w:after="0" w:line="240"/>
+              <w:jc w:val="center"/>
+            </w:pPr>
+            <w:r>
+              <w:rPr>
+                <w:rFonts w:ascii="Times New Roman" w:cs="Times New Roman" w:eastAsia="Times New Roman" w:hAnsi="Times New Roman"/>
+                <w:b/>
+                <w:bCs/>
+                <w:color w:val="000000"/>
+                <w:sz w:val="20"/>
+                <w:szCs w:val="20"/>
+              </w:rPr>
+              <w:t xml:space="preserve">Método</w:t>
+            </w:r>
+          </w:p>
+        </w:tc>
+      </w:tr>
+      <w:tr>
+        <w:tc>
+          <w:tcPr>
+            <w:tcW w:type="dxa" w:w="3205"/>
+            <w:tcBorders>
+              <w:top w:val="none"/>
+              <w:left w:val="none"/>
+              <w:bottom w:val="none"/>
+              <w:right w:val="none"/>
+            </w:tcBorders>
+            <w:tcMar>
+              <w:top w:type="dxa" w:w="30"/>
+              <w:left w:type="dxa" w:w="70"/>
+              <w:bottom w:type="dxa" w:w="30"/>
+              <w:right w:type="dxa" w:w="70"/>
+            </w:tcMar>
+            <w:vAlign w:val="center"/>
+          </w:tcPr>
+          <w:p>
+            <w:pPr>
+              <w:spacing w:after="0" w:line="240"/>
+              <w:jc w:val="left"/>
+            </w:pPr>
+            <w:r>
+              <w:rPr>
+                <w:rFonts w:ascii="Times New Roman" w:cs="Times New Roman" w:eastAsia="Times New Roman" w:hAnsi="Times New Roman"/>
+                <w:color w:val="000000"/>
+                <w:sz w:val="20"/>
+                <w:szCs w:val="20"/>
+              </w:rPr>
+              <w:t xml:space="preserve">Depressão (HIIT × jogo)</w:t>
+            </w:r>
+          </w:p>
+        </w:tc>
+        <w:tc>
+          <w:tcPr>
+            <w:tcW w:type="dxa" w:w="1300"/>
+            <w:tcBorders>
+              <w:top w:val="none"/>
+              <w:left w:val="none"/>
+              <w:bottom w:val="none"/>
+              <w:right w:val="none"/>
+            </w:tcBorders>
+            <w:tcMar>
+              <w:top w:type="dxa" w:w="30"/>
+              <w:left w:type="dxa" w:w="70"/>
+              <w:bottom w:type="dxa" w:w="30"/>
+              <w:right w:type="dxa" w:w="70"/>
+            </w:tcMar>
+            <w:vAlign w:val="center"/>
+          </w:tcPr>
+          <w:p>
+            <w:pPr>
+              <w:spacing w:after="0" w:line="240"/>
+              <w:jc w:val="center"/>
+            </w:pPr>
+            <w:r>
+              <w:rPr>
+                <w:rFonts w:ascii="Times New Roman" w:cs="Times New Roman" w:eastAsia="Times New Roman" w:hAnsi="Times New Roman"/>
+                <w:color w:val="000000"/>
+                <w:sz w:val="20"/>
+                <w:szCs w:val="20"/>
+              </w:rPr>
+              <w:t xml:space="preserve">contraste</w:t>
+            </w:r>
+          </w:p>
+        </w:tc>
+        <w:tc>
+          <w:tcPr>
+            <w:tcW w:type="dxa" w:w="1300"/>
+            <w:tcBorders>
+              <w:top w:val="none"/>
+              <w:left w:val="none"/>
+              <w:bottom w:val="none"/>
+              <w:right w:val="none"/>
+            </w:tcBorders>
+            <w:tcMar>
+              <w:top w:type="dxa" w:w="30"/>
+              <w:left w:type="dxa" w:w="70"/>
+              <w:bottom w:type="dxa" w:w="30"/>
+              <w:right w:type="dxa" w:w="70"/>
+            </w:tcMar>
+            <w:vAlign w:val="center"/>
+          </w:tcPr>
+          <w:p>
+            <w:pPr>
+              <w:spacing w:after="0" w:line="240"/>
+              <w:jc w:val="center"/>
+            </w:pPr>
+            <w:r>
+              <w:rPr>
+                <w:rFonts w:ascii="Times New Roman" w:cs="Times New Roman" w:eastAsia="Times New Roman" w:hAnsi="Times New Roman"/>
+                <w:b/>
+                <w:bCs/>
+                <w:color w:val="000000"/>
+                <w:sz w:val="20"/>
+                <w:szCs w:val="20"/>
+              </w:rPr>
+              <w:t xml:space="preserve">dz +0,45</w:t>
+            </w:r>
+          </w:p>
+        </w:tc>
+        <w:tc>
+          <w:tcPr>
+            <w:tcW w:type="dxa" w:w="2400"/>
+            <w:tcBorders>
+              <w:top w:val="none"/>
+              <w:left w:val="none"/>
+              <w:bottom w:val="none"/>
+              <w:right w:val="none"/>
+            </w:tcBorders>
+            <w:tcMar>
+              <w:top w:type="dxa" w:w="30"/>
+              <w:left w:type="dxa" w:w="70"/>
+              <w:bottom w:type="dxa" w:w="30"/>
+              <w:right w:type="dxa" w:w="70"/>
+            </w:tcMar>
+            <w:vAlign w:val="center"/>
+          </w:tcPr>
+          <w:p>
+            <w:pPr>
+              <w:spacing w:after="0" w:line="240"/>
+              <w:jc w:val="center"/>
+            </w:pPr>
+            <w:r>
+              <w:rPr>
+                <w:rFonts w:ascii="Times New Roman" w:cs="Times New Roman" w:eastAsia="Times New Roman" w:hAnsi="Times New Roman"/>
+                <w:color w:val="000000"/>
+                <w:sz w:val="20"/>
+                <w:szCs w:val="20"/>
+              </w:rPr>
+              <w:t xml:space="preserve">IC [0,24; 0,68]</w:t>
+            </w:r>
+          </w:p>
+        </w:tc>
+        <w:tc>
+          <w:tcPr>
+            <w:tcW w:type="dxa" w:w="1300"/>
+            <w:tcBorders>
+              <w:top w:val="none"/>
+              <w:left w:val="none"/>
+              <w:bottom w:val="none"/>
+              <w:right w:val="none"/>
+            </w:tcBorders>
+            <w:tcMar>
+              <w:top w:type="dxa" w:w="30"/>
+              <w:left w:type="dxa" w:w="70"/>
+              <w:bottom w:type="dxa" w:w="30"/>
+              <w:right w:type="dxa" w:w="70"/>
+            </w:tcMar>
+            <w:vAlign w:val="center"/>
+          </w:tcPr>
+          <w:p>
+            <w:pPr>
+              <w:spacing w:after="0" w:line="240"/>
+              <w:jc w:val="center"/>
+            </w:pPr>
+            <w:r>
+              <w:rPr>
+                <w:rFonts w:ascii="Times New Roman" w:cs="Times New Roman" w:eastAsia="Times New Roman" w:hAnsi="Times New Roman"/>
+                <w:color w:val="000000"/>
+                <w:sz w:val="20"/>
+                <w:szCs w:val="20"/>
+              </w:rPr>
+              <w:t xml:space="preserve">Wilcoxon+perm.+IC</w:t>
+            </w:r>
+          </w:p>
+        </w:tc>
+      </w:tr>
+      <w:tr>
+        <w:tc>
+          <w:tcPr>
+            <w:tcW w:type="dxa" w:w="3205"/>
+            <w:tcBorders>
+              <w:top w:val="none"/>
+              <w:left w:val="none"/>
+              <w:bottom w:val="none"/>
+              <w:right w:val="none"/>
+            </w:tcBorders>
+            <w:tcMar>
+              <w:top w:type="dxa" w:w="30"/>
+              <w:left w:type="dxa" w:w="70"/>
+              <w:bottom w:type="dxa" w:w="30"/>
+              <w:right w:type="dxa" w:w="70"/>
+            </w:tcMar>
+            <w:vAlign w:val="center"/>
+          </w:tcPr>
+          <w:p>
+            <w:pPr>
+              <w:spacing w:after="0" w:line="240"/>
+              <w:jc w:val="left"/>
+            </w:pPr>
+            <w:r>
+              <w:rPr>
+                <w:rFonts w:ascii="Times New Roman" w:cs="Times New Roman" w:eastAsia="Times New Roman" w:hAnsi="Times New Roman"/>
+                <w:color w:val="000000"/>
+                <w:sz w:val="20"/>
+                <w:szCs w:val="20"/>
+              </w:rPr>
+              <w:t xml:space="preserve">Raiva (HIIT × jogo)</w:t>
+            </w:r>
+          </w:p>
+        </w:tc>
+        <w:tc>
+          <w:tcPr>
+            <w:tcW w:type="dxa" w:w="1300"/>
+            <w:tcBorders>
+              <w:top w:val="none"/>
+              <w:left w:val="none"/>
+              <w:bottom w:val="none"/>
+              <w:right w:val="none"/>
+            </w:tcBorders>
+            <w:tcMar>
+              <w:top w:type="dxa" w:w="30"/>
+              <w:left w:type="dxa" w:w="70"/>
+              <w:bottom w:type="dxa" w:w="30"/>
+              <w:right w:type="dxa" w:w="70"/>
+            </w:tcMar>
+            <w:vAlign w:val="center"/>
+          </w:tcPr>
+          <w:p>
+            <w:pPr>
+              <w:spacing w:after="0" w:line="240"/>
+              <w:jc w:val="center"/>
+            </w:pPr>
+            <w:r>
+              <w:rPr>
+                <w:rFonts w:ascii="Times New Roman" w:cs="Times New Roman" w:eastAsia="Times New Roman" w:hAnsi="Times New Roman"/>
+                <w:color w:val="000000"/>
+                <w:sz w:val="20"/>
+                <w:szCs w:val="20"/>
+              </w:rPr>
+              <w:t xml:space="preserve">contraste</w:t>
+            </w:r>
+          </w:p>
+        </w:tc>
+        <w:tc>
+          <w:tcPr>
+            <w:tcW w:type="dxa" w:w="1300"/>
+            <w:tcBorders>
+              <w:top w:val="none"/>
+              <w:left w:val="none"/>
+              <w:bottom w:val="none"/>
+              <w:right w:val="none"/>
+            </w:tcBorders>
+            <w:tcMar>
+              <w:top w:type="dxa" w:w="30"/>
+              <w:left w:type="dxa" w:w="70"/>
+              <w:bottom w:type="dxa" w:w="30"/>
+              <w:right w:type="dxa" w:w="70"/>
+            </w:tcMar>
+            <w:vAlign w:val="center"/>
+          </w:tcPr>
+          <w:p>
+            <w:pPr>
+              <w:spacing w:after="0" w:line="240"/>
+              <w:jc w:val="center"/>
+            </w:pPr>
+            <w:r>
+              <w:rPr>
+                <w:rFonts w:ascii="Times New Roman" w:cs="Times New Roman" w:eastAsia="Times New Roman" w:hAnsi="Times New Roman"/>
+                <w:b/>
+                <w:bCs/>
+                <w:color w:val="000000"/>
+                <w:sz w:val="20"/>
+                <w:szCs w:val="20"/>
+              </w:rPr>
+              <w:t xml:space="preserve">dz +0,47</w:t>
+            </w:r>
+          </w:p>
+        </w:tc>
+        <w:tc>
+          <w:tcPr>
+            <w:tcW w:type="dxa" w:w="2400"/>
+            <w:tcBorders>
+              <w:top w:val="none"/>
+              <w:left w:val="none"/>
+              <w:bottom w:val="none"/>
+              <w:right w:val="none"/>
+            </w:tcBorders>
+            <w:tcMar>
+              <w:top w:type="dxa" w:w="30"/>
+              <w:left w:type="dxa" w:w="70"/>
+              <w:bottom w:type="dxa" w:w="30"/>
+              <w:right w:type="dxa" w:w="70"/>
+            </w:tcMar>
+            <w:vAlign w:val="center"/>
+          </w:tcPr>
+          <w:p>
+            <w:pPr>
+              <w:spacing w:after="0" w:line="240"/>
+              <w:jc w:val="center"/>
+            </w:pPr>
+            <w:r>
+              <w:rPr>
+                <w:rFonts w:ascii="Times New Roman" w:cs="Times New Roman" w:eastAsia="Times New Roman" w:hAnsi="Times New Roman"/>
+                <w:color w:val="000000"/>
+                <w:sz w:val="20"/>
+                <w:szCs w:val="20"/>
+              </w:rPr>
+              <w:t xml:space="preserve">IC [0,12; 0,85]</w:t>
+            </w:r>
+          </w:p>
+        </w:tc>
+        <w:tc>
+          <w:tcPr>
+            <w:tcW w:type="dxa" w:w="1300"/>
+            <w:tcBorders>
+              <w:top w:val="none"/>
+              <w:left w:val="none"/>
+              <w:bottom w:val="none"/>
+              <w:right w:val="none"/>
+            </w:tcBorders>
+            <w:tcMar>
+              <w:top w:type="dxa" w:w="30"/>
+              <w:left w:type="dxa" w:w="70"/>
+              <w:bottom w:type="dxa" w:w="30"/>
+              <w:right w:type="dxa" w:w="70"/>
+            </w:tcMar>
+            <w:vAlign w:val="center"/>
+          </w:tcPr>
+          <w:p>
+            <w:pPr>
+              <w:spacing w:after="0" w:line="240"/>
+              <w:jc w:val="center"/>
+            </w:pPr>
+            <w:r>
+              <w:rPr>
+                <w:rFonts w:ascii="Times New Roman" w:cs="Times New Roman" w:eastAsia="Times New Roman" w:hAnsi="Times New Roman"/>
+                <w:color w:val="000000"/>
+                <w:sz w:val="20"/>
+                <w:szCs w:val="20"/>
+              </w:rPr>
+              <w:t xml:space="preserve">Wilcoxon+perm.+IC</w:t>
+            </w:r>
+          </w:p>
+        </w:tc>
+      </w:tr>
+      <w:tr>
+        <w:tc>
+          <w:tcPr>
+            <w:tcW w:type="dxa" w:w="3205"/>
+            <w:tcBorders>
+              <w:top w:val="none"/>
+              <w:left w:val="none"/>
+              <w:bottom w:val="none"/>
+              <w:right w:val="none"/>
+            </w:tcBorders>
+            <w:tcMar>
+              <w:top w:type="dxa" w:w="30"/>
+              <w:left w:type="dxa" w:w="70"/>
+              <w:bottom w:type="dxa" w:w="30"/>
+              <w:right w:type="dxa" w:w="70"/>
+            </w:tcMar>
+            <w:vAlign w:val="center"/>
+          </w:tcPr>
+          <w:p>
+            <w:pPr>
+              <w:spacing w:after="0" w:line="240"/>
+              <w:jc w:val="left"/>
+            </w:pPr>
+            <w:r>
+              <w:rPr>
+                <w:rFonts w:ascii="Times New Roman" w:cs="Times New Roman" w:eastAsia="Times New Roman" w:hAnsi="Times New Roman"/>
+                <w:color w:val="000000"/>
+                <w:sz w:val="20"/>
+                <w:szCs w:val="20"/>
+              </w:rPr>
+              <w:t xml:space="preserve">PTH (HIIT × jogo)</w:t>
+            </w:r>
+          </w:p>
+        </w:tc>
+        <w:tc>
+          <w:tcPr>
+            <w:tcW w:type="dxa" w:w="1300"/>
+            <w:tcBorders>
+              <w:top w:val="none"/>
+              <w:left w:val="none"/>
+              <w:bottom w:val="none"/>
+              <w:right w:val="none"/>
+            </w:tcBorders>
+            <w:tcMar>
+              <w:top w:type="dxa" w:w="30"/>
+              <w:left w:type="dxa" w:w="70"/>
+              <w:bottom w:type="dxa" w:w="30"/>
+              <w:right w:type="dxa" w:w="70"/>
+            </w:tcMar>
+            <w:vAlign w:val="center"/>
+          </w:tcPr>
+          <w:p>
+            <w:pPr>
+              <w:spacing w:after="0" w:line="240"/>
+              <w:jc w:val="center"/>
+            </w:pPr>
+            <w:r>
+              <w:rPr>
+                <w:rFonts w:ascii="Times New Roman" w:cs="Times New Roman" w:eastAsia="Times New Roman" w:hAnsi="Times New Roman"/>
+                <w:color w:val="000000"/>
+                <w:sz w:val="20"/>
+                <w:szCs w:val="20"/>
+              </w:rPr>
+              <w:t xml:space="preserve">contraste</w:t>
+            </w:r>
+          </w:p>
+        </w:tc>
+        <w:tc>
+          <w:tcPr>
+            <w:tcW w:type="dxa" w:w="1300"/>
+            <w:tcBorders>
+              <w:top w:val="none"/>
+              <w:left w:val="none"/>
+              <w:bottom w:val="none"/>
+              <w:right w:val="none"/>
+            </w:tcBorders>
+            <w:tcMar>
+              <w:top w:type="dxa" w:w="30"/>
+              <w:left w:type="dxa" w:w="70"/>
+              <w:bottom w:type="dxa" w:w="30"/>
+              <w:right w:type="dxa" w:w="70"/>
+            </w:tcMar>
+            <w:vAlign w:val="center"/>
+          </w:tcPr>
+          <w:p>
+            <w:pPr>
+              <w:spacing w:after="0" w:line="240"/>
+              <w:jc w:val="center"/>
+            </w:pPr>
+            <w:r>
+              <w:rPr>
+                <w:rFonts w:ascii="Times New Roman" w:cs="Times New Roman" w:eastAsia="Times New Roman" w:hAnsi="Times New Roman"/>
+                <w:b/>
+                <w:bCs/>
+                <w:color w:val="000000"/>
+                <w:sz w:val="20"/>
+                <w:szCs w:val="20"/>
+              </w:rPr>
+              <w:t xml:space="preserve">dz +0,46</w:t>
+            </w:r>
+          </w:p>
+        </w:tc>
+        <w:tc>
+          <w:tcPr>
+            <w:tcW w:type="dxa" w:w="2400"/>
+            <w:tcBorders>
+              <w:top w:val="none"/>
+              <w:left w:val="none"/>
+              <w:bottom w:val="none"/>
+              <w:right w:val="none"/>
+            </w:tcBorders>
+            <w:tcMar>
+              <w:top w:type="dxa" w:w="30"/>
+              <w:left w:type="dxa" w:w="70"/>
+              <w:bottom w:type="dxa" w:w="30"/>
+              <w:right w:type="dxa" w:w="70"/>
+            </w:tcMar>
+            <w:vAlign w:val="center"/>
+          </w:tcPr>
+          <w:p>
+            <w:pPr>
+              <w:spacing w:after="0" w:line="240"/>
+              <w:jc w:val="center"/>
+            </w:pPr>
+            <w:r>
+              <w:rPr>
+                <w:rFonts w:ascii="Times New Roman" w:cs="Times New Roman" w:eastAsia="Times New Roman" w:hAnsi="Times New Roman"/>
+                <w:color w:val="000000"/>
+                <w:sz w:val="20"/>
+                <w:szCs w:val="20"/>
+              </w:rPr>
+              <w:t xml:space="preserve">IC [0,10; 0,91]</w:t>
+            </w:r>
+          </w:p>
+        </w:tc>
+        <w:tc>
+          <w:tcPr>
+            <w:tcW w:type="dxa" w:w="1300"/>
+            <w:tcBorders>
+              <w:top w:val="none"/>
+              <w:left w:val="none"/>
+              <w:bottom w:val="none"/>
+              <w:right w:val="none"/>
+            </w:tcBorders>
+            <w:tcMar>
+              <w:top w:type="dxa" w:w="30"/>
+              <w:left w:type="dxa" w:w="70"/>
+              <w:bottom w:type="dxa" w:w="30"/>
+              <w:right w:type="dxa" w:w="70"/>
+            </w:tcMar>
+            <w:vAlign w:val="center"/>
+          </w:tcPr>
+          <w:p>
+            <w:pPr>
+              <w:spacing w:after="0" w:line="240"/>
+              <w:jc w:val="center"/>
+            </w:pPr>
+            <w:r>
+              <w:rPr>
+                <w:rFonts w:ascii="Times New Roman" w:cs="Times New Roman" w:eastAsia="Times New Roman" w:hAnsi="Times New Roman"/>
+                <w:color w:val="000000"/>
+                <w:sz w:val="20"/>
+                <w:szCs w:val="20"/>
+              </w:rPr>
+              <w:t xml:space="preserve">Wilcoxon+perm.+IC</w:t>
+            </w:r>
+          </w:p>
+        </w:tc>
+      </w:tr>
+      <w:tr>
+        <w:tc>
+          <w:tcPr>
+            <w:tcW w:type="dxa" w:w="3205"/>
+            <w:tcBorders>
+              <w:top w:val="none"/>
+              <w:left w:val="none"/>
+              <w:bottom w:val="none"/>
+              <w:right w:val="none"/>
+            </w:tcBorders>
+            <w:tcMar>
+              <w:top w:type="dxa" w:w="30"/>
+              <w:left w:type="dxa" w:w="70"/>
+              <w:bottom w:type="dxa" w:w="30"/>
+              <w:right w:type="dxa" w:w="70"/>
+            </w:tcMar>
+            <w:vAlign w:val="center"/>
+          </w:tcPr>
+          <w:p>
+            <w:pPr>
+              <w:spacing w:after="0" w:line="240"/>
+              <w:jc w:val="left"/>
+            </w:pPr>
+            <w:r>
+              <w:rPr>
+                <w:rFonts w:ascii="Times New Roman" w:cs="Times New Roman" w:eastAsia="Times New Roman" w:hAnsi="Times New Roman"/>
+                <w:color w:val="000000"/>
+                <w:sz w:val="20"/>
+                <w:szCs w:val="20"/>
+              </w:rPr>
+              <w:t xml:space="preserve">Estresse (PSS): jogo &lt; HIIT</w:t>
+            </w:r>
+          </w:p>
+        </w:tc>
+        <w:tc>
+          <w:tcPr>
+            <w:tcW w:type="dxa" w:w="1300"/>
+            <w:tcBorders>
+              <w:top w:val="none"/>
+              <w:left w:val="none"/>
+              <w:bottom w:val="none"/>
+              <w:right w:val="none"/>
+            </w:tcBorders>
+            <w:tcMar>
+              <w:top w:type="dxa" w:w="30"/>
+              <w:left w:type="dxa" w:w="70"/>
+              <w:bottom w:type="dxa" w:w="30"/>
+              <w:right w:type="dxa" w:w="70"/>
+            </w:tcMar>
+            <w:vAlign w:val="center"/>
+          </w:tcPr>
+          <w:p>
+            <w:pPr>
+              <w:spacing w:after="0" w:line="240"/>
+              <w:jc w:val="center"/>
+            </w:pPr>
+            <w:r>
+              <w:rPr>
+                <w:rFonts w:ascii="Times New Roman" w:cs="Times New Roman" w:eastAsia="Times New Roman" w:hAnsi="Times New Roman"/>
+                <w:color w:val="000000"/>
+                <w:sz w:val="20"/>
+                <w:szCs w:val="20"/>
+              </w:rPr>
+              <w:t xml:space="preserve">contraste</w:t>
+            </w:r>
+          </w:p>
+        </w:tc>
+        <w:tc>
+          <w:tcPr>
+            <w:tcW w:type="dxa" w:w="1300"/>
+            <w:tcBorders>
+              <w:top w:val="none"/>
+              <w:left w:val="none"/>
+              <w:bottom w:val="none"/>
+              <w:right w:val="none"/>
+            </w:tcBorders>
+            <w:tcMar>
+              <w:top w:type="dxa" w:w="30"/>
+              <w:left w:type="dxa" w:w="70"/>
+              <w:bottom w:type="dxa" w:w="30"/>
+              <w:right w:type="dxa" w:w="70"/>
+            </w:tcMar>
+            <w:vAlign w:val="center"/>
+          </w:tcPr>
+          <w:p>
+            <w:pPr>
+              <w:spacing w:after="0" w:line="240"/>
+              <w:jc w:val="center"/>
+            </w:pPr>
+            <w:r>
+              <w:rPr>
+                <w:rFonts w:ascii="Times New Roman" w:cs="Times New Roman" w:eastAsia="Times New Roman" w:hAnsi="Times New Roman"/>
+                <w:b/>
+                <w:bCs/>
+                <w:color w:val="000000"/>
+                <w:sz w:val="20"/>
+                <w:szCs w:val="20"/>
+              </w:rPr>
+              <w:t xml:space="preserve">dz +0,40</w:t>
+            </w:r>
+          </w:p>
+        </w:tc>
+        <w:tc>
+          <w:tcPr>
+            <w:tcW w:type="dxa" w:w="2400"/>
+            <w:tcBorders>
+              <w:top w:val="none"/>
+              <w:left w:val="none"/>
+              <w:bottom w:val="none"/>
+              <w:right w:val="none"/>
+            </w:tcBorders>
+            <w:tcMar>
+              <w:top w:type="dxa" w:w="30"/>
+              <w:left w:type="dxa" w:w="70"/>
+              <w:bottom w:type="dxa" w:w="30"/>
+              <w:right w:type="dxa" w:w="70"/>
+            </w:tcMar>
+            <w:vAlign w:val="center"/>
+          </w:tcPr>
+          <w:p>
+            <w:pPr>
+              <w:spacing w:after="0" w:line="240"/>
+              <w:jc w:val="center"/>
+            </w:pPr>
+            <w:r>
+              <w:rPr>
+                <w:rFonts w:ascii="Times New Roman" w:cs="Times New Roman" w:eastAsia="Times New Roman" w:hAnsi="Times New Roman"/>
+                <w:color w:val="000000"/>
+                <w:sz w:val="20"/>
+                <w:szCs w:val="20"/>
+              </w:rPr>
+              <w:t xml:space="preserve">p = 0,006</w:t>
+            </w:r>
+          </w:p>
+        </w:tc>
+        <w:tc>
+          <w:tcPr>
+            <w:tcW w:type="dxa" w:w="1300"/>
+            <w:tcBorders>
+              <w:top w:val="none"/>
+              <w:left w:val="none"/>
+              <w:bottom w:val="none"/>
+              <w:right w:val="none"/>
+            </w:tcBorders>
+            <w:tcMar>
+              <w:top w:type="dxa" w:w="30"/>
+              <w:left w:type="dxa" w:w="70"/>
+              <w:bottom w:type="dxa" w:w="30"/>
+              <w:right w:type="dxa" w:w="70"/>
+            </w:tcMar>
+            <w:vAlign w:val="center"/>
+          </w:tcPr>
+          <w:p>
+            <w:pPr>
+              <w:spacing w:after="0" w:line="240"/>
+              <w:jc w:val="center"/>
+            </w:pPr>
+            <w:r>
+              <w:rPr>
+                <w:rFonts w:ascii="Times New Roman" w:cs="Times New Roman" w:eastAsia="Times New Roman" w:hAnsi="Times New Roman"/>
+                <w:color w:val="000000"/>
+                <w:sz w:val="20"/>
+                <w:szCs w:val="20"/>
+              </w:rPr>
+              <w:t xml:space="preserve">Wilcoxon pareado</w:t>
+            </w:r>
+          </w:p>
+        </w:tc>
+      </w:tr>
+      <w:tr>
+        <w:tc>
+          <w:tcPr>
+            <w:tcW w:type="dxa" w:w="3205"/>
+            <w:tcBorders>
+              <w:top w:val="none"/>
+              <w:left w:val="none"/>
+              <w:bottom w:val="none"/>
+              <w:right w:val="none"/>
+            </w:tcBorders>
+            <w:tcMar>
+              <w:top w:type="dxa" w:w="30"/>
+              <w:left w:type="dxa" w:w="70"/>
+              <w:bottom w:type="dxa" w:w="30"/>
+              <w:right w:type="dxa" w:w="70"/>
+            </w:tcMar>
+            <w:vAlign w:val="center"/>
+          </w:tcPr>
+          <w:p>
+            <w:pPr>
+              <w:spacing w:after="0" w:line="240"/>
+              <w:jc w:val="left"/>
+            </w:pPr>
+            <w:r>
+              <w:rPr>
+                <w:rFonts w:ascii="Times New Roman" w:cs="Times New Roman" w:eastAsia="Times New Roman" w:hAnsi="Times New Roman"/>
+                <w:color w:val="000000"/>
+                <w:sz w:val="20"/>
+                <w:szCs w:val="20"/>
+              </w:rPr>
+              <w:t xml:space="preserve">Sonolência (Epworth) × grupo de perfil</w:t>
+            </w:r>
+          </w:p>
+        </w:tc>
+        <w:tc>
+          <w:tcPr>
+            <w:tcW w:type="dxa" w:w="1300"/>
+            <w:tcBorders>
+              <w:top w:val="none"/>
+              <w:left w:val="none"/>
+              <w:bottom w:val="none"/>
+              <w:right w:val="none"/>
+            </w:tcBorders>
+            <w:tcMar>
+              <w:top w:type="dxa" w:w="30"/>
+              <w:left w:type="dxa" w:w="70"/>
+              <w:bottom w:type="dxa" w:w="30"/>
+              <w:right w:type="dxa" w:w="70"/>
+            </w:tcMar>
+            <w:vAlign w:val="center"/>
+          </w:tcPr>
+          <w:p>
+            <w:pPr>
+              <w:spacing w:after="0" w:line="240"/>
+              <w:jc w:val="center"/>
+            </w:pPr>
+            <w:r>
+              <w:rPr>
+                <w:rFonts w:ascii="Times New Roman" w:cs="Times New Roman" w:eastAsia="Times New Roman" w:hAnsi="Times New Roman"/>
+                <w:color w:val="000000"/>
+                <w:sz w:val="20"/>
+                <w:szCs w:val="20"/>
+              </w:rPr>
+              <w:t xml:space="preserve">tendência</w:t>
+            </w:r>
+          </w:p>
+        </w:tc>
+        <w:tc>
+          <w:tcPr>
+            <w:tcW w:type="dxa" w:w="1300"/>
+            <w:tcBorders>
+              <w:top w:val="none"/>
+              <w:left w:val="none"/>
+              <w:bottom w:val="none"/>
+              <w:right w:val="none"/>
+            </w:tcBorders>
+            <w:tcMar>
+              <w:top w:type="dxa" w:w="30"/>
+              <w:left w:type="dxa" w:w="70"/>
+              <w:bottom w:type="dxa" w:w="30"/>
+              <w:right w:type="dxa" w:w="70"/>
+            </w:tcMar>
+            <w:vAlign w:val="center"/>
+          </w:tcPr>
+          <w:p>
+            <w:pPr>
+              <w:spacing w:after="0" w:line="240"/>
+              <w:jc w:val="center"/>
+            </w:pPr>
+            <w:r>
+              <w:rPr>
+                <w:rFonts w:ascii="Times New Roman" w:cs="Times New Roman" w:eastAsia="Times New Roman" w:hAnsi="Times New Roman"/>
+                <w:b/>
+                <w:bCs/>
+                <w:color w:val="000000"/>
+                <w:sz w:val="20"/>
+                <w:szCs w:val="20"/>
+              </w:rPr>
+              <w:t xml:space="preserve">τ +0,18</w:t>
+            </w:r>
+          </w:p>
+        </w:tc>
+        <w:tc>
+          <w:tcPr>
+            <w:tcW w:type="dxa" w:w="2400"/>
+            <w:tcBorders>
+              <w:top w:val="none"/>
+              <w:left w:val="none"/>
+              <w:bottom w:val="none"/>
+              <w:right w:val="none"/>
+            </w:tcBorders>
+            <w:tcMar>
+              <w:top w:type="dxa" w:w="30"/>
+              <w:left w:type="dxa" w:w="70"/>
+              <w:bottom w:type="dxa" w:w="30"/>
+              <w:right w:type="dxa" w:w="70"/>
+            </w:tcMar>
+            <w:vAlign w:val="center"/>
+          </w:tcPr>
+          <w:p>
+            <w:pPr>
+              <w:spacing w:after="0" w:line="240"/>
+              <w:jc w:val="center"/>
+            </w:pPr>
+            <w:r>
+              <w:rPr>
+                <w:rFonts w:ascii="Times New Roman" w:cs="Times New Roman" w:eastAsia="Times New Roman" w:hAnsi="Times New Roman"/>
+                <w:color w:val="000000"/>
+                <w:sz w:val="20"/>
+                <w:szCs w:val="20"/>
+              </w:rPr>
+              <w:t xml:space="preserve">p = 0,007 · Kruskal = 0,017</w:t>
+            </w:r>
+          </w:p>
+        </w:tc>
+        <w:tc>
+          <w:tcPr>
+            <w:tcW w:type="dxa" w:w="1300"/>
+            <w:tcBorders>
+              <w:top w:val="none"/>
+              <w:left w:val="none"/>
+              <w:bottom w:val="none"/>
+              <w:right w:val="none"/>
+            </w:tcBorders>
+            <w:tcMar>
+              <w:top w:type="dxa" w:w="30"/>
+              <w:left w:type="dxa" w:w="70"/>
+              <w:bottom w:type="dxa" w:w="30"/>
+              <w:right w:type="dxa" w:w="70"/>
+            </w:tcMar>
+            <w:vAlign w:val="center"/>
+          </w:tcPr>
+          <w:p>
+            <w:pPr>
+              <w:spacing w:after="0" w:line="240"/>
+              <w:jc w:val="center"/>
+            </w:pPr>
+            <w:r>
+              <w:rPr>
+                <w:rFonts w:ascii="Times New Roman" w:cs="Times New Roman" w:eastAsia="Times New Roman" w:hAnsi="Times New Roman"/>
+                <w:color w:val="000000"/>
+                <w:sz w:val="20"/>
+                <w:szCs w:val="20"/>
+              </w:rPr>
+              <w:t xml:space="preserve">Kendall + Kruskal</w:t>
+            </w:r>
+          </w:p>
+        </w:tc>
+      </w:tr>
+      <w:tr>
+        <w:tc>
+          <w:tcPr>
+            <w:tcW w:type="dxa" w:w="3205"/>
+            <w:tcBorders>
+              <w:top w:val="none"/>
+              <w:left w:val="none"/>
+              <w:bottom w:val="none"/>
+              <w:right w:val="none"/>
+            </w:tcBorders>
+            <w:tcMar>
+              <w:top w:type="dxa" w:w="30"/>
+              <w:left w:type="dxa" w:w="70"/>
+              <w:bottom w:type="dxa" w:w="30"/>
+              <w:right w:type="dxa" w:w="70"/>
+            </w:tcMar>
+            <w:vAlign w:val="center"/>
+          </w:tcPr>
+          <w:p>
+            <w:pPr>
+              <w:spacing w:after="0" w:line="240"/>
+              <w:jc w:val="left"/>
+            </w:pPr>
+            <w:r>
+              <w:rPr>
+                <w:rFonts w:ascii="Times New Roman" w:cs="Times New Roman" w:eastAsia="Times New Roman" w:hAnsi="Times New Roman"/>
+                <w:color w:val="000000"/>
+                <w:sz w:val="20"/>
+                <w:szCs w:val="20"/>
+              </w:rPr>
+              <w:t xml:space="preserve">depressão × raiva</w:t>
+            </w:r>
+          </w:p>
+        </w:tc>
+        <w:tc>
+          <w:tcPr>
+            <w:tcW w:type="dxa" w:w="1300"/>
+            <w:tcBorders>
+              <w:top w:val="none"/>
+              <w:left w:val="none"/>
+              <w:bottom w:val="none"/>
+              <w:right w:val="none"/>
+            </w:tcBorders>
+            <w:tcMar>
+              <w:top w:type="dxa" w:w="30"/>
+              <w:left w:type="dxa" w:w="70"/>
+              <w:bottom w:type="dxa" w:w="30"/>
+              <w:right w:type="dxa" w:w="70"/>
+            </w:tcMar>
+            <w:vAlign w:val="center"/>
+          </w:tcPr>
+          <w:p>
+            <w:pPr>
+              <w:spacing w:after="0" w:line="240"/>
+              <w:jc w:val="center"/>
+            </w:pPr>
+            <w:r>
+              <w:rPr>
+                <w:rFonts w:ascii="Times New Roman" w:cs="Times New Roman" w:eastAsia="Times New Roman" w:hAnsi="Times New Roman"/>
+                <w:color w:val="000000"/>
+                <w:sz w:val="20"/>
+                <w:szCs w:val="20"/>
+              </w:rPr>
+              <w:t xml:space="preserve">correlação</w:t>
+            </w:r>
+          </w:p>
+        </w:tc>
+        <w:tc>
+          <w:tcPr>
+            <w:tcW w:type="dxa" w:w="1300"/>
+            <w:tcBorders>
+              <w:top w:val="none"/>
+              <w:left w:val="none"/>
+              <w:bottom w:val="none"/>
+              <w:right w:val="none"/>
+            </w:tcBorders>
+            <w:tcMar>
+              <w:top w:type="dxa" w:w="30"/>
+              <w:left w:type="dxa" w:w="70"/>
+              <w:bottom w:type="dxa" w:w="30"/>
+              <w:right w:type="dxa" w:w="70"/>
+            </w:tcMar>
+            <w:vAlign w:val="center"/>
+          </w:tcPr>
+          <w:p>
+            <w:pPr>
+              <w:spacing w:after="0" w:line="240"/>
+              <w:jc w:val="center"/>
+            </w:pPr>
+            <w:r>
+              <w:rPr>
+                <w:rFonts w:ascii="Times New Roman" w:cs="Times New Roman" w:eastAsia="Times New Roman" w:hAnsi="Times New Roman"/>
+                <w:b/>
+                <w:bCs/>
+                <w:color w:val="000000"/>
+                <w:sz w:val="20"/>
+                <w:szCs w:val="20"/>
+              </w:rPr>
+              <w:t xml:space="preserve">ρ +0,55</w:t>
+            </w:r>
+          </w:p>
+        </w:tc>
+        <w:tc>
+          <w:tcPr>
+            <w:tcW w:type="dxa" w:w="2400"/>
+            <w:tcBorders>
+              <w:top w:val="none"/>
+              <w:left w:val="none"/>
+              <w:bottom w:val="none"/>
+              <w:right w:val="none"/>
+            </w:tcBorders>
+            <w:tcMar>
+              <w:top w:type="dxa" w:w="30"/>
+              <w:left w:type="dxa" w:w="70"/>
+              <w:bottom w:type="dxa" w:w="30"/>
+              <w:right w:type="dxa" w:w="70"/>
+            </w:tcMar>
+            <w:vAlign w:val="center"/>
+          </w:tcPr>
+          <w:p>
+            <w:pPr>
+              <w:spacing w:after="0" w:line="240"/>
+              <w:jc w:val="center"/>
+            </w:pPr>
+            <w:r>
+              <w:rPr>
+                <w:rFonts w:ascii="Times New Roman" w:cs="Times New Roman" w:eastAsia="Times New Roman" w:hAnsi="Times New Roman"/>
+                <w:color w:val="000000"/>
+                <w:sz w:val="20"/>
+                <w:szCs w:val="20"/>
+              </w:rPr>
+              <w:t xml:space="preserve">p = 0,003</w:t>
+            </w:r>
+          </w:p>
+        </w:tc>
+        <w:tc>
+          <w:tcPr>
+            <w:tcW w:type="dxa" w:w="1300"/>
+            <w:tcBorders>
+              <w:top w:val="none"/>
+              <w:left w:val="none"/>
+              <w:bottom w:val="none"/>
+              <w:right w:val="none"/>
+            </w:tcBorders>
+            <w:tcMar>
+              <w:top w:type="dxa" w:w="30"/>
+              <w:left w:type="dxa" w:w="70"/>
+              <w:bottom w:type="dxa" w:w="30"/>
+              <w:right w:type="dxa" w:w="70"/>
+            </w:tcMar>
+            <w:vAlign w:val="center"/>
+          </w:tcPr>
+          <w:p>
+            <w:pPr>
+              <w:spacing w:after="0" w:line="240"/>
+              <w:jc w:val="center"/>
+            </w:pPr>
+            <w:r>
+              <w:rPr>
+                <w:rFonts w:ascii="Times New Roman" w:cs="Times New Roman" w:eastAsia="Times New Roman" w:hAnsi="Times New Roman"/>
+                <w:color w:val="000000"/>
+                <w:sz w:val="20"/>
+                <w:szCs w:val="20"/>
+              </w:rPr>
+              <w:t xml:space="preserve">Spearman (atleta)</w:t>
+            </w:r>
+          </w:p>
+        </w:tc>
+      </w:tr>
+      <w:tr>
+        <w:tc>
+          <w:tcPr>
+            <w:tcW w:type="dxa" w:w="3205"/>
+            <w:tcBorders>
+              <w:top w:val="none"/>
+              <w:left w:val="none"/>
+              <w:bottom w:val="none"/>
+              <w:right w:val="none"/>
+            </w:tcBorders>
+            <w:tcMar>
+              <w:top w:type="dxa" w:w="30"/>
+              <w:left w:type="dxa" w:w="70"/>
+              <w:bottom w:type="dxa" w:w="30"/>
+              <w:right w:type="dxa" w:w="70"/>
+            </w:tcMar>
+            <w:vAlign w:val="center"/>
+          </w:tcPr>
+          <w:p>
+            <w:pPr>
+              <w:spacing w:after="0" w:line="240"/>
+              <w:jc w:val="left"/>
+            </w:pPr>
+            <w:r>
+              <w:rPr>
+                <w:rFonts w:ascii="Times New Roman" w:cs="Times New Roman" w:eastAsia="Times New Roman" w:hAnsi="Times New Roman"/>
+                <w:color w:val="000000"/>
+                <w:sz w:val="20"/>
+                <w:szCs w:val="20"/>
+              </w:rPr>
+              <w:t xml:space="preserve">fadiga × raiva</w:t>
+            </w:r>
+          </w:p>
+        </w:tc>
+        <w:tc>
+          <w:tcPr>
+            <w:tcW w:type="dxa" w:w="1300"/>
+            <w:tcBorders>
+              <w:top w:val="none"/>
+              <w:left w:val="none"/>
+              <w:bottom w:val="none"/>
+              <w:right w:val="none"/>
+            </w:tcBorders>
+            <w:tcMar>
+              <w:top w:type="dxa" w:w="30"/>
+              <w:left w:type="dxa" w:w="70"/>
+              <w:bottom w:type="dxa" w:w="30"/>
+              <w:right w:type="dxa" w:w="70"/>
+            </w:tcMar>
+            <w:vAlign w:val="center"/>
+          </w:tcPr>
+          <w:p>
+            <w:pPr>
+              <w:spacing w:after="0" w:line="240"/>
+              <w:jc w:val="center"/>
+            </w:pPr>
+            <w:r>
+              <w:rPr>
+                <w:rFonts w:ascii="Times New Roman" w:cs="Times New Roman" w:eastAsia="Times New Roman" w:hAnsi="Times New Roman"/>
+                <w:color w:val="000000"/>
+                <w:sz w:val="20"/>
+                <w:szCs w:val="20"/>
+              </w:rPr>
+              <w:t xml:space="preserve">correlação</w:t>
+            </w:r>
+          </w:p>
+        </w:tc>
+        <w:tc>
+          <w:tcPr>
+            <w:tcW w:type="dxa" w:w="1300"/>
+            <w:tcBorders>
+              <w:top w:val="none"/>
+              <w:left w:val="none"/>
+              <w:bottom w:val="none"/>
+              <w:right w:val="none"/>
+            </w:tcBorders>
+            <w:tcMar>
+              <w:top w:type="dxa" w:w="30"/>
+              <w:left w:type="dxa" w:w="70"/>
+              <w:bottom w:type="dxa" w:w="30"/>
+              <w:right w:type="dxa" w:w="70"/>
+            </w:tcMar>
+            <w:vAlign w:val="center"/>
+          </w:tcPr>
+          <w:p>
+            <w:pPr>
+              <w:spacing w:after="0" w:line="240"/>
+              <w:jc w:val="center"/>
+            </w:pPr>
+            <w:r>
+              <w:rPr>
+                <w:rFonts w:ascii="Times New Roman" w:cs="Times New Roman" w:eastAsia="Times New Roman" w:hAnsi="Times New Roman"/>
+                <w:b/>
+                <w:bCs/>
+                <w:color w:val="000000"/>
+                <w:sz w:val="20"/>
+                <w:szCs w:val="20"/>
+              </w:rPr>
+              <w:t xml:space="preserve">ρ +0,48</w:t>
+            </w:r>
+          </w:p>
+        </w:tc>
+        <w:tc>
+          <w:tcPr>
+            <w:tcW w:type="dxa" w:w="2400"/>
+            <w:tcBorders>
+              <w:top w:val="none"/>
+              <w:left w:val="none"/>
+              <w:bottom w:val="none"/>
+              <w:right w:val="none"/>
+            </w:tcBorders>
+            <w:tcMar>
+              <w:top w:type="dxa" w:w="30"/>
+              <w:left w:type="dxa" w:w="70"/>
+              <w:bottom w:type="dxa" w:w="30"/>
+              <w:right w:type="dxa" w:w="70"/>
+            </w:tcMar>
+            <w:vAlign w:val="center"/>
+          </w:tcPr>
+          <w:p>
+            <w:pPr>
+              <w:spacing w:after="0" w:line="240"/>
+              <w:jc w:val="center"/>
+            </w:pPr>
+            <w:r>
+              <w:rPr>
+                <w:rFonts w:ascii="Times New Roman" w:cs="Times New Roman" w:eastAsia="Times New Roman" w:hAnsi="Times New Roman"/>
+                <w:color w:val="000000"/>
+                <w:sz w:val="20"/>
+                <w:szCs w:val="20"/>
+              </w:rPr>
+              <w:t xml:space="preserve">p = 0,011</w:t>
+            </w:r>
+          </w:p>
+        </w:tc>
+        <w:tc>
+          <w:tcPr>
+            <w:tcW w:type="dxa" w:w="1300"/>
+            <w:tcBorders>
+              <w:top w:val="none"/>
+              <w:left w:val="none"/>
+              <w:bottom w:val="none"/>
+              <w:right w:val="none"/>
+            </w:tcBorders>
+            <w:tcMar>
+              <w:top w:type="dxa" w:w="30"/>
+              <w:left w:type="dxa" w:w="70"/>
+              <w:bottom w:type="dxa" w:w="30"/>
+              <w:right w:type="dxa" w:w="70"/>
+            </w:tcMar>
+            <w:vAlign w:val="center"/>
+          </w:tcPr>
+          <w:p>
+            <w:pPr>
+              <w:spacing w:after="0" w:line="240"/>
+              <w:jc w:val="center"/>
+            </w:pPr>
+            <w:r>
+              <w:rPr>
+                <w:rFonts w:ascii="Times New Roman" w:cs="Times New Roman" w:eastAsia="Times New Roman" w:hAnsi="Times New Roman"/>
+                <w:color w:val="000000"/>
+                <w:sz w:val="20"/>
+                <w:szCs w:val="20"/>
+              </w:rPr>
+              <w:t xml:space="preserve">Spearman (atleta)</w:t>
+            </w:r>
+          </w:p>
+        </w:tc>
+      </w:tr>
+      <w:tr>
+        <w:tc>
+          <w:tcPr>
+            <w:tcW w:type="dxa" w:w="3205"/>
+            <w:tcBorders>
+              <w:top w:val="none"/>
+              <w:left w:val="none"/>
+              <w:bottom w:val="none"/>
+              <w:right w:val="none"/>
+            </w:tcBorders>
+            <w:tcMar>
+              <w:top w:type="dxa" w:w="30"/>
+              <w:left w:type="dxa" w:w="70"/>
+              <w:bottom w:type="dxa" w:w="30"/>
+              <w:right w:type="dxa" w:w="70"/>
+            </w:tcMar>
+            <w:vAlign w:val="center"/>
+          </w:tcPr>
+          <w:p>
+            <w:pPr>
+              <w:spacing w:after="0" w:line="240"/>
+              <w:jc w:val="left"/>
+            </w:pPr>
+            <w:r>
+              <w:rPr>
+                <w:rFonts w:ascii="Times New Roman" w:cs="Times New Roman" w:eastAsia="Times New Roman" w:hAnsi="Times New Roman"/>
+                <w:color w:val="000000"/>
+                <w:sz w:val="20"/>
+                <w:szCs w:val="20"/>
+              </w:rPr>
+              <w:t xml:space="preserve">fadiga × depressão</w:t>
+            </w:r>
+          </w:p>
+        </w:tc>
+        <w:tc>
+          <w:tcPr>
+            <w:tcW w:type="dxa" w:w="1300"/>
+            <w:tcBorders>
+              <w:top w:val="none"/>
+              <w:left w:val="none"/>
+              <w:bottom w:val="none"/>
+              <w:right w:val="none"/>
+            </w:tcBorders>
+            <w:tcMar>
+              <w:top w:type="dxa" w:w="30"/>
+              <w:left w:type="dxa" w:w="70"/>
+              <w:bottom w:type="dxa" w:w="30"/>
+              <w:right w:type="dxa" w:w="70"/>
+            </w:tcMar>
+            <w:vAlign w:val="center"/>
+          </w:tcPr>
+          <w:p>
+            <w:pPr>
+              <w:spacing w:after="0" w:line="240"/>
+              <w:jc w:val="center"/>
+            </w:pPr>
+            <w:r>
+              <w:rPr>
+                <w:rFonts w:ascii="Times New Roman" w:cs="Times New Roman" w:eastAsia="Times New Roman" w:hAnsi="Times New Roman"/>
+                <w:color w:val="000000"/>
+                <w:sz w:val="20"/>
+                <w:szCs w:val="20"/>
+              </w:rPr>
+              <w:t xml:space="preserve">correlação</w:t>
+            </w:r>
+          </w:p>
+        </w:tc>
+        <w:tc>
+          <w:tcPr>
+            <w:tcW w:type="dxa" w:w="1300"/>
+            <w:tcBorders>
+              <w:top w:val="none"/>
+              <w:left w:val="none"/>
+              <w:bottom w:val="none"/>
+              <w:right w:val="none"/>
+            </w:tcBorders>
+            <w:tcMar>
+              <w:top w:type="dxa" w:w="30"/>
+              <w:left w:type="dxa" w:w="70"/>
+              <w:bottom w:type="dxa" w:w="30"/>
+              <w:right w:type="dxa" w:w="70"/>
+            </w:tcMar>
+            <w:vAlign w:val="center"/>
+          </w:tcPr>
+          <w:p>
+            <w:pPr>
+              <w:spacing w:after="0" w:line="240"/>
+              <w:jc w:val="center"/>
+            </w:pPr>
+            <w:r>
+              <w:rPr>
+                <w:rFonts w:ascii="Times New Roman" w:cs="Times New Roman" w:eastAsia="Times New Roman" w:hAnsi="Times New Roman"/>
+                <w:b/>
+                <w:bCs/>
+                <w:color w:val="000000"/>
+                <w:sz w:val="20"/>
+                <w:szCs w:val="20"/>
+              </w:rPr>
+              <w:t xml:space="preserve">ρ +0,45</w:t>
+            </w:r>
+          </w:p>
+        </w:tc>
+        <w:tc>
+          <w:tcPr>
+            <w:tcW w:type="dxa" w:w="2400"/>
+            <w:tcBorders>
+              <w:top w:val="none"/>
+              <w:left w:val="none"/>
+              <w:bottom w:val="none"/>
+              <w:right w:val="none"/>
+            </w:tcBorders>
+            <w:tcMar>
+              <w:top w:type="dxa" w:w="30"/>
+              <w:left w:type="dxa" w:w="70"/>
+              <w:bottom w:type="dxa" w:w="30"/>
+              <w:right w:type="dxa" w:w="70"/>
+            </w:tcMar>
+            <w:vAlign w:val="center"/>
+          </w:tcPr>
+          <w:p>
+            <w:pPr>
+              <w:spacing w:after="0" w:line="240"/>
+              <w:jc w:val="center"/>
+            </w:pPr>
+            <w:r>
+              <w:rPr>
+                <w:rFonts w:ascii="Times New Roman" w:cs="Times New Roman" w:eastAsia="Times New Roman" w:hAnsi="Times New Roman"/>
+                <w:color w:val="000000"/>
+                <w:sz w:val="20"/>
+                <w:szCs w:val="20"/>
+              </w:rPr>
+              <w:t xml:space="preserve">p = 0,019</w:t>
+            </w:r>
+          </w:p>
+        </w:tc>
+        <w:tc>
+          <w:tcPr>
+            <w:tcW w:type="dxa" w:w="1300"/>
+            <w:tcBorders>
+              <w:top w:val="none"/>
+              <w:left w:val="none"/>
+              <w:bottom w:val="none"/>
+              <w:right w:val="none"/>
+            </w:tcBorders>
+            <w:tcMar>
+              <w:top w:type="dxa" w:w="30"/>
+              <w:left w:type="dxa" w:w="70"/>
+              <w:bottom w:type="dxa" w:w="30"/>
+              <w:right w:type="dxa" w:w="70"/>
+            </w:tcMar>
+            <w:vAlign w:val="center"/>
+          </w:tcPr>
+          <w:p>
+            <w:pPr>
+              <w:spacing w:after="0" w:line="240"/>
+              <w:jc w:val="center"/>
+            </w:pPr>
+            <w:r>
+              <w:rPr>
+                <w:rFonts w:ascii="Times New Roman" w:cs="Times New Roman" w:eastAsia="Times New Roman" w:hAnsi="Times New Roman"/>
+                <w:color w:val="000000"/>
+                <w:sz w:val="20"/>
+                <w:szCs w:val="20"/>
+              </w:rPr>
+              <w:t xml:space="preserve">Spearman (atleta)</w:t>
+            </w:r>
+          </w:p>
+        </w:tc>
+      </w:tr>
+      <w:tr>
+        <w:tc>
+          <w:tcPr>
+            <w:tcW w:type="dxa" w:w="3205"/>
+            <w:tcBorders>
+              <w:top w:val="none"/>
+              <w:left w:val="none"/>
+              <w:bottom w:val="none"/>
+              <w:right w:val="none"/>
+            </w:tcBorders>
+            <w:tcMar>
+              <w:top w:type="dxa" w:w="30"/>
+              <w:left w:type="dxa" w:w="70"/>
+              <w:bottom w:type="dxa" w:w="30"/>
+              <w:right w:type="dxa" w:w="70"/>
+            </w:tcMar>
+            <w:vAlign w:val="center"/>
+          </w:tcPr>
+          <w:p>
+            <w:pPr>
+              <w:spacing w:after="0" w:line="240"/>
+              <w:jc w:val="left"/>
+            </w:pPr>
+            <w:r>
+              <w:rPr>
+                <w:rFonts w:ascii="Times New Roman" w:cs="Times New Roman" w:eastAsia="Times New Roman" w:hAnsi="Times New Roman"/>
+                <w:color w:val="000000"/>
+                <w:sz w:val="20"/>
+                <w:szCs w:val="20"/>
+              </w:rPr>
+              <w:t xml:space="preserve">depressão × confusão</w:t>
+            </w:r>
+          </w:p>
+        </w:tc>
+        <w:tc>
+          <w:tcPr>
+            <w:tcW w:type="dxa" w:w="1300"/>
+            <w:tcBorders>
+              <w:top w:val="none"/>
+              <w:left w:val="none"/>
+              <w:bottom w:val="none"/>
+              <w:right w:val="none"/>
+            </w:tcBorders>
+            <w:tcMar>
+              <w:top w:type="dxa" w:w="30"/>
+              <w:left w:type="dxa" w:w="70"/>
+              <w:bottom w:type="dxa" w:w="30"/>
+              <w:right w:type="dxa" w:w="70"/>
+            </w:tcMar>
+            <w:vAlign w:val="center"/>
+          </w:tcPr>
+          <w:p>
+            <w:pPr>
+              <w:spacing w:after="0" w:line="240"/>
+              <w:jc w:val="center"/>
+            </w:pPr>
+            <w:r>
+              <w:rPr>
+                <w:rFonts w:ascii="Times New Roman" w:cs="Times New Roman" w:eastAsia="Times New Roman" w:hAnsi="Times New Roman"/>
+                <w:color w:val="000000"/>
+                <w:sz w:val="20"/>
+                <w:szCs w:val="20"/>
+              </w:rPr>
+              <w:t xml:space="preserve">correlação</w:t>
+            </w:r>
+          </w:p>
+        </w:tc>
+        <w:tc>
+          <w:tcPr>
+            <w:tcW w:type="dxa" w:w="1300"/>
+            <w:tcBorders>
+              <w:top w:val="none"/>
+              <w:left w:val="none"/>
+              <w:bottom w:val="none"/>
+              <w:right w:val="none"/>
+            </w:tcBorders>
+            <w:tcMar>
+              <w:top w:type="dxa" w:w="30"/>
+              <w:left w:type="dxa" w:w="70"/>
+              <w:bottom w:type="dxa" w:w="30"/>
+              <w:right w:type="dxa" w:w="70"/>
+            </w:tcMar>
+            <w:vAlign w:val="center"/>
+          </w:tcPr>
+          <w:p>
+            <w:pPr>
+              <w:spacing w:after="0" w:line="240"/>
+              <w:jc w:val="center"/>
+            </w:pPr>
+            <w:r>
+              <w:rPr>
+                <w:rFonts w:ascii="Times New Roman" w:cs="Times New Roman" w:eastAsia="Times New Roman" w:hAnsi="Times New Roman"/>
+                <w:b/>
+                <w:bCs/>
+                <w:color w:val="000000"/>
+                <w:sz w:val="20"/>
+                <w:szCs w:val="20"/>
+              </w:rPr>
+              <w:t xml:space="preserve">ρ +0,42</w:t>
+            </w:r>
+          </w:p>
+        </w:tc>
+        <w:tc>
+          <w:tcPr>
+            <w:tcW w:type="dxa" w:w="2400"/>
+            <w:tcBorders>
+              <w:top w:val="none"/>
+              <w:left w:val="none"/>
+              <w:bottom w:val="none"/>
+              <w:right w:val="none"/>
+            </w:tcBorders>
+            <w:tcMar>
+              <w:top w:type="dxa" w:w="30"/>
+              <w:left w:type="dxa" w:w="70"/>
+              <w:bottom w:type="dxa" w:w="30"/>
+              <w:right w:type="dxa" w:w="70"/>
+            </w:tcMar>
+            <w:vAlign w:val="center"/>
+          </w:tcPr>
+          <w:p>
+            <w:pPr>
+              <w:spacing w:after="0" w:line="240"/>
+              <w:jc w:val="center"/>
+            </w:pPr>
+            <w:r>
+              <w:rPr>
+                <w:rFonts w:ascii="Times New Roman" w:cs="Times New Roman" w:eastAsia="Times New Roman" w:hAnsi="Times New Roman"/>
+                <w:color w:val="000000"/>
+                <w:sz w:val="20"/>
+                <w:szCs w:val="20"/>
+              </w:rPr>
+              <w:t xml:space="preserve">p = 0,027</w:t>
+            </w:r>
+          </w:p>
+        </w:tc>
+        <w:tc>
+          <w:tcPr>
+            <w:tcW w:type="dxa" w:w="1300"/>
+            <w:tcBorders>
+              <w:top w:val="none"/>
+              <w:left w:val="none"/>
+              <w:bottom w:val="none"/>
+              <w:right w:val="none"/>
+            </w:tcBorders>
+            <w:tcMar>
+              <w:top w:type="dxa" w:w="30"/>
+              <w:left w:type="dxa" w:w="70"/>
+              <w:bottom w:type="dxa" w:w="30"/>
+              <w:right w:type="dxa" w:w="70"/>
+            </w:tcMar>
+            <w:vAlign w:val="center"/>
+          </w:tcPr>
+          <w:p>
+            <w:pPr>
+              <w:spacing w:after="0" w:line="240"/>
+              <w:jc w:val="center"/>
+            </w:pPr>
+            <w:r>
+              <w:rPr>
+                <w:rFonts w:ascii="Times New Roman" w:cs="Times New Roman" w:eastAsia="Times New Roman" w:hAnsi="Times New Roman"/>
+                <w:color w:val="000000"/>
+                <w:sz w:val="20"/>
+                <w:szCs w:val="20"/>
+              </w:rPr>
+              <w:t xml:space="preserve">Spearman (atleta)</w:t>
+            </w:r>
+          </w:p>
+        </w:tc>
+      </w:tr>
+      <w:tr>
+        <w:tc>
+          <w:tcPr>
+            <w:tcW w:type="dxa" w:w="3205"/>
+            <w:tcBorders>
+              <w:top w:val="none"/>
+              <w:left w:val="none"/>
+              <w:bottom w:val="none"/>
+              <w:right w:val="none"/>
+            </w:tcBorders>
+            <w:tcMar>
+              <w:top w:type="dxa" w:w="30"/>
+              <w:left w:type="dxa" w:w="70"/>
+              <w:bottom w:type="dxa" w:w="30"/>
+              <w:right w:type="dxa" w:w="70"/>
+            </w:tcMar>
+            <w:vAlign w:val="center"/>
+          </w:tcPr>
+          <w:p>
+            <w:pPr>
+              <w:spacing w:after="0" w:line="240"/>
+              <w:jc w:val="left"/>
+            </w:pPr>
+            <w:r>
+              <w:rPr>
+                <w:rFonts w:ascii="Times New Roman" w:cs="Times New Roman" w:eastAsia="Times New Roman" w:hAnsi="Times New Roman"/>
+                <w:color w:val="000000"/>
+                <w:sz w:val="20"/>
+                <w:szCs w:val="20"/>
+              </w:rPr>
+              <w:t xml:space="preserve">Epworth × fadiga</w:t>
+            </w:r>
+          </w:p>
+        </w:tc>
+        <w:tc>
+          <w:tcPr>
+            <w:tcW w:type="dxa" w:w="1300"/>
+            <w:tcBorders>
+              <w:top w:val="none"/>
+              <w:left w:val="none"/>
+              <w:bottom w:val="none"/>
+              <w:right w:val="none"/>
+            </w:tcBorders>
+            <w:tcMar>
+              <w:top w:type="dxa" w:w="30"/>
+              <w:left w:type="dxa" w:w="70"/>
+              <w:bottom w:type="dxa" w:w="30"/>
+              <w:right w:type="dxa" w:w="70"/>
+            </w:tcMar>
+            <w:vAlign w:val="center"/>
+          </w:tcPr>
+          <w:p>
+            <w:pPr>
+              <w:spacing w:after="0" w:line="240"/>
+              <w:jc w:val="center"/>
+            </w:pPr>
+            <w:r>
+              <w:rPr>
+                <w:rFonts w:ascii="Times New Roman" w:cs="Times New Roman" w:eastAsia="Times New Roman" w:hAnsi="Times New Roman"/>
+                <w:color w:val="000000"/>
+                <w:sz w:val="20"/>
+                <w:szCs w:val="20"/>
+              </w:rPr>
+              <w:t xml:space="preserve">correlação</w:t>
+            </w:r>
+          </w:p>
+        </w:tc>
+        <w:tc>
+          <w:tcPr>
+            <w:tcW w:type="dxa" w:w="1300"/>
+            <w:tcBorders>
+              <w:top w:val="none"/>
+              <w:left w:val="none"/>
+              <w:bottom w:val="none"/>
+              <w:right w:val="none"/>
+            </w:tcBorders>
+            <w:tcMar>
+              <w:top w:type="dxa" w:w="30"/>
+              <w:left w:type="dxa" w:w="70"/>
+              <w:bottom w:type="dxa" w:w="30"/>
+              <w:right w:type="dxa" w:w="70"/>
+            </w:tcMar>
+            <w:vAlign w:val="center"/>
+          </w:tcPr>
+          <w:p>
+            <w:pPr>
+              <w:spacing w:after="0" w:line="240"/>
+              <w:jc w:val="center"/>
+            </w:pPr>
+            <w:r>
+              <w:rPr>
+                <w:rFonts w:ascii="Times New Roman" w:cs="Times New Roman" w:eastAsia="Times New Roman" w:hAnsi="Times New Roman"/>
+                <w:b/>
+                <w:bCs/>
+                <w:color w:val="000000"/>
+                <w:sz w:val="20"/>
+                <w:szCs w:val="20"/>
+              </w:rPr>
+              <w:t xml:space="preserve">ρ +0,18</w:t>
+            </w:r>
+          </w:p>
+        </w:tc>
+        <w:tc>
+          <w:tcPr>
+            <w:tcW w:type="dxa" w:w="2400"/>
+            <w:tcBorders>
+              <w:top w:val="none"/>
+              <w:left w:val="none"/>
+              <w:bottom w:val="none"/>
+              <w:right w:val="none"/>
+            </w:tcBorders>
+            <w:tcMar>
+              <w:top w:type="dxa" w:w="30"/>
+              <w:left w:type="dxa" w:w="70"/>
+              <w:bottom w:type="dxa" w:w="30"/>
+              <w:right w:type="dxa" w:w="70"/>
+            </w:tcMar>
+            <w:vAlign w:val="center"/>
+          </w:tcPr>
+          <w:p>
+            <w:pPr>
+              <w:spacing w:after="0" w:line="240"/>
+              <w:jc w:val="center"/>
+            </w:pPr>
+            <w:r>
+              <w:rPr>
+                <w:rFonts w:ascii="Times New Roman" w:cs="Times New Roman" w:eastAsia="Times New Roman" w:hAnsi="Times New Roman"/>
+                <w:color w:val="000000"/>
+                <w:sz w:val="20"/>
+                <w:szCs w:val="20"/>
+              </w:rPr>
+              <w:t xml:space="preserve">p = 0,032</w:t>
+            </w:r>
+          </w:p>
+        </w:tc>
+        <w:tc>
+          <w:tcPr>
+            <w:tcW w:type="dxa" w:w="1300"/>
+            <w:tcBorders>
+              <w:top w:val="none"/>
+              <w:left w:val="none"/>
+              <w:bottom w:val="none"/>
+              <w:right w:val="none"/>
+            </w:tcBorders>
+            <w:tcMar>
+              <w:top w:type="dxa" w:w="30"/>
+              <w:left w:type="dxa" w:w="70"/>
+              <w:bottom w:type="dxa" w:w="30"/>
+              <w:right w:type="dxa" w:w="70"/>
+            </w:tcMar>
+            <w:vAlign w:val="center"/>
+          </w:tcPr>
+          <w:p>
+            <w:pPr>
+              <w:spacing w:after="0" w:line="240"/>
+              <w:jc w:val="center"/>
+            </w:pPr>
+            <w:r>
+              <w:rPr>
+                <w:rFonts w:ascii="Times New Roman" w:cs="Times New Roman" w:eastAsia="Times New Roman" w:hAnsi="Times New Roman"/>
+                <w:color w:val="000000"/>
+                <w:sz w:val="20"/>
+                <w:szCs w:val="20"/>
+              </w:rPr>
+              <w:t xml:space="preserve">Spearman (atleta)</w:t>
+            </w:r>
+          </w:p>
+        </w:tc>
+      </w:tr>
+      <w:tr>
+        <w:tc>
+          <w:tcPr>
+            <w:tcW w:type="dxa" w:w="3205"/>
+            <w:tcBorders>
+              <w:top w:val="none"/>
+              <w:left w:val="none"/>
+              <w:bottom w:val="none"/>
+              <w:right w:val="none"/>
+            </w:tcBorders>
+            <w:tcMar>
+              <w:top w:type="dxa" w:w="30"/>
+              <w:left w:type="dxa" w:w="70"/>
+              <w:bottom w:type="dxa" w:w="30"/>
+              <w:right w:type="dxa" w:w="70"/>
+            </w:tcMar>
+            <w:vAlign w:val="center"/>
+          </w:tcPr>
+          <w:p>
+            <w:pPr>
+              <w:spacing w:after="0" w:line="240"/>
+              <w:jc w:val="left"/>
+            </w:pPr>
+            <w:r>
+              <w:rPr>
+                <w:rFonts w:ascii="Times New Roman" w:cs="Times New Roman" w:eastAsia="Times New Roman" w:hAnsi="Times New Roman"/>
+                <w:color w:val="000000"/>
+                <w:sz w:val="20"/>
+                <w:szCs w:val="20"/>
+              </w:rPr>
+              <w:t xml:space="preserve">Epworth × vigor</w:t>
+            </w:r>
+          </w:p>
+        </w:tc>
+        <w:tc>
+          <w:tcPr>
+            <w:tcW w:type="dxa" w:w="1300"/>
+            <w:tcBorders>
+              <w:top w:val="none"/>
+              <w:left w:val="none"/>
+              <w:bottom w:val="none"/>
+              <w:right w:val="none"/>
+            </w:tcBorders>
+            <w:tcMar>
+              <w:top w:type="dxa" w:w="30"/>
+              <w:left w:type="dxa" w:w="70"/>
+              <w:bottom w:type="dxa" w:w="30"/>
+              <w:right w:type="dxa" w:w="70"/>
+            </w:tcMar>
+            <w:vAlign w:val="center"/>
+          </w:tcPr>
+          <w:p>
+            <w:pPr>
+              <w:spacing w:after="0" w:line="240"/>
+              <w:jc w:val="center"/>
+            </w:pPr>
+            <w:r>
+              <w:rPr>
+                <w:rFonts w:ascii="Times New Roman" w:cs="Times New Roman" w:eastAsia="Times New Roman" w:hAnsi="Times New Roman"/>
+                <w:color w:val="000000"/>
+                <w:sz w:val="20"/>
+                <w:szCs w:val="20"/>
+              </w:rPr>
+              <w:t xml:space="preserve">correlação</w:t>
+            </w:r>
+          </w:p>
+        </w:tc>
+        <w:tc>
+          <w:tcPr>
+            <w:tcW w:type="dxa" w:w="1300"/>
+            <w:tcBorders>
+              <w:top w:val="none"/>
+              <w:left w:val="none"/>
+              <w:bottom w:val="none"/>
+              <w:right w:val="none"/>
+            </w:tcBorders>
+            <w:tcMar>
+              <w:top w:type="dxa" w:w="30"/>
+              <w:left w:type="dxa" w:w="70"/>
+              <w:bottom w:type="dxa" w:w="30"/>
+              <w:right w:type="dxa" w:w="70"/>
+            </w:tcMar>
+            <w:vAlign w:val="center"/>
+          </w:tcPr>
+          <w:p>
+            <w:pPr>
+              <w:spacing w:after="0" w:line="240"/>
+              <w:jc w:val="center"/>
+            </w:pPr>
+            <w:r>
+              <w:rPr>
+                <w:rFonts w:ascii="Times New Roman" w:cs="Times New Roman" w:eastAsia="Times New Roman" w:hAnsi="Times New Roman"/>
+                <w:b/>
+                <w:bCs/>
+                <w:color w:val="000000"/>
+                <w:sz w:val="20"/>
+                <w:szCs w:val="20"/>
+              </w:rPr>
+              <w:t xml:space="preserve">ρ -0,29</w:t>
+            </w:r>
+          </w:p>
+        </w:tc>
+        <w:tc>
+          <w:tcPr>
+            <w:tcW w:type="dxa" w:w="2400"/>
+            <w:tcBorders>
+              <w:top w:val="none"/>
+              <w:left w:val="none"/>
+              <w:bottom w:val="none"/>
+              <w:right w:val="none"/>
+            </w:tcBorders>
+            <w:tcMar>
+              <w:top w:type="dxa" w:w="30"/>
+              <w:left w:type="dxa" w:w="70"/>
+              <w:bottom w:type="dxa" w:w="30"/>
+              <w:right w:type="dxa" w:w="70"/>
+            </w:tcMar>
+            <w:vAlign w:val="center"/>
+          </w:tcPr>
+          <w:p>
+            <w:pPr>
+              <w:spacing w:after="0" w:line="240"/>
+              <w:jc w:val="center"/>
+            </w:pPr>
+            <w:r>
+              <w:rPr>
+                <w:rFonts w:ascii="Times New Roman" w:cs="Times New Roman" w:eastAsia="Times New Roman" w:hAnsi="Times New Roman"/>
+                <w:color w:val="000000"/>
+                <w:sz w:val="20"/>
+                <w:szCs w:val="20"/>
+              </w:rPr>
+              <w:t xml:space="preserve">p &lt; 0,001</w:t>
+            </w:r>
+          </w:p>
+        </w:tc>
+        <w:tc>
+          <w:tcPr>
+            <w:tcW w:type="dxa" w:w="1300"/>
+            <w:tcBorders>
+              <w:top w:val="none"/>
+              <w:left w:val="none"/>
+              <w:bottom w:val="none"/>
+              <w:right w:val="none"/>
+            </w:tcBorders>
+            <w:tcMar>
+              <w:top w:type="dxa" w:w="30"/>
+              <w:left w:type="dxa" w:w="70"/>
+              <w:bottom w:type="dxa" w:w="30"/>
+              <w:right w:type="dxa" w:w="70"/>
+            </w:tcMar>
+            <w:vAlign w:val="center"/>
+          </w:tcPr>
+          <w:p>
+            <w:pPr>
+              <w:spacing w:after="0" w:line="240"/>
+              <w:jc w:val="center"/>
+            </w:pPr>
+            <w:r>
+              <w:rPr>
+                <w:rFonts w:ascii="Times New Roman" w:cs="Times New Roman" w:eastAsia="Times New Roman" w:hAnsi="Times New Roman"/>
+                <w:color w:val="000000"/>
+                <w:sz w:val="20"/>
+                <w:szCs w:val="20"/>
+              </w:rPr>
+              <w:t xml:space="preserve">Spearman (atleta)</w:t>
+            </w:r>
+          </w:p>
+        </w:tc>
+      </w:tr>
+      <w:tr>
+        <w:tc>
+          <w:tcPr>
+            <w:tcW w:type="dxa" w:w="3205"/>
+            <w:tcBorders>
+              <w:top w:val="none"/>
+              <w:left w:val="none"/>
+              <w:bottom w:val="single" w:color="000000" w:sz="6"/>
+              <w:right w:val="none"/>
+            </w:tcBorders>
+            <w:tcMar>
+              <w:top w:type="dxa" w:w="30"/>
+              <w:left w:type="dxa" w:w="70"/>
+              <w:bottom w:type="dxa" w:w="30"/>
+              <w:right w:type="dxa" w:w="70"/>
+            </w:tcMar>
+            <w:vAlign w:val="center"/>
+          </w:tcPr>
+          <w:p>
+            <w:pPr>
+              <w:spacing w:after="0" w:line="240"/>
+              <w:jc w:val="left"/>
+            </w:pPr>
+            <w:r>
+              <w:rPr>
+                <w:rFonts w:ascii="Times New Roman" w:cs="Times New Roman" w:eastAsia="Times New Roman" w:hAnsi="Times New Roman"/>
+                <w:color w:val="000000"/>
+                <w:sz w:val="20"/>
+                <w:szCs w:val="20"/>
+              </w:rPr>
+              <w:t xml:space="preserve">Epworth × PTH</w:t>
+            </w:r>
+          </w:p>
+        </w:tc>
+        <w:tc>
+          <w:tcPr>
+            <w:tcW w:type="dxa" w:w="1300"/>
+            <w:tcBorders>
+              <w:top w:val="none"/>
+              <w:left w:val="none"/>
+              <w:bottom w:val="single" w:color="000000" w:sz="6"/>
+              <w:right w:val="none"/>
+            </w:tcBorders>
+            <w:tcMar>
+              <w:top w:type="dxa" w:w="30"/>
+              <w:left w:type="dxa" w:w="70"/>
+              <w:bottom w:type="dxa" w:w="30"/>
+              <w:right w:type="dxa" w:w="70"/>
+            </w:tcMar>
+            <w:vAlign w:val="center"/>
+          </w:tcPr>
+          <w:p>
+            <w:pPr>
+              <w:spacing w:after="0" w:line="240"/>
+              <w:jc w:val="center"/>
+            </w:pPr>
+            <w:r>
+              <w:rPr>
+                <w:rFonts w:ascii="Times New Roman" w:cs="Times New Roman" w:eastAsia="Times New Roman" w:hAnsi="Times New Roman"/>
+                <w:color w:val="000000"/>
+                <w:sz w:val="20"/>
+                <w:szCs w:val="20"/>
+              </w:rPr>
+              <w:t xml:space="preserve">correlação</w:t>
+            </w:r>
+          </w:p>
+        </w:tc>
+        <w:tc>
+          <w:tcPr>
+            <w:tcW w:type="dxa" w:w="1300"/>
+            <w:tcBorders>
+              <w:top w:val="none"/>
+              <w:left w:val="none"/>
+              <w:bottom w:val="single" w:color="000000" w:sz="6"/>
+              <w:right w:val="none"/>
+            </w:tcBorders>
+            <w:tcMar>
+              <w:top w:type="dxa" w:w="30"/>
+              <w:left w:type="dxa" w:w="70"/>
+              <w:bottom w:type="dxa" w:w="30"/>
+              <w:right w:type="dxa" w:w="70"/>
+            </w:tcMar>
+            <w:vAlign w:val="center"/>
+          </w:tcPr>
+          <w:p>
+            <w:pPr>
+              <w:spacing w:after="0" w:line="240"/>
+              <w:jc w:val="center"/>
+            </w:pPr>
+            <w:r>
+              <w:rPr>
+                <w:rFonts w:ascii="Times New Roman" w:cs="Times New Roman" w:eastAsia="Times New Roman" w:hAnsi="Times New Roman"/>
+                <w:b/>
+                <w:bCs/>
+                <w:color w:val="000000"/>
+                <w:sz w:val="20"/>
+                <w:szCs w:val="20"/>
+              </w:rPr>
+              <w:t xml:space="preserve">ρ +0,26</w:t>
+            </w:r>
+          </w:p>
+        </w:tc>
+        <w:tc>
+          <w:tcPr>
+            <w:tcW w:type="dxa" w:w="2400"/>
+            <w:tcBorders>
+              <w:top w:val="none"/>
+              <w:left w:val="none"/>
+              <w:bottom w:val="single" w:color="000000" w:sz="6"/>
+              <w:right w:val="none"/>
+            </w:tcBorders>
+            <w:tcMar>
+              <w:top w:type="dxa" w:w="30"/>
+              <w:left w:type="dxa" w:w="70"/>
+              <w:bottom w:type="dxa" w:w="30"/>
+              <w:right w:type="dxa" w:w="70"/>
+            </w:tcMar>
+            <w:vAlign w:val="center"/>
+          </w:tcPr>
+          <w:p>
+            <w:pPr>
+              <w:spacing w:after="0" w:line="240"/>
+              <w:jc w:val="center"/>
+            </w:pPr>
+            <w:r>
+              <w:rPr>
+                <w:rFonts w:ascii="Times New Roman" w:cs="Times New Roman" w:eastAsia="Times New Roman" w:hAnsi="Times New Roman"/>
+                <w:color w:val="000000"/>
+                <w:sz w:val="20"/>
+                <w:szCs w:val="20"/>
+              </w:rPr>
+              <w:t xml:space="preserve">p = 0,002</w:t>
+            </w:r>
+          </w:p>
+        </w:tc>
+        <w:tc>
+          <w:tcPr>
+            <w:tcW w:type="dxa" w:w="1300"/>
+            <w:tcBorders>
+              <w:top w:val="none"/>
+              <w:left w:val="none"/>
+              <w:bottom w:val="single" w:color="000000" w:sz="6"/>
+              <w:right w:val="none"/>
+            </w:tcBorders>
+            <w:tcMar>
+              <w:top w:type="dxa" w:w="30"/>
+              <w:left w:type="dxa" w:w="70"/>
+              <w:bottom w:type="dxa" w:w="30"/>
+              <w:right w:type="dxa" w:w="70"/>
+            </w:tcMar>
+            <w:vAlign w:val="center"/>
+          </w:tcPr>
+          <w:p>
+            <w:pPr>
+              <w:spacing w:after="0" w:line="240"/>
+              <w:jc w:val="center"/>
+            </w:pPr>
+            <w:r>
+              <w:rPr>
+                <w:rFonts w:ascii="Times New Roman" w:cs="Times New Roman" w:eastAsia="Times New Roman" w:hAnsi="Times New Roman"/>
+                <w:color w:val="000000"/>
+                <w:sz w:val="20"/>
+                <w:szCs w:val="20"/>
+              </w:rPr>
+              <w:t xml:space="preserve">Spearman (atleta)</w:t>
+            </w:r>
+          </w:p>
+        </w:tc>
+      </w:tr>
+    </w:tbl>
+    <w:p>
+      <w:pPr>
+        <w:spacing w:after="180" w:before="40" w:line="240"/>
+        <w:jc w:val="left"/>
+      </w:pPr>
+      <w:r>
+        <w:rPr>
+          <w:rFonts w:ascii="Times New Roman" w:cs="Times New Roman" w:eastAsia="Times New Roman" w:hAnsi="Times New Roman"/>
+          <w:color w:val="3f3f3f"/>
+          <w:sz w:val="20"/>
+          <w:szCs w:val="20"/>
+        </w:rPr>
+        <w:t xml:space="preserve">Nota: dz = tamanho de efeito para medidas repetidas; ρ = correlação de Spearman no nível do atleta; τ = tau de Kendall para tendência entre grupos ordenados. Apenas relações com p &lt; 0,05. Fonte: Dados da pesquisa (2026).</w:t>
+      </w:r>
+    </w:p>
+    <w:p>
+      <w:pPr>
+        <w:spacing w:after="0" w:before="0" w:line="360" w:lineRule="auto"/>
+        <w:ind w:firstLine="709"/>
+        <w:jc w:val="both"/>
+      </w:pPr>
+      <w:r>
+        <w:rPr>
+          <w:rFonts w:ascii="Times New Roman" w:cs="Times New Roman" w:eastAsia="Times New Roman" w:hAnsi="Times New Roman"/>
+          <w:color w:val="000000"/>
+          <w:sz w:val="24"/>
+          <w:szCs w:val="24"/>
+        </w:rPr>
+        <w:t xml:space="preserve">O quadro consolidado confirma a leitura central do estudo. O afeto negativo, com destaque para a raiva, a depressão e a perturbação total do humor, é o que distingue o HIIT do jogo. O estresse percebido recua no dia de jogo. A sonolência acompanha o perfil de humor, com o grupo de risco mais sonolento. E as dimensões negativas correlacionam-se entre si de forma consistente, o que sustenta o uso da perturbação total do humor como resumo do afeto. Nenhuma dessas relações isoladas sobrevive de modo automático à correção por múltiplas comparações, porém a convergência entre métodos e entre pares confere ao conjunto uma credibilidade que um teste solitário não alcançaria.</w:t>
       </w:r>
     </w:p>
     <w:p>

--- a/Artigos/Analise_Descritiva_Triangulacao_ABNT.docx
+++ b/Artigos/Analise_Descritiva_Triangulacao_ABNT.docx
@@ -47063,6 +47063,1156 @@
           <w:szCs w:val="20"/>
         </w:rPr>
         <w:t xml:space="preserve">Nota: ρ = correlação de Spearman entre pico de velocidade e humor (pares casados, n = 25); melhor = ajuste com menor critério de informação de Akaike. Fonte: Dados da pesquisa (2026).</w:t>
+      </w:r>
+    </w:p>
+    <w:p>
+      <w:pPr>
+        <w:keepNext/>
+        <w:spacing w:after="40" w:before="160" w:line="240"/>
+        <w:jc w:val="center"/>
+      </w:pPr>
+      <w:r>
+        <w:rPr>
+          <w:rFonts w:ascii="Times New Roman" w:cs="Times New Roman" w:eastAsia="Times New Roman" w:hAnsi="Times New Roman"/>
+          <w:b/>
+          <w:bCs/>
+          <w:color w:val="000000"/>
+          <w:sz w:val="20"/>
+          <w:szCs w:val="20"/>
+        </w:rPr>
+        <w:t xml:space="preserve">Figura 15</w:t>
+      </w:r>
+      <w:r>
+        <w:rPr>
+          <w:rFonts w:ascii="Times New Roman" w:cs="Times New Roman" w:eastAsia="Times New Roman" w:hAnsi="Times New Roman"/>
+          <w:color w:val="000000"/>
+          <w:sz w:val="20"/>
+          <w:szCs w:val="20"/>
+        </w:rPr>
+        <w:t xml:space="preserve"> – Regressão da fadiga física pelo pico de velocidade, com a reta linear e o limiar de aptidão</w:t>
+      </w:r>
+    </w:p>
+    <w:p>
+      <w:pPr>
+        <w:spacing w:after="0" w:before="40"/>
+        <w:jc w:val="center"/>
+      </w:pPr>
+      <w:r>
+        <w:drawing>
+          <wp:inline distT="0" distB="0" distL="0" distR="0">
+            <wp:extent cx="4953000" cy="2914650"/>
+            <wp:effectExtent t="0" r="0" b="0" l="0"/>
+            <wp:docPr id="1" name="" descr="" title=""/>
+            <wp:cNvGraphicFramePr>
+              <a:graphicFrameLocks xmlns:a="http://schemas.openxmlformats.org/drawingml/2006/main" noChangeAspect="1"/>
+            </wp:cNvGraphicFramePr>
+            <a:graphic xmlns:a="http://schemas.openxmlformats.org/drawingml/2006/main">
+              <a:graphicData uri="http://schemas.openxmlformats.org/drawingml/2006/picture">
+                <pic:pic xmlns:pic="http://schemas.openxmlformats.org/drawingml/2006/picture">
+                  <pic:nvPicPr>
+                    <pic:cNvPr id="0" name="" descr=""/>
+                    <pic:cNvPicPr>
+                      <a:picLocks noChangeAspect="1" noChangeArrowheads="1"/>
+                    </pic:cNvPicPr>
+                  </pic:nvPicPr>
+                  <pic:blipFill>
+                    <a:blip r:embed="rId22" cstate="none"/>
+                    <a:srcRect/>
+                    <a:stretch>
+                      <a:fillRect/>
+                    </a:stretch>
+                  </pic:blipFill>
+                  <pic:spPr bwMode="auto">
+                    <a:xfrm>
+                      <a:off x="0" y="0"/>
+                      <a:ext cx="4953000" cy="2914650"/>
+                    </a:xfrm>
+                    <a:prstGeom prst="rect">
+                      <a:avLst/>
+                    </a:prstGeom>
+                  </pic:spPr>
+                </pic:pic>
+              </a:graphicData>
+            </a:graphic>
+          </wp:inline>
+        </w:drawing>
+      </w:r>
+    </w:p>
+    <w:p>
+      <w:pPr>
+        <w:spacing w:after="180" w:before="40" w:line="240"/>
+        <w:jc w:val="center"/>
+      </w:pPr>
+      <w:r>
+        <w:rPr>
+          <w:rFonts w:ascii="Times New Roman" w:cs="Times New Roman" w:eastAsia="Times New Roman" w:hAnsi="Times New Roman"/>
+          <w:color w:val="3f3f3f"/>
+          <w:sz w:val="20"/>
+          <w:szCs w:val="20"/>
+        </w:rPr>
+        <w:t xml:space="preserve">Fonte: Elaborado pelos autores (2026).</w:t>
+      </w:r>
+    </w:p>
+    <w:p>
+      <w:pPr>
+        <w:spacing w:after="0" w:before="0" w:line="360" w:lineRule="auto"/>
+        <w:ind w:firstLine="709"/>
+        <w:jc w:val="both"/>
+      </w:pPr>
+      <w:r>
+        <w:rPr>
+          <w:rFonts w:ascii="Times New Roman" w:cs="Times New Roman" w:eastAsia="Times New Roman" w:hAnsi="Times New Roman"/>
+          <w:color w:val="000000"/>
+          <w:sz w:val="24"/>
+          <w:szCs w:val="24"/>
+        </w:rPr>
+        <w:t xml:space="preserve">A Figura 15 ilustra a relação para a fadiga física, a dimensão de vínculo mais forte com a aptidão. A nuvem de pontos desce da esquerda para a direita, o que traduz a correlação negativa, e a reta linear acompanha bem a tendência, sem indício de curvatura que justifique a forma logarítmica. A linha vertical assinala o limiar de aptidão adotado, isto é, a mediana do pico de velocidade, que serve de corte para a análise dicotômica apresentada na sequência.</w:t>
+      </w:r>
+    </w:p>
+    <w:p>
+      <w:pPr>
+        <w:spacing w:after="0" w:before="0" w:line="360" w:lineRule="auto"/>
+        <w:ind w:firstLine="709"/>
+        <w:jc w:val="both"/>
+      </w:pPr>
+      <w:r>
+        <w:rPr>
+          <w:rFonts w:ascii="Times New Roman" w:cs="Times New Roman" w:eastAsia="Times New Roman" w:hAnsi="Times New Roman"/>
+          <w:color w:val="000000"/>
+          <w:sz w:val="24"/>
+          <w:szCs w:val="24"/>
+        </w:rPr>
+        <w:t xml:space="preserve">Além do ajuste contínuo, convém examinar o efeito de um limiar de aptidão. Os atletas foram divididos em dois grupos pela mediana do pico de velocidade, e a Figura 16 e a Tabela 27 comparam o humor médio abaixo e acima desse limiar.</w:t>
+      </w:r>
+    </w:p>
+    <w:p>
+      <w:pPr>
+        <w:keepNext/>
+        <w:spacing w:after="40" w:before="160" w:line="240"/>
+        <w:jc w:val="center"/>
+      </w:pPr>
+      <w:r>
+        <w:rPr>
+          <w:rFonts w:ascii="Times New Roman" w:cs="Times New Roman" w:eastAsia="Times New Roman" w:hAnsi="Times New Roman"/>
+          <w:b/>
+          <w:bCs/>
+          <w:color w:val="000000"/>
+          <w:sz w:val="20"/>
+          <w:szCs w:val="20"/>
+        </w:rPr>
+        <w:t xml:space="preserve">Figura 16</w:t>
+      </w:r>
+      <w:r>
+        <w:rPr>
+          <w:rFonts w:ascii="Times New Roman" w:cs="Times New Roman" w:eastAsia="Times New Roman" w:hAnsi="Times New Roman"/>
+          <w:color w:val="000000"/>
+          <w:sz w:val="20"/>
+          <w:szCs w:val="20"/>
+        </w:rPr>
+        <w:t xml:space="preserve"> – Humor médio dos atletas abaixo e acima do limiar de aptidão</w:t>
+      </w:r>
+    </w:p>
+    <w:p>
+      <w:pPr>
+        <w:spacing w:after="0" w:before="40"/>
+        <w:jc w:val="center"/>
+      </w:pPr>
+      <w:r>
+        <w:drawing>
+          <wp:inline distT="0" distB="0" distL="0" distR="0">
+            <wp:extent cx="4953000" cy="2914650"/>
+            <wp:effectExtent t="0" r="0" b="0" l="0"/>
+            <wp:docPr id="1" name="" descr="" title=""/>
+            <wp:cNvGraphicFramePr>
+              <a:graphicFrameLocks xmlns:a="http://schemas.openxmlformats.org/drawingml/2006/main" noChangeAspect="1"/>
+            </wp:cNvGraphicFramePr>
+            <a:graphic xmlns:a="http://schemas.openxmlformats.org/drawingml/2006/main">
+              <a:graphicData uri="http://schemas.openxmlformats.org/drawingml/2006/picture">
+                <pic:pic xmlns:pic="http://schemas.openxmlformats.org/drawingml/2006/picture">
+                  <pic:nvPicPr>
+                    <pic:cNvPr id="0" name="" descr=""/>
+                    <pic:cNvPicPr>
+                      <a:picLocks noChangeAspect="1" noChangeArrowheads="1"/>
+                    </pic:cNvPicPr>
+                  </pic:nvPicPr>
+                  <pic:blipFill>
+                    <a:blip r:embed="rId23" cstate="none"/>
+                    <a:srcRect/>
+                    <a:stretch>
+                      <a:fillRect/>
+                    </a:stretch>
+                  </pic:blipFill>
+                  <pic:spPr bwMode="auto">
+                    <a:xfrm>
+                      <a:off x="0" y="0"/>
+                      <a:ext cx="4953000" cy="2914650"/>
+                    </a:xfrm>
+                    <a:prstGeom prst="rect">
+                      <a:avLst/>
+                    </a:prstGeom>
+                  </pic:spPr>
+                </pic:pic>
+              </a:graphicData>
+            </a:graphic>
+          </wp:inline>
+        </w:drawing>
+      </w:r>
+    </w:p>
+    <w:p>
+      <w:pPr>
+        <w:spacing w:after="180" w:before="40" w:line="240"/>
+        <w:jc w:val="center"/>
+      </w:pPr>
+      <w:r>
+        <w:rPr>
+          <w:rFonts w:ascii="Times New Roman" w:cs="Times New Roman" w:eastAsia="Times New Roman" w:hAnsi="Times New Roman"/>
+          <w:color w:val="3f3f3f"/>
+          <w:sz w:val="20"/>
+          <w:szCs w:val="20"/>
+        </w:rPr>
+        <w:t xml:space="preserve">Fonte: Elaborado pelos autores (2026).</w:t>
+      </w:r>
+    </w:p>
+    <w:p>
+      <w:pPr>
+        <w:keepNext/>
+        <w:spacing w:after="40" w:before="160" w:line="240"/>
+        <w:jc w:val="left"/>
+      </w:pPr>
+      <w:r>
+        <w:rPr>
+          <w:rFonts w:ascii="Times New Roman" w:cs="Times New Roman" w:eastAsia="Times New Roman" w:hAnsi="Times New Roman"/>
+          <w:b/>
+          <w:bCs/>
+          <w:color w:val="000000"/>
+          <w:sz w:val="20"/>
+          <w:szCs w:val="20"/>
+        </w:rPr>
+        <w:t xml:space="preserve">Tabela 27</w:t>
+      </w:r>
+      <w:r>
+        <w:rPr>
+          <w:rFonts w:ascii="Times New Roman" w:cs="Times New Roman" w:eastAsia="Times New Roman" w:hAnsi="Times New Roman"/>
+          <w:color w:val="000000"/>
+          <w:sz w:val="20"/>
+          <w:szCs w:val="20"/>
+        </w:rPr>
+        <w:t xml:space="preserve"> – Humor abaixo e acima do limiar do pico de velocidade</w:t>
+      </w:r>
+    </w:p>
+    <w:tbl>
+      <w:tblPr>
+        <w:tblW w:type="dxa" w:w="9505"/>
+        <w:tblBorders>
+          <w:top w:val="single" w:color="000000" w:sz="6"/>
+          <w:left w:val="none"/>
+          <w:bottom w:val="single" w:color="000000" w:sz="6"/>
+          <w:right w:val="none"/>
+          <w:insideH w:val="none"/>
+          <w:insideV w:val="none"/>
+        </w:tblBorders>
+      </w:tblPr>
+      <w:tblGrid>
+        <w:gridCol w:w="2905"/>
+        <w:gridCol w:w="1650"/>
+        <w:gridCol w:w="1650"/>
+        <w:gridCol w:w="1300"/>
+        <w:gridCol w:w="2000"/>
+      </w:tblGrid>
+      <w:tr>
+        <w:trPr>
+          <w:tblHeader/>
+        </w:trPr>
+        <w:tc>
+          <w:tcPr>
+            <w:tcW w:type="dxa" w:w="2905"/>
+            <w:tcBorders>
+              <w:top w:val="single" w:color="000000" w:sz="6"/>
+              <w:left w:val="none"/>
+              <w:bottom w:val="single" w:color="000000" w:sz="6"/>
+              <w:right w:val="none"/>
+            </w:tcBorders>
+            <w:tcMar>
+              <w:top w:type="dxa" w:w="40"/>
+              <w:left w:type="dxa" w:w="70"/>
+              <w:bottom w:type="dxa" w:w="40"/>
+              <w:right w:type="dxa" w:w="70"/>
+            </w:tcMar>
+            <w:vAlign w:val="center"/>
+          </w:tcPr>
+          <w:p>
+            <w:pPr>
+              <w:spacing w:after="0" w:line="240"/>
+              <w:jc w:val="left"/>
+            </w:pPr>
+            <w:r>
+              <w:rPr>
+                <w:rFonts w:ascii="Times New Roman" w:cs="Times New Roman" w:eastAsia="Times New Roman" w:hAnsi="Times New Roman"/>
+                <w:b/>
+                <w:bCs/>
+                <w:color w:val="000000"/>
+                <w:sz w:val="20"/>
+                <w:szCs w:val="20"/>
+              </w:rPr>
+              <w:t xml:space="preserve">Dimensão</w:t>
+            </w:r>
+          </w:p>
+        </w:tc>
+        <w:tc>
+          <w:tcPr>
+            <w:tcW w:type="dxa" w:w="1650"/>
+            <w:tcBorders>
+              <w:top w:val="single" w:color="000000" w:sz="6"/>
+              <w:left w:val="none"/>
+              <w:bottom w:val="single" w:color="000000" w:sz="6"/>
+              <w:right w:val="none"/>
+            </w:tcBorders>
+            <w:tcMar>
+              <w:top w:type="dxa" w:w="40"/>
+              <w:left w:type="dxa" w:w="70"/>
+              <w:bottom w:type="dxa" w:w="40"/>
+              <w:right w:type="dxa" w:w="70"/>
+            </w:tcMar>
+            <w:vAlign w:val="center"/>
+          </w:tcPr>
+          <w:p>
+            <w:pPr>
+              <w:spacing w:after="0" w:line="240"/>
+              <w:jc w:val="center"/>
+            </w:pPr>
+            <w:r>
+              <w:rPr>
+                <w:rFonts w:ascii="Times New Roman" w:cs="Times New Roman" w:eastAsia="Times New Roman" w:hAnsi="Times New Roman"/>
+                <w:b/>
+                <w:bCs/>
+                <w:color w:val="000000"/>
+                <w:sz w:val="20"/>
+                <w:szCs w:val="20"/>
+              </w:rPr>
+              <w:t xml:space="preserve">Abaixo do limiar</w:t>
+            </w:r>
+          </w:p>
+        </w:tc>
+        <w:tc>
+          <w:tcPr>
+            <w:tcW w:type="dxa" w:w="1650"/>
+            <w:tcBorders>
+              <w:top w:val="single" w:color="000000" w:sz="6"/>
+              <w:left w:val="none"/>
+              <w:bottom w:val="single" w:color="000000" w:sz="6"/>
+              <w:right w:val="none"/>
+            </w:tcBorders>
+            <w:tcMar>
+              <w:top w:type="dxa" w:w="40"/>
+              <w:left w:type="dxa" w:w="70"/>
+              <w:bottom w:type="dxa" w:w="40"/>
+              <w:right w:type="dxa" w:w="70"/>
+            </w:tcMar>
+            <w:vAlign w:val="center"/>
+          </w:tcPr>
+          <w:p>
+            <w:pPr>
+              <w:spacing w:after="0" w:line="240"/>
+              <w:jc w:val="center"/>
+            </w:pPr>
+            <w:r>
+              <w:rPr>
+                <w:rFonts w:ascii="Times New Roman" w:cs="Times New Roman" w:eastAsia="Times New Roman" w:hAnsi="Times New Roman"/>
+                <w:b/>
+                <w:bCs/>
+                <w:color w:val="000000"/>
+                <w:sz w:val="20"/>
+                <w:szCs w:val="20"/>
+              </w:rPr>
+              <w:t xml:space="preserve">Acima do limiar</w:t>
+            </w:r>
+          </w:p>
+        </w:tc>
+        <w:tc>
+          <w:tcPr>
+            <w:tcW w:type="dxa" w:w="1300"/>
+            <w:tcBorders>
+              <w:top w:val="single" w:color="000000" w:sz="6"/>
+              <w:left w:val="none"/>
+              <w:bottom w:val="single" w:color="000000" w:sz="6"/>
+              <w:right w:val="none"/>
+            </w:tcBorders>
+            <w:tcMar>
+              <w:top w:type="dxa" w:w="40"/>
+              <w:left w:type="dxa" w:w="70"/>
+              <w:bottom w:type="dxa" w:w="40"/>
+              <w:right w:type="dxa" w:w="70"/>
+            </w:tcMar>
+            <w:vAlign w:val="center"/>
+          </w:tcPr>
+          <w:p>
+            <w:pPr>
+              <w:spacing w:after="0" w:line="240"/>
+              <w:jc w:val="center"/>
+            </w:pPr>
+            <w:r>
+              <w:rPr>
+                <w:rFonts w:ascii="Times New Roman" w:cs="Times New Roman" w:eastAsia="Times New Roman" w:hAnsi="Times New Roman"/>
+                <w:b/>
+                <w:bCs/>
+                <w:color w:val="000000"/>
+                <w:sz w:val="20"/>
+                <w:szCs w:val="20"/>
+              </w:rPr>
+              <w:t xml:space="preserve">dz</w:t>
+            </w:r>
+          </w:p>
+        </w:tc>
+        <w:tc>
+          <w:tcPr>
+            <w:tcW w:type="dxa" w:w="2000"/>
+            <w:tcBorders>
+              <w:top w:val="single" w:color="000000" w:sz="6"/>
+              <w:left w:val="none"/>
+              <w:bottom w:val="single" w:color="000000" w:sz="6"/>
+              <w:right w:val="none"/>
+            </w:tcBorders>
+            <w:tcMar>
+              <w:top w:type="dxa" w:w="40"/>
+              <w:left w:type="dxa" w:w="70"/>
+              <w:bottom w:type="dxa" w:w="40"/>
+              <w:right w:type="dxa" w:w="70"/>
+            </w:tcMar>
+            <w:vAlign w:val="center"/>
+          </w:tcPr>
+          <w:p>
+            <w:pPr>
+              <w:spacing w:after="0" w:line="240"/>
+              <w:jc w:val="center"/>
+            </w:pPr>
+            <w:r>
+              <w:rPr>
+                <w:rFonts w:ascii="Times New Roman" w:cs="Times New Roman" w:eastAsia="Times New Roman" w:hAnsi="Times New Roman"/>
+                <w:b/>
+                <w:bCs/>
+                <w:color w:val="000000"/>
+                <w:sz w:val="20"/>
+                <w:szCs w:val="20"/>
+              </w:rPr>
+              <w:t xml:space="preserve">p</w:t>
+            </w:r>
+          </w:p>
+        </w:tc>
+      </w:tr>
+      <w:tr>
+        <w:tc>
+          <w:tcPr>
+            <w:tcW w:type="dxa" w:w="2905"/>
+            <w:tcBorders>
+              <w:top w:val="none"/>
+              <w:left w:val="none"/>
+              <w:bottom w:val="none"/>
+              <w:right w:val="none"/>
+            </w:tcBorders>
+            <w:tcMar>
+              <w:top w:type="dxa" w:w="30"/>
+              <w:left w:type="dxa" w:w="70"/>
+              <w:bottom w:type="dxa" w:w="30"/>
+              <w:right w:type="dxa" w:w="70"/>
+            </w:tcMar>
+            <w:vAlign w:val="center"/>
+          </w:tcPr>
+          <w:p>
+            <w:pPr>
+              <w:spacing w:after="0" w:line="240"/>
+              <w:jc w:val="left"/>
+            </w:pPr>
+            <w:r>
+              <w:rPr>
+                <w:rFonts w:ascii="Times New Roman" w:cs="Times New Roman" w:eastAsia="Times New Roman" w:hAnsi="Times New Roman"/>
+                <w:b/>
+                <w:bCs/>
+                <w:color w:val="000000"/>
+                <w:sz w:val="20"/>
+                <w:szCs w:val="20"/>
+              </w:rPr>
+              <w:t xml:space="preserve">Vigor</w:t>
+            </w:r>
+          </w:p>
+        </w:tc>
+        <w:tc>
+          <w:tcPr>
+            <w:tcW w:type="dxa" w:w="1650"/>
+            <w:tcBorders>
+              <w:top w:val="none"/>
+              <w:left w:val="none"/>
+              <w:bottom w:val="none"/>
+              <w:right w:val="none"/>
+            </w:tcBorders>
+            <w:tcMar>
+              <w:top w:type="dxa" w:w="30"/>
+              <w:left w:type="dxa" w:w="70"/>
+              <w:bottom w:type="dxa" w:w="30"/>
+              <w:right w:type="dxa" w:w="70"/>
+            </w:tcMar>
+            <w:vAlign w:val="center"/>
+          </w:tcPr>
+          <w:p>
+            <w:pPr>
+              <w:spacing w:after="0" w:line="240"/>
+              <w:jc w:val="center"/>
+            </w:pPr>
+            <w:r>
+              <w:rPr>
+                <w:rFonts w:ascii="Times New Roman" w:cs="Times New Roman" w:eastAsia="Times New Roman" w:hAnsi="Times New Roman"/>
+                <w:color w:val="000000"/>
+                <w:sz w:val="20"/>
+                <w:szCs w:val="20"/>
+              </w:rPr>
+              <w:t xml:space="preserve">4,55</w:t>
+            </w:r>
+          </w:p>
+        </w:tc>
+        <w:tc>
+          <w:tcPr>
+            <w:tcW w:type="dxa" w:w="1650"/>
+            <w:tcBorders>
+              <w:top w:val="none"/>
+              <w:left w:val="none"/>
+              <w:bottom w:val="none"/>
+              <w:right w:val="none"/>
+            </w:tcBorders>
+            <w:tcMar>
+              <w:top w:type="dxa" w:w="30"/>
+              <w:left w:type="dxa" w:w="70"/>
+              <w:bottom w:type="dxa" w:w="30"/>
+              <w:right w:type="dxa" w:w="70"/>
+            </w:tcMar>
+            <w:vAlign w:val="center"/>
+          </w:tcPr>
+          <w:p>
+            <w:pPr>
+              <w:spacing w:after="0" w:line="240"/>
+              <w:jc w:val="center"/>
+            </w:pPr>
+            <w:r>
+              <w:rPr>
+                <w:rFonts w:ascii="Times New Roman" w:cs="Times New Roman" w:eastAsia="Times New Roman" w:hAnsi="Times New Roman"/>
+                <w:color w:val="000000"/>
+                <w:sz w:val="20"/>
+                <w:szCs w:val="20"/>
+              </w:rPr>
+              <w:t xml:space="preserve">6,34</w:t>
+            </w:r>
+          </w:p>
+        </w:tc>
+        <w:tc>
+          <w:tcPr>
+            <w:tcW w:type="dxa" w:w="1300"/>
+            <w:tcBorders>
+              <w:top w:val="none"/>
+              <w:left w:val="none"/>
+              <w:bottom w:val="none"/>
+              <w:right w:val="none"/>
+            </w:tcBorders>
+            <w:tcMar>
+              <w:top w:type="dxa" w:w="30"/>
+              <w:left w:type="dxa" w:w="70"/>
+              <w:bottom w:type="dxa" w:w="30"/>
+              <w:right w:type="dxa" w:w="70"/>
+            </w:tcMar>
+            <w:vAlign w:val="center"/>
+          </w:tcPr>
+          <w:p>
+            <w:pPr>
+              <w:spacing w:after="0" w:line="240"/>
+              <w:jc w:val="center"/>
+            </w:pPr>
+            <w:r>
+              <w:rPr>
+                <w:rFonts w:ascii="Times New Roman" w:cs="Times New Roman" w:eastAsia="Times New Roman" w:hAnsi="Times New Roman"/>
+                <w:b/>
+                <w:bCs/>
+                <w:color w:val="000000"/>
+                <w:sz w:val="20"/>
+                <w:szCs w:val="20"/>
+              </w:rPr>
+              <w:t xml:space="preserve">+0,76</w:t>
+            </w:r>
+          </w:p>
+        </w:tc>
+        <w:tc>
+          <w:tcPr>
+            <w:tcW w:type="dxa" w:w="2000"/>
+            <w:tcBorders>
+              <w:top w:val="none"/>
+              <w:left w:val="none"/>
+              <w:bottom w:val="none"/>
+              <w:right w:val="none"/>
+            </w:tcBorders>
+            <w:tcMar>
+              <w:top w:type="dxa" w:w="30"/>
+              <w:left w:type="dxa" w:w="70"/>
+              <w:bottom w:type="dxa" w:w="30"/>
+              <w:right w:type="dxa" w:w="70"/>
+            </w:tcMar>
+            <w:vAlign w:val="center"/>
+          </w:tcPr>
+          <w:p>
+            <w:pPr>
+              <w:spacing w:after="0" w:line="240"/>
+              <w:jc w:val="center"/>
+            </w:pPr>
+            <w:r>
+              <w:rPr>
+                <w:rFonts w:ascii="Times New Roman" w:cs="Times New Roman" w:eastAsia="Times New Roman" w:hAnsi="Times New Roman"/>
+                <w:color w:val="3f3f3f"/>
+                <w:sz w:val="20"/>
+                <w:szCs w:val="20"/>
+              </w:rPr>
+              <w:t xml:space="preserve">p = 0,061</w:t>
+            </w:r>
+          </w:p>
+        </w:tc>
+      </w:tr>
+      <w:tr>
+        <w:tc>
+          <w:tcPr>
+            <w:tcW w:type="dxa" w:w="2905"/>
+            <w:tcBorders>
+              <w:top w:val="none"/>
+              <w:left w:val="none"/>
+              <w:bottom w:val="none"/>
+              <w:right w:val="none"/>
+            </w:tcBorders>
+            <w:tcMar>
+              <w:top w:type="dxa" w:w="30"/>
+              <w:left w:type="dxa" w:w="70"/>
+              <w:bottom w:type="dxa" w:w="30"/>
+              <w:right w:type="dxa" w:w="70"/>
+            </w:tcMar>
+            <w:vAlign w:val="center"/>
+          </w:tcPr>
+          <w:p>
+            <w:pPr>
+              <w:spacing w:after="0" w:line="240"/>
+              <w:jc w:val="left"/>
+            </w:pPr>
+            <w:r>
+              <w:rPr>
+                <w:rFonts w:ascii="Times New Roman" w:cs="Times New Roman" w:eastAsia="Times New Roman" w:hAnsi="Times New Roman"/>
+                <w:b/>
+                <w:bCs/>
+                <w:color w:val="000000"/>
+                <w:sz w:val="20"/>
+                <w:szCs w:val="20"/>
+              </w:rPr>
+              <w:t xml:space="preserve">Fadiga</w:t>
+            </w:r>
+          </w:p>
+        </w:tc>
+        <w:tc>
+          <w:tcPr>
+            <w:tcW w:type="dxa" w:w="1650"/>
+            <w:tcBorders>
+              <w:top w:val="none"/>
+              <w:left w:val="none"/>
+              <w:bottom w:val="none"/>
+              <w:right w:val="none"/>
+            </w:tcBorders>
+            <w:tcMar>
+              <w:top w:type="dxa" w:w="30"/>
+              <w:left w:type="dxa" w:w="70"/>
+              <w:bottom w:type="dxa" w:w="30"/>
+              <w:right w:type="dxa" w:w="70"/>
+            </w:tcMar>
+            <w:vAlign w:val="center"/>
+          </w:tcPr>
+          <w:p>
+            <w:pPr>
+              <w:spacing w:after="0" w:line="240"/>
+              <w:jc w:val="center"/>
+            </w:pPr>
+            <w:r>
+              <w:rPr>
+                <w:rFonts w:ascii="Times New Roman" w:cs="Times New Roman" w:eastAsia="Times New Roman" w:hAnsi="Times New Roman"/>
+                <w:color w:val="000000"/>
+                <w:sz w:val="20"/>
+                <w:szCs w:val="20"/>
+              </w:rPr>
+              <w:t xml:space="preserve">6,65</w:t>
+            </w:r>
+          </w:p>
+        </w:tc>
+        <w:tc>
+          <w:tcPr>
+            <w:tcW w:type="dxa" w:w="1650"/>
+            <w:tcBorders>
+              <w:top w:val="none"/>
+              <w:left w:val="none"/>
+              <w:bottom w:val="none"/>
+              <w:right w:val="none"/>
+            </w:tcBorders>
+            <w:tcMar>
+              <w:top w:type="dxa" w:w="30"/>
+              <w:left w:type="dxa" w:w="70"/>
+              <w:bottom w:type="dxa" w:w="30"/>
+              <w:right w:type="dxa" w:w="70"/>
+            </w:tcMar>
+            <w:vAlign w:val="center"/>
+          </w:tcPr>
+          <w:p>
+            <w:pPr>
+              <w:spacing w:after="0" w:line="240"/>
+              <w:jc w:val="center"/>
+            </w:pPr>
+            <w:r>
+              <w:rPr>
+                <w:rFonts w:ascii="Times New Roman" w:cs="Times New Roman" w:eastAsia="Times New Roman" w:hAnsi="Times New Roman"/>
+                <w:color w:val="000000"/>
+                <w:sz w:val="20"/>
+                <w:szCs w:val="20"/>
+              </w:rPr>
+              <w:t xml:space="preserve">4,26</w:t>
+            </w:r>
+          </w:p>
+        </w:tc>
+        <w:tc>
+          <w:tcPr>
+            <w:tcW w:type="dxa" w:w="1300"/>
+            <w:tcBorders>
+              <w:top w:val="none"/>
+              <w:left w:val="none"/>
+              <w:bottom w:val="none"/>
+              <w:right w:val="none"/>
+            </w:tcBorders>
+            <w:tcMar>
+              <w:top w:type="dxa" w:w="30"/>
+              <w:left w:type="dxa" w:w="70"/>
+              <w:bottom w:type="dxa" w:w="30"/>
+              <w:right w:type="dxa" w:w="70"/>
+            </w:tcMar>
+            <w:vAlign w:val="center"/>
+          </w:tcPr>
+          <w:p>
+            <w:pPr>
+              <w:spacing w:after="0" w:line="240"/>
+              <w:jc w:val="center"/>
+            </w:pPr>
+            <w:r>
+              <w:rPr>
+                <w:rFonts w:ascii="Times New Roman" w:cs="Times New Roman" w:eastAsia="Times New Roman" w:hAnsi="Times New Roman"/>
+                <w:b/>
+                <w:bCs/>
+                <w:color w:val="000000"/>
+                <w:sz w:val="20"/>
+                <w:szCs w:val="20"/>
+              </w:rPr>
+              <w:t xml:space="preserve">-0,80</w:t>
+            </w:r>
+          </w:p>
+        </w:tc>
+        <w:tc>
+          <w:tcPr>
+            <w:tcW w:type="dxa" w:w="2000"/>
+            <w:tcBorders>
+              <w:top w:val="none"/>
+              <w:left w:val="none"/>
+              <w:bottom w:val="none"/>
+              <w:right w:val="none"/>
+            </w:tcBorders>
+            <w:tcMar>
+              <w:top w:type="dxa" w:w="30"/>
+              <w:left w:type="dxa" w:w="70"/>
+              <w:bottom w:type="dxa" w:w="30"/>
+              <w:right w:type="dxa" w:w="70"/>
+            </w:tcMar>
+            <w:vAlign w:val="center"/>
+          </w:tcPr>
+          <w:p>
+            <w:pPr>
+              <w:spacing w:after="0" w:line="240"/>
+              <w:jc w:val="center"/>
+            </w:pPr>
+            <w:r>
+              <w:rPr>
+                <w:rFonts w:ascii="Times New Roman" w:cs="Times New Roman" w:eastAsia="Times New Roman" w:hAnsi="Times New Roman"/>
+                <w:color w:val="3f3f3f"/>
+                <w:sz w:val="20"/>
+                <w:szCs w:val="20"/>
+              </w:rPr>
+              <w:t xml:space="preserve">p = 0,068</w:t>
+            </w:r>
+          </w:p>
+        </w:tc>
+      </w:tr>
+      <w:tr>
+        <w:tc>
+          <w:tcPr>
+            <w:tcW w:type="dxa" w:w="2905"/>
+            <w:tcBorders>
+              <w:top w:val="none"/>
+              <w:left w:val="none"/>
+              <w:bottom w:val="none"/>
+              <w:right w:val="none"/>
+            </w:tcBorders>
+            <w:tcMar>
+              <w:top w:type="dxa" w:w="30"/>
+              <w:left w:type="dxa" w:w="70"/>
+              <w:bottom w:type="dxa" w:w="30"/>
+              <w:right w:type="dxa" w:w="70"/>
+            </w:tcMar>
+            <w:vAlign w:val="center"/>
+          </w:tcPr>
+          <w:p>
+            <w:pPr>
+              <w:spacing w:after="0" w:line="240"/>
+              <w:jc w:val="left"/>
+            </w:pPr>
+            <w:r>
+              <w:rPr>
+                <w:rFonts w:ascii="Times New Roman" w:cs="Times New Roman" w:eastAsia="Times New Roman" w:hAnsi="Times New Roman"/>
+                <w:b/>
+                <w:bCs/>
+                <w:color w:val="000000"/>
+                <w:sz w:val="20"/>
+                <w:szCs w:val="20"/>
+              </w:rPr>
+              <w:t xml:space="preserve">Fadiga física</w:t>
+            </w:r>
+          </w:p>
+        </w:tc>
+        <w:tc>
+          <w:tcPr>
+            <w:tcW w:type="dxa" w:w="1650"/>
+            <w:tcBorders>
+              <w:top w:val="none"/>
+              <w:left w:val="none"/>
+              <w:bottom w:val="none"/>
+              <w:right w:val="none"/>
+            </w:tcBorders>
+            <w:tcMar>
+              <w:top w:type="dxa" w:w="30"/>
+              <w:left w:type="dxa" w:w="70"/>
+              <w:bottom w:type="dxa" w:w="30"/>
+              <w:right w:type="dxa" w:w="70"/>
+            </w:tcMar>
+            <w:vAlign w:val="center"/>
+          </w:tcPr>
+          <w:p>
+            <w:pPr>
+              <w:spacing w:after="0" w:line="240"/>
+              <w:jc w:val="center"/>
+            </w:pPr>
+            <w:r>
+              <w:rPr>
+                <w:rFonts w:ascii="Times New Roman" w:cs="Times New Roman" w:eastAsia="Times New Roman" w:hAnsi="Times New Roman"/>
+                <w:color w:val="000000"/>
+                <w:sz w:val="20"/>
+                <w:szCs w:val="20"/>
+              </w:rPr>
+              <w:t xml:space="preserve">6,60</w:t>
+            </w:r>
+          </w:p>
+        </w:tc>
+        <w:tc>
+          <w:tcPr>
+            <w:tcW w:type="dxa" w:w="1650"/>
+            <w:tcBorders>
+              <w:top w:val="none"/>
+              <w:left w:val="none"/>
+              <w:bottom w:val="none"/>
+              <w:right w:val="none"/>
+            </w:tcBorders>
+            <w:tcMar>
+              <w:top w:type="dxa" w:w="30"/>
+              <w:left w:type="dxa" w:w="70"/>
+              <w:bottom w:type="dxa" w:w="30"/>
+              <w:right w:type="dxa" w:w="70"/>
+            </w:tcMar>
+            <w:vAlign w:val="center"/>
+          </w:tcPr>
+          <w:p>
+            <w:pPr>
+              <w:spacing w:after="0" w:line="240"/>
+              <w:jc w:val="center"/>
+            </w:pPr>
+            <w:r>
+              <w:rPr>
+                <w:rFonts w:ascii="Times New Roman" w:cs="Times New Roman" w:eastAsia="Times New Roman" w:hAnsi="Times New Roman"/>
+                <w:color w:val="000000"/>
+                <w:sz w:val="20"/>
+                <w:szCs w:val="20"/>
+              </w:rPr>
+              <w:t xml:space="preserve">5,42</w:t>
+            </w:r>
+          </w:p>
+        </w:tc>
+        <w:tc>
+          <w:tcPr>
+            <w:tcW w:type="dxa" w:w="1300"/>
+            <w:tcBorders>
+              <w:top w:val="none"/>
+              <w:left w:val="none"/>
+              <w:bottom w:val="none"/>
+              <w:right w:val="none"/>
+            </w:tcBorders>
+            <w:tcMar>
+              <w:top w:type="dxa" w:w="30"/>
+              <w:left w:type="dxa" w:w="70"/>
+              <w:bottom w:type="dxa" w:w="30"/>
+              <w:right w:type="dxa" w:w="70"/>
+            </w:tcMar>
+            <w:vAlign w:val="center"/>
+          </w:tcPr>
+          <w:p>
+            <w:pPr>
+              <w:spacing w:after="0" w:line="240"/>
+              <w:jc w:val="center"/>
+            </w:pPr>
+            <w:r>
+              <w:rPr>
+                <w:rFonts w:ascii="Times New Roman" w:cs="Times New Roman" w:eastAsia="Times New Roman" w:hAnsi="Times New Roman"/>
+                <w:b/>
+                <w:bCs/>
+                <w:color w:val="000000"/>
+                <w:sz w:val="20"/>
+                <w:szCs w:val="20"/>
+              </w:rPr>
+              <w:t xml:space="preserve">-0,77</w:t>
+            </w:r>
+          </w:p>
+        </w:tc>
+        <w:tc>
+          <w:tcPr>
+            <w:tcW w:type="dxa" w:w="2000"/>
+            <w:tcBorders>
+              <w:top w:val="none"/>
+              <w:left w:val="none"/>
+              <w:bottom w:val="none"/>
+              <w:right w:val="none"/>
+            </w:tcBorders>
+            <w:tcMar>
+              <w:top w:type="dxa" w:w="30"/>
+              <w:left w:type="dxa" w:w="70"/>
+              <w:bottom w:type="dxa" w:w="30"/>
+              <w:right w:type="dxa" w:w="70"/>
+            </w:tcMar>
+            <w:vAlign w:val="center"/>
+          </w:tcPr>
+          <w:p>
+            <w:pPr>
+              <w:spacing w:after="0" w:line="240"/>
+              <w:jc w:val="center"/>
+            </w:pPr>
+            <w:r>
+              <w:rPr>
+                <w:rFonts w:ascii="Times New Roman" w:cs="Times New Roman" w:eastAsia="Times New Roman" w:hAnsi="Times New Roman"/>
+                <w:color w:val="1b7a3d"/>
+                <w:sz w:val="20"/>
+                <w:szCs w:val="20"/>
+              </w:rPr>
+              <w:t xml:space="preserve">p = 0,036</w:t>
+            </w:r>
+          </w:p>
+        </w:tc>
+      </w:tr>
+      <w:tr>
+        <w:tc>
+          <w:tcPr>
+            <w:tcW w:type="dxa" w:w="2905"/>
+            <w:tcBorders>
+              <w:top w:val="none"/>
+              <w:left w:val="none"/>
+              <w:bottom w:val="single" w:color="000000" w:sz="6"/>
+              <w:right w:val="none"/>
+            </w:tcBorders>
+            <w:tcMar>
+              <w:top w:type="dxa" w:w="30"/>
+              <w:left w:type="dxa" w:w="70"/>
+              <w:bottom w:type="dxa" w:w="30"/>
+              <w:right w:type="dxa" w:w="70"/>
+            </w:tcMar>
+            <w:vAlign w:val="center"/>
+          </w:tcPr>
+          <w:p>
+            <w:pPr>
+              <w:spacing w:after="0" w:line="240"/>
+              <w:jc w:val="left"/>
+            </w:pPr>
+            <w:r>
+              <w:rPr>
+                <w:rFonts w:ascii="Times New Roman" w:cs="Times New Roman" w:eastAsia="Times New Roman" w:hAnsi="Times New Roman"/>
+                <w:b/>
+                <w:bCs/>
+                <w:color w:val="000000"/>
+                <w:sz w:val="20"/>
+                <w:szCs w:val="20"/>
+              </w:rPr>
+              <w:t xml:space="preserve">PTH</w:t>
+            </w:r>
+          </w:p>
+        </w:tc>
+        <w:tc>
+          <w:tcPr>
+            <w:tcW w:type="dxa" w:w="1650"/>
+            <w:tcBorders>
+              <w:top w:val="none"/>
+              <w:left w:val="none"/>
+              <w:bottom w:val="single" w:color="000000" w:sz="6"/>
+              <w:right w:val="none"/>
+            </w:tcBorders>
+            <w:tcMar>
+              <w:top w:type="dxa" w:w="30"/>
+              <w:left w:type="dxa" w:w="70"/>
+              <w:bottom w:type="dxa" w:w="30"/>
+              <w:right w:type="dxa" w:w="70"/>
+            </w:tcMar>
+            <w:vAlign w:val="center"/>
+          </w:tcPr>
+          <w:p>
+            <w:pPr>
+              <w:spacing w:after="0" w:line="240"/>
+              <w:jc w:val="center"/>
+            </w:pPr>
+            <w:r>
+              <w:rPr>
+                <w:rFonts w:ascii="Times New Roman" w:cs="Times New Roman" w:eastAsia="Times New Roman" w:hAnsi="Times New Roman"/>
+                <w:color w:val="000000"/>
+                <w:sz w:val="20"/>
+                <w:szCs w:val="20"/>
+              </w:rPr>
+              <w:t xml:space="preserve">5,26</w:t>
+            </w:r>
+          </w:p>
+        </w:tc>
+        <w:tc>
+          <w:tcPr>
+            <w:tcW w:type="dxa" w:w="1650"/>
+            <w:tcBorders>
+              <w:top w:val="none"/>
+              <w:left w:val="none"/>
+              <w:bottom w:val="single" w:color="000000" w:sz="6"/>
+              <w:right w:val="none"/>
+            </w:tcBorders>
+            <w:tcMar>
+              <w:top w:type="dxa" w:w="30"/>
+              <w:left w:type="dxa" w:w="70"/>
+              <w:bottom w:type="dxa" w:w="30"/>
+              <w:right w:type="dxa" w:w="70"/>
+            </w:tcMar>
+            <w:vAlign w:val="center"/>
+          </w:tcPr>
+          <w:p>
+            <w:pPr>
+              <w:spacing w:after="0" w:line="240"/>
+              <w:jc w:val="center"/>
+            </w:pPr>
+            <w:r>
+              <w:rPr>
+                <w:rFonts w:ascii="Times New Roman" w:cs="Times New Roman" w:eastAsia="Times New Roman" w:hAnsi="Times New Roman"/>
+                <w:color w:val="000000"/>
+                <w:sz w:val="20"/>
+                <w:szCs w:val="20"/>
+              </w:rPr>
+              <w:t xml:space="preserve">4,11</w:t>
+            </w:r>
+          </w:p>
+        </w:tc>
+        <w:tc>
+          <w:tcPr>
+            <w:tcW w:type="dxa" w:w="1300"/>
+            <w:tcBorders>
+              <w:top w:val="none"/>
+              <w:left w:val="none"/>
+              <w:bottom w:val="single" w:color="000000" w:sz="6"/>
+              <w:right w:val="none"/>
+            </w:tcBorders>
+            <w:tcMar>
+              <w:top w:type="dxa" w:w="30"/>
+              <w:left w:type="dxa" w:w="70"/>
+              <w:bottom w:type="dxa" w:w="30"/>
+              <w:right w:type="dxa" w:w="70"/>
+            </w:tcMar>
+            <w:vAlign w:val="center"/>
+          </w:tcPr>
+          <w:p>
+            <w:pPr>
+              <w:spacing w:after="0" w:line="240"/>
+              <w:jc w:val="center"/>
+            </w:pPr>
+            <w:r>
+              <w:rPr>
+                <w:rFonts w:ascii="Times New Roman" w:cs="Times New Roman" w:eastAsia="Times New Roman" w:hAnsi="Times New Roman"/>
+                <w:b/>
+                <w:bCs/>
+                <w:color w:val="000000"/>
+                <w:sz w:val="20"/>
+                <w:szCs w:val="20"/>
+              </w:rPr>
+              <w:t xml:space="preserve">-0,48</w:t>
+            </w:r>
+          </w:p>
+        </w:tc>
+        <w:tc>
+          <w:tcPr>
+            <w:tcW w:type="dxa" w:w="2000"/>
+            <w:tcBorders>
+              <w:top w:val="none"/>
+              <w:left w:val="none"/>
+              <w:bottom w:val="single" w:color="000000" w:sz="6"/>
+              <w:right w:val="none"/>
+            </w:tcBorders>
+            <w:tcMar>
+              <w:top w:type="dxa" w:w="30"/>
+              <w:left w:type="dxa" w:w="70"/>
+              <w:bottom w:type="dxa" w:w="30"/>
+              <w:right w:type="dxa" w:w="70"/>
+            </w:tcMar>
+            <w:vAlign w:val="center"/>
+          </w:tcPr>
+          <w:p>
+            <w:pPr>
+              <w:spacing w:after="0" w:line="240"/>
+              <w:jc w:val="center"/>
+            </w:pPr>
+            <w:r>
+              <w:rPr>
+                <w:rFonts w:ascii="Times New Roman" w:cs="Times New Roman" w:eastAsia="Times New Roman" w:hAnsi="Times New Roman"/>
+                <w:color w:val="3f3f3f"/>
+                <w:sz w:val="20"/>
+                <w:szCs w:val="20"/>
+              </w:rPr>
+              <w:t xml:space="preserve">p = 0,183</w:t>
+            </w:r>
+          </w:p>
+        </w:tc>
+      </w:tr>
+    </w:tbl>
+    <w:p>
+      <w:pPr>
+        <w:spacing w:after="180" w:before="40" w:line="240"/>
+        <w:jc w:val="left"/>
+      </w:pPr>
+      <w:r>
+        <w:rPr>
+          <w:rFonts w:ascii="Times New Roman" w:cs="Times New Roman" w:eastAsia="Times New Roman" w:hAnsi="Times New Roman"/>
+          <w:color w:val="3f3f3f"/>
+          <w:sz w:val="20"/>
+          <w:szCs w:val="20"/>
+        </w:rPr>
+        <w:t xml:space="preserve">Nota: limiar = mediana do pico de velocidade (14,9 km/h); dz = tamanho de efeito do contraste entre os grupos acima e abaixo do limiar. Fonte: Dados da pesquisa (2026).</w:t>
+      </w:r>
+    </w:p>
+    <w:p>
+      <w:pPr>
+        <w:spacing w:after="0" w:before="0" w:line="360" w:lineRule="auto"/>
+        <w:ind w:firstLine="709"/>
+        <w:jc w:val="both"/>
+      </w:pPr>
+      <w:r>
+        <w:rPr>
+          <w:rFonts w:ascii="Times New Roman" w:cs="Times New Roman" w:eastAsia="Times New Roman" w:hAnsi="Times New Roman"/>
+          <w:color w:val="000000"/>
+          <w:sz w:val="24"/>
+          <w:szCs w:val="24"/>
+        </w:rPr>
+        <w:t xml:space="preserve">O padrão do limiar confirma a leitura contínua. Acima do limiar de aptidão, o vigor apresenta-se maior e a fadiga e a fadiga física menores, comportamento coerente com a aptidão aeróbia na função de amortecedor do custo físico. Apenas a fadiga física alcança significância isolada, ainda que as demais dimensões físicas caminhem na mesma direção, e o padrão permanece monotônico ao longo dos três tercis de pico de velocidade.</w:t>
       </w:r>
     </w:p>
     <w:p>

--- a/Artigos/Analise_Descritiva_Triangulacao_ABNT.docx
+++ b/Artigos/Analise_Descritiva_Triangulacao_ABNT.docx
@@ -48854,6 +48854,1061 @@
     <w:p>
       <w:pPr>
         <w:keepNext/>
+        <w:spacing w:after="90" w:before="200" w:line="360" w:lineRule="auto"/>
+      </w:pPr>
+      <w:r>
+        <w:rPr>
+          <w:rFonts w:ascii="Times New Roman" w:cs="Times New Roman" w:eastAsia="Times New Roman" w:hAnsi="Times New Roman"/>
+          <w:b/>
+          <w:bCs/>
+          <w:color w:val="000000"/>
+          <w:sz w:val="24"/>
+          <w:szCs w:val="24"/>
+        </w:rPr>
+        <w:t xml:space="preserve">6.6 Delineamento de superfície de resposta</w:t>
+      </w:r>
+    </w:p>
+    <w:p>
+      <w:pPr>
+        <w:spacing w:after="0" w:before="0" w:line="360" w:lineRule="auto"/>
+        <w:ind w:firstLine="709"/>
+        <w:jc w:val="both"/>
+      </w:pPr>
+      <w:r>
+        <w:rPr>
+          <w:rFonts w:ascii="Times New Roman" w:cs="Times New Roman" w:eastAsia="Times New Roman" w:hAnsi="Times New Roman"/>
+          <w:color w:val="000000"/>
+          <w:sz w:val="24"/>
+          <w:szCs w:val="24"/>
+        </w:rPr>
+        <w:t xml:space="preserve">A camada final de modelagem trata a carga como duas variáveis contínuas e ajusta uma superfície de resposta de segunda ordem, com o objetivo de mapear como o humor varia no espaço formado pela carga aguda do dia (sPSE) e pela carga cumulativa da semana, e de localizar um eventual ponto de carga no qual a resposta se estabiliza. Cabe uma ressalva de método. Ao contrário do delineamento experimental clássico, no qual os níveis dos fatores são fixados pelo pesquisador, aqui os fatores são observados no plano de carga da equipe e variam apenas no nível do dia, o que resulta em apenas sete pontos de delineamento, correlacionados entre si. A curvatura, portanto, tem caráter exploratório, e a leitura é descritiva, não uma prescrição de carga ótima.</w:t>
+      </w:r>
+    </w:p>
+    <w:p>
+      <w:pPr>
+        <w:keepNext/>
+        <w:spacing w:after="40" w:before="160" w:line="240"/>
+        <w:jc w:val="center"/>
+      </w:pPr>
+      <w:r>
+        <w:rPr>
+          <w:rFonts w:ascii="Times New Roman" w:cs="Times New Roman" w:eastAsia="Times New Roman" w:hAnsi="Times New Roman"/>
+          <w:b/>
+          <w:bCs/>
+          <w:color w:val="000000"/>
+          <w:sz w:val="20"/>
+          <w:szCs w:val="20"/>
+        </w:rPr>
+        <w:t xml:space="preserve">Figura 17</w:t>
+      </w:r>
+      <w:r>
+        <w:rPr>
+          <w:rFonts w:ascii="Times New Roman" w:cs="Times New Roman" w:eastAsia="Times New Roman" w:hAnsi="Times New Roman"/>
+          <w:color w:val="000000"/>
+          <w:sz w:val="20"/>
+          <w:szCs w:val="20"/>
+        </w:rPr>
+        <w:t xml:space="preserve"> – Superfícies de resposta ajustadas do vigor e da fadiga no espaço carga aguda por carga cumulativa</w:t>
+      </w:r>
+    </w:p>
+    <w:p>
+      <w:pPr>
+        <w:spacing w:after="0" w:before="40"/>
+        <w:jc w:val="center"/>
+      </w:pPr>
+      <w:r>
+        <w:drawing>
+          <wp:inline distT="0" distB="0" distL="0" distR="0">
+            <wp:extent cx="5715000" cy="3362325"/>
+            <wp:effectExtent t="0" r="0" b="0" l="0"/>
+            <wp:docPr id="1" name="" descr="" title=""/>
+            <wp:cNvGraphicFramePr>
+              <a:graphicFrameLocks xmlns:a="http://schemas.openxmlformats.org/drawingml/2006/main" noChangeAspect="1"/>
+            </wp:cNvGraphicFramePr>
+            <a:graphic xmlns:a="http://schemas.openxmlformats.org/drawingml/2006/main">
+              <a:graphicData uri="http://schemas.openxmlformats.org/drawingml/2006/picture">
+                <pic:pic xmlns:pic="http://schemas.openxmlformats.org/drawingml/2006/picture">
+                  <pic:nvPicPr>
+                    <pic:cNvPr id="0" name="" descr=""/>
+                    <pic:cNvPicPr>
+                      <a:picLocks noChangeAspect="1" noChangeArrowheads="1"/>
+                    </pic:cNvPicPr>
+                  </pic:nvPicPr>
+                  <pic:blipFill>
+                    <a:blip r:embed="rId24" cstate="none"/>
+                    <a:srcRect/>
+                    <a:stretch>
+                      <a:fillRect/>
+                    </a:stretch>
+                  </pic:blipFill>
+                  <pic:spPr bwMode="auto">
+                    <a:xfrm>
+                      <a:off x="0" y="0"/>
+                      <a:ext cx="5715000" cy="3362325"/>
+                    </a:xfrm>
+                    <a:prstGeom prst="rect">
+                      <a:avLst/>
+                    </a:prstGeom>
+                  </pic:spPr>
+                </pic:pic>
+              </a:graphicData>
+            </a:graphic>
+          </wp:inline>
+        </w:drawing>
+      </w:r>
+    </w:p>
+    <w:p>
+      <w:pPr>
+        <w:spacing w:after="180" w:before="40" w:line="240"/>
+        <w:jc w:val="center"/>
+      </w:pPr>
+      <w:r>
+        <w:rPr>
+          <w:rFonts w:ascii="Times New Roman" w:cs="Times New Roman" w:eastAsia="Times New Roman" w:hAnsi="Times New Roman"/>
+          <w:color w:val="3f3f3f"/>
+          <w:sz w:val="20"/>
+          <w:szCs w:val="20"/>
+        </w:rPr>
+        <w:t xml:space="preserve">Nota: os números indicam os sete dias observados; a cor representa a resposta prevista pelo modelo. Fonte: Elaborado pelos autores (2026).</w:t>
+      </w:r>
+    </w:p>
+    <w:p>
+      <w:pPr>
+        <w:keepNext/>
+        <w:spacing w:after="40" w:before="160" w:line="240"/>
+        <w:jc w:val="left"/>
+      </w:pPr>
+      <w:r>
+        <w:rPr>
+          <w:rFonts w:ascii="Times New Roman" w:cs="Times New Roman" w:eastAsia="Times New Roman" w:hAnsi="Times New Roman"/>
+          <w:b/>
+          <w:bCs/>
+          <w:color w:val="000000"/>
+          <w:sz w:val="20"/>
+          <w:szCs w:val="20"/>
+        </w:rPr>
+        <w:t xml:space="preserve">Tabela 28</w:t>
+      </w:r>
+      <w:r>
+        <w:rPr>
+          <w:rFonts w:ascii="Times New Roman" w:cs="Times New Roman" w:eastAsia="Times New Roman" w:hAnsi="Times New Roman"/>
+          <w:color w:val="000000"/>
+          <w:sz w:val="20"/>
+          <w:szCs w:val="20"/>
+        </w:rPr>
+        <w:t xml:space="preserve"> – Superfície de resposta de segunda ordem por dimensão</w:t>
+      </w:r>
+    </w:p>
+    <w:tbl>
+      <w:tblPr>
+        <w:tblW w:type="dxa" w:w="9505"/>
+        <w:tblBorders>
+          <w:top w:val="single" w:color="000000" w:sz="6"/>
+          <w:left w:val="none"/>
+          <w:bottom w:val="single" w:color="000000" w:sz="6"/>
+          <w:right w:val="none"/>
+          <w:insideH w:val="none"/>
+          <w:insideV w:val="none"/>
+        </w:tblBorders>
+      </w:tblPr>
+      <w:tblGrid>
+        <w:gridCol w:w="2705"/>
+        <w:gridCol w:w="1300"/>
+        <w:gridCol w:w="2000"/>
+        <w:gridCol w:w="2000"/>
+        <w:gridCol w:w="1500"/>
+      </w:tblGrid>
+      <w:tr>
+        <w:trPr>
+          <w:tblHeader/>
+        </w:trPr>
+        <w:tc>
+          <w:tcPr>
+            <w:tcW w:type="dxa" w:w="2705"/>
+            <w:tcBorders>
+              <w:top w:val="single" w:color="000000" w:sz="6"/>
+              <w:left w:val="none"/>
+              <w:bottom w:val="single" w:color="000000" w:sz="6"/>
+              <w:right w:val="none"/>
+            </w:tcBorders>
+            <w:tcMar>
+              <w:top w:type="dxa" w:w="40"/>
+              <w:left w:type="dxa" w:w="70"/>
+              <w:bottom w:type="dxa" w:w="40"/>
+              <w:right w:type="dxa" w:w="70"/>
+            </w:tcMar>
+            <w:vAlign w:val="center"/>
+          </w:tcPr>
+          <w:p>
+            <w:pPr>
+              <w:spacing w:after="0" w:line="240"/>
+              <w:jc w:val="left"/>
+            </w:pPr>
+            <w:r>
+              <w:rPr>
+                <w:rFonts w:ascii="Times New Roman" w:cs="Times New Roman" w:eastAsia="Times New Roman" w:hAnsi="Times New Roman"/>
+                <w:b/>
+                <w:bCs/>
+                <w:color w:val="000000"/>
+                <w:sz w:val="20"/>
+                <w:szCs w:val="20"/>
+              </w:rPr>
+              <w:t xml:space="preserve">Resposta</w:t>
+            </w:r>
+          </w:p>
+        </w:tc>
+        <w:tc>
+          <w:tcPr>
+            <w:tcW w:type="dxa" w:w="1300"/>
+            <w:tcBorders>
+              <w:top w:val="single" w:color="000000" w:sz="6"/>
+              <w:left w:val="none"/>
+              <w:bottom w:val="single" w:color="000000" w:sz="6"/>
+              <w:right w:val="none"/>
+            </w:tcBorders>
+            <w:tcMar>
+              <w:top w:type="dxa" w:w="40"/>
+              <w:left w:type="dxa" w:w="70"/>
+              <w:bottom w:type="dxa" w:w="40"/>
+              <w:right w:type="dxa" w:w="70"/>
+            </w:tcMar>
+            <w:vAlign w:val="center"/>
+          </w:tcPr>
+          <w:p>
+            <w:pPr>
+              <w:spacing w:after="0" w:line="240"/>
+              <w:jc w:val="center"/>
+            </w:pPr>
+            <w:r>
+              <w:rPr>
+                <w:rFonts w:ascii="Times New Roman" w:cs="Times New Roman" w:eastAsia="Times New Roman" w:hAnsi="Times New Roman"/>
+                <w:b/>
+                <w:bCs/>
+                <w:color w:val="000000"/>
+                <w:sz w:val="20"/>
+                <w:szCs w:val="20"/>
+              </w:rPr>
+              <w:t xml:space="preserve">R²</w:t>
+            </w:r>
+          </w:p>
+        </w:tc>
+        <w:tc>
+          <w:tcPr>
+            <w:tcW w:type="dxa" w:w="2000"/>
+            <w:tcBorders>
+              <w:top w:val="single" w:color="000000" w:sz="6"/>
+              <w:left w:val="none"/>
+              <w:bottom w:val="single" w:color="000000" w:sz="6"/>
+              <w:right w:val="none"/>
+            </w:tcBorders>
+            <w:tcMar>
+              <w:top w:type="dxa" w:w="40"/>
+              <w:left w:type="dxa" w:w="70"/>
+              <w:bottom w:type="dxa" w:w="40"/>
+              <w:right w:type="dxa" w:w="70"/>
+            </w:tcMar>
+            <w:vAlign w:val="center"/>
+          </w:tcPr>
+          <w:p>
+            <w:pPr>
+              <w:spacing w:after="0" w:line="240"/>
+              <w:jc w:val="center"/>
+            </w:pPr>
+            <w:r>
+              <w:rPr>
+                <w:rFonts w:ascii="Times New Roman" w:cs="Times New Roman" w:eastAsia="Times New Roman" w:hAnsi="Times New Roman"/>
+                <w:b/>
+                <w:bCs/>
+                <w:color w:val="000000"/>
+                <w:sz w:val="20"/>
+                <w:szCs w:val="20"/>
+              </w:rPr>
+              <w:t xml:space="preserve">Curvatura (p)</w:t>
+            </w:r>
+          </w:p>
+        </w:tc>
+        <w:tc>
+          <w:tcPr>
+            <w:tcW w:type="dxa" w:w="2000"/>
+            <w:tcBorders>
+              <w:top w:val="single" w:color="000000" w:sz="6"/>
+              <w:left w:val="none"/>
+              <w:bottom w:val="single" w:color="000000" w:sz="6"/>
+              <w:right w:val="none"/>
+            </w:tcBorders>
+            <w:tcMar>
+              <w:top w:type="dxa" w:w="40"/>
+              <w:left w:type="dxa" w:w="70"/>
+              <w:bottom w:type="dxa" w:w="40"/>
+              <w:right w:type="dxa" w:w="70"/>
+            </w:tcMar>
+            <w:vAlign w:val="center"/>
+          </w:tcPr>
+          <w:p>
+            <w:pPr>
+              <w:spacing w:after="0" w:line="240"/>
+              <w:jc w:val="center"/>
+            </w:pPr>
+            <w:r>
+              <w:rPr>
+                <w:rFonts w:ascii="Times New Roman" w:cs="Times New Roman" w:eastAsia="Times New Roman" w:hAnsi="Times New Roman"/>
+                <w:b/>
+                <w:bCs/>
+                <w:color w:val="000000"/>
+                <w:sz w:val="20"/>
+                <w:szCs w:val="20"/>
+              </w:rPr>
+              <w:t xml:space="preserve">Ponto estacionário</w:t>
+            </w:r>
+          </w:p>
+        </w:tc>
+        <w:tc>
+          <w:tcPr>
+            <w:tcW w:type="dxa" w:w="1500"/>
+            <w:tcBorders>
+              <w:top w:val="single" w:color="000000" w:sz="6"/>
+              <w:left w:val="none"/>
+              <w:bottom w:val="single" w:color="000000" w:sz="6"/>
+              <w:right w:val="none"/>
+            </w:tcBorders>
+            <w:tcMar>
+              <w:top w:type="dxa" w:w="40"/>
+              <w:left w:type="dxa" w:w="70"/>
+              <w:bottom w:type="dxa" w:w="40"/>
+              <w:right w:type="dxa" w:w="70"/>
+            </w:tcMar>
+            <w:vAlign w:val="center"/>
+          </w:tcPr>
+          <w:p>
+            <w:pPr>
+              <w:spacing w:after="0" w:line="240"/>
+              <w:jc w:val="center"/>
+            </w:pPr>
+            <w:r>
+              <w:rPr>
+                <w:rFonts w:ascii="Times New Roman" w:cs="Times New Roman" w:eastAsia="Times New Roman" w:hAnsi="Times New Roman"/>
+                <w:b/>
+                <w:bCs/>
+                <w:color w:val="000000"/>
+                <w:sz w:val="20"/>
+                <w:szCs w:val="20"/>
+              </w:rPr>
+              <w:t xml:space="preserve">Região</w:t>
+            </w:r>
+          </w:p>
+        </w:tc>
+      </w:tr>
+      <w:tr>
+        <w:tc>
+          <w:tcPr>
+            <w:tcW w:type="dxa" w:w="2705"/>
+            <w:tcBorders>
+              <w:top w:val="none"/>
+              <w:left w:val="none"/>
+              <w:bottom w:val="none"/>
+              <w:right w:val="none"/>
+            </w:tcBorders>
+            <w:tcMar>
+              <w:top w:type="dxa" w:w="30"/>
+              <w:left w:type="dxa" w:w="70"/>
+              <w:bottom w:type="dxa" w:w="30"/>
+              <w:right w:type="dxa" w:w="70"/>
+            </w:tcMar>
+            <w:vAlign w:val="center"/>
+          </w:tcPr>
+          <w:p>
+            <w:pPr>
+              <w:spacing w:after="0" w:line="240"/>
+              <w:jc w:val="left"/>
+            </w:pPr>
+            <w:r>
+              <w:rPr>
+                <w:rFonts w:ascii="Times New Roman" w:cs="Times New Roman" w:eastAsia="Times New Roman" w:hAnsi="Times New Roman"/>
+                <w:b/>
+                <w:bCs/>
+                <w:color w:val="000000"/>
+                <w:sz w:val="20"/>
+                <w:szCs w:val="20"/>
+              </w:rPr>
+              <w:t xml:space="preserve">Vigor</w:t>
+            </w:r>
+          </w:p>
+        </w:tc>
+        <w:tc>
+          <w:tcPr>
+            <w:tcW w:type="dxa" w:w="1300"/>
+            <w:tcBorders>
+              <w:top w:val="none"/>
+              <w:left w:val="none"/>
+              <w:bottom w:val="none"/>
+              <w:right w:val="none"/>
+            </w:tcBorders>
+            <w:tcMar>
+              <w:top w:type="dxa" w:w="30"/>
+              <w:left w:type="dxa" w:w="70"/>
+              <w:bottom w:type="dxa" w:w="30"/>
+              <w:right w:type="dxa" w:w="70"/>
+            </w:tcMar>
+            <w:vAlign w:val="center"/>
+          </w:tcPr>
+          <w:p>
+            <w:pPr>
+              <w:spacing w:after="0" w:line="240"/>
+              <w:jc w:val="center"/>
+            </w:pPr>
+            <w:r>
+              <w:rPr>
+                <w:rFonts w:ascii="Times New Roman" w:cs="Times New Roman" w:eastAsia="Times New Roman" w:hAnsi="Times New Roman"/>
+                <w:color w:val="000000"/>
+                <w:sz w:val="20"/>
+                <w:szCs w:val="20"/>
+              </w:rPr>
+              <w:t xml:space="preserve">0,08</w:t>
+            </w:r>
+          </w:p>
+        </w:tc>
+        <w:tc>
+          <w:tcPr>
+            <w:tcW w:type="dxa" w:w="2000"/>
+            <w:tcBorders>
+              <w:top w:val="none"/>
+              <w:left w:val="none"/>
+              <w:bottom w:val="none"/>
+              <w:right w:val="none"/>
+            </w:tcBorders>
+            <w:tcMar>
+              <w:top w:type="dxa" w:w="30"/>
+              <w:left w:type="dxa" w:w="70"/>
+              <w:bottom w:type="dxa" w:w="30"/>
+              <w:right w:type="dxa" w:w="70"/>
+            </w:tcMar>
+            <w:vAlign w:val="center"/>
+          </w:tcPr>
+          <w:p>
+            <w:pPr>
+              <w:spacing w:after="0" w:line="240"/>
+              <w:jc w:val="center"/>
+            </w:pPr>
+            <w:r>
+              <w:rPr>
+                <w:rFonts w:ascii="Times New Roman" w:cs="Times New Roman" w:eastAsia="Times New Roman" w:hAnsi="Times New Roman"/>
+                <w:color w:val="1b7a3d"/>
+                <w:sz w:val="20"/>
+                <w:szCs w:val="20"/>
+              </w:rPr>
+              <w:t xml:space="preserve">p = 0,004</w:t>
+            </w:r>
+          </w:p>
+        </w:tc>
+        <w:tc>
+          <w:tcPr>
+            <w:tcW w:type="dxa" w:w="2000"/>
+            <w:tcBorders>
+              <w:top w:val="none"/>
+              <w:left w:val="none"/>
+              <w:bottom w:val="none"/>
+              <w:right w:val="none"/>
+            </w:tcBorders>
+            <w:tcMar>
+              <w:top w:type="dxa" w:w="30"/>
+              <w:left w:type="dxa" w:w="70"/>
+              <w:bottom w:type="dxa" w:w="30"/>
+              <w:right w:type="dxa" w:w="70"/>
+            </w:tcMar>
+            <w:vAlign w:val="center"/>
+          </w:tcPr>
+          <w:p>
+            <w:pPr>
+              <w:spacing w:after="0" w:line="240"/>
+              <w:jc w:val="center"/>
+            </w:pPr>
+            <w:r>
+              <w:rPr>
+                <w:rFonts w:ascii="Times New Roman" w:cs="Times New Roman" w:eastAsia="Times New Roman" w:hAnsi="Times New Roman"/>
+                <w:color w:val="000000"/>
+                <w:sz w:val="20"/>
+                <w:szCs w:val="20"/>
+              </w:rPr>
+              <w:t xml:space="preserve">mínimo</w:t>
+            </w:r>
+          </w:p>
+        </w:tc>
+        <w:tc>
+          <w:tcPr>
+            <w:tcW w:type="dxa" w:w="1500"/>
+            <w:tcBorders>
+              <w:top w:val="none"/>
+              <w:left w:val="none"/>
+              <w:bottom w:val="none"/>
+              <w:right w:val="none"/>
+            </w:tcBorders>
+            <w:tcMar>
+              <w:top w:type="dxa" w:w="30"/>
+              <w:left w:type="dxa" w:w="70"/>
+              <w:bottom w:type="dxa" w:w="30"/>
+              <w:right w:type="dxa" w:w="70"/>
+            </w:tcMar>
+            <w:vAlign w:val="center"/>
+          </w:tcPr>
+          <w:p>
+            <w:pPr>
+              <w:spacing w:after="0" w:line="240"/>
+              <w:jc w:val="center"/>
+            </w:pPr>
+            <w:r>
+              <w:rPr>
+                <w:rFonts w:ascii="Times New Roman" w:cs="Times New Roman" w:eastAsia="Times New Roman" w:hAnsi="Times New Roman"/>
+                <w:color w:val="000000"/>
+                <w:sz w:val="20"/>
+                <w:szCs w:val="20"/>
+              </w:rPr>
+              <w:t xml:space="preserve">fora</w:t>
+            </w:r>
+          </w:p>
+        </w:tc>
+      </w:tr>
+      <w:tr>
+        <w:tc>
+          <w:tcPr>
+            <w:tcW w:type="dxa" w:w="2705"/>
+            <w:tcBorders>
+              <w:top w:val="none"/>
+              <w:left w:val="none"/>
+              <w:bottom w:val="none"/>
+              <w:right w:val="none"/>
+            </w:tcBorders>
+            <w:tcMar>
+              <w:top w:type="dxa" w:w="30"/>
+              <w:left w:type="dxa" w:w="70"/>
+              <w:bottom w:type="dxa" w:w="30"/>
+              <w:right w:type="dxa" w:w="70"/>
+            </w:tcMar>
+            <w:vAlign w:val="center"/>
+          </w:tcPr>
+          <w:p>
+            <w:pPr>
+              <w:spacing w:after="0" w:line="240"/>
+              <w:jc w:val="left"/>
+            </w:pPr>
+            <w:r>
+              <w:rPr>
+                <w:rFonts w:ascii="Times New Roman" w:cs="Times New Roman" w:eastAsia="Times New Roman" w:hAnsi="Times New Roman"/>
+                <w:b/>
+                <w:bCs/>
+                <w:color w:val="000000"/>
+                <w:sz w:val="20"/>
+                <w:szCs w:val="20"/>
+              </w:rPr>
+              <w:t xml:space="preserve">Fadiga</w:t>
+            </w:r>
+          </w:p>
+        </w:tc>
+        <w:tc>
+          <w:tcPr>
+            <w:tcW w:type="dxa" w:w="1300"/>
+            <w:tcBorders>
+              <w:top w:val="none"/>
+              <w:left w:val="none"/>
+              <w:bottom w:val="none"/>
+              <w:right w:val="none"/>
+            </w:tcBorders>
+            <w:tcMar>
+              <w:top w:type="dxa" w:w="30"/>
+              <w:left w:type="dxa" w:w="70"/>
+              <w:bottom w:type="dxa" w:w="30"/>
+              <w:right w:type="dxa" w:w="70"/>
+            </w:tcMar>
+            <w:vAlign w:val="center"/>
+          </w:tcPr>
+          <w:p>
+            <w:pPr>
+              <w:spacing w:after="0" w:line="240"/>
+              <w:jc w:val="center"/>
+            </w:pPr>
+            <w:r>
+              <w:rPr>
+                <w:rFonts w:ascii="Times New Roman" w:cs="Times New Roman" w:eastAsia="Times New Roman" w:hAnsi="Times New Roman"/>
+                <w:color w:val="000000"/>
+                <w:sz w:val="20"/>
+                <w:szCs w:val="20"/>
+              </w:rPr>
+              <w:t xml:space="preserve">0,07</w:t>
+            </w:r>
+          </w:p>
+        </w:tc>
+        <w:tc>
+          <w:tcPr>
+            <w:tcW w:type="dxa" w:w="2000"/>
+            <w:tcBorders>
+              <w:top w:val="none"/>
+              <w:left w:val="none"/>
+              <w:bottom w:val="none"/>
+              <w:right w:val="none"/>
+            </w:tcBorders>
+            <w:tcMar>
+              <w:top w:type="dxa" w:w="30"/>
+              <w:left w:type="dxa" w:w="70"/>
+              <w:bottom w:type="dxa" w:w="30"/>
+              <w:right w:type="dxa" w:w="70"/>
+            </w:tcMar>
+            <w:vAlign w:val="center"/>
+          </w:tcPr>
+          <w:p>
+            <w:pPr>
+              <w:spacing w:after="0" w:line="240"/>
+              <w:jc w:val="center"/>
+            </w:pPr>
+            <w:r>
+              <w:rPr>
+                <w:rFonts w:ascii="Times New Roman" w:cs="Times New Roman" w:eastAsia="Times New Roman" w:hAnsi="Times New Roman"/>
+                <w:color w:val="1b7a3d"/>
+                <w:sz w:val="20"/>
+                <w:szCs w:val="20"/>
+              </w:rPr>
+              <w:t xml:space="preserve">p = 0,045</w:t>
+            </w:r>
+          </w:p>
+        </w:tc>
+        <w:tc>
+          <w:tcPr>
+            <w:tcW w:type="dxa" w:w="2000"/>
+            <w:tcBorders>
+              <w:top w:val="none"/>
+              <w:left w:val="none"/>
+              <w:bottom w:val="none"/>
+              <w:right w:val="none"/>
+            </w:tcBorders>
+            <w:tcMar>
+              <w:top w:type="dxa" w:w="30"/>
+              <w:left w:type="dxa" w:w="70"/>
+              <w:bottom w:type="dxa" w:w="30"/>
+              <w:right w:type="dxa" w:w="70"/>
+            </w:tcMar>
+            <w:vAlign w:val="center"/>
+          </w:tcPr>
+          <w:p>
+            <w:pPr>
+              <w:spacing w:after="0" w:line="240"/>
+              <w:jc w:val="center"/>
+            </w:pPr>
+            <w:r>
+              <w:rPr>
+                <w:rFonts w:ascii="Times New Roman" w:cs="Times New Roman" w:eastAsia="Times New Roman" w:hAnsi="Times New Roman"/>
+                <w:color w:val="000000"/>
+                <w:sz w:val="20"/>
+                <w:szCs w:val="20"/>
+              </w:rPr>
+              <w:t xml:space="preserve">ponto de sela</w:t>
+            </w:r>
+          </w:p>
+        </w:tc>
+        <w:tc>
+          <w:tcPr>
+            <w:tcW w:type="dxa" w:w="1500"/>
+            <w:tcBorders>
+              <w:top w:val="none"/>
+              <w:left w:val="none"/>
+              <w:bottom w:val="none"/>
+              <w:right w:val="none"/>
+            </w:tcBorders>
+            <w:tcMar>
+              <w:top w:type="dxa" w:w="30"/>
+              <w:left w:type="dxa" w:w="70"/>
+              <w:bottom w:type="dxa" w:w="30"/>
+              <w:right w:type="dxa" w:w="70"/>
+            </w:tcMar>
+            <w:vAlign w:val="center"/>
+          </w:tcPr>
+          <w:p>
+            <w:pPr>
+              <w:spacing w:after="0" w:line="240"/>
+              <w:jc w:val="center"/>
+            </w:pPr>
+            <w:r>
+              <w:rPr>
+                <w:rFonts w:ascii="Times New Roman" w:cs="Times New Roman" w:eastAsia="Times New Roman" w:hAnsi="Times New Roman"/>
+                <w:color w:val="000000"/>
+                <w:sz w:val="20"/>
+                <w:szCs w:val="20"/>
+              </w:rPr>
+              <w:t xml:space="preserve">fora</w:t>
+            </w:r>
+          </w:p>
+        </w:tc>
+      </w:tr>
+      <w:tr>
+        <w:tc>
+          <w:tcPr>
+            <w:tcW w:type="dxa" w:w="2705"/>
+            <w:tcBorders>
+              <w:top w:val="none"/>
+              <w:left w:val="none"/>
+              <w:bottom w:val="none"/>
+              <w:right w:val="none"/>
+            </w:tcBorders>
+            <w:tcMar>
+              <w:top w:type="dxa" w:w="30"/>
+              <w:left w:type="dxa" w:w="70"/>
+              <w:bottom w:type="dxa" w:w="30"/>
+              <w:right w:type="dxa" w:w="70"/>
+            </w:tcMar>
+            <w:vAlign w:val="center"/>
+          </w:tcPr>
+          <w:p>
+            <w:pPr>
+              <w:spacing w:after="0" w:line="240"/>
+              <w:jc w:val="left"/>
+            </w:pPr>
+            <w:r>
+              <w:rPr>
+                <w:rFonts w:ascii="Times New Roman" w:cs="Times New Roman" w:eastAsia="Times New Roman" w:hAnsi="Times New Roman"/>
+                <w:b/>
+                <w:bCs/>
+                <w:color w:val="000000"/>
+                <w:sz w:val="20"/>
+                <w:szCs w:val="20"/>
+              </w:rPr>
+              <w:t xml:space="preserve">PTH</w:t>
+            </w:r>
+          </w:p>
+        </w:tc>
+        <w:tc>
+          <w:tcPr>
+            <w:tcW w:type="dxa" w:w="1300"/>
+            <w:tcBorders>
+              <w:top w:val="none"/>
+              <w:left w:val="none"/>
+              <w:bottom w:val="none"/>
+              <w:right w:val="none"/>
+            </w:tcBorders>
+            <w:tcMar>
+              <w:top w:type="dxa" w:w="30"/>
+              <w:left w:type="dxa" w:w="70"/>
+              <w:bottom w:type="dxa" w:w="30"/>
+              <w:right w:type="dxa" w:w="70"/>
+            </w:tcMar>
+            <w:vAlign w:val="center"/>
+          </w:tcPr>
+          <w:p>
+            <w:pPr>
+              <w:spacing w:after="0" w:line="240"/>
+              <w:jc w:val="center"/>
+            </w:pPr>
+            <w:r>
+              <w:rPr>
+                <w:rFonts w:ascii="Times New Roman" w:cs="Times New Roman" w:eastAsia="Times New Roman" w:hAnsi="Times New Roman"/>
+                <w:color w:val="000000"/>
+                <w:sz w:val="20"/>
+                <w:szCs w:val="20"/>
+              </w:rPr>
+              <w:t xml:space="preserve">0,04</w:t>
+            </w:r>
+          </w:p>
+        </w:tc>
+        <w:tc>
+          <w:tcPr>
+            <w:tcW w:type="dxa" w:w="2000"/>
+            <w:tcBorders>
+              <w:top w:val="none"/>
+              <w:left w:val="none"/>
+              <w:bottom w:val="none"/>
+              <w:right w:val="none"/>
+            </w:tcBorders>
+            <w:tcMar>
+              <w:top w:type="dxa" w:w="30"/>
+              <w:left w:type="dxa" w:w="70"/>
+              <w:bottom w:type="dxa" w:w="30"/>
+              <w:right w:type="dxa" w:w="70"/>
+            </w:tcMar>
+            <w:vAlign w:val="center"/>
+          </w:tcPr>
+          <w:p>
+            <w:pPr>
+              <w:spacing w:after="0" w:line="240"/>
+              <w:jc w:val="center"/>
+            </w:pPr>
+            <w:r>
+              <w:rPr>
+                <w:rFonts w:ascii="Times New Roman" w:cs="Times New Roman" w:eastAsia="Times New Roman" w:hAnsi="Times New Roman"/>
+                <w:color w:val="3f3f3f"/>
+                <w:sz w:val="20"/>
+                <w:szCs w:val="20"/>
+              </w:rPr>
+              <w:t xml:space="preserve">p = 0,062</w:t>
+            </w:r>
+          </w:p>
+        </w:tc>
+        <w:tc>
+          <w:tcPr>
+            <w:tcW w:type="dxa" w:w="2000"/>
+            <w:tcBorders>
+              <w:top w:val="none"/>
+              <w:left w:val="none"/>
+              <w:bottom w:val="none"/>
+              <w:right w:val="none"/>
+            </w:tcBorders>
+            <w:tcMar>
+              <w:top w:type="dxa" w:w="30"/>
+              <w:left w:type="dxa" w:w="70"/>
+              <w:bottom w:type="dxa" w:w="30"/>
+              <w:right w:type="dxa" w:w="70"/>
+            </w:tcMar>
+            <w:vAlign w:val="center"/>
+          </w:tcPr>
+          <w:p>
+            <w:pPr>
+              <w:spacing w:after="0" w:line="240"/>
+              <w:jc w:val="center"/>
+            </w:pPr>
+            <w:r>
+              <w:rPr>
+                <w:rFonts w:ascii="Times New Roman" w:cs="Times New Roman" w:eastAsia="Times New Roman" w:hAnsi="Times New Roman"/>
+                <w:color w:val="000000"/>
+                <w:sz w:val="20"/>
+                <w:szCs w:val="20"/>
+              </w:rPr>
+              <w:t xml:space="preserve">ponto de sela</w:t>
+            </w:r>
+          </w:p>
+        </w:tc>
+        <w:tc>
+          <w:tcPr>
+            <w:tcW w:type="dxa" w:w="1500"/>
+            <w:tcBorders>
+              <w:top w:val="none"/>
+              <w:left w:val="none"/>
+              <w:bottom w:val="none"/>
+              <w:right w:val="none"/>
+            </w:tcBorders>
+            <w:tcMar>
+              <w:top w:type="dxa" w:w="30"/>
+              <w:left w:type="dxa" w:w="70"/>
+              <w:bottom w:type="dxa" w:w="30"/>
+              <w:right w:type="dxa" w:w="70"/>
+            </w:tcMar>
+            <w:vAlign w:val="center"/>
+          </w:tcPr>
+          <w:p>
+            <w:pPr>
+              <w:spacing w:after="0" w:line="240"/>
+              <w:jc w:val="center"/>
+            </w:pPr>
+            <w:r>
+              <w:rPr>
+                <w:rFonts w:ascii="Times New Roman" w:cs="Times New Roman" w:eastAsia="Times New Roman" w:hAnsi="Times New Roman"/>
+                <w:color w:val="000000"/>
+                <w:sz w:val="20"/>
+                <w:szCs w:val="20"/>
+              </w:rPr>
+              <w:t xml:space="preserve">dentro</w:t>
+            </w:r>
+          </w:p>
+        </w:tc>
+      </w:tr>
+      <w:tr>
+        <w:tc>
+          <w:tcPr>
+            <w:tcW w:type="dxa" w:w="2705"/>
+            <w:tcBorders>
+              <w:top w:val="none"/>
+              <w:left w:val="none"/>
+              <w:bottom w:val="single" w:color="000000" w:sz="6"/>
+              <w:right w:val="none"/>
+            </w:tcBorders>
+            <w:tcMar>
+              <w:top w:type="dxa" w:w="30"/>
+              <w:left w:type="dxa" w:w="70"/>
+              <w:bottom w:type="dxa" w:w="30"/>
+              <w:right w:type="dxa" w:w="70"/>
+            </w:tcMar>
+            <w:vAlign w:val="center"/>
+          </w:tcPr>
+          <w:p>
+            <w:pPr>
+              <w:spacing w:after="0" w:line="240"/>
+              <w:jc w:val="left"/>
+            </w:pPr>
+            <w:r>
+              <w:rPr>
+                <w:rFonts w:ascii="Times New Roman" w:cs="Times New Roman" w:eastAsia="Times New Roman" w:hAnsi="Times New Roman"/>
+                <w:b/>
+                <w:bCs/>
+                <w:color w:val="000000"/>
+                <w:sz w:val="20"/>
+                <w:szCs w:val="20"/>
+              </w:rPr>
+              <w:t xml:space="preserve">Sonolência (Epworth)</w:t>
+            </w:r>
+          </w:p>
+        </w:tc>
+        <w:tc>
+          <w:tcPr>
+            <w:tcW w:type="dxa" w:w="1300"/>
+            <w:tcBorders>
+              <w:top w:val="none"/>
+              <w:left w:val="none"/>
+              <w:bottom w:val="single" w:color="000000" w:sz="6"/>
+              <w:right w:val="none"/>
+            </w:tcBorders>
+            <w:tcMar>
+              <w:top w:type="dxa" w:w="30"/>
+              <w:left w:type="dxa" w:w="70"/>
+              <w:bottom w:type="dxa" w:w="30"/>
+              <w:right w:type="dxa" w:w="70"/>
+            </w:tcMar>
+            <w:vAlign w:val="center"/>
+          </w:tcPr>
+          <w:p>
+            <w:pPr>
+              <w:spacing w:after="0" w:line="240"/>
+              <w:jc w:val="center"/>
+            </w:pPr>
+            <w:r>
+              <w:rPr>
+                <w:rFonts w:ascii="Times New Roman" w:cs="Times New Roman" w:eastAsia="Times New Roman" w:hAnsi="Times New Roman"/>
+                <w:color w:val="000000"/>
+                <w:sz w:val="20"/>
+                <w:szCs w:val="20"/>
+              </w:rPr>
+              <w:t xml:space="preserve">0,03</w:t>
+            </w:r>
+          </w:p>
+        </w:tc>
+        <w:tc>
+          <w:tcPr>
+            <w:tcW w:type="dxa" w:w="2000"/>
+            <w:tcBorders>
+              <w:top w:val="none"/>
+              <w:left w:val="none"/>
+              <w:bottom w:val="single" w:color="000000" w:sz="6"/>
+              <w:right w:val="none"/>
+            </w:tcBorders>
+            <w:tcMar>
+              <w:top w:type="dxa" w:w="30"/>
+              <w:left w:type="dxa" w:w="70"/>
+              <w:bottom w:type="dxa" w:w="30"/>
+              <w:right w:type="dxa" w:w="70"/>
+            </w:tcMar>
+            <w:vAlign w:val="center"/>
+          </w:tcPr>
+          <w:p>
+            <w:pPr>
+              <w:spacing w:after="0" w:line="240"/>
+              <w:jc w:val="center"/>
+            </w:pPr>
+            <w:r>
+              <w:rPr>
+                <w:rFonts w:ascii="Times New Roman" w:cs="Times New Roman" w:eastAsia="Times New Roman" w:hAnsi="Times New Roman"/>
+                <w:color w:val="1b7a3d"/>
+                <w:sz w:val="20"/>
+                <w:szCs w:val="20"/>
+              </w:rPr>
+              <w:t xml:space="preserve">p = 0,006</w:t>
+            </w:r>
+          </w:p>
+        </w:tc>
+        <w:tc>
+          <w:tcPr>
+            <w:tcW w:type="dxa" w:w="2000"/>
+            <w:tcBorders>
+              <w:top w:val="none"/>
+              <w:left w:val="none"/>
+              <w:bottom w:val="single" w:color="000000" w:sz="6"/>
+              <w:right w:val="none"/>
+            </w:tcBorders>
+            <w:tcMar>
+              <w:top w:type="dxa" w:w="30"/>
+              <w:left w:type="dxa" w:w="70"/>
+              <w:bottom w:type="dxa" w:w="30"/>
+              <w:right w:type="dxa" w:w="70"/>
+            </w:tcMar>
+            <w:vAlign w:val="center"/>
+          </w:tcPr>
+          <w:p>
+            <w:pPr>
+              <w:spacing w:after="0" w:line="240"/>
+              <w:jc w:val="center"/>
+            </w:pPr>
+            <w:r>
+              <w:rPr>
+                <w:rFonts w:ascii="Times New Roman" w:cs="Times New Roman" w:eastAsia="Times New Roman" w:hAnsi="Times New Roman"/>
+                <w:color w:val="000000"/>
+                <w:sz w:val="20"/>
+                <w:szCs w:val="20"/>
+              </w:rPr>
+              <w:t xml:space="preserve">ponto de sela</w:t>
+            </w:r>
+          </w:p>
+        </w:tc>
+        <w:tc>
+          <w:tcPr>
+            <w:tcW w:type="dxa" w:w="1500"/>
+            <w:tcBorders>
+              <w:top w:val="none"/>
+              <w:left w:val="none"/>
+              <w:bottom w:val="single" w:color="000000" w:sz="6"/>
+              <w:right w:val="none"/>
+            </w:tcBorders>
+            <w:tcMar>
+              <w:top w:type="dxa" w:w="30"/>
+              <w:left w:type="dxa" w:w="70"/>
+              <w:bottom w:type="dxa" w:w="30"/>
+              <w:right w:type="dxa" w:w="70"/>
+            </w:tcMar>
+            <w:vAlign w:val="center"/>
+          </w:tcPr>
+          <w:p>
+            <w:pPr>
+              <w:spacing w:after="0" w:line="240"/>
+              <w:jc w:val="center"/>
+            </w:pPr>
+            <w:r>
+              <w:rPr>
+                <w:rFonts w:ascii="Times New Roman" w:cs="Times New Roman" w:eastAsia="Times New Roman" w:hAnsi="Times New Roman"/>
+                <w:color w:val="000000"/>
+                <w:sz w:val="20"/>
+                <w:szCs w:val="20"/>
+              </w:rPr>
+              <w:t xml:space="preserve">dentro</w:t>
+            </w:r>
+          </w:p>
+        </w:tc>
+      </w:tr>
+    </w:tbl>
+    <w:p>
+      <w:pPr>
+        <w:spacing w:after="180" w:before="40" w:line="240"/>
+        <w:jc w:val="left"/>
+      </w:pPr>
+      <w:r>
+        <w:rPr>
+          <w:rFonts w:ascii="Times New Roman" w:cs="Times New Roman" w:eastAsia="Times New Roman" w:hAnsi="Times New Roman"/>
+          <w:color w:val="3f3f3f"/>
+          <w:sz w:val="20"/>
+          <w:szCs w:val="20"/>
+        </w:rPr>
+        <w:t xml:space="preserve">Nota: R² marginal dos efeitos fixos; curvatura = menor valor de p entre os termos de segunda ordem; ponto estacionário classificado pela análise canônica dos autovalores da curvatura; região indica se o ponto recai dentro do espaço de carga observado. Fonte: Dados da pesquisa (2026).</w:t>
+      </w:r>
+    </w:p>
+    <w:p>
+      <w:pPr>
+        <w:spacing w:after="0" w:before="0" w:line="360" w:lineRule="auto"/>
+        <w:ind w:firstLine="709"/>
+        <w:jc w:val="both"/>
+      </w:pPr>
+      <w:r>
+        <w:rPr>
+          <w:rFonts w:ascii="Times New Roman" w:cs="Times New Roman" w:eastAsia="Times New Roman" w:hAnsi="Times New Roman"/>
+          <w:color w:val="000000"/>
+          <w:sz w:val="24"/>
+          <w:szCs w:val="24"/>
+        </w:rPr>
+        <w:t xml:space="preserve">A superfície detecta curvatura significativa no vigor, na fadiga e na sonolência, o que indica que a resposta à carga não é estritamente linear. Ainda assim, o poder explicativo permanece baixo, pois a maior parte da variância situa-se entre os atletas e não é capturada pela carga de nível do dia, e os pontos estacionários configuram-se como selas ou recaem fora da faixa de carga observada. Em termos práticos, não há no microciclo um pico nítido de carga ótima no plano da carga aguda e da cumulativa, resultado coerente com a leitura por tendência de grupo e com a recomendação de coleta da carga interna por atleta para uma dose-resposta individual.</w:t>
+      </w:r>
+    </w:p>
+    <w:p>
+      <w:pPr>
+        <w:keepNext/>
         <w:spacing w:after="140" w:before="300" w:line="360" w:lineRule="auto"/>
       </w:pPr>
       <w:r>
@@ -48865,7 +49920,3489 @@
           <w:sz w:val="24"/>
           <w:szCs w:val="24"/>
         </w:rPr>
-        <w:t xml:space="preserve">7 CONSIDERAÇÕES FINAIS</w:t>
+        <w:t xml:space="preserve">7 SÍNTESE, COMPONENTES-CHAVE E AGENDA DE PESQUISA</w:t>
+      </w:r>
+    </w:p>
+    <w:p>
+      <w:pPr>
+        <w:spacing w:after="0" w:before="0" w:line="360" w:lineRule="auto"/>
+        <w:ind w:firstLine="709"/>
+        <w:jc w:val="both"/>
+      </w:pPr>
+      <w:r>
+        <w:rPr>
+          <w:rFonts w:ascii="Times New Roman" w:cs="Times New Roman" w:eastAsia="Times New Roman" w:hAnsi="Times New Roman"/>
+          <w:color w:val="000000"/>
+          <w:sz w:val="24"/>
+          <w:szCs w:val="24"/>
+        </w:rPr>
+        <w:t xml:space="preserve">Esta seção consolida os achados em três planos, a saber, as tendências temporais do microciclo, os componentes que concentram o sinal e uma agenda de investigações futuras derivada das limitações do presente estudo.</w:t>
+      </w:r>
+    </w:p>
+    <w:p>
+      <w:pPr>
+        <w:keepNext/>
+        <w:spacing w:after="90" w:before="200" w:line="360" w:lineRule="auto"/>
+      </w:pPr>
+      <w:r>
+        <w:rPr>
+          <w:rFonts w:ascii="Times New Roman" w:cs="Times New Roman" w:eastAsia="Times New Roman" w:hAnsi="Times New Roman"/>
+          <w:b/>
+          <w:bCs/>
+          <w:color w:val="000000"/>
+          <w:sz w:val="24"/>
+          <w:szCs w:val="24"/>
+        </w:rPr>
+        <w:t xml:space="preserve">7.1 Mapa de tendências</w:t>
+      </w:r>
+    </w:p>
+    <w:p>
+      <w:pPr>
+        <w:spacing w:after="0" w:before="0" w:line="360" w:lineRule="auto"/>
+        <w:ind w:firstLine="709"/>
+        <w:jc w:val="both"/>
+      </w:pPr>
+      <w:r>
+        <w:rPr>
+          <w:rFonts w:ascii="Times New Roman" w:cs="Times New Roman" w:eastAsia="Times New Roman" w:hAnsi="Times New Roman"/>
+          <w:color w:val="000000"/>
+          <w:sz w:val="24"/>
+          <w:szCs w:val="24"/>
+        </w:rPr>
+        <w:t xml:space="preserve">As tendências centrais organizam-se em torno de um eixo energético em deterioração e de um eixo afetivo sensível ao tipo de estímulo. A Figura 18 ordena as dimensões pelo tamanho de efeito do primeiro ao último dia, e a Tabela 29 resume a direção e a confiabilidade de cada tendência.</w:t>
+      </w:r>
+    </w:p>
+    <w:p>
+      <w:pPr>
+        <w:keepNext/>
+        <w:spacing w:after="40" w:before="160" w:line="240"/>
+        <w:jc w:val="center"/>
+      </w:pPr>
+      <w:r>
+        <w:rPr>
+          <w:rFonts w:ascii="Times New Roman" w:cs="Times New Roman" w:eastAsia="Times New Roman" w:hAnsi="Times New Roman"/>
+          <w:b/>
+          <w:bCs/>
+          <w:color w:val="000000"/>
+          <w:sz w:val="20"/>
+          <w:szCs w:val="20"/>
+        </w:rPr>
+        <w:t xml:space="preserve">Figura 18</w:t>
+      </w:r>
+      <w:r>
+        <w:rPr>
+          <w:rFonts w:ascii="Times New Roman" w:cs="Times New Roman" w:eastAsia="Times New Roman" w:hAnsi="Times New Roman"/>
+          <w:color w:val="000000"/>
+          <w:sz w:val="20"/>
+          <w:szCs w:val="20"/>
+        </w:rPr>
+        <w:t xml:space="preserve"> – Tendências do microciclo: tamanho de efeito (dz) por dimensão, do primeiro ao último dia</w:t>
+      </w:r>
+    </w:p>
+    <w:p>
+      <w:pPr>
+        <w:spacing w:after="0" w:before="40"/>
+        <w:jc w:val="center"/>
+      </w:pPr>
+      <w:r>
+        <w:drawing>
+          <wp:inline distT="0" distB="0" distL="0" distR="0">
+            <wp:extent cx="5334000" cy="3133725"/>
+            <wp:effectExtent t="0" r="0" b="0" l="0"/>
+            <wp:docPr id="1" name="" descr="" title=""/>
+            <wp:cNvGraphicFramePr>
+              <a:graphicFrameLocks xmlns:a="http://schemas.openxmlformats.org/drawingml/2006/main" noChangeAspect="1"/>
+            </wp:cNvGraphicFramePr>
+            <a:graphic xmlns:a="http://schemas.openxmlformats.org/drawingml/2006/main">
+              <a:graphicData uri="http://schemas.openxmlformats.org/drawingml/2006/picture">
+                <pic:pic xmlns:pic="http://schemas.openxmlformats.org/drawingml/2006/picture">
+                  <pic:nvPicPr>
+                    <pic:cNvPr id="0" name="" descr=""/>
+                    <pic:cNvPicPr>
+                      <a:picLocks noChangeAspect="1" noChangeArrowheads="1"/>
+                    </pic:cNvPicPr>
+                  </pic:nvPicPr>
+                  <pic:blipFill>
+                    <a:blip r:embed="rId25" cstate="none"/>
+                    <a:srcRect/>
+                    <a:stretch>
+                      <a:fillRect/>
+                    </a:stretch>
+                  </pic:blipFill>
+                  <pic:spPr bwMode="auto">
+                    <a:xfrm>
+                      <a:off x="0" y="0"/>
+                      <a:ext cx="5334000" cy="3133725"/>
+                    </a:xfrm>
+                    <a:prstGeom prst="rect">
+                      <a:avLst/>
+                    </a:prstGeom>
+                  </pic:spPr>
+                </pic:pic>
+              </a:graphicData>
+            </a:graphic>
+          </wp:inline>
+        </w:drawing>
+      </w:r>
+    </w:p>
+    <w:p>
+      <w:pPr>
+        <w:spacing w:after="180" w:before="40" w:line="240"/>
+        <w:jc w:val="center"/>
+      </w:pPr>
+      <w:r>
+        <w:rPr>
+          <w:rFonts w:ascii="Times New Roman" w:cs="Times New Roman" w:eastAsia="Times New Roman" w:hAnsi="Times New Roman"/>
+          <w:color w:val="3f3f3f"/>
+          <w:sz w:val="20"/>
+          <w:szCs w:val="20"/>
+        </w:rPr>
+        <w:t xml:space="preserve">Fonte: Elaborado pelos autores (2026).</w:t>
+      </w:r>
+    </w:p>
+    <w:p>
+      <w:pPr>
+        <w:keepNext/>
+        <w:spacing w:after="40" w:before="160" w:line="240"/>
+        <w:jc w:val="left"/>
+      </w:pPr>
+      <w:r>
+        <w:rPr>
+          <w:rFonts w:ascii="Times New Roman" w:cs="Times New Roman" w:eastAsia="Times New Roman" w:hAnsi="Times New Roman"/>
+          <w:b/>
+          <w:bCs/>
+          <w:color w:val="000000"/>
+          <w:sz w:val="20"/>
+          <w:szCs w:val="20"/>
+        </w:rPr>
+        <w:t xml:space="preserve">Tabela 29</w:t>
+      </w:r>
+      <w:r>
+        <w:rPr>
+          <w:rFonts w:ascii="Times New Roman" w:cs="Times New Roman" w:eastAsia="Times New Roman" w:hAnsi="Times New Roman"/>
+          <w:color w:val="000000"/>
+          <w:sz w:val="20"/>
+          <w:szCs w:val="20"/>
+        </w:rPr>
+        <w:t xml:space="preserve"> – Direção e confiabilidade das tendências</w:t>
+      </w:r>
+    </w:p>
+    <w:tbl>
+      <w:tblPr>
+        <w:tblW w:type="dxa" w:w="9505"/>
+        <w:tblBorders>
+          <w:top w:val="single" w:color="000000" w:sz="6"/>
+          <w:left w:val="none"/>
+          <w:bottom w:val="single" w:color="000000" w:sz="6"/>
+          <w:right w:val="none"/>
+          <w:insideH w:val="none"/>
+          <w:insideV w:val="none"/>
+        </w:tblBorders>
+      </w:tblPr>
+      <w:tblGrid>
+        <w:gridCol w:w="2705"/>
+        <w:gridCol w:w="2300"/>
+        <w:gridCol w:w="2500"/>
+        <w:gridCol w:w="2000"/>
+      </w:tblGrid>
+      <w:tr>
+        <w:trPr>
+          <w:tblHeader/>
+        </w:trPr>
+        <w:tc>
+          <w:tcPr>
+            <w:tcW w:type="dxa" w:w="2705"/>
+            <w:tcBorders>
+              <w:top w:val="single" w:color="000000" w:sz="6"/>
+              <w:left w:val="none"/>
+              <w:bottom w:val="single" w:color="000000" w:sz="6"/>
+              <w:right w:val="none"/>
+            </w:tcBorders>
+            <w:tcMar>
+              <w:top w:type="dxa" w:w="40"/>
+              <w:left w:type="dxa" w:w="70"/>
+              <w:bottom w:type="dxa" w:w="40"/>
+              <w:right w:type="dxa" w:w="70"/>
+            </w:tcMar>
+            <w:vAlign w:val="center"/>
+          </w:tcPr>
+          <w:p>
+            <w:pPr>
+              <w:spacing w:after="0" w:line="240"/>
+              <w:jc w:val="left"/>
+            </w:pPr>
+            <w:r>
+              <w:rPr>
+                <w:rFonts w:ascii="Times New Roman" w:cs="Times New Roman" w:eastAsia="Times New Roman" w:hAnsi="Times New Roman"/>
+                <w:b/>
+                <w:bCs/>
+                <w:color w:val="000000"/>
+                <w:sz w:val="20"/>
+                <w:szCs w:val="20"/>
+              </w:rPr>
+              <w:t xml:space="preserve">Tendência</w:t>
+            </w:r>
+          </w:p>
+        </w:tc>
+        <w:tc>
+          <w:tcPr>
+            <w:tcW w:type="dxa" w:w="2300"/>
+            <w:tcBorders>
+              <w:top w:val="single" w:color="000000" w:sz="6"/>
+              <w:left w:val="none"/>
+              <w:bottom w:val="single" w:color="000000" w:sz="6"/>
+              <w:right w:val="none"/>
+            </w:tcBorders>
+            <w:tcMar>
+              <w:top w:type="dxa" w:w="40"/>
+              <w:left w:type="dxa" w:w="70"/>
+              <w:bottom w:type="dxa" w:w="40"/>
+              <w:right w:type="dxa" w:w="70"/>
+            </w:tcMar>
+            <w:vAlign w:val="center"/>
+          </w:tcPr>
+          <w:p>
+            <w:pPr>
+              <w:spacing w:after="0" w:line="240"/>
+              <w:jc w:val="left"/>
+            </w:pPr>
+            <w:r>
+              <w:rPr>
+                <w:rFonts w:ascii="Times New Roman" w:cs="Times New Roman" w:eastAsia="Times New Roman" w:hAnsi="Times New Roman"/>
+                <w:b/>
+                <w:bCs/>
+                <w:color w:val="000000"/>
+                <w:sz w:val="20"/>
+                <w:szCs w:val="20"/>
+              </w:rPr>
+              <w:t xml:space="preserve">Direção</w:t>
+            </w:r>
+          </w:p>
+        </w:tc>
+        <w:tc>
+          <w:tcPr>
+            <w:tcW w:type="dxa" w:w="2500"/>
+            <w:tcBorders>
+              <w:top w:val="single" w:color="000000" w:sz="6"/>
+              <w:left w:val="none"/>
+              <w:bottom w:val="single" w:color="000000" w:sz="6"/>
+              <w:right w:val="none"/>
+            </w:tcBorders>
+            <w:tcMar>
+              <w:top w:type="dxa" w:w="40"/>
+              <w:left w:type="dxa" w:w="70"/>
+              <w:bottom w:type="dxa" w:w="40"/>
+              <w:right w:type="dxa" w:w="70"/>
+            </w:tcMar>
+            <w:vAlign w:val="center"/>
+          </w:tcPr>
+          <w:p>
+            <w:pPr>
+              <w:spacing w:after="0" w:line="240"/>
+              <w:jc w:val="center"/>
+            </w:pPr>
+            <w:r>
+              <w:rPr>
+                <w:rFonts w:ascii="Times New Roman" w:cs="Times New Roman" w:eastAsia="Times New Roman" w:hAnsi="Times New Roman"/>
+                <w:b/>
+                <w:bCs/>
+                <w:color w:val="000000"/>
+                <w:sz w:val="20"/>
+                <w:szCs w:val="20"/>
+              </w:rPr>
+              <w:t xml:space="preserve">Evidência</w:t>
+            </w:r>
+          </w:p>
+        </w:tc>
+        <w:tc>
+          <w:tcPr>
+            <w:tcW w:type="dxa" w:w="2000"/>
+            <w:tcBorders>
+              <w:top w:val="single" w:color="000000" w:sz="6"/>
+              <w:left w:val="none"/>
+              <w:bottom w:val="single" w:color="000000" w:sz="6"/>
+              <w:right w:val="none"/>
+            </w:tcBorders>
+            <w:tcMar>
+              <w:top w:type="dxa" w:w="40"/>
+              <w:left w:type="dxa" w:w="70"/>
+              <w:bottom w:type="dxa" w:w="40"/>
+              <w:right w:type="dxa" w:w="70"/>
+            </w:tcMar>
+            <w:vAlign w:val="center"/>
+          </w:tcPr>
+          <w:p>
+            <w:pPr>
+              <w:spacing w:after="0" w:line="240"/>
+              <w:jc w:val="center"/>
+            </w:pPr>
+            <w:r>
+              <w:rPr>
+                <w:rFonts w:ascii="Times New Roman" w:cs="Times New Roman" w:eastAsia="Times New Roman" w:hAnsi="Times New Roman"/>
+                <w:b/>
+                <w:bCs/>
+                <w:color w:val="000000"/>
+                <w:sz w:val="20"/>
+                <w:szCs w:val="20"/>
+              </w:rPr>
+              <w:t xml:space="preserve">Confiança</w:t>
+            </w:r>
+          </w:p>
+        </w:tc>
+      </w:tr>
+      <w:tr>
+        <w:tc>
+          <w:tcPr>
+            <w:tcW w:type="dxa" w:w="2705"/>
+            <w:tcBorders>
+              <w:top w:val="none"/>
+              <w:left w:val="none"/>
+              <w:bottom w:val="none"/>
+              <w:right w:val="none"/>
+            </w:tcBorders>
+            <w:tcMar>
+              <w:top w:type="dxa" w:w="30"/>
+              <w:left w:type="dxa" w:w="70"/>
+              <w:bottom w:type="dxa" w:w="30"/>
+              <w:right w:type="dxa" w:w="70"/>
+            </w:tcMar>
+            <w:vAlign w:val="center"/>
+          </w:tcPr>
+          <w:p>
+            <w:pPr>
+              <w:spacing w:after="0" w:line="240"/>
+              <w:jc w:val="left"/>
+            </w:pPr>
+            <w:r>
+              <w:rPr>
+                <w:rFonts w:ascii="Times New Roman" w:cs="Times New Roman" w:eastAsia="Times New Roman" w:hAnsi="Times New Roman"/>
+                <w:b/>
+                <w:bCs/>
+                <w:color w:val="000000"/>
+                <w:sz w:val="20"/>
+                <w:szCs w:val="20"/>
+              </w:rPr>
+              <w:t xml:space="preserve">Eixo energético</w:t>
+            </w:r>
+          </w:p>
+        </w:tc>
+        <w:tc>
+          <w:tcPr>
+            <w:tcW w:type="dxa" w:w="2300"/>
+            <w:tcBorders>
+              <w:top w:val="none"/>
+              <w:left w:val="none"/>
+              <w:bottom w:val="none"/>
+              <w:right w:val="none"/>
+            </w:tcBorders>
+            <w:tcMar>
+              <w:top w:type="dxa" w:w="30"/>
+              <w:left w:type="dxa" w:w="70"/>
+              <w:bottom w:type="dxa" w:w="30"/>
+              <w:right w:type="dxa" w:w="70"/>
+            </w:tcMar>
+            <w:vAlign w:val="center"/>
+          </w:tcPr>
+          <w:p>
+            <w:pPr>
+              <w:spacing w:after="0" w:line="240"/>
+              <w:jc w:val="left"/>
+            </w:pPr>
+            <w:r>
+              <w:rPr>
+                <w:rFonts w:ascii="Times New Roman" w:cs="Times New Roman" w:eastAsia="Times New Roman" w:hAnsi="Times New Roman"/>
+                <w:color w:val="000000"/>
+                <w:sz w:val="20"/>
+                <w:szCs w:val="20"/>
+              </w:rPr>
+              <w:t xml:space="preserve">Vigor cai, fadiga sobe</w:t>
+            </w:r>
+          </w:p>
+        </w:tc>
+        <w:tc>
+          <w:tcPr>
+            <w:tcW w:type="dxa" w:w="2500"/>
+            <w:tcBorders>
+              <w:top w:val="none"/>
+              <w:left w:val="none"/>
+              <w:bottom w:val="none"/>
+              <w:right w:val="none"/>
+            </w:tcBorders>
+            <w:tcMar>
+              <w:top w:type="dxa" w:w="30"/>
+              <w:left w:type="dxa" w:w="70"/>
+              <w:bottom w:type="dxa" w:w="30"/>
+              <w:right w:type="dxa" w:w="70"/>
+            </w:tcMar>
+            <w:vAlign w:val="center"/>
+          </w:tcPr>
+          <w:p>
+            <w:pPr>
+              <w:spacing w:after="0" w:line="240"/>
+              <w:jc w:val="center"/>
+            </w:pPr>
+            <w:r>
+              <w:rPr>
+                <w:rFonts w:ascii="Times New Roman" w:cs="Times New Roman" w:eastAsia="Times New Roman" w:hAnsi="Times New Roman"/>
+                <w:color w:val="000000"/>
+                <w:sz w:val="20"/>
+                <w:szCs w:val="20"/>
+              </w:rPr>
+              <w:t xml:space="preserve">dz -0,95 e +0,72</w:t>
+            </w:r>
+          </w:p>
+        </w:tc>
+        <w:tc>
+          <w:tcPr>
+            <w:tcW w:type="dxa" w:w="2000"/>
+            <w:tcBorders>
+              <w:top w:val="none"/>
+              <w:left w:val="none"/>
+              <w:bottom w:val="none"/>
+              <w:right w:val="none"/>
+            </w:tcBorders>
+            <w:tcMar>
+              <w:top w:type="dxa" w:w="30"/>
+              <w:left w:type="dxa" w:w="70"/>
+              <w:bottom w:type="dxa" w:w="30"/>
+              <w:right w:type="dxa" w:w="70"/>
+            </w:tcMar>
+            <w:vAlign w:val="center"/>
+          </w:tcPr>
+          <w:p>
+            <w:pPr>
+              <w:spacing w:after="0" w:line="240"/>
+              <w:jc w:val="center"/>
+            </w:pPr>
+            <w:r>
+              <w:rPr>
+                <w:rFonts w:ascii="Times New Roman" w:cs="Times New Roman" w:eastAsia="Times New Roman" w:hAnsi="Times New Roman"/>
+                <w:color w:val="1b7a3d"/>
+                <w:sz w:val="20"/>
+                <w:szCs w:val="20"/>
+              </w:rPr>
+              <w:t xml:space="preserve">robusto</w:t>
+            </w:r>
+          </w:p>
+        </w:tc>
+      </w:tr>
+      <w:tr>
+        <w:tc>
+          <w:tcPr>
+            <w:tcW w:type="dxa" w:w="2705"/>
+            <w:tcBorders>
+              <w:top w:val="none"/>
+              <w:left w:val="none"/>
+              <w:bottom w:val="none"/>
+              <w:right w:val="none"/>
+            </w:tcBorders>
+            <w:tcMar>
+              <w:top w:type="dxa" w:w="30"/>
+              <w:left w:type="dxa" w:w="70"/>
+              <w:bottom w:type="dxa" w:w="30"/>
+              <w:right w:type="dxa" w:w="70"/>
+            </w:tcMar>
+            <w:vAlign w:val="center"/>
+          </w:tcPr>
+          <w:p>
+            <w:pPr>
+              <w:spacing w:after="0" w:line="240"/>
+              <w:jc w:val="left"/>
+            </w:pPr>
+            <w:r>
+              <w:rPr>
+                <w:rFonts w:ascii="Times New Roman" w:cs="Times New Roman" w:eastAsia="Times New Roman" w:hAnsi="Times New Roman"/>
+                <w:b/>
+                <w:bCs/>
+                <w:color w:val="000000"/>
+                <w:sz w:val="20"/>
+                <w:szCs w:val="20"/>
+              </w:rPr>
+              <w:t xml:space="preserve">Sonolência (Epworth)</w:t>
+            </w:r>
+          </w:p>
+        </w:tc>
+        <w:tc>
+          <w:tcPr>
+            <w:tcW w:type="dxa" w:w="2300"/>
+            <w:tcBorders>
+              <w:top w:val="none"/>
+              <w:left w:val="none"/>
+              <w:bottom w:val="none"/>
+              <w:right w:val="none"/>
+            </w:tcBorders>
+            <w:tcMar>
+              <w:top w:type="dxa" w:w="30"/>
+              <w:left w:type="dxa" w:w="70"/>
+              <w:bottom w:type="dxa" w:w="30"/>
+              <w:right w:type="dxa" w:w="70"/>
+            </w:tcMar>
+            <w:vAlign w:val="center"/>
+          </w:tcPr>
+          <w:p>
+            <w:pPr>
+              <w:spacing w:after="0" w:line="240"/>
+              <w:jc w:val="left"/>
+            </w:pPr>
+            <w:r>
+              <w:rPr>
+                <w:rFonts w:ascii="Times New Roman" w:cs="Times New Roman" w:eastAsia="Times New Roman" w:hAnsi="Times New Roman"/>
+                <w:color w:val="000000"/>
+                <w:sz w:val="20"/>
+                <w:szCs w:val="20"/>
+              </w:rPr>
+              <w:t xml:space="preserve">sobe</w:t>
+            </w:r>
+          </w:p>
+        </w:tc>
+        <w:tc>
+          <w:tcPr>
+            <w:tcW w:type="dxa" w:w="2500"/>
+            <w:tcBorders>
+              <w:top w:val="none"/>
+              <w:left w:val="none"/>
+              <w:bottom w:val="none"/>
+              <w:right w:val="none"/>
+            </w:tcBorders>
+            <w:tcMar>
+              <w:top w:type="dxa" w:w="30"/>
+              <w:left w:type="dxa" w:w="70"/>
+              <w:bottom w:type="dxa" w:w="30"/>
+              <w:right w:type="dxa" w:w="70"/>
+            </w:tcMar>
+            <w:vAlign w:val="center"/>
+          </w:tcPr>
+          <w:p>
+            <w:pPr>
+              <w:spacing w:after="0" w:line="240"/>
+              <w:jc w:val="center"/>
+            </w:pPr>
+            <w:r>
+              <w:rPr>
+                <w:rFonts w:ascii="Times New Roman" w:cs="Times New Roman" w:eastAsia="Times New Roman" w:hAnsi="Times New Roman"/>
+                <w:color w:val="000000"/>
+                <w:sz w:val="20"/>
+                <w:szCs w:val="20"/>
+              </w:rPr>
+              <w:t xml:space="preserve">dz +0,58; p = 0,019</w:t>
+            </w:r>
+          </w:p>
+        </w:tc>
+        <w:tc>
+          <w:tcPr>
+            <w:tcW w:type="dxa" w:w="2000"/>
+            <w:tcBorders>
+              <w:top w:val="none"/>
+              <w:left w:val="none"/>
+              <w:bottom w:val="none"/>
+              <w:right w:val="none"/>
+            </w:tcBorders>
+            <w:tcMar>
+              <w:top w:type="dxa" w:w="30"/>
+              <w:left w:type="dxa" w:w="70"/>
+              <w:bottom w:type="dxa" w:w="30"/>
+              <w:right w:type="dxa" w:w="70"/>
+            </w:tcMar>
+            <w:vAlign w:val="center"/>
+          </w:tcPr>
+          <w:p>
+            <w:pPr>
+              <w:spacing w:after="0" w:line="240"/>
+              <w:jc w:val="center"/>
+            </w:pPr>
+            <w:r>
+              <w:rPr>
+                <w:rFonts w:ascii="Times New Roman" w:cs="Times New Roman" w:eastAsia="Times New Roman" w:hAnsi="Times New Roman"/>
+                <w:color w:val="3f3f3f"/>
+                <w:sz w:val="20"/>
+                <w:szCs w:val="20"/>
+              </w:rPr>
+              <w:t xml:space="preserve">moderado</w:t>
+            </w:r>
+          </w:p>
+        </w:tc>
+      </w:tr>
+      <w:tr>
+        <w:tc>
+          <w:tcPr>
+            <w:tcW w:type="dxa" w:w="2705"/>
+            <w:tcBorders>
+              <w:top w:val="none"/>
+              <w:left w:val="none"/>
+              <w:bottom w:val="none"/>
+              <w:right w:val="none"/>
+            </w:tcBorders>
+            <w:tcMar>
+              <w:top w:type="dxa" w:w="30"/>
+              <w:left w:type="dxa" w:w="70"/>
+              <w:bottom w:type="dxa" w:w="30"/>
+              <w:right w:type="dxa" w:w="70"/>
+            </w:tcMar>
+            <w:vAlign w:val="center"/>
+          </w:tcPr>
+          <w:p>
+            <w:pPr>
+              <w:spacing w:after="0" w:line="240"/>
+              <w:jc w:val="left"/>
+            </w:pPr>
+            <w:r>
+              <w:rPr>
+                <w:rFonts w:ascii="Times New Roman" w:cs="Times New Roman" w:eastAsia="Times New Roman" w:hAnsi="Times New Roman"/>
+                <w:b/>
+                <w:bCs/>
+                <w:color w:val="000000"/>
+                <w:sz w:val="20"/>
+                <w:szCs w:val="20"/>
+              </w:rPr>
+              <w:t xml:space="preserve">Recuperação (TQR)</w:t>
+            </w:r>
+          </w:p>
+        </w:tc>
+        <w:tc>
+          <w:tcPr>
+            <w:tcW w:type="dxa" w:w="2300"/>
+            <w:tcBorders>
+              <w:top w:val="none"/>
+              <w:left w:val="none"/>
+              <w:bottom w:val="none"/>
+              <w:right w:val="none"/>
+            </w:tcBorders>
+            <w:tcMar>
+              <w:top w:type="dxa" w:w="30"/>
+              <w:left w:type="dxa" w:w="70"/>
+              <w:bottom w:type="dxa" w:w="30"/>
+              <w:right w:type="dxa" w:w="70"/>
+            </w:tcMar>
+            <w:vAlign w:val="center"/>
+          </w:tcPr>
+          <w:p>
+            <w:pPr>
+              <w:spacing w:after="0" w:line="240"/>
+              <w:jc w:val="left"/>
+            </w:pPr>
+            <w:r>
+              <w:rPr>
+                <w:rFonts w:ascii="Times New Roman" w:cs="Times New Roman" w:eastAsia="Times New Roman" w:hAnsi="Times New Roman"/>
+                <w:color w:val="000000"/>
+                <w:sz w:val="20"/>
+                <w:szCs w:val="20"/>
+              </w:rPr>
+              <w:t xml:space="preserve">cai abaixo da meta</w:t>
+            </w:r>
+          </w:p>
+        </w:tc>
+        <w:tc>
+          <w:tcPr>
+            <w:tcW w:type="dxa" w:w="2500"/>
+            <w:tcBorders>
+              <w:top w:val="none"/>
+              <w:left w:val="none"/>
+              <w:bottom w:val="none"/>
+              <w:right w:val="none"/>
+            </w:tcBorders>
+            <w:tcMar>
+              <w:top w:type="dxa" w:w="30"/>
+              <w:left w:type="dxa" w:w="70"/>
+              <w:bottom w:type="dxa" w:w="30"/>
+              <w:right w:type="dxa" w:w="70"/>
+            </w:tcMar>
+            <w:vAlign w:val="center"/>
+          </w:tcPr>
+          <w:p>
+            <w:pPr>
+              <w:spacing w:after="0" w:line="240"/>
+              <w:jc w:val="center"/>
+            </w:pPr>
+            <w:r>
+              <w:rPr>
+                <w:rFonts w:ascii="Times New Roman" w:cs="Times New Roman" w:eastAsia="Times New Roman" w:hAnsi="Times New Roman"/>
+                <w:color w:val="000000"/>
+                <w:sz w:val="20"/>
+                <w:szCs w:val="20"/>
+              </w:rPr>
+              <w:t xml:space="preserve">13,5 para 9,0 (meta 13)</w:t>
+            </w:r>
+          </w:p>
+        </w:tc>
+        <w:tc>
+          <w:tcPr>
+            <w:tcW w:type="dxa" w:w="2000"/>
+            <w:tcBorders>
+              <w:top w:val="none"/>
+              <w:left w:val="none"/>
+              <w:bottom w:val="none"/>
+              <w:right w:val="none"/>
+            </w:tcBorders>
+            <w:tcMar>
+              <w:top w:type="dxa" w:w="30"/>
+              <w:left w:type="dxa" w:w="70"/>
+              <w:bottom w:type="dxa" w:w="30"/>
+              <w:right w:type="dxa" w:w="70"/>
+            </w:tcMar>
+            <w:vAlign w:val="center"/>
+          </w:tcPr>
+          <w:p>
+            <w:pPr>
+              <w:spacing w:after="0" w:line="240"/>
+              <w:jc w:val="center"/>
+            </w:pPr>
+            <w:r>
+              <w:rPr>
+                <w:rFonts w:ascii="Times New Roman" w:cs="Times New Roman" w:eastAsia="Times New Roman" w:hAnsi="Times New Roman"/>
+                <w:color w:val="3f3f3f"/>
+                <w:sz w:val="20"/>
+                <w:szCs w:val="20"/>
+              </w:rPr>
+              <w:t xml:space="preserve">moderado</w:t>
+            </w:r>
+          </w:p>
+        </w:tc>
+      </w:tr>
+      <w:tr>
+        <w:tc>
+          <w:tcPr>
+            <w:tcW w:type="dxa" w:w="2705"/>
+            <w:tcBorders>
+              <w:top w:val="none"/>
+              <w:left w:val="none"/>
+              <w:bottom w:val="none"/>
+              <w:right w:val="none"/>
+            </w:tcBorders>
+            <w:tcMar>
+              <w:top w:type="dxa" w:w="30"/>
+              <w:left w:type="dxa" w:w="70"/>
+              <w:bottom w:type="dxa" w:w="30"/>
+              <w:right w:type="dxa" w:w="70"/>
+            </w:tcMar>
+            <w:vAlign w:val="center"/>
+          </w:tcPr>
+          <w:p>
+            <w:pPr>
+              <w:spacing w:after="0" w:line="240"/>
+              <w:jc w:val="left"/>
+            </w:pPr>
+            <w:r>
+              <w:rPr>
+                <w:rFonts w:ascii="Times New Roman" w:cs="Times New Roman" w:eastAsia="Times New Roman" w:hAnsi="Times New Roman"/>
+                <w:b/>
+                <w:bCs/>
+                <w:color w:val="000000"/>
+                <w:sz w:val="20"/>
+                <w:szCs w:val="20"/>
+              </w:rPr>
+              <w:t xml:space="preserve">Afeto (negativas)</w:t>
+            </w:r>
+          </w:p>
+        </w:tc>
+        <w:tc>
+          <w:tcPr>
+            <w:tcW w:type="dxa" w:w="2300"/>
+            <w:tcBorders>
+              <w:top w:val="none"/>
+              <w:left w:val="none"/>
+              <w:bottom w:val="none"/>
+              <w:right w:val="none"/>
+            </w:tcBorders>
+            <w:tcMar>
+              <w:top w:type="dxa" w:w="30"/>
+              <w:left w:type="dxa" w:w="70"/>
+              <w:bottom w:type="dxa" w:w="30"/>
+              <w:right w:type="dxa" w:w="70"/>
+            </w:tcMar>
+            <w:vAlign w:val="center"/>
+          </w:tcPr>
+          <w:p>
+            <w:pPr>
+              <w:spacing w:after="0" w:line="240"/>
+              <w:jc w:val="left"/>
+            </w:pPr>
+            <w:r>
+              <w:rPr>
+                <w:rFonts w:ascii="Times New Roman" w:cs="Times New Roman" w:eastAsia="Times New Roman" w:hAnsi="Times New Roman"/>
+                <w:color w:val="000000"/>
+                <w:sz w:val="20"/>
+                <w:szCs w:val="20"/>
+              </w:rPr>
+              <w:t xml:space="preserve">específico do estímulo</w:t>
+            </w:r>
+          </w:p>
+        </w:tc>
+        <w:tc>
+          <w:tcPr>
+            <w:tcW w:type="dxa" w:w="2500"/>
+            <w:tcBorders>
+              <w:top w:val="none"/>
+              <w:left w:val="none"/>
+              <w:bottom w:val="none"/>
+              <w:right w:val="none"/>
+            </w:tcBorders>
+            <w:tcMar>
+              <w:top w:type="dxa" w:w="30"/>
+              <w:left w:type="dxa" w:w="70"/>
+              <w:bottom w:type="dxa" w:w="30"/>
+              <w:right w:type="dxa" w:w="70"/>
+            </w:tcMar>
+            <w:vAlign w:val="center"/>
+          </w:tcPr>
+          <w:p>
+            <w:pPr>
+              <w:spacing w:after="0" w:line="240"/>
+              <w:jc w:val="center"/>
+            </w:pPr>
+            <w:r>
+              <w:rPr>
+                <w:rFonts w:ascii="Times New Roman" w:cs="Times New Roman" w:eastAsia="Times New Roman" w:hAnsi="Times New Roman"/>
+                <w:color w:val="000000"/>
+                <w:sz w:val="20"/>
+                <w:szCs w:val="20"/>
+              </w:rPr>
+              <w:t xml:space="preserve">jogo protetor, dz -0,48</w:t>
+            </w:r>
+          </w:p>
+        </w:tc>
+        <w:tc>
+          <w:tcPr>
+            <w:tcW w:type="dxa" w:w="2000"/>
+            <w:tcBorders>
+              <w:top w:val="none"/>
+              <w:left w:val="none"/>
+              <w:bottom w:val="none"/>
+              <w:right w:val="none"/>
+            </w:tcBorders>
+            <w:tcMar>
+              <w:top w:type="dxa" w:w="30"/>
+              <w:left w:type="dxa" w:w="70"/>
+              <w:bottom w:type="dxa" w:w="30"/>
+              <w:right w:type="dxa" w:w="70"/>
+            </w:tcMar>
+            <w:vAlign w:val="center"/>
+          </w:tcPr>
+          <w:p>
+            <w:pPr>
+              <w:spacing w:after="0" w:line="240"/>
+              <w:jc w:val="center"/>
+            </w:pPr>
+            <w:r>
+              <w:rPr>
+                <w:rFonts w:ascii="Times New Roman" w:cs="Times New Roman" w:eastAsia="Times New Roman" w:hAnsi="Times New Roman"/>
+                <w:color w:val="3f3f3f"/>
+                <w:sz w:val="20"/>
+                <w:szCs w:val="20"/>
+              </w:rPr>
+              <w:t xml:space="preserve">moderado</w:t>
+            </w:r>
+          </w:p>
+        </w:tc>
+      </w:tr>
+      <w:tr>
+        <w:tc>
+          <w:tcPr>
+            <w:tcW w:type="dxa" w:w="2705"/>
+            <w:tcBorders>
+              <w:top w:val="none"/>
+              <w:left w:val="none"/>
+              <w:bottom w:val="none"/>
+              <w:right w:val="none"/>
+            </w:tcBorders>
+            <w:tcMar>
+              <w:top w:type="dxa" w:w="30"/>
+              <w:left w:type="dxa" w:w="70"/>
+              <w:bottom w:type="dxa" w:w="30"/>
+              <w:right w:type="dxa" w:w="70"/>
+            </w:tcMar>
+            <w:vAlign w:val="center"/>
+          </w:tcPr>
+          <w:p>
+            <w:pPr>
+              <w:spacing w:after="0" w:line="240"/>
+              <w:jc w:val="left"/>
+            </w:pPr>
+            <w:r>
+              <w:rPr>
+                <w:rFonts w:ascii="Times New Roman" w:cs="Times New Roman" w:eastAsia="Times New Roman" w:hAnsi="Times New Roman"/>
+                <w:b/>
+                <w:bCs/>
+                <w:color w:val="000000"/>
+                <w:sz w:val="20"/>
+                <w:szCs w:val="20"/>
+              </w:rPr>
+              <w:t xml:space="preserve">Estresse (PSS)</w:t>
+            </w:r>
+          </w:p>
+        </w:tc>
+        <w:tc>
+          <w:tcPr>
+            <w:tcW w:type="dxa" w:w="2300"/>
+            <w:tcBorders>
+              <w:top w:val="none"/>
+              <w:left w:val="none"/>
+              <w:bottom w:val="none"/>
+              <w:right w:val="none"/>
+            </w:tcBorders>
+            <w:tcMar>
+              <w:top w:type="dxa" w:w="30"/>
+              <w:left w:type="dxa" w:w="70"/>
+              <w:bottom w:type="dxa" w:w="30"/>
+              <w:right w:type="dxa" w:w="70"/>
+            </w:tcMar>
+            <w:vAlign w:val="center"/>
+          </w:tcPr>
+          <w:p>
+            <w:pPr>
+              <w:spacing w:after="0" w:line="240"/>
+              <w:jc w:val="left"/>
+            </w:pPr>
+            <w:r>
+              <w:rPr>
+                <w:rFonts w:ascii="Times New Roman" w:cs="Times New Roman" w:eastAsia="Times New Roman" w:hAnsi="Times New Roman"/>
+                <w:color w:val="000000"/>
+                <w:sz w:val="20"/>
+                <w:szCs w:val="20"/>
+              </w:rPr>
+              <w:t xml:space="preserve">estável</w:t>
+            </w:r>
+          </w:p>
+        </w:tc>
+        <w:tc>
+          <w:tcPr>
+            <w:tcW w:type="dxa" w:w="2500"/>
+            <w:tcBorders>
+              <w:top w:val="none"/>
+              <w:left w:val="none"/>
+              <w:bottom w:val="none"/>
+              <w:right w:val="none"/>
+            </w:tcBorders>
+            <w:tcMar>
+              <w:top w:type="dxa" w:w="30"/>
+              <w:left w:type="dxa" w:w="70"/>
+              <w:bottom w:type="dxa" w:w="30"/>
+              <w:right w:type="dxa" w:w="70"/>
+            </w:tcMar>
+            <w:vAlign w:val="center"/>
+          </w:tcPr>
+          <w:p>
+            <w:pPr>
+              <w:spacing w:after="0" w:line="240"/>
+              <w:jc w:val="center"/>
+            </w:pPr>
+            <w:r>
+              <w:rPr>
+                <w:rFonts w:ascii="Times New Roman" w:cs="Times New Roman" w:eastAsia="Times New Roman" w:hAnsi="Times New Roman"/>
+                <w:color w:val="000000"/>
+                <w:sz w:val="20"/>
+                <w:szCs w:val="20"/>
+              </w:rPr>
+              <w:t xml:space="preserve">dz -0,19 (ns)</w:t>
+            </w:r>
+          </w:p>
+        </w:tc>
+        <w:tc>
+          <w:tcPr>
+            <w:tcW w:type="dxa" w:w="2000"/>
+            <w:tcBorders>
+              <w:top w:val="none"/>
+              <w:left w:val="none"/>
+              <w:bottom w:val="none"/>
+              <w:right w:val="none"/>
+            </w:tcBorders>
+            <w:tcMar>
+              <w:top w:type="dxa" w:w="30"/>
+              <w:left w:type="dxa" w:w="70"/>
+              <w:bottom w:type="dxa" w:w="30"/>
+              <w:right w:type="dxa" w:w="70"/>
+            </w:tcMar>
+            <w:vAlign w:val="center"/>
+          </w:tcPr>
+          <w:p>
+            <w:pPr>
+              <w:spacing w:after="0" w:line="240"/>
+              <w:jc w:val="center"/>
+            </w:pPr>
+            <w:r>
+              <w:rPr>
+                <w:rFonts w:ascii="Times New Roman" w:cs="Times New Roman" w:eastAsia="Times New Roman" w:hAnsi="Times New Roman"/>
+                <w:color w:val="3f3f3f"/>
+                <w:sz w:val="20"/>
+                <w:szCs w:val="20"/>
+              </w:rPr>
+              <w:t xml:space="preserve">estável</w:t>
+            </w:r>
+          </w:p>
+        </w:tc>
+      </w:tr>
+      <w:tr>
+        <w:tc>
+          <w:tcPr>
+            <w:tcW w:type="dxa" w:w="2705"/>
+            <w:tcBorders>
+              <w:top w:val="none"/>
+              <w:left w:val="none"/>
+              <w:bottom w:val="none"/>
+              <w:right w:val="none"/>
+            </w:tcBorders>
+            <w:tcMar>
+              <w:top w:type="dxa" w:w="30"/>
+              <w:left w:type="dxa" w:w="70"/>
+              <w:bottom w:type="dxa" w:w="30"/>
+              <w:right w:type="dxa" w:w="70"/>
+            </w:tcMar>
+            <w:vAlign w:val="center"/>
+          </w:tcPr>
+          <w:p>
+            <w:pPr>
+              <w:spacing w:after="0" w:line="240"/>
+              <w:jc w:val="left"/>
+            </w:pPr>
+            <w:r>
+              <w:rPr>
+                <w:rFonts w:ascii="Times New Roman" w:cs="Times New Roman" w:eastAsia="Times New Roman" w:hAnsi="Times New Roman"/>
+                <w:b/>
+                <w:bCs/>
+                <w:color w:val="000000"/>
+                <w:sz w:val="20"/>
+                <w:szCs w:val="20"/>
+              </w:rPr>
+              <w:t xml:space="preserve">PTH</w:t>
+            </w:r>
+          </w:p>
+        </w:tc>
+        <w:tc>
+          <w:tcPr>
+            <w:tcW w:type="dxa" w:w="2300"/>
+            <w:tcBorders>
+              <w:top w:val="none"/>
+              <w:left w:val="none"/>
+              <w:bottom w:val="none"/>
+              <w:right w:val="none"/>
+            </w:tcBorders>
+            <w:tcMar>
+              <w:top w:type="dxa" w:w="30"/>
+              <w:left w:type="dxa" w:w="70"/>
+              <w:bottom w:type="dxa" w:w="30"/>
+              <w:right w:type="dxa" w:w="70"/>
+            </w:tcMar>
+            <w:vAlign w:val="center"/>
+          </w:tcPr>
+          <w:p>
+            <w:pPr>
+              <w:spacing w:after="0" w:line="240"/>
+              <w:jc w:val="left"/>
+            </w:pPr>
+            <w:r>
+              <w:rPr>
+                <w:rFonts w:ascii="Times New Roman" w:cs="Times New Roman" w:eastAsia="Times New Roman" w:hAnsi="Times New Roman"/>
+                <w:color w:val="000000"/>
+                <w:sz w:val="20"/>
+                <w:szCs w:val="20"/>
+              </w:rPr>
+              <w:t xml:space="preserve">trajetória em U</w:t>
+            </w:r>
+          </w:p>
+        </w:tc>
+        <w:tc>
+          <w:tcPr>
+            <w:tcW w:type="dxa" w:w="2500"/>
+            <w:tcBorders>
+              <w:top w:val="none"/>
+              <w:left w:val="none"/>
+              <w:bottom w:val="none"/>
+              <w:right w:val="none"/>
+            </w:tcBorders>
+            <w:tcMar>
+              <w:top w:type="dxa" w:w="30"/>
+              <w:left w:type="dxa" w:w="70"/>
+              <w:bottom w:type="dxa" w:w="30"/>
+              <w:right w:type="dxa" w:w="70"/>
+            </w:tcMar>
+            <w:vAlign w:val="center"/>
+          </w:tcPr>
+          <w:p>
+            <w:pPr>
+              <w:spacing w:after="0" w:line="240"/>
+              <w:jc w:val="center"/>
+            </w:pPr>
+            <w:r>
+              <w:rPr>
+                <w:rFonts w:ascii="Times New Roman" w:cs="Times New Roman" w:eastAsia="Times New Roman" w:hAnsi="Times New Roman"/>
+                <w:color w:val="000000"/>
+                <w:sz w:val="20"/>
+                <w:szCs w:val="20"/>
+              </w:rPr>
+              <w:t xml:space="preserve">marco aproximado</w:t>
+            </w:r>
+          </w:p>
+        </w:tc>
+        <w:tc>
+          <w:tcPr>
+            <w:tcW w:type="dxa" w:w="2000"/>
+            <w:tcBorders>
+              <w:top w:val="none"/>
+              <w:left w:val="none"/>
+              <w:bottom w:val="none"/>
+              <w:right w:val="none"/>
+            </w:tcBorders>
+            <w:tcMar>
+              <w:top w:type="dxa" w:w="30"/>
+              <w:left w:type="dxa" w:w="70"/>
+              <w:bottom w:type="dxa" w:w="30"/>
+              <w:right w:type="dxa" w:w="70"/>
+            </w:tcMar>
+            <w:vAlign w:val="center"/>
+          </w:tcPr>
+          <w:p>
+            <w:pPr>
+              <w:spacing w:after="0" w:line="240"/>
+              <w:jc w:val="center"/>
+            </w:pPr>
+            <w:r>
+              <w:rPr>
+                <w:rFonts w:ascii="Times New Roman" w:cs="Times New Roman" w:eastAsia="Times New Roman" w:hAnsi="Times New Roman"/>
+                <w:color w:val="a15c00"/>
+                <w:sz w:val="20"/>
+                <w:szCs w:val="20"/>
+              </w:rPr>
+              <w:t xml:space="preserve">tentativo</w:t>
+            </w:r>
+          </w:p>
+        </w:tc>
+      </w:tr>
+      <w:tr>
+        <w:tc>
+          <w:tcPr>
+            <w:tcW w:type="dxa" w:w="2705"/>
+            <w:tcBorders>
+              <w:top w:val="none"/>
+              <w:left w:val="none"/>
+              <w:bottom w:val="single" w:color="000000" w:sz="6"/>
+              <w:right w:val="none"/>
+            </w:tcBorders>
+            <w:tcMar>
+              <w:top w:type="dxa" w:w="30"/>
+              <w:left w:type="dxa" w:w="70"/>
+              <w:bottom w:type="dxa" w:w="30"/>
+              <w:right w:type="dxa" w:w="70"/>
+            </w:tcMar>
+            <w:vAlign w:val="center"/>
+          </w:tcPr>
+          <w:p>
+            <w:pPr>
+              <w:spacing w:after="0" w:line="240"/>
+              <w:jc w:val="left"/>
+            </w:pPr>
+            <w:r>
+              <w:rPr>
+                <w:rFonts w:ascii="Times New Roman" w:cs="Times New Roman" w:eastAsia="Times New Roman" w:hAnsi="Times New Roman"/>
+                <w:b/>
+                <w:bCs/>
+                <w:color w:val="000000"/>
+                <w:sz w:val="20"/>
+                <w:szCs w:val="20"/>
+              </w:rPr>
+              <w:t xml:space="preserve">Estrutura de dois eixos</w:t>
+            </w:r>
+          </w:p>
+        </w:tc>
+        <w:tc>
+          <w:tcPr>
+            <w:tcW w:type="dxa" w:w="2300"/>
+            <w:tcBorders>
+              <w:top w:val="none"/>
+              <w:left w:val="none"/>
+              <w:bottom w:val="single" w:color="000000" w:sz="6"/>
+              <w:right w:val="none"/>
+            </w:tcBorders>
+            <w:tcMar>
+              <w:top w:type="dxa" w:w="30"/>
+              <w:left w:type="dxa" w:w="70"/>
+              <w:bottom w:type="dxa" w:w="30"/>
+              <w:right w:type="dxa" w:w="70"/>
+            </w:tcMar>
+            <w:vAlign w:val="center"/>
+          </w:tcPr>
+          <w:p>
+            <w:pPr>
+              <w:spacing w:after="0" w:line="240"/>
+              <w:jc w:val="left"/>
+            </w:pPr>
+            <w:r>
+              <w:rPr>
+                <w:rFonts w:ascii="Times New Roman" w:cs="Times New Roman" w:eastAsia="Times New Roman" w:hAnsi="Times New Roman"/>
+                <w:color w:val="000000"/>
+                <w:sz w:val="20"/>
+                <w:szCs w:val="20"/>
+              </w:rPr>
+              <w:t xml:space="preserve">energético e afetivo</w:t>
+            </w:r>
+          </w:p>
+        </w:tc>
+        <w:tc>
+          <w:tcPr>
+            <w:tcW w:type="dxa" w:w="2500"/>
+            <w:tcBorders>
+              <w:top w:val="none"/>
+              <w:left w:val="none"/>
+              <w:bottom w:val="single" w:color="000000" w:sz="6"/>
+              <w:right w:val="none"/>
+            </w:tcBorders>
+            <w:tcMar>
+              <w:top w:type="dxa" w:w="30"/>
+              <w:left w:type="dxa" w:w="70"/>
+              <w:bottom w:type="dxa" w:w="30"/>
+              <w:right w:type="dxa" w:w="70"/>
+            </w:tcMar>
+            <w:vAlign w:val="center"/>
+          </w:tcPr>
+          <w:p>
+            <w:pPr>
+              <w:spacing w:after="0" w:line="240"/>
+              <w:jc w:val="center"/>
+            </w:pPr>
+            <w:r>
+              <w:rPr>
+                <w:rFonts w:ascii="Times New Roman" w:cs="Times New Roman" w:eastAsia="Times New Roman" w:hAnsi="Times New Roman"/>
+                <w:color w:val="000000"/>
+                <w:sz w:val="20"/>
+                <w:szCs w:val="20"/>
+              </w:rPr>
+              <w:t xml:space="preserve">PERMANOVA p = 0,002</w:t>
+            </w:r>
+          </w:p>
+        </w:tc>
+        <w:tc>
+          <w:tcPr>
+            <w:tcW w:type="dxa" w:w="2000"/>
+            <w:tcBorders>
+              <w:top w:val="none"/>
+              <w:left w:val="none"/>
+              <w:bottom w:val="single" w:color="000000" w:sz="6"/>
+              <w:right w:val="none"/>
+            </w:tcBorders>
+            <w:tcMar>
+              <w:top w:type="dxa" w:w="30"/>
+              <w:left w:type="dxa" w:w="70"/>
+              <w:bottom w:type="dxa" w:w="30"/>
+              <w:right w:type="dxa" w:w="70"/>
+            </w:tcMar>
+            <w:vAlign w:val="center"/>
+          </w:tcPr>
+          <w:p>
+            <w:pPr>
+              <w:spacing w:after="0" w:line="240"/>
+              <w:jc w:val="center"/>
+            </w:pPr>
+            <w:r>
+              <w:rPr>
+                <w:rFonts w:ascii="Times New Roman" w:cs="Times New Roman" w:eastAsia="Times New Roman" w:hAnsi="Times New Roman"/>
+                <w:color w:val="1b7a3d"/>
+                <w:sz w:val="20"/>
+                <w:szCs w:val="20"/>
+              </w:rPr>
+              <w:t xml:space="preserve">robusto</w:t>
+            </w:r>
+          </w:p>
+        </w:tc>
+      </w:tr>
+    </w:tbl>
+    <w:p>
+      <w:pPr>
+        <w:spacing w:after="180" w:before="40" w:line="240"/>
+        <w:jc w:val="left"/>
+      </w:pPr>
+      <w:r>
+        <w:rPr>
+          <w:rFonts w:ascii="Times New Roman" w:cs="Times New Roman" w:eastAsia="Times New Roman" w:hAnsi="Times New Roman"/>
+          <w:color w:val="3f3f3f"/>
+          <w:sz w:val="20"/>
+          <w:szCs w:val="20"/>
+        </w:rPr>
+        <w:t xml:space="preserve">Nota: confiança = grau de sustentação por métodos independentes (robusto sobrevive a filtros, remoção de atletas e modelo misto; tentativo depende de escolhas de suavização). Fonte: Dados da pesquisa (2026).</w:t>
+      </w:r>
+    </w:p>
+    <w:p>
+      <w:pPr>
+        <w:keepNext/>
+        <w:spacing w:after="90" w:before="200" w:line="360" w:lineRule="auto"/>
+      </w:pPr>
+      <w:r>
+        <w:rPr>
+          <w:rFonts w:ascii="Times New Roman" w:cs="Times New Roman" w:eastAsia="Times New Roman" w:hAnsi="Times New Roman"/>
+          <w:b/>
+          <w:bCs/>
+          <w:color w:val="000000"/>
+          <w:sz w:val="24"/>
+          <w:szCs w:val="24"/>
+        </w:rPr>
+        <w:t xml:space="preserve">7.2 Componentes-chave do sinal</w:t>
+      </w:r>
+    </w:p>
+    <w:p>
+      <w:pPr>
+        <w:spacing w:after="0" w:before="0" w:line="360" w:lineRule="auto"/>
+        <w:ind w:firstLine="709"/>
+        <w:jc w:val="both"/>
+      </w:pPr>
+      <w:r>
+        <w:rPr>
+          <w:rFonts w:ascii="Times New Roman" w:cs="Times New Roman" w:eastAsia="Times New Roman" w:hAnsi="Times New Roman"/>
+          <w:color w:val="000000"/>
+          <w:sz w:val="24"/>
+          <w:szCs w:val="24"/>
+        </w:rPr>
+        <w:t xml:space="preserve">A estrutura de dois eixos permite identificar quais elementos concentram a informação. O componente principal da ordenação, que responde por cerca de 41% da variância, opõe o vigor às dimensões de perturbação, o que caracteriza o eixo de energia e perturbação retratado na Figura 19. A Tabela 30 lista as peças que mais carregam o sinal e sugere o que priorizar num painel enxuto de monitoramento.</w:t>
+      </w:r>
+    </w:p>
+    <w:p>
+      <w:pPr>
+        <w:keepNext/>
+        <w:spacing w:after="40" w:before="160" w:line="240"/>
+        <w:jc w:val="center"/>
+      </w:pPr>
+      <w:r>
+        <w:rPr>
+          <w:rFonts w:ascii="Times New Roman" w:cs="Times New Roman" w:eastAsia="Times New Roman" w:hAnsi="Times New Roman"/>
+          <w:b/>
+          <w:bCs/>
+          <w:color w:val="000000"/>
+          <w:sz w:val="20"/>
+          <w:szCs w:val="20"/>
+        </w:rPr>
+        <w:t xml:space="preserve">Figura 19</w:t>
+      </w:r>
+      <w:r>
+        <w:rPr>
+          <w:rFonts w:ascii="Times New Roman" w:cs="Times New Roman" w:eastAsia="Times New Roman" w:hAnsi="Times New Roman"/>
+          <w:color w:val="000000"/>
+          <w:sz w:val="20"/>
+          <w:szCs w:val="20"/>
+        </w:rPr>
+        <w:t xml:space="preserve"> – Cargas do componente principal: eixo de energia e perturbação</w:t>
+      </w:r>
+    </w:p>
+    <w:p>
+      <w:pPr>
+        <w:spacing w:after="0" w:before="40"/>
+        <w:jc w:val="center"/>
+      </w:pPr>
+      <w:r>
+        <w:drawing>
+          <wp:inline distT="0" distB="0" distL="0" distR="0">
+            <wp:extent cx="5334000" cy="3133725"/>
+            <wp:effectExtent t="0" r="0" b="0" l="0"/>
+            <wp:docPr id="1" name="" descr="" title=""/>
+            <wp:cNvGraphicFramePr>
+              <a:graphicFrameLocks xmlns:a="http://schemas.openxmlformats.org/drawingml/2006/main" noChangeAspect="1"/>
+            </wp:cNvGraphicFramePr>
+            <a:graphic xmlns:a="http://schemas.openxmlformats.org/drawingml/2006/main">
+              <a:graphicData uri="http://schemas.openxmlformats.org/drawingml/2006/picture">
+                <pic:pic xmlns:pic="http://schemas.openxmlformats.org/drawingml/2006/picture">
+                  <pic:nvPicPr>
+                    <pic:cNvPr id="0" name="" descr=""/>
+                    <pic:cNvPicPr>
+                      <a:picLocks noChangeAspect="1" noChangeArrowheads="1"/>
+                    </pic:cNvPicPr>
+                  </pic:nvPicPr>
+                  <pic:blipFill>
+                    <a:blip r:embed="rId26" cstate="none"/>
+                    <a:srcRect/>
+                    <a:stretch>
+                      <a:fillRect/>
+                    </a:stretch>
+                  </pic:blipFill>
+                  <pic:spPr bwMode="auto">
+                    <a:xfrm>
+                      <a:off x="0" y="0"/>
+                      <a:ext cx="5334000" cy="3133725"/>
+                    </a:xfrm>
+                    <a:prstGeom prst="rect">
+                      <a:avLst/>
+                    </a:prstGeom>
+                  </pic:spPr>
+                </pic:pic>
+              </a:graphicData>
+            </a:graphic>
+          </wp:inline>
+        </w:drawing>
+      </w:r>
+    </w:p>
+    <w:p>
+      <w:pPr>
+        <w:spacing w:after="180" w:before="40" w:line="240"/>
+        <w:jc w:val="center"/>
+      </w:pPr>
+      <w:r>
+        <w:rPr>
+          <w:rFonts w:ascii="Times New Roman" w:cs="Times New Roman" w:eastAsia="Times New Roman" w:hAnsi="Times New Roman"/>
+          <w:color w:val="3f3f3f"/>
+          <w:sz w:val="20"/>
+          <w:szCs w:val="20"/>
+        </w:rPr>
+        <w:t xml:space="preserve">Fonte: Elaborado pelos autores (2026).</w:t>
+      </w:r>
+    </w:p>
+    <w:p>
+      <w:pPr>
+        <w:keepNext/>
+        <w:spacing w:after="40" w:before="160" w:line="240"/>
+        <w:jc w:val="left"/>
+      </w:pPr>
+      <w:r>
+        <w:rPr>
+          <w:rFonts w:ascii="Times New Roman" w:cs="Times New Roman" w:eastAsia="Times New Roman" w:hAnsi="Times New Roman"/>
+          <w:b/>
+          <w:bCs/>
+          <w:color w:val="000000"/>
+          <w:sz w:val="20"/>
+          <w:szCs w:val="20"/>
+        </w:rPr>
+        <w:t xml:space="preserve">Tabela 30</w:t>
+      </w:r>
+      <w:r>
+        <w:rPr>
+          <w:rFonts w:ascii="Times New Roman" w:cs="Times New Roman" w:eastAsia="Times New Roman" w:hAnsi="Times New Roman"/>
+          <w:color w:val="000000"/>
+          <w:sz w:val="20"/>
+          <w:szCs w:val="20"/>
+        </w:rPr>
+        <w:t xml:space="preserve"> – Componentes-chave do monitoramento e peso relativo</w:t>
+      </w:r>
+    </w:p>
+    <w:tbl>
+      <w:tblPr>
+        <w:tblW w:type="dxa" w:w="9505"/>
+        <w:tblBorders>
+          <w:top w:val="single" w:color="000000" w:sz="6"/>
+          <w:left w:val="none"/>
+          <w:bottom w:val="single" w:color="000000" w:sz="6"/>
+          <w:right w:val="none"/>
+          <w:insideH w:val="none"/>
+          <w:insideV w:val="none"/>
+        </w:tblBorders>
+      </w:tblPr>
+      <w:tblGrid>
+        <w:gridCol w:w="2505"/>
+        <w:gridCol w:w="2300"/>
+        <w:gridCol w:w="1200"/>
+        <w:gridCol w:w="3500"/>
+      </w:tblGrid>
+      <w:tr>
+        <w:trPr>
+          <w:tblHeader/>
+        </w:trPr>
+        <w:tc>
+          <w:tcPr>
+            <w:tcW w:type="dxa" w:w="2505"/>
+            <w:tcBorders>
+              <w:top w:val="single" w:color="000000" w:sz="6"/>
+              <w:left w:val="none"/>
+              <w:bottom w:val="single" w:color="000000" w:sz="6"/>
+              <w:right w:val="none"/>
+            </w:tcBorders>
+            <w:tcMar>
+              <w:top w:type="dxa" w:w="40"/>
+              <w:left w:type="dxa" w:w="70"/>
+              <w:bottom w:type="dxa" w:w="40"/>
+              <w:right w:type="dxa" w:w="70"/>
+            </w:tcMar>
+            <w:vAlign w:val="center"/>
+          </w:tcPr>
+          <w:p>
+            <w:pPr>
+              <w:spacing w:after="0" w:line="240"/>
+              <w:jc w:val="left"/>
+            </w:pPr>
+            <w:r>
+              <w:rPr>
+                <w:rFonts w:ascii="Times New Roman" w:cs="Times New Roman" w:eastAsia="Times New Roman" w:hAnsi="Times New Roman"/>
+                <w:b/>
+                <w:bCs/>
+                <w:color w:val="000000"/>
+                <w:sz w:val="20"/>
+                <w:szCs w:val="20"/>
+              </w:rPr>
+              <w:t xml:space="preserve">Componente</w:t>
+            </w:r>
+          </w:p>
+        </w:tc>
+        <w:tc>
+          <w:tcPr>
+            <w:tcW w:type="dxa" w:w="2300"/>
+            <w:tcBorders>
+              <w:top w:val="single" w:color="000000" w:sz="6"/>
+              <w:left w:val="none"/>
+              <w:bottom w:val="single" w:color="000000" w:sz="6"/>
+              <w:right w:val="none"/>
+            </w:tcBorders>
+            <w:tcMar>
+              <w:top w:type="dxa" w:w="40"/>
+              <w:left w:type="dxa" w:w="70"/>
+              <w:bottom w:type="dxa" w:w="40"/>
+              <w:right w:type="dxa" w:w="70"/>
+            </w:tcMar>
+            <w:vAlign w:val="center"/>
+          </w:tcPr>
+          <w:p>
+            <w:pPr>
+              <w:spacing w:after="0" w:line="240"/>
+              <w:jc w:val="left"/>
+            </w:pPr>
+            <w:r>
+              <w:rPr>
+                <w:rFonts w:ascii="Times New Roman" w:cs="Times New Roman" w:eastAsia="Times New Roman" w:hAnsi="Times New Roman"/>
+                <w:b/>
+                <w:bCs/>
+                <w:color w:val="000000"/>
+                <w:sz w:val="20"/>
+                <w:szCs w:val="20"/>
+              </w:rPr>
+              <w:t xml:space="preserve">Medidas</w:t>
+            </w:r>
+          </w:p>
+        </w:tc>
+        <w:tc>
+          <w:tcPr>
+            <w:tcW w:type="dxa" w:w="1200"/>
+            <w:tcBorders>
+              <w:top w:val="single" w:color="000000" w:sz="6"/>
+              <w:left w:val="none"/>
+              <w:bottom w:val="single" w:color="000000" w:sz="6"/>
+              <w:right w:val="none"/>
+            </w:tcBorders>
+            <w:tcMar>
+              <w:top w:type="dxa" w:w="40"/>
+              <w:left w:type="dxa" w:w="70"/>
+              <w:bottom w:type="dxa" w:w="40"/>
+              <w:right w:type="dxa" w:w="70"/>
+            </w:tcMar>
+            <w:vAlign w:val="center"/>
+          </w:tcPr>
+          <w:p>
+            <w:pPr>
+              <w:spacing w:after="0" w:line="240"/>
+              <w:jc w:val="center"/>
+            </w:pPr>
+            <w:r>
+              <w:rPr>
+                <w:rFonts w:ascii="Times New Roman" w:cs="Times New Roman" w:eastAsia="Times New Roman" w:hAnsi="Times New Roman"/>
+                <w:b/>
+                <w:bCs/>
+                <w:color w:val="000000"/>
+                <w:sz w:val="20"/>
+                <w:szCs w:val="20"/>
+              </w:rPr>
+              <w:t xml:space="preserve">Peso</w:t>
+            </w:r>
+          </w:p>
+        </w:tc>
+        <w:tc>
+          <w:tcPr>
+            <w:tcW w:type="dxa" w:w="3500"/>
+            <w:tcBorders>
+              <w:top w:val="single" w:color="000000" w:sz="6"/>
+              <w:left w:val="none"/>
+              <w:bottom w:val="single" w:color="000000" w:sz="6"/>
+              <w:right w:val="none"/>
+            </w:tcBorders>
+            <w:tcMar>
+              <w:top w:type="dxa" w:w="40"/>
+              <w:left w:type="dxa" w:w="70"/>
+              <w:bottom w:type="dxa" w:w="40"/>
+              <w:right w:type="dxa" w:w="70"/>
+            </w:tcMar>
+            <w:vAlign w:val="center"/>
+          </w:tcPr>
+          <w:p>
+            <w:pPr>
+              <w:spacing w:after="0" w:line="240"/>
+              <w:jc w:val="left"/>
+            </w:pPr>
+            <w:r>
+              <w:rPr>
+                <w:rFonts w:ascii="Times New Roman" w:cs="Times New Roman" w:eastAsia="Times New Roman" w:hAnsi="Times New Roman"/>
+                <w:b/>
+                <w:bCs/>
+                <w:color w:val="000000"/>
+                <w:sz w:val="20"/>
+                <w:szCs w:val="20"/>
+              </w:rPr>
+              <w:t xml:space="preserve">Função</w:t>
+            </w:r>
+          </w:p>
+        </w:tc>
+      </w:tr>
+      <w:tr>
+        <w:tc>
+          <w:tcPr>
+            <w:tcW w:type="dxa" w:w="2505"/>
+            <w:tcBorders>
+              <w:top w:val="none"/>
+              <w:left w:val="none"/>
+              <w:bottom w:val="none"/>
+              <w:right w:val="none"/>
+            </w:tcBorders>
+            <w:tcMar>
+              <w:top w:type="dxa" w:w="30"/>
+              <w:left w:type="dxa" w:w="70"/>
+              <w:bottom w:type="dxa" w:w="30"/>
+              <w:right w:type="dxa" w:w="70"/>
+            </w:tcMar>
+            <w:vAlign w:val="center"/>
+          </w:tcPr>
+          <w:p>
+            <w:pPr>
+              <w:spacing w:after="0" w:line="240"/>
+              <w:jc w:val="left"/>
+            </w:pPr>
+            <w:r>
+              <w:rPr>
+                <w:rFonts w:ascii="Times New Roman" w:cs="Times New Roman" w:eastAsia="Times New Roman" w:hAnsi="Times New Roman"/>
+                <w:b/>
+                <w:bCs/>
+                <w:color w:val="000000"/>
+                <w:sz w:val="20"/>
+                <w:szCs w:val="20"/>
+              </w:rPr>
+              <w:t xml:space="preserve">Eixo energético</w:t>
+            </w:r>
+          </w:p>
+        </w:tc>
+        <w:tc>
+          <w:tcPr>
+            <w:tcW w:type="dxa" w:w="2300"/>
+            <w:tcBorders>
+              <w:top w:val="none"/>
+              <w:left w:val="none"/>
+              <w:bottom w:val="none"/>
+              <w:right w:val="none"/>
+            </w:tcBorders>
+            <w:tcMar>
+              <w:top w:type="dxa" w:w="30"/>
+              <w:left w:type="dxa" w:w="70"/>
+              <w:bottom w:type="dxa" w:w="30"/>
+              <w:right w:type="dxa" w:w="70"/>
+            </w:tcMar>
+            <w:vAlign w:val="center"/>
+          </w:tcPr>
+          <w:p>
+            <w:pPr>
+              <w:spacing w:after="0" w:line="240"/>
+              <w:jc w:val="left"/>
+            </w:pPr>
+            <w:r>
+              <w:rPr>
+                <w:rFonts w:ascii="Times New Roman" w:cs="Times New Roman" w:eastAsia="Times New Roman" w:hAnsi="Times New Roman"/>
+                <w:color w:val="000000"/>
+                <w:sz w:val="20"/>
+                <w:szCs w:val="20"/>
+              </w:rPr>
+              <w:t xml:space="preserve">Vigor e fadiga</w:t>
+            </w:r>
+          </w:p>
+        </w:tc>
+        <w:tc>
+          <w:tcPr>
+            <w:tcW w:type="dxa" w:w="1200"/>
+            <w:tcBorders>
+              <w:top w:val="none"/>
+              <w:left w:val="none"/>
+              <w:bottom w:val="none"/>
+              <w:right w:val="none"/>
+            </w:tcBorders>
+            <w:tcMar>
+              <w:top w:type="dxa" w:w="30"/>
+              <w:left w:type="dxa" w:w="70"/>
+              <w:bottom w:type="dxa" w:w="30"/>
+              <w:right w:type="dxa" w:w="70"/>
+            </w:tcMar>
+            <w:vAlign w:val="center"/>
+          </w:tcPr>
+          <w:p>
+            <w:pPr>
+              <w:spacing w:after="0" w:line="240"/>
+              <w:jc w:val="center"/>
+            </w:pPr>
+            <w:r>
+              <w:rPr>
+                <w:rFonts w:ascii="Times New Roman" w:cs="Times New Roman" w:eastAsia="Times New Roman" w:hAnsi="Times New Roman"/>
+                <w:color w:val="1b7a3d"/>
+                <w:sz w:val="20"/>
+                <w:szCs w:val="20"/>
+              </w:rPr>
+              <w:t xml:space="preserve">alto</w:t>
+            </w:r>
+          </w:p>
+        </w:tc>
+        <w:tc>
+          <w:tcPr>
+            <w:tcW w:type="dxa" w:w="3500"/>
+            <w:tcBorders>
+              <w:top w:val="none"/>
+              <w:left w:val="none"/>
+              <w:bottom w:val="none"/>
+              <w:right w:val="none"/>
+            </w:tcBorders>
+            <w:tcMar>
+              <w:top w:type="dxa" w:w="30"/>
+              <w:left w:type="dxa" w:w="70"/>
+              <w:bottom w:type="dxa" w:w="30"/>
+              <w:right w:type="dxa" w:w="70"/>
+            </w:tcMar>
+            <w:vAlign w:val="center"/>
+          </w:tcPr>
+          <w:p>
+            <w:pPr>
+              <w:spacing w:after="0" w:line="240"/>
+              <w:jc w:val="left"/>
+            </w:pPr>
+            <w:r>
+              <w:rPr>
+                <w:rFonts w:ascii="Times New Roman" w:cs="Times New Roman" w:eastAsia="Times New Roman" w:hAnsi="Times New Roman"/>
+                <w:color w:val="000000"/>
+                <w:sz w:val="20"/>
+                <w:szCs w:val="20"/>
+              </w:rPr>
+              <w:t xml:space="preserve">componente dominante e sinal mais limpo</w:t>
+            </w:r>
+          </w:p>
+        </w:tc>
+      </w:tr>
+      <w:tr>
+        <w:tc>
+          <w:tcPr>
+            <w:tcW w:type="dxa" w:w="2505"/>
+            <w:tcBorders>
+              <w:top w:val="none"/>
+              <w:left w:val="none"/>
+              <w:bottom w:val="none"/>
+              <w:right w:val="none"/>
+            </w:tcBorders>
+            <w:tcMar>
+              <w:top w:type="dxa" w:w="30"/>
+              <w:left w:type="dxa" w:w="70"/>
+              <w:bottom w:type="dxa" w:w="30"/>
+              <w:right w:type="dxa" w:w="70"/>
+            </w:tcMar>
+            <w:vAlign w:val="center"/>
+          </w:tcPr>
+          <w:p>
+            <w:pPr>
+              <w:spacing w:after="0" w:line="240"/>
+              <w:jc w:val="left"/>
+            </w:pPr>
+            <w:r>
+              <w:rPr>
+                <w:rFonts w:ascii="Times New Roman" w:cs="Times New Roman" w:eastAsia="Times New Roman" w:hAnsi="Times New Roman"/>
+                <w:b/>
+                <w:bCs/>
+                <w:color w:val="000000"/>
+                <w:sz w:val="20"/>
+                <w:szCs w:val="20"/>
+              </w:rPr>
+              <w:t xml:space="preserve">Sensor afetivo</w:t>
+            </w:r>
+          </w:p>
+        </w:tc>
+        <w:tc>
+          <w:tcPr>
+            <w:tcW w:type="dxa" w:w="2300"/>
+            <w:tcBorders>
+              <w:top w:val="none"/>
+              <w:left w:val="none"/>
+              <w:bottom w:val="none"/>
+              <w:right w:val="none"/>
+            </w:tcBorders>
+            <w:tcMar>
+              <w:top w:type="dxa" w:w="30"/>
+              <w:left w:type="dxa" w:w="70"/>
+              <w:bottom w:type="dxa" w:w="30"/>
+              <w:right w:type="dxa" w:w="70"/>
+            </w:tcMar>
+            <w:vAlign w:val="center"/>
+          </w:tcPr>
+          <w:p>
+            <w:pPr>
+              <w:spacing w:after="0" w:line="240"/>
+              <w:jc w:val="left"/>
+            </w:pPr>
+            <w:r>
+              <w:rPr>
+                <w:rFonts w:ascii="Times New Roman" w:cs="Times New Roman" w:eastAsia="Times New Roman" w:hAnsi="Times New Roman"/>
+                <w:color w:val="000000"/>
+                <w:sz w:val="20"/>
+                <w:szCs w:val="20"/>
+              </w:rPr>
+              <w:t xml:space="preserve">Raiva e confusão</w:t>
+            </w:r>
+          </w:p>
+        </w:tc>
+        <w:tc>
+          <w:tcPr>
+            <w:tcW w:type="dxa" w:w="1200"/>
+            <w:tcBorders>
+              <w:top w:val="none"/>
+              <w:left w:val="none"/>
+              <w:bottom w:val="none"/>
+              <w:right w:val="none"/>
+            </w:tcBorders>
+            <w:tcMar>
+              <w:top w:type="dxa" w:w="30"/>
+              <w:left w:type="dxa" w:w="70"/>
+              <w:bottom w:type="dxa" w:w="30"/>
+              <w:right w:type="dxa" w:w="70"/>
+            </w:tcMar>
+            <w:vAlign w:val="center"/>
+          </w:tcPr>
+          <w:p>
+            <w:pPr>
+              <w:spacing w:after="0" w:line="240"/>
+              <w:jc w:val="center"/>
+            </w:pPr>
+            <w:r>
+              <w:rPr>
+                <w:rFonts w:ascii="Times New Roman" w:cs="Times New Roman" w:eastAsia="Times New Roman" w:hAnsi="Times New Roman"/>
+                <w:color w:val="3f3f3f"/>
+                <w:sz w:val="20"/>
+                <w:szCs w:val="20"/>
+              </w:rPr>
+              <w:t xml:space="preserve">médio</w:t>
+            </w:r>
+          </w:p>
+        </w:tc>
+        <w:tc>
+          <w:tcPr>
+            <w:tcW w:type="dxa" w:w="3500"/>
+            <w:tcBorders>
+              <w:top w:val="none"/>
+              <w:left w:val="none"/>
+              <w:bottom w:val="none"/>
+              <w:right w:val="none"/>
+            </w:tcBorders>
+            <w:tcMar>
+              <w:top w:type="dxa" w:w="30"/>
+              <w:left w:type="dxa" w:w="70"/>
+              <w:bottom w:type="dxa" w:w="30"/>
+              <w:right w:type="dxa" w:w="70"/>
+            </w:tcMar>
+            <w:vAlign w:val="center"/>
+          </w:tcPr>
+          <w:p>
+            <w:pPr>
+              <w:spacing w:after="0" w:line="240"/>
+              <w:jc w:val="left"/>
+            </w:pPr>
+            <w:r>
+              <w:rPr>
+                <w:rFonts w:ascii="Times New Roman" w:cs="Times New Roman" w:eastAsia="Times New Roman" w:hAnsi="Times New Roman"/>
+                <w:color w:val="000000"/>
+                <w:sz w:val="20"/>
+                <w:szCs w:val="20"/>
+              </w:rPr>
+              <w:t xml:space="preserve">distingue a qualidade do estímulo</w:t>
+            </w:r>
+          </w:p>
+        </w:tc>
+      </w:tr>
+      <w:tr>
+        <w:tc>
+          <w:tcPr>
+            <w:tcW w:type="dxa" w:w="2505"/>
+            <w:tcBorders>
+              <w:top w:val="none"/>
+              <w:left w:val="none"/>
+              <w:bottom w:val="none"/>
+              <w:right w:val="none"/>
+            </w:tcBorders>
+            <w:tcMar>
+              <w:top w:type="dxa" w:w="30"/>
+              <w:left w:type="dxa" w:w="70"/>
+              <w:bottom w:type="dxa" w:w="30"/>
+              <w:right w:type="dxa" w:w="70"/>
+            </w:tcMar>
+            <w:vAlign w:val="center"/>
+          </w:tcPr>
+          <w:p>
+            <w:pPr>
+              <w:spacing w:after="0" w:line="240"/>
+              <w:jc w:val="left"/>
+            </w:pPr>
+            <w:r>
+              <w:rPr>
+                <w:rFonts w:ascii="Times New Roman" w:cs="Times New Roman" w:eastAsia="Times New Roman" w:hAnsi="Times New Roman"/>
+                <w:b/>
+                <w:bCs/>
+                <w:color w:val="000000"/>
+                <w:sz w:val="20"/>
+                <w:szCs w:val="20"/>
+              </w:rPr>
+              <w:t xml:space="preserve">Recuperação</w:t>
+            </w:r>
+          </w:p>
+        </w:tc>
+        <w:tc>
+          <w:tcPr>
+            <w:tcW w:type="dxa" w:w="2300"/>
+            <w:tcBorders>
+              <w:top w:val="none"/>
+              <w:left w:val="none"/>
+              <w:bottom w:val="none"/>
+              <w:right w:val="none"/>
+            </w:tcBorders>
+            <w:tcMar>
+              <w:top w:type="dxa" w:w="30"/>
+              <w:left w:type="dxa" w:w="70"/>
+              <w:bottom w:type="dxa" w:w="30"/>
+              <w:right w:type="dxa" w:w="70"/>
+            </w:tcMar>
+            <w:vAlign w:val="center"/>
+          </w:tcPr>
+          <w:p>
+            <w:pPr>
+              <w:spacing w:after="0" w:line="240"/>
+              <w:jc w:val="left"/>
+            </w:pPr>
+            <w:r>
+              <w:rPr>
+                <w:rFonts w:ascii="Times New Roman" w:cs="Times New Roman" w:eastAsia="Times New Roman" w:hAnsi="Times New Roman"/>
+                <w:color w:val="000000"/>
+                <w:sz w:val="20"/>
+                <w:szCs w:val="20"/>
+              </w:rPr>
+              <w:t xml:space="preserve">Epworth e TQR</w:t>
+            </w:r>
+          </w:p>
+        </w:tc>
+        <w:tc>
+          <w:tcPr>
+            <w:tcW w:type="dxa" w:w="1200"/>
+            <w:tcBorders>
+              <w:top w:val="none"/>
+              <w:left w:val="none"/>
+              <w:bottom w:val="none"/>
+              <w:right w:val="none"/>
+            </w:tcBorders>
+            <w:tcMar>
+              <w:top w:type="dxa" w:w="30"/>
+              <w:left w:type="dxa" w:w="70"/>
+              <w:bottom w:type="dxa" w:w="30"/>
+              <w:right w:type="dxa" w:w="70"/>
+            </w:tcMar>
+            <w:vAlign w:val="center"/>
+          </w:tcPr>
+          <w:p>
+            <w:pPr>
+              <w:spacing w:after="0" w:line="240"/>
+              <w:jc w:val="center"/>
+            </w:pPr>
+            <w:r>
+              <w:rPr>
+                <w:rFonts w:ascii="Times New Roman" w:cs="Times New Roman" w:eastAsia="Times New Roman" w:hAnsi="Times New Roman"/>
+                <w:color w:val="3f3f3f"/>
+                <w:sz w:val="20"/>
+                <w:szCs w:val="20"/>
+              </w:rPr>
+              <w:t xml:space="preserve">médio</w:t>
+            </w:r>
+          </w:p>
+        </w:tc>
+        <w:tc>
+          <w:tcPr>
+            <w:tcW w:type="dxa" w:w="3500"/>
+            <w:tcBorders>
+              <w:top w:val="none"/>
+              <w:left w:val="none"/>
+              <w:bottom w:val="none"/>
+              <w:right w:val="none"/>
+            </w:tcBorders>
+            <w:tcMar>
+              <w:top w:type="dxa" w:w="30"/>
+              <w:left w:type="dxa" w:w="70"/>
+              <w:bottom w:type="dxa" w:w="30"/>
+              <w:right w:type="dxa" w:w="70"/>
+            </w:tcMar>
+            <w:vAlign w:val="center"/>
+          </w:tcPr>
+          <w:p>
+            <w:pPr>
+              <w:spacing w:after="0" w:line="240"/>
+              <w:jc w:val="left"/>
+            </w:pPr>
+            <w:r>
+              <w:rPr>
+                <w:rFonts w:ascii="Times New Roman" w:cs="Times New Roman" w:eastAsia="Times New Roman" w:hAnsi="Times New Roman"/>
+                <w:color w:val="000000"/>
+                <w:sz w:val="20"/>
+                <w:szCs w:val="20"/>
+              </w:rPr>
+              <w:t xml:space="preserve">sinaliza necessidade de repouso</w:t>
+            </w:r>
+          </w:p>
+        </w:tc>
+      </w:tr>
+      <w:tr>
+        <w:tc>
+          <w:tcPr>
+            <w:tcW w:type="dxa" w:w="2505"/>
+            <w:tcBorders>
+              <w:top w:val="none"/>
+              <w:left w:val="none"/>
+              <w:bottom w:val="none"/>
+              <w:right w:val="none"/>
+            </w:tcBorders>
+            <w:tcMar>
+              <w:top w:type="dxa" w:w="30"/>
+              <w:left w:type="dxa" w:w="70"/>
+              <w:bottom w:type="dxa" w:w="30"/>
+              <w:right w:type="dxa" w:w="70"/>
+            </w:tcMar>
+            <w:vAlign w:val="center"/>
+          </w:tcPr>
+          <w:p>
+            <w:pPr>
+              <w:spacing w:after="0" w:line="240"/>
+              <w:jc w:val="left"/>
+            </w:pPr>
+            <w:r>
+              <w:rPr>
+                <w:rFonts w:ascii="Times New Roman" w:cs="Times New Roman" w:eastAsia="Times New Roman" w:hAnsi="Times New Roman"/>
+                <w:b/>
+                <w:bCs/>
+                <w:color w:val="000000"/>
+                <w:sz w:val="20"/>
+                <w:szCs w:val="20"/>
+              </w:rPr>
+              <w:t xml:space="preserve">Forma do perfil</w:t>
+            </w:r>
+          </w:p>
+        </w:tc>
+        <w:tc>
+          <w:tcPr>
+            <w:tcW w:type="dxa" w:w="2300"/>
+            <w:tcBorders>
+              <w:top w:val="none"/>
+              <w:left w:val="none"/>
+              <w:bottom w:val="none"/>
+              <w:right w:val="none"/>
+            </w:tcBorders>
+            <w:tcMar>
+              <w:top w:type="dxa" w:w="30"/>
+              <w:left w:type="dxa" w:w="70"/>
+              <w:bottom w:type="dxa" w:w="30"/>
+              <w:right w:type="dxa" w:w="70"/>
+            </w:tcMar>
+            <w:vAlign w:val="center"/>
+          </w:tcPr>
+          <w:p>
+            <w:pPr>
+              <w:spacing w:after="0" w:line="240"/>
+              <w:jc w:val="left"/>
+            </w:pPr>
+            <w:r>
+              <w:rPr>
+                <w:rFonts w:ascii="Times New Roman" w:cs="Times New Roman" w:eastAsia="Times New Roman" w:hAnsi="Times New Roman"/>
+                <w:color w:val="000000"/>
+                <w:sz w:val="20"/>
+                <w:szCs w:val="20"/>
+              </w:rPr>
+              <w:t xml:space="preserve">Seis dimensões</w:t>
+            </w:r>
+          </w:p>
+        </w:tc>
+        <w:tc>
+          <w:tcPr>
+            <w:tcW w:type="dxa" w:w="1200"/>
+            <w:tcBorders>
+              <w:top w:val="none"/>
+              <w:left w:val="none"/>
+              <w:bottom w:val="none"/>
+              <w:right w:val="none"/>
+            </w:tcBorders>
+            <w:tcMar>
+              <w:top w:type="dxa" w:w="30"/>
+              <w:left w:type="dxa" w:w="70"/>
+              <w:bottom w:type="dxa" w:w="30"/>
+              <w:right w:type="dxa" w:w="70"/>
+            </w:tcMar>
+            <w:vAlign w:val="center"/>
+          </w:tcPr>
+          <w:p>
+            <w:pPr>
+              <w:spacing w:after="0" w:line="240"/>
+              <w:jc w:val="center"/>
+            </w:pPr>
+            <w:r>
+              <w:rPr>
+                <w:rFonts w:ascii="Times New Roman" w:cs="Times New Roman" w:eastAsia="Times New Roman" w:hAnsi="Times New Roman"/>
+                <w:color w:val="1b7a3d"/>
+                <w:sz w:val="20"/>
+                <w:szCs w:val="20"/>
+              </w:rPr>
+              <w:t xml:space="preserve">alto</w:t>
+            </w:r>
+          </w:p>
+        </w:tc>
+        <w:tc>
+          <w:tcPr>
+            <w:tcW w:type="dxa" w:w="3500"/>
+            <w:tcBorders>
+              <w:top w:val="none"/>
+              <w:left w:val="none"/>
+              <w:bottom w:val="none"/>
+              <w:right w:val="none"/>
+            </w:tcBorders>
+            <w:tcMar>
+              <w:top w:type="dxa" w:w="30"/>
+              <w:left w:type="dxa" w:w="70"/>
+              <w:bottom w:type="dxa" w:w="30"/>
+              <w:right w:type="dxa" w:w="70"/>
+            </w:tcMar>
+            <w:vAlign w:val="center"/>
+          </w:tcPr>
+          <w:p>
+            <w:pPr>
+              <w:spacing w:after="0" w:line="240"/>
+              <w:jc w:val="left"/>
+            </w:pPr>
+            <w:r>
+              <w:rPr>
+                <w:rFonts w:ascii="Times New Roman" w:cs="Times New Roman" w:eastAsia="Times New Roman" w:hAnsi="Times New Roman"/>
+                <w:color w:val="000000"/>
+                <w:sz w:val="20"/>
+                <w:szCs w:val="20"/>
+              </w:rPr>
+              <w:t xml:space="preserve">leitura clínica da forma inteira</w:t>
+            </w:r>
+          </w:p>
+        </w:tc>
+      </w:tr>
+      <w:tr>
+        <w:tc>
+          <w:tcPr>
+            <w:tcW w:type="dxa" w:w="2505"/>
+            <w:tcBorders>
+              <w:top w:val="none"/>
+              <w:left w:val="none"/>
+              <w:bottom w:val="none"/>
+              <w:right w:val="none"/>
+            </w:tcBorders>
+            <w:tcMar>
+              <w:top w:type="dxa" w:w="30"/>
+              <w:left w:type="dxa" w:w="70"/>
+              <w:bottom w:type="dxa" w:w="30"/>
+              <w:right w:type="dxa" w:w="70"/>
+            </w:tcMar>
+            <w:vAlign w:val="center"/>
+          </w:tcPr>
+          <w:p>
+            <w:pPr>
+              <w:spacing w:after="0" w:line="240"/>
+              <w:jc w:val="left"/>
+            </w:pPr>
+            <w:r>
+              <w:rPr>
+                <w:rFonts w:ascii="Times New Roman" w:cs="Times New Roman" w:eastAsia="Times New Roman" w:hAnsi="Times New Roman"/>
+                <w:b/>
+                <w:bCs/>
+                <w:color w:val="000000"/>
+                <w:sz w:val="20"/>
+                <w:szCs w:val="20"/>
+              </w:rPr>
+              <w:t xml:space="preserve">Baseline por atleta</w:t>
+            </w:r>
+          </w:p>
+        </w:tc>
+        <w:tc>
+          <w:tcPr>
+            <w:tcW w:type="dxa" w:w="2300"/>
+            <w:tcBorders>
+              <w:top w:val="none"/>
+              <w:left w:val="none"/>
+              <w:bottom w:val="none"/>
+              <w:right w:val="none"/>
+            </w:tcBorders>
+            <w:tcMar>
+              <w:top w:type="dxa" w:w="30"/>
+              <w:left w:type="dxa" w:w="70"/>
+              <w:bottom w:type="dxa" w:w="30"/>
+              <w:right w:type="dxa" w:w="70"/>
+            </w:tcMar>
+            <w:vAlign w:val="center"/>
+          </w:tcPr>
+          <w:p>
+            <w:pPr>
+              <w:spacing w:after="0" w:line="240"/>
+              <w:jc w:val="left"/>
+            </w:pPr>
+            <w:r>
+              <w:rPr>
+                <w:rFonts w:ascii="Times New Roman" w:cs="Times New Roman" w:eastAsia="Times New Roman" w:hAnsi="Times New Roman"/>
+                <w:color w:val="000000"/>
+                <w:sz w:val="20"/>
+                <w:szCs w:val="20"/>
+              </w:rPr>
+              <w:t xml:space="preserve">Referência individual</w:t>
+            </w:r>
+          </w:p>
+        </w:tc>
+        <w:tc>
+          <w:tcPr>
+            <w:tcW w:type="dxa" w:w="1200"/>
+            <w:tcBorders>
+              <w:top w:val="none"/>
+              <w:left w:val="none"/>
+              <w:bottom w:val="none"/>
+              <w:right w:val="none"/>
+            </w:tcBorders>
+            <w:tcMar>
+              <w:top w:type="dxa" w:w="30"/>
+              <w:left w:type="dxa" w:w="70"/>
+              <w:bottom w:type="dxa" w:w="30"/>
+              <w:right w:type="dxa" w:w="70"/>
+            </w:tcMar>
+            <w:vAlign w:val="center"/>
+          </w:tcPr>
+          <w:p>
+            <w:pPr>
+              <w:spacing w:after="0" w:line="240"/>
+              <w:jc w:val="center"/>
+            </w:pPr>
+            <w:r>
+              <w:rPr>
+                <w:rFonts w:ascii="Times New Roman" w:cs="Times New Roman" w:eastAsia="Times New Roman" w:hAnsi="Times New Roman"/>
+                <w:color w:val="1b7a3d"/>
+                <w:sz w:val="20"/>
+                <w:szCs w:val="20"/>
+              </w:rPr>
+              <w:t xml:space="preserve">alto</w:t>
+            </w:r>
+          </w:p>
+        </w:tc>
+        <w:tc>
+          <w:tcPr>
+            <w:tcW w:type="dxa" w:w="3500"/>
+            <w:tcBorders>
+              <w:top w:val="none"/>
+              <w:left w:val="none"/>
+              <w:bottom w:val="none"/>
+              <w:right w:val="none"/>
+            </w:tcBorders>
+            <w:tcMar>
+              <w:top w:type="dxa" w:w="30"/>
+              <w:left w:type="dxa" w:w="70"/>
+              <w:bottom w:type="dxa" w:w="30"/>
+              <w:right w:type="dxa" w:w="70"/>
+            </w:tcMar>
+            <w:vAlign w:val="center"/>
+          </w:tcPr>
+          <w:p>
+            <w:pPr>
+              <w:spacing w:after="0" w:line="240"/>
+              <w:jc w:val="left"/>
+            </w:pPr>
+            <w:r>
+              <w:rPr>
+                <w:rFonts w:ascii="Times New Roman" w:cs="Times New Roman" w:eastAsia="Times New Roman" w:hAnsi="Times New Roman"/>
+                <w:color w:val="000000"/>
+                <w:sz w:val="20"/>
+                <w:szCs w:val="20"/>
+              </w:rPr>
+              <w:t xml:space="preserve">variância sobretudo entre atletas</w:t>
+            </w:r>
+          </w:p>
+        </w:tc>
+      </w:tr>
+      <w:tr>
+        <w:tc>
+          <w:tcPr>
+            <w:tcW w:type="dxa" w:w="2505"/>
+            <w:tcBorders>
+              <w:top w:val="none"/>
+              <w:left w:val="none"/>
+              <w:bottom w:val="single" w:color="000000" w:sz="6"/>
+              <w:right w:val="none"/>
+            </w:tcBorders>
+            <w:tcMar>
+              <w:top w:type="dxa" w:w="30"/>
+              <w:left w:type="dxa" w:w="70"/>
+              <w:bottom w:type="dxa" w:w="30"/>
+              <w:right w:type="dxa" w:w="70"/>
+            </w:tcMar>
+            <w:vAlign w:val="center"/>
+          </w:tcPr>
+          <w:p>
+            <w:pPr>
+              <w:spacing w:after="0" w:line="240"/>
+              <w:jc w:val="left"/>
+            </w:pPr>
+            <w:r>
+              <w:rPr>
+                <w:rFonts w:ascii="Times New Roman" w:cs="Times New Roman" w:eastAsia="Times New Roman" w:hAnsi="Times New Roman"/>
+                <w:b/>
+                <w:bCs/>
+                <w:color w:val="000000"/>
+                <w:sz w:val="20"/>
+                <w:szCs w:val="20"/>
+              </w:rPr>
+              <w:t xml:space="preserve">Tipo de estímulo</w:t>
+            </w:r>
+          </w:p>
+        </w:tc>
+        <w:tc>
+          <w:tcPr>
+            <w:tcW w:type="dxa" w:w="2300"/>
+            <w:tcBorders>
+              <w:top w:val="none"/>
+              <w:left w:val="none"/>
+              <w:bottom w:val="single" w:color="000000" w:sz="6"/>
+              <w:right w:val="none"/>
+            </w:tcBorders>
+            <w:tcMar>
+              <w:top w:type="dxa" w:w="30"/>
+              <w:left w:type="dxa" w:w="70"/>
+              <w:bottom w:type="dxa" w:w="30"/>
+              <w:right w:type="dxa" w:w="70"/>
+            </w:tcMar>
+            <w:vAlign w:val="center"/>
+          </w:tcPr>
+          <w:p>
+            <w:pPr>
+              <w:spacing w:after="0" w:line="240"/>
+              <w:jc w:val="left"/>
+            </w:pPr>
+            <w:r>
+              <w:rPr>
+                <w:rFonts w:ascii="Times New Roman" w:cs="Times New Roman" w:eastAsia="Times New Roman" w:hAnsi="Times New Roman"/>
+                <w:color w:val="000000"/>
+                <w:sz w:val="20"/>
+                <w:szCs w:val="20"/>
+              </w:rPr>
+              <w:t xml:space="preserve">HIIT, jogo e força</w:t>
+            </w:r>
+          </w:p>
+        </w:tc>
+        <w:tc>
+          <w:tcPr>
+            <w:tcW w:type="dxa" w:w="1200"/>
+            <w:tcBorders>
+              <w:top w:val="none"/>
+              <w:left w:val="none"/>
+              <w:bottom w:val="single" w:color="000000" w:sz="6"/>
+              <w:right w:val="none"/>
+            </w:tcBorders>
+            <w:tcMar>
+              <w:top w:type="dxa" w:w="30"/>
+              <w:left w:type="dxa" w:w="70"/>
+              <w:bottom w:type="dxa" w:w="30"/>
+              <w:right w:type="dxa" w:w="70"/>
+            </w:tcMar>
+            <w:vAlign w:val="center"/>
+          </w:tcPr>
+          <w:p>
+            <w:pPr>
+              <w:spacing w:after="0" w:line="240"/>
+              <w:jc w:val="center"/>
+            </w:pPr>
+            <w:r>
+              <w:rPr>
+                <w:rFonts w:ascii="Times New Roman" w:cs="Times New Roman" w:eastAsia="Times New Roman" w:hAnsi="Times New Roman"/>
+                <w:color w:val="1b7a3d"/>
+                <w:sz w:val="20"/>
+                <w:szCs w:val="20"/>
+              </w:rPr>
+              <w:t xml:space="preserve">alto</w:t>
+            </w:r>
+          </w:p>
+        </w:tc>
+        <w:tc>
+          <w:tcPr>
+            <w:tcW w:type="dxa" w:w="3500"/>
+            <w:tcBorders>
+              <w:top w:val="none"/>
+              <w:left w:val="none"/>
+              <w:bottom w:val="single" w:color="000000" w:sz="6"/>
+              <w:right w:val="none"/>
+            </w:tcBorders>
+            <w:tcMar>
+              <w:top w:type="dxa" w:w="30"/>
+              <w:left w:type="dxa" w:w="70"/>
+              <w:bottom w:type="dxa" w:w="30"/>
+              <w:right w:type="dxa" w:w="70"/>
+            </w:tcMar>
+            <w:vAlign w:val="center"/>
+          </w:tcPr>
+          <w:p>
+            <w:pPr>
+              <w:spacing w:after="0" w:line="240"/>
+              <w:jc w:val="left"/>
+            </w:pPr>
+            <w:r>
+              <w:rPr>
+                <w:rFonts w:ascii="Times New Roman" w:cs="Times New Roman" w:eastAsia="Times New Roman" w:hAnsi="Times New Roman"/>
+                <w:color w:val="000000"/>
+                <w:sz w:val="20"/>
+                <w:szCs w:val="20"/>
+              </w:rPr>
+              <w:t xml:space="preserve">modula o eixo afetivo</w:t>
+            </w:r>
+          </w:p>
+        </w:tc>
+      </w:tr>
+    </w:tbl>
+    <w:p>
+      <w:pPr>
+        <w:spacing w:after="180" w:before="40" w:line="240"/>
+        <w:jc w:val="left"/>
+      </w:pPr>
+      <w:r>
+        <w:rPr>
+          <w:rFonts w:ascii="Times New Roman" w:cs="Times New Roman" w:eastAsia="Times New Roman" w:hAnsi="Times New Roman"/>
+          <w:color w:val="3f3f3f"/>
+          <w:sz w:val="20"/>
+          <w:szCs w:val="20"/>
+        </w:rPr>
+        <w:t xml:space="preserve">Nota: peso relativo estimado pela contribuição ao componente principal e pela relação sinal-ruído de cada medida. Fonte: Dados da pesquisa (2026).</w:t>
+      </w:r>
+    </w:p>
+    <w:p>
+      <w:pPr>
+        <w:keepNext/>
+        <w:spacing w:after="90" w:before="200" w:line="360" w:lineRule="auto"/>
+      </w:pPr>
+      <w:r>
+        <w:rPr>
+          <w:rFonts w:ascii="Times New Roman" w:cs="Times New Roman" w:eastAsia="Times New Roman" w:hAnsi="Times New Roman"/>
+          <w:b/>
+          <w:bCs/>
+          <w:color w:val="000000"/>
+          <w:sz w:val="24"/>
+          <w:szCs w:val="24"/>
+        </w:rPr>
+        <w:t xml:space="preserve">7.3 Agenda de pesquisa</w:t>
+      </w:r>
+    </w:p>
+    <w:p>
+      <w:pPr>
+        <w:spacing w:after="0" w:before="0" w:line="360" w:lineRule="auto"/>
+        <w:ind w:firstLine="709"/>
+        <w:jc w:val="both"/>
+      </w:pPr>
+      <w:r>
+        <w:rPr>
+          <w:rFonts w:ascii="Times New Roman" w:cs="Times New Roman" w:eastAsia="Times New Roman" w:hAnsi="Times New Roman"/>
+          <w:color w:val="000000"/>
+          <w:sz w:val="24"/>
+          <w:szCs w:val="24"/>
+        </w:rPr>
+        <w:t xml:space="preserve">Cada hipótese a seguir nasce de uma limitação honesta do estudo atual e aponta um desenho capaz de convertê-la em confirmação. A Tabela 31 organiza as prioridades.</w:t>
+      </w:r>
+    </w:p>
+    <w:p>
+      <w:pPr>
+        <w:keepNext/>
+        <w:spacing w:after="40" w:before="160" w:line="240"/>
+        <w:jc w:val="left"/>
+      </w:pPr>
+      <w:r>
+        <w:rPr>
+          <w:rFonts w:ascii="Times New Roman" w:cs="Times New Roman" w:eastAsia="Times New Roman" w:hAnsi="Times New Roman"/>
+          <w:b/>
+          <w:bCs/>
+          <w:color w:val="000000"/>
+          <w:sz w:val="20"/>
+          <w:szCs w:val="20"/>
+        </w:rPr>
+        <w:t xml:space="preserve">Tabela 31</w:t>
+      </w:r>
+      <w:r>
+        <w:rPr>
+          <w:rFonts w:ascii="Times New Roman" w:cs="Times New Roman" w:eastAsia="Times New Roman" w:hAnsi="Times New Roman"/>
+          <w:color w:val="000000"/>
+          <w:sz w:val="20"/>
+          <w:szCs w:val="20"/>
+        </w:rPr>
+        <w:t xml:space="preserve"> – Agenda de pesquisa: hipóteses, desenhos e limitação que resolvem</w:t>
+      </w:r>
+    </w:p>
+    <w:tbl>
+      <w:tblPr>
+        <w:tblW w:type="dxa" w:w="9505"/>
+        <w:tblBorders>
+          <w:top w:val="single" w:color="000000" w:sz="6"/>
+          <w:left w:val="none"/>
+          <w:bottom w:val="single" w:color="000000" w:sz="6"/>
+          <w:right w:val="none"/>
+          <w:insideH w:val="none"/>
+          <w:insideV w:val="none"/>
+        </w:tblBorders>
+      </w:tblPr>
+      <w:tblGrid>
+        <w:gridCol w:w="2705"/>
+        <w:gridCol w:w="3800"/>
+        <w:gridCol w:w="3000"/>
+      </w:tblGrid>
+      <w:tr>
+        <w:trPr>
+          <w:tblHeader/>
+        </w:trPr>
+        <w:tc>
+          <w:tcPr>
+            <w:tcW w:type="dxa" w:w="2705"/>
+            <w:tcBorders>
+              <w:top w:val="single" w:color="000000" w:sz="6"/>
+              <w:left w:val="none"/>
+              <w:bottom w:val="single" w:color="000000" w:sz="6"/>
+              <w:right w:val="none"/>
+            </w:tcBorders>
+            <w:tcMar>
+              <w:top w:type="dxa" w:w="40"/>
+              <w:left w:type="dxa" w:w="70"/>
+              <w:bottom w:type="dxa" w:w="40"/>
+              <w:right w:type="dxa" w:w="70"/>
+            </w:tcMar>
+            <w:vAlign w:val="center"/>
+          </w:tcPr>
+          <w:p>
+            <w:pPr>
+              <w:spacing w:after="0" w:line="240"/>
+              <w:jc w:val="left"/>
+            </w:pPr>
+            <w:r>
+              <w:rPr>
+                <w:rFonts w:ascii="Times New Roman" w:cs="Times New Roman" w:eastAsia="Times New Roman" w:hAnsi="Times New Roman"/>
+                <w:b/>
+                <w:bCs/>
+                <w:color w:val="000000"/>
+                <w:sz w:val="20"/>
+                <w:szCs w:val="20"/>
+              </w:rPr>
+              <w:t xml:space="preserve">Tema (prioridade)</w:t>
+            </w:r>
+          </w:p>
+        </w:tc>
+        <w:tc>
+          <w:tcPr>
+            <w:tcW w:type="dxa" w:w="3800"/>
+            <w:tcBorders>
+              <w:top w:val="single" w:color="000000" w:sz="6"/>
+              <w:left w:val="none"/>
+              <w:bottom w:val="single" w:color="000000" w:sz="6"/>
+              <w:right w:val="none"/>
+            </w:tcBorders>
+            <w:tcMar>
+              <w:top w:type="dxa" w:w="40"/>
+              <w:left w:type="dxa" w:w="70"/>
+              <w:bottom w:type="dxa" w:w="40"/>
+              <w:right w:type="dxa" w:w="70"/>
+            </w:tcMar>
+            <w:vAlign w:val="center"/>
+          </w:tcPr>
+          <w:p>
+            <w:pPr>
+              <w:spacing w:after="0" w:line="240"/>
+              <w:jc w:val="left"/>
+            </w:pPr>
+            <w:r>
+              <w:rPr>
+                <w:rFonts w:ascii="Times New Roman" w:cs="Times New Roman" w:eastAsia="Times New Roman" w:hAnsi="Times New Roman"/>
+                <w:b/>
+                <w:bCs/>
+                <w:color w:val="000000"/>
+                <w:sz w:val="20"/>
+                <w:szCs w:val="20"/>
+              </w:rPr>
+              <w:t xml:space="preserve">Hipótese e desenho</w:t>
+            </w:r>
+          </w:p>
+        </w:tc>
+        <w:tc>
+          <w:tcPr>
+            <w:tcW w:type="dxa" w:w="3000"/>
+            <w:tcBorders>
+              <w:top w:val="single" w:color="000000" w:sz="6"/>
+              <w:left w:val="none"/>
+              <w:bottom w:val="single" w:color="000000" w:sz="6"/>
+              <w:right w:val="none"/>
+            </w:tcBorders>
+            <w:tcMar>
+              <w:top w:type="dxa" w:w="40"/>
+              <w:left w:type="dxa" w:w="70"/>
+              <w:bottom w:type="dxa" w:w="40"/>
+              <w:right w:type="dxa" w:w="70"/>
+            </w:tcMar>
+            <w:vAlign w:val="center"/>
+          </w:tcPr>
+          <w:p>
+            <w:pPr>
+              <w:spacing w:after="0" w:line="240"/>
+              <w:jc w:val="left"/>
+            </w:pPr>
+            <w:r>
+              <w:rPr>
+                <w:rFonts w:ascii="Times New Roman" w:cs="Times New Roman" w:eastAsia="Times New Roman" w:hAnsi="Times New Roman"/>
+                <w:b/>
+                <w:bCs/>
+                <w:color w:val="000000"/>
+                <w:sz w:val="20"/>
+                <w:szCs w:val="20"/>
+              </w:rPr>
+              <w:t xml:space="preserve">Limitação que resolve</w:t>
+            </w:r>
+          </w:p>
+        </w:tc>
+      </w:tr>
+      <w:tr>
+        <w:tc>
+          <w:tcPr>
+            <w:tcW w:type="dxa" w:w="2705"/>
+            <w:tcBorders>
+              <w:top w:val="none"/>
+              <w:left w:val="none"/>
+              <w:bottom w:val="none"/>
+              <w:right w:val="none"/>
+            </w:tcBorders>
+            <w:tcMar>
+              <w:top w:type="dxa" w:w="30"/>
+              <w:left w:type="dxa" w:w="70"/>
+              <w:bottom w:type="dxa" w:w="30"/>
+              <w:right w:type="dxa" w:w="70"/>
+            </w:tcMar>
+            <w:vAlign w:val="center"/>
+          </w:tcPr>
+          <w:p>
+            <w:pPr>
+              <w:spacing w:after="0" w:line="240"/>
+              <w:jc w:val="left"/>
+            </w:pPr>
+            <w:r>
+              <w:rPr>
+                <w:rFonts w:ascii="Times New Roman" w:cs="Times New Roman" w:eastAsia="Times New Roman" w:hAnsi="Times New Roman"/>
+                <w:b/>
+                <w:bCs/>
+                <w:color w:val="000000"/>
+                <w:sz w:val="20"/>
+                <w:szCs w:val="20"/>
+              </w:rPr>
+              <w:t xml:space="preserve">Causalidade estímulo e afeto (alta)</w:t>
+            </w:r>
+          </w:p>
+        </w:tc>
+        <w:tc>
+          <w:tcPr>
+            <w:tcW w:type="dxa" w:w="3800"/>
+            <w:tcBorders>
+              <w:top w:val="none"/>
+              <w:left w:val="none"/>
+              <w:bottom w:val="none"/>
+              <w:right w:val="none"/>
+            </w:tcBorders>
+            <w:tcMar>
+              <w:top w:type="dxa" w:w="30"/>
+              <w:left w:type="dxa" w:w="70"/>
+              <w:bottom w:type="dxa" w:w="30"/>
+              <w:right w:type="dxa" w:w="70"/>
+            </w:tcMar>
+            <w:vAlign w:val="center"/>
+          </w:tcPr>
+          <w:p>
+            <w:pPr>
+              <w:spacing w:after="0" w:line="240"/>
+              <w:jc w:val="left"/>
+            </w:pPr>
+            <w:r>
+              <w:rPr>
+                <w:rFonts w:ascii="Times New Roman" w:cs="Times New Roman" w:eastAsia="Times New Roman" w:hAnsi="Times New Roman"/>
+                <w:color w:val="000000"/>
+                <w:sz w:val="20"/>
+                <w:szCs w:val="20"/>
+              </w:rPr>
+              <w:t xml:space="preserve">HIIT e jogo com carga externa equalizada geram respostas afetivas distintas; desenho cruzado intra-sujeito randomizado.</w:t>
+            </w:r>
+          </w:p>
+        </w:tc>
+        <w:tc>
+          <w:tcPr>
+            <w:tcW w:type="dxa" w:w="3000"/>
+            <w:tcBorders>
+              <w:top w:val="none"/>
+              <w:left w:val="none"/>
+              <w:bottom w:val="none"/>
+              <w:right w:val="none"/>
+            </w:tcBorders>
+            <w:tcMar>
+              <w:top w:type="dxa" w:w="30"/>
+              <w:left w:type="dxa" w:w="70"/>
+              <w:bottom w:type="dxa" w:w="30"/>
+              <w:right w:type="dxa" w:w="70"/>
+            </w:tcMar>
+            <w:vAlign w:val="center"/>
+          </w:tcPr>
+          <w:p>
+            <w:pPr>
+              <w:spacing w:after="0" w:line="240"/>
+              <w:jc w:val="left"/>
+            </w:pPr>
+            <w:r>
+              <w:rPr>
+                <w:rFonts w:ascii="Times New Roman" w:cs="Times New Roman" w:eastAsia="Times New Roman" w:hAnsi="Times New Roman"/>
+                <w:color w:val="000000"/>
+                <w:sz w:val="20"/>
+                <w:szCs w:val="20"/>
+              </w:rPr>
+              <w:t xml:space="preserve">Tipo de dia confundido com dia e carga; grupo único.</w:t>
+            </w:r>
+          </w:p>
+        </w:tc>
+      </w:tr>
+      <w:tr>
+        <w:tc>
+          <w:tcPr>
+            <w:tcW w:type="dxa" w:w="2705"/>
+            <w:tcBorders>
+              <w:top w:val="none"/>
+              <w:left w:val="none"/>
+              <w:bottom w:val="none"/>
+              <w:right w:val="none"/>
+            </w:tcBorders>
+            <w:tcMar>
+              <w:top w:type="dxa" w:w="30"/>
+              <w:left w:type="dxa" w:w="70"/>
+              <w:bottom w:type="dxa" w:w="30"/>
+              <w:right w:type="dxa" w:w="70"/>
+            </w:tcMar>
+            <w:vAlign w:val="center"/>
+          </w:tcPr>
+          <w:p>
+            <w:pPr>
+              <w:spacing w:after="0" w:line="240"/>
+              <w:jc w:val="left"/>
+            </w:pPr>
+            <w:r>
+              <w:rPr>
+                <w:rFonts w:ascii="Times New Roman" w:cs="Times New Roman" w:eastAsia="Times New Roman" w:hAnsi="Times New Roman"/>
+                <w:b/>
+                <w:bCs/>
+                <w:color w:val="000000"/>
+                <w:sz w:val="20"/>
+                <w:szCs w:val="20"/>
+              </w:rPr>
+              <w:t xml:space="preserve">Carga interna individual (alta)</w:t>
+            </w:r>
+          </w:p>
+        </w:tc>
+        <w:tc>
+          <w:tcPr>
+            <w:tcW w:type="dxa" w:w="3800"/>
+            <w:tcBorders>
+              <w:top w:val="none"/>
+              <w:left w:val="none"/>
+              <w:bottom w:val="none"/>
+              <w:right w:val="none"/>
+            </w:tcBorders>
+            <w:tcMar>
+              <w:top w:type="dxa" w:w="30"/>
+              <w:left w:type="dxa" w:w="70"/>
+              <w:bottom w:type="dxa" w:w="30"/>
+              <w:right w:type="dxa" w:w="70"/>
+            </w:tcMar>
+            <w:vAlign w:val="center"/>
+          </w:tcPr>
+          <w:p>
+            <w:pPr>
+              <w:spacing w:after="0" w:line="240"/>
+              <w:jc w:val="left"/>
+            </w:pPr>
+            <w:r>
+              <w:rPr>
+                <w:rFonts w:ascii="Times New Roman" w:cs="Times New Roman" w:eastAsia="Times New Roman" w:hAnsi="Times New Roman"/>
+                <w:color w:val="000000"/>
+                <w:sz w:val="20"/>
+                <w:szCs w:val="20"/>
+              </w:rPr>
+              <w:t xml:space="preserve">A dose-resposta é individual; coletar sPSE e frequência cardíaca por sessão, o que habilita o ACWR.</w:t>
+            </w:r>
+          </w:p>
+        </w:tc>
+        <w:tc>
+          <w:tcPr>
+            <w:tcW w:type="dxa" w:w="3000"/>
+            <w:tcBorders>
+              <w:top w:val="none"/>
+              <w:left w:val="none"/>
+              <w:bottom w:val="none"/>
+              <w:right w:val="none"/>
+            </w:tcBorders>
+            <w:tcMar>
+              <w:top w:type="dxa" w:w="30"/>
+              <w:left w:type="dxa" w:w="70"/>
+              <w:bottom w:type="dxa" w:w="30"/>
+              <w:right w:type="dxa" w:w="70"/>
+            </w:tcMar>
+            <w:vAlign w:val="center"/>
+          </w:tcPr>
+          <w:p>
+            <w:pPr>
+              <w:spacing w:after="0" w:line="240"/>
+              <w:jc w:val="left"/>
+            </w:pPr>
+            <w:r>
+              <w:rPr>
+                <w:rFonts w:ascii="Times New Roman" w:cs="Times New Roman" w:eastAsia="Times New Roman" w:hAnsi="Times New Roman"/>
+                <w:color w:val="000000"/>
+                <w:sz w:val="20"/>
+                <w:szCs w:val="20"/>
+              </w:rPr>
+              <w:t xml:space="preserve">RPE por sessão não coletado; carga apenas de nível-dia.</w:t>
+            </w:r>
+          </w:p>
+        </w:tc>
+      </w:tr>
+      <w:tr>
+        <w:tc>
+          <w:tcPr>
+            <w:tcW w:type="dxa" w:w="2705"/>
+            <w:tcBorders>
+              <w:top w:val="none"/>
+              <w:left w:val="none"/>
+              <w:bottom w:val="none"/>
+              <w:right w:val="none"/>
+            </w:tcBorders>
+            <w:tcMar>
+              <w:top w:type="dxa" w:w="30"/>
+              <w:left w:type="dxa" w:w="70"/>
+              <w:bottom w:type="dxa" w:w="30"/>
+              <w:right w:type="dxa" w:w="70"/>
+            </w:tcMar>
+            <w:vAlign w:val="center"/>
+          </w:tcPr>
+          <w:p>
+            <w:pPr>
+              <w:spacing w:after="0" w:line="240"/>
+              <w:jc w:val="left"/>
+            </w:pPr>
+            <w:r>
+              <w:rPr>
+                <w:rFonts w:ascii="Times New Roman" w:cs="Times New Roman" w:eastAsia="Times New Roman" w:hAnsi="Times New Roman"/>
+                <w:b/>
+                <w:bCs/>
+                <w:color w:val="000000"/>
+                <w:sz w:val="20"/>
+                <w:szCs w:val="20"/>
+              </w:rPr>
+              <w:t xml:space="preserve">Perfis de risco e desfechos (alta)</w:t>
+            </w:r>
+          </w:p>
+        </w:tc>
+        <w:tc>
+          <w:tcPr>
+            <w:tcW w:type="dxa" w:w="3800"/>
+            <w:tcBorders>
+              <w:top w:val="none"/>
+              <w:left w:val="none"/>
+              <w:bottom w:val="none"/>
+              <w:right w:val="none"/>
+            </w:tcBorders>
+            <w:tcMar>
+              <w:top w:type="dxa" w:w="30"/>
+              <w:left w:type="dxa" w:w="70"/>
+              <w:bottom w:type="dxa" w:w="30"/>
+              <w:right w:type="dxa" w:w="70"/>
+            </w:tcMar>
+            <w:vAlign w:val="center"/>
+          </w:tcPr>
+          <w:p>
+            <w:pPr>
+              <w:spacing w:after="0" w:line="240"/>
+              <w:jc w:val="left"/>
+            </w:pPr>
+            <w:r>
+              <w:rPr>
+                <w:rFonts w:ascii="Times New Roman" w:cs="Times New Roman" w:eastAsia="Times New Roman" w:hAnsi="Times New Roman"/>
+                <w:color w:val="000000"/>
+                <w:sz w:val="20"/>
+                <w:szCs w:val="20"/>
+              </w:rPr>
+              <w:t xml:space="preserve">Perfis invertidos predizem lesão e sofrimento; coorte prospectiva com registro sistemático.</w:t>
+            </w:r>
+          </w:p>
+        </w:tc>
+        <w:tc>
+          <w:tcPr>
+            <w:tcW w:type="dxa" w:w="3000"/>
+            <w:tcBorders>
+              <w:top w:val="none"/>
+              <w:left w:val="none"/>
+              <w:bottom w:val="none"/>
+              <w:right w:val="none"/>
+            </w:tcBorders>
+            <w:tcMar>
+              <w:top w:type="dxa" w:w="30"/>
+              <w:left w:type="dxa" w:w="70"/>
+              <w:bottom w:type="dxa" w:w="30"/>
+              <w:right w:type="dxa" w:w="70"/>
+            </w:tcMar>
+            <w:vAlign w:val="center"/>
+          </w:tcPr>
+          <w:p>
+            <w:pPr>
+              <w:spacing w:after="0" w:line="240"/>
+              <w:jc w:val="left"/>
+            </w:pPr>
+            <w:r>
+              <w:rPr>
+                <w:rFonts w:ascii="Times New Roman" w:cs="Times New Roman" w:eastAsia="Times New Roman" w:hAnsi="Times New Roman"/>
+                <w:color w:val="000000"/>
+                <w:sz w:val="20"/>
+                <w:szCs w:val="20"/>
+              </w:rPr>
+              <w:t xml:space="preserve">Sem desfechos vinculados a este microciclo.</w:t>
+            </w:r>
+          </w:p>
+        </w:tc>
+      </w:tr>
+      <w:tr>
+        <w:tc>
+          <w:tcPr>
+            <w:tcW w:type="dxa" w:w="2705"/>
+            <w:tcBorders>
+              <w:top w:val="none"/>
+              <w:left w:val="none"/>
+              <w:bottom w:val="none"/>
+              <w:right w:val="none"/>
+            </w:tcBorders>
+            <w:tcMar>
+              <w:top w:type="dxa" w:w="30"/>
+              <w:left w:type="dxa" w:w="70"/>
+              <w:bottom w:type="dxa" w:w="30"/>
+              <w:right w:type="dxa" w:w="70"/>
+            </w:tcMar>
+            <w:vAlign w:val="center"/>
+          </w:tcPr>
+          <w:p>
+            <w:pPr>
+              <w:spacing w:after="0" w:line="240"/>
+              <w:jc w:val="left"/>
+            </w:pPr>
+            <w:r>
+              <w:rPr>
+                <w:rFonts w:ascii="Times New Roman" w:cs="Times New Roman" w:eastAsia="Times New Roman" w:hAnsi="Times New Roman"/>
+                <w:b/>
+                <w:bCs/>
+                <w:color w:val="000000"/>
+                <w:sz w:val="20"/>
+                <w:szCs w:val="20"/>
+              </w:rPr>
+              <w:t xml:space="preserve">Biomarcadores (média)</w:t>
+            </w:r>
+          </w:p>
+        </w:tc>
+        <w:tc>
+          <w:tcPr>
+            <w:tcW w:type="dxa" w:w="3800"/>
+            <w:tcBorders>
+              <w:top w:val="none"/>
+              <w:left w:val="none"/>
+              <w:bottom w:val="none"/>
+              <w:right w:val="none"/>
+            </w:tcBorders>
+            <w:tcMar>
+              <w:top w:type="dxa" w:w="30"/>
+              <w:left w:type="dxa" w:w="70"/>
+              <w:bottom w:type="dxa" w:w="30"/>
+              <w:right w:type="dxa" w:w="70"/>
+            </w:tcMar>
+            <w:vAlign w:val="center"/>
+          </w:tcPr>
+          <w:p>
+            <w:pPr>
+              <w:spacing w:after="0" w:line="240"/>
+              <w:jc w:val="left"/>
+            </w:pPr>
+            <w:r>
+              <w:rPr>
+                <w:rFonts w:ascii="Times New Roman" w:cs="Times New Roman" w:eastAsia="Times New Roman" w:hAnsi="Times New Roman"/>
+                <w:color w:val="000000"/>
+                <w:sz w:val="20"/>
+                <w:szCs w:val="20"/>
+              </w:rPr>
+              <w:t xml:space="preserve">Vigor, fadiga e sono correlacionam com HRV, cortisol e actigrafia; coleta fisiológica diária.</w:t>
+            </w:r>
+          </w:p>
+        </w:tc>
+        <w:tc>
+          <w:tcPr>
+            <w:tcW w:type="dxa" w:w="3000"/>
+            <w:tcBorders>
+              <w:top w:val="none"/>
+              <w:left w:val="none"/>
+              <w:bottom w:val="none"/>
+              <w:right w:val="none"/>
+            </w:tcBorders>
+            <w:tcMar>
+              <w:top w:type="dxa" w:w="30"/>
+              <w:left w:type="dxa" w:w="70"/>
+              <w:bottom w:type="dxa" w:w="30"/>
+              <w:right w:type="dxa" w:w="70"/>
+            </w:tcMar>
+            <w:vAlign w:val="center"/>
+          </w:tcPr>
+          <w:p>
+            <w:pPr>
+              <w:spacing w:after="0" w:line="240"/>
+              <w:jc w:val="left"/>
+            </w:pPr>
+            <w:r>
+              <w:rPr>
+                <w:rFonts w:ascii="Times New Roman" w:cs="Times New Roman" w:eastAsia="Times New Roman" w:hAnsi="Times New Roman"/>
+                <w:color w:val="000000"/>
+                <w:sz w:val="20"/>
+                <w:szCs w:val="20"/>
+              </w:rPr>
+              <w:t xml:space="preserve">Eixo energético medido só por autorrelato.</w:t>
+            </w:r>
+          </w:p>
+        </w:tc>
+      </w:tr>
+      <w:tr>
+        <w:tc>
+          <w:tcPr>
+            <w:tcW w:type="dxa" w:w="2705"/>
+            <w:tcBorders>
+              <w:top w:val="none"/>
+              <w:left w:val="none"/>
+              <w:bottom w:val="none"/>
+              <w:right w:val="none"/>
+            </w:tcBorders>
+            <w:tcMar>
+              <w:top w:type="dxa" w:w="30"/>
+              <w:left w:type="dxa" w:w="70"/>
+              <w:bottom w:type="dxa" w:w="30"/>
+              <w:right w:type="dxa" w:w="70"/>
+            </w:tcMar>
+            <w:vAlign w:val="center"/>
+          </w:tcPr>
+          <w:p>
+            <w:pPr>
+              <w:spacing w:after="0" w:line="240"/>
+              <w:jc w:val="left"/>
+            </w:pPr>
+            <w:r>
+              <w:rPr>
+                <w:rFonts w:ascii="Times New Roman" w:cs="Times New Roman" w:eastAsia="Times New Roman" w:hAnsi="Times New Roman"/>
+                <w:b/>
+                <w:bCs/>
+                <w:color w:val="000000"/>
+                <w:sz w:val="20"/>
+                <w:szCs w:val="20"/>
+              </w:rPr>
+              <w:t xml:space="preserve">Poder e generalização (média)</w:t>
+            </w:r>
+          </w:p>
+        </w:tc>
+        <w:tc>
+          <w:tcPr>
+            <w:tcW w:type="dxa" w:w="3800"/>
+            <w:tcBorders>
+              <w:top w:val="none"/>
+              <w:left w:val="none"/>
+              <w:bottom w:val="none"/>
+              <w:right w:val="none"/>
+            </w:tcBorders>
+            <w:tcMar>
+              <w:top w:type="dxa" w:w="30"/>
+              <w:left w:type="dxa" w:w="70"/>
+              <w:bottom w:type="dxa" w:w="30"/>
+              <w:right w:type="dxa" w:w="70"/>
+            </w:tcMar>
+            <w:vAlign w:val="center"/>
+          </w:tcPr>
+          <w:p>
+            <w:pPr>
+              <w:spacing w:after="0" w:line="240"/>
+              <w:jc w:val="left"/>
+            </w:pPr>
+            <w:r>
+              <w:rPr>
+                <w:rFonts w:ascii="Times New Roman" w:cs="Times New Roman" w:eastAsia="Times New Roman" w:hAnsi="Times New Roman"/>
+                <w:color w:val="000000"/>
+                <w:sz w:val="20"/>
+                <w:szCs w:val="20"/>
+              </w:rPr>
+              <w:t xml:space="preserve">Efeitos afetivos pequenos e a taxonomia de perfis se mantêm; estudo multicêntrico com n maior.</w:t>
+            </w:r>
+          </w:p>
+        </w:tc>
+        <w:tc>
+          <w:tcPr>
+            <w:tcW w:type="dxa" w:w="3000"/>
+            <w:tcBorders>
+              <w:top w:val="none"/>
+              <w:left w:val="none"/>
+              <w:bottom w:val="none"/>
+              <w:right w:val="none"/>
+            </w:tcBorders>
+            <w:tcMar>
+              <w:top w:type="dxa" w:w="30"/>
+              <w:left w:type="dxa" w:w="70"/>
+              <w:bottom w:type="dxa" w:w="30"/>
+              <w:right w:type="dxa" w:w="70"/>
+            </w:tcMar>
+            <w:vAlign w:val="center"/>
+          </w:tcPr>
+          <w:p>
+            <w:pPr>
+              <w:spacing w:after="0" w:line="240"/>
+              <w:jc w:val="left"/>
+            </w:pPr>
+            <w:r>
+              <w:rPr>
+                <w:rFonts w:ascii="Times New Roman" w:cs="Times New Roman" w:eastAsia="Times New Roman" w:hAnsi="Times New Roman"/>
+                <w:color w:val="000000"/>
+                <w:sz w:val="20"/>
+                <w:szCs w:val="20"/>
+              </w:rPr>
+              <w:t xml:space="preserve">n = 27; efeitos afetivos pequenos.</w:t>
+            </w:r>
+          </w:p>
+        </w:tc>
+      </w:tr>
+      <w:tr>
+        <w:tc>
+          <w:tcPr>
+            <w:tcW w:type="dxa" w:w="2705"/>
+            <w:tcBorders>
+              <w:top w:val="none"/>
+              <w:left w:val="none"/>
+              <w:bottom w:val="none"/>
+              <w:right w:val="none"/>
+            </w:tcBorders>
+            <w:tcMar>
+              <w:top w:type="dxa" w:w="30"/>
+              <w:left w:type="dxa" w:w="70"/>
+              <w:bottom w:type="dxa" w:w="30"/>
+              <w:right w:type="dxa" w:w="70"/>
+            </w:tcMar>
+            <w:vAlign w:val="center"/>
+          </w:tcPr>
+          <w:p>
+            <w:pPr>
+              <w:spacing w:after="0" w:line="240"/>
+              <w:jc w:val="left"/>
+            </w:pPr>
+            <w:r>
+              <w:rPr>
+                <w:rFonts w:ascii="Times New Roman" w:cs="Times New Roman" w:eastAsia="Times New Roman" w:hAnsi="Times New Roman"/>
+                <w:b/>
+                <w:bCs/>
+                <w:color w:val="000000"/>
+                <w:sz w:val="20"/>
+                <w:szCs w:val="20"/>
+              </w:rPr>
+              <w:t xml:space="preserve">Modelos idiográficos (média)</w:t>
+            </w:r>
+          </w:p>
+        </w:tc>
+        <w:tc>
+          <w:tcPr>
+            <w:tcW w:type="dxa" w:w="3800"/>
+            <w:tcBorders>
+              <w:top w:val="none"/>
+              <w:left w:val="none"/>
+              <w:bottom w:val="none"/>
+              <w:right w:val="none"/>
+            </w:tcBorders>
+            <w:tcMar>
+              <w:top w:type="dxa" w:w="30"/>
+              <w:left w:type="dxa" w:w="70"/>
+              <w:bottom w:type="dxa" w:w="30"/>
+              <w:right w:type="dxa" w:w="70"/>
+            </w:tcMar>
+            <w:vAlign w:val="center"/>
+          </w:tcPr>
+          <w:p>
+            <w:pPr>
+              <w:spacing w:after="0" w:line="240"/>
+              <w:jc w:val="left"/>
+            </w:pPr>
+            <w:r>
+              <w:rPr>
+                <w:rFonts w:ascii="Times New Roman" w:cs="Times New Roman" w:eastAsia="Times New Roman" w:hAnsi="Times New Roman"/>
+                <w:color w:val="000000"/>
+                <w:sz w:val="20"/>
+                <w:szCs w:val="20"/>
+              </w:rPr>
+              <w:t xml:space="preserve">Baseline por atleta melhora a leitura individual; séries temporais individuais.</w:t>
+            </w:r>
+          </w:p>
+        </w:tc>
+        <w:tc>
+          <w:tcPr>
+            <w:tcW w:type="dxa" w:w="3000"/>
+            <w:tcBorders>
+              <w:top w:val="none"/>
+              <w:left w:val="none"/>
+              <w:bottom w:val="none"/>
+              <w:right w:val="none"/>
+            </w:tcBorders>
+            <w:tcMar>
+              <w:top w:type="dxa" w:w="30"/>
+              <w:left w:type="dxa" w:w="70"/>
+              <w:bottom w:type="dxa" w:w="30"/>
+              <w:right w:type="dxa" w:w="70"/>
+            </w:tcMar>
+            <w:vAlign w:val="center"/>
+          </w:tcPr>
+          <w:p>
+            <w:pPr>
+              <w:spacing w:after="0" w:line="240"/>
+              <w:jc w:val="left"/>
+            </w:pPr>
+            <w:r>
+              <w:rPr>
+                <w:rFonts w:ascii="Times New Roman" w:cs="Times New Roman" w:eastAsia="Times New Roman" w:hAnsi="Times New Roman"/>
+                <w:color w:val="000000"/>
+                <w:sz w:val="20"/>
+                <w:szCs w:val="20"/>
+              </w:rPr>
+              <w:t xml:space="preserve">Variância sobretudo entre atletas; previsão individual fraca.</w:t>
+            </w:r>
+          </w:p>
+        </w:tc>
+      </w:tr>
+      <w:tr>
+        <w:tc>
+          <w:tcPr>
+            <w:tcW w:type="dxa" w:w="2705"/>
+            <w:tcBorders>
+              <w:top w:val="none"/>
+              <w:left w:val="none"/>
+              <w:bottom w:val="none"/>
+              <w:right w:val="none"/>
+            </w:tcBorders>
+            <w:tcMar>
+              <w:top w:type="dxa" w:w="30"/>
+              <w:left w:type="dxa" w:w="70"/>
+              <w:bottom w:type="dxa" w:w="30"/>
+              <w:right w:type="dxa" w:w="70"/>
+            </w:tcMar>
+            <w:vAlign w:val="center"/>
+          </w:tcPr>
+          <w:p>
+            <w:pPr>
+              <w:spacing w:after="0" w:line="240"/>
+              <w:jc w:val="left"/>
+            </w:pPr>
+            <w:r>
+              <w:rPr>
+                <w:rFonts w:ascii="Times New Roman" w:cs="Times New Roman" w:eastAsia="Times New Roman" w:hAnsi="Times New Roman"/>
+                <w:b/>
+                <w:bCs/>
+                <w:color w:val="000000"/>
+                <w:sz w:val="20"/>
+                <w:szCs w:val="20"/>
+              </w:rPr>
+              <w:t xml:space="preserve">Aptidão e humor individual (média)</w:t>
+            </w:r>
+          </w:p>
+        </w:tc>
+        <w:tc>
+          <w:tcPr>
+            <w:tcW w:type="dxa" w:w="3800"/>
+            <w:tcBorders>
+              <w:top w:val="none"/>
+              <w:left w:val="none"/>
+              <w:bottom w:val="none"/>
+              <w:right w:val="none"/>
+            </w:tcBorders>
+            <w:tcMar>
+              <w:top w:type="dxa" w:w="30"/>
+              <w:left w:type="dxa" w:w="70"/>
+              <w:bottom w:type="dxa" w:w="30"/>
+              <w:right w:type="dxa" w:w="70"/>
+            </w:tcMar>
+            <w:vAlign w:val="center"/>
+          </w:tcPr>
+          <w:p>
+            <w:pPr>
+              <w:spacing w:after="0" w:line="240"/>
+              <w:jc w:val="left"/>
+            </w:pPr>
+            <w:r>
+              <w:rPr>
+                <w:rFonts w:ascii="Times New Roman" w:cs="Times New Roman" w:eastAsia="Times New Roman" w:hAnsi="Times New Roman"/>
+                <w:color w:val="000000"/>
+                <w:sz w:val="20"/>
+                <w:szCs w:val="20"/>
+              </w:rPr>
+              <w:t xml:space="preserve">A aptidão amortece a fadiga no nível do atleta; coleta integrada com consentimento.</w:t>
+            </w:r>
+          </w:p>
+        </w:tc>
+        <w:tc>
+          <w:tcPr>
+            <w:tcW w:type="dxa" w:w="3000"/>
+            <w:tcBorders>
+              <w:top w:val="none"/>
+              <w:left w:val="none"/>
+              <w:bottom w:val="none"/>
+              <w:right w:val="none"/>
+            </w:tcBorders>
+            <w:tcMar>
+              <w:top w:type="dxa" w:w="30"/>
+              <w:left w:type="dxa" w:w="70"/>
+              <w:bottom w:type="dxa" w:w="30"/>
+              <w:right w:type="dxa" w:w="70"/>
+            </w:tcMar>
+            <w:vAlign w:val="center"/>
+          </w:tcPr>
+          <w:p>
+            <w:pPr>
+              <w:spacing w:after="0" w:line="240"/>
+              <w:jc w:val="left"/>
+            </w:pPr>
+            <w:r>
+              <w:rPr>
+                <w:rFonts w:ascii="Times New Roman" w:cs="Times New Roman" w:eastAsia="Times New Roman" w:hAnsi="Times New Roman"/>
+                <w:color w:val="000000"/>
+                <w:sz w:val="20"/>
+                <w:szCs w:val="20"/>
+              </w:rPr>
+              <w:t xml:space="preserve">Anonimização separada impede o cruzamento individual.</w:t>
+            </w:r>
+          </w:p>
+        </w:tc>
+      </w:tr>
+      <w:tr>
+        <w:tc>
+          <w:tcPr>
+            <w:tcW w:type="dxa" w:w="2705"/>
+            <w:tcBorders>
+              <w:top w:val="none"/>
+              <w:left w:val="none"/>
+              <w:bottom w:val="single" w:color="000000" w:sz="6"/>
+              <w:right w:val="none"/>
+            </w:tcBorders>
+            <w:tcMar>
+              <w:top w:type="dxa" w:w="30"/>
+              <w:left w:type="dxa" w:w="70"/>
+              <w:bottom w:type="dxa" w:w="30"/>
+              <w:right w:type="dxa" w:w="70"/>
+            </w:tcMar>
+            <w:vAlign w:val="center"/>
+          </w:tcPr>
+          <w:p>
+            <w:pPr>
+              <w:spacing w:after="0" w:line="240"/>
+              <w:jc w:val="left"/>
+            </w:pPr>
+            <w:r>
+              <w:rPr>
+                <w:rFonts w:ascii="Times New Roman" w:cs="Times New Roman" w:eastAsia="Times New Roman" w:hAnsi="Times New Roman"/>
+                <w:b/>
+                <w:bCs/>
+                <w:color w:val="000000"/>
+                <w:sz w:val="20"/>
+                <w:szCs w:val="20"/>
+              </w:rPr>
+              <w:t xml:space="preserve">Janela temporal ampliada (baixa)</w:t>
+            </w:r>
+          </w:p>
+        </w:tc>
+        <w:tc>
+          <w:tcPr>
+            <w:tcW w:type="dxa" w:w="3800"/>
+            <w:tcBorders>
+              <w:top w:val="none"/>
+              <w:left w:val="none"/>
+              <w:bottom w:val="single" w:color="000000" w:sz="6"/>
+              <w:right w:val="none"/>
+            </w:tcBorders>
+            <w:tcMar>
+              <w:top w:type="dxa" w:w="30"/>
+              <w:left w:type="dxa" w:w="70"/>
+              <w:bottom w:type="dxa" w:w="30"/>
+              <w:right w:type="dxa" w:w="70"/>
+            </w:tcMar>
+            <w:vAlign w:val="center"/>
+          </w:tcPr>
+          <w:p>
+            <w:pPr>
+              <w:spacing w:after="0" w:line="240"/>
+              <w:jc w:val="left"/>
+            </w:pPr>
+            <w:r>
+              <w:rPr>
+                <w:rFonts w:ascii="Times New Roman" w:cs="Times New Roman" w:eastAsia="Times New Roman" w:hAnsi="Times New Roman"/>
+                <w:color w:val="000000"/>
+                <w:sz w:val="20"/>
+                <w:szCs w:val="20"/>
+              </w:rPr>
+              <w:t xml:space="preserve">Recuperação e supercompensação surgem no mesociclo; acompanhar vários microciclos.</w:t>
+            </w:r>
+          </w:p>
+        </w:tc>
+        <w:tc>
+          <w:tcPr>
+            <w:tcW w:type="dxa" w:w="3000"/>
+            <w:tcBorders>
+              <w:top w:val="none"/>
+              <w:left w:val="none"/>
+              <w:bottom w:val="single" w:color="000000" w:sz="6"/>
+              <w:right w:val="none"/>
+            </w:tcBorders>
+            <w:tcMar>
+              <w:top w:type="dxa" w:w="30"/>
+              <w:left w:type="dxa" w:w="70"/>
+              <w:bottom w:type="dxa" w:w="30"/>
+              <w:right w:type="dxa" w:w="70"/>
+            </w:tcMar>
+            <w:vAlign w:val="center"/>
+          </w:tcPr>
+          <w:p>
+            <w:pPr>
+              <w:spacing w:after="0" w:line="240"/>
+              <w:jc w:val="left"/>
+            </w:pPr>
+            <w:r>
+              <w:rPr>
+                <w:rFonts w:ascii="Times New Roman" w:cs="Times New Roman" w:eastAsia="Times New Roman" w:hAnsi="Times New Roman"/>
+                <w:color w:val="000000"/>
+                <w:sz w:val="20"/>
+                <w:szCs w:val="20"/>
+              </w:rPr>
+              <w:t xml:space="preserve">Sete dias insuficientes para a dinâmica crônica.</w:t>
+            </w:r>
+          </w:p>
+        </w:tc>
+      </w:tr>
+    </w:tbl>
+    <w:p>
+      <w:pPr>
+        <w:spacing w:after="180" w:before="40" w:line="240"/>
+        <w:jc w:val="left"/>
+      </w:pPr>
+      <w:r>
+        <w:rPr>
+          <w:rFonts w:ascii="Times New Roman" w:cs="Times New Roman" w:eastAsia="Times New Roman" w:hAnsi="Times New Roman"/>
+          <w:color w:val="3f3f3f"/>
+          <w:sz w:val="20"/>
+          <w:szCs w:val="20"/>
+        </w:rPr>
+        <w:t xml:space="preserve">Nota: prioridade sugerida pela combinação entre relevância prática e viabilidade; as hipóteses são caminhos para confirmar, não conclusões. Fonte: Dados da pesquisa (2026).</w:t>
+      </w:r>
+    </w:p>
+    <w:p>
+      <w:pPr>
+        <w:keepNext/>
+        <w:spacing w:after="140" w:before="300" w:line="360" w:lineRule="auto"/>
+      </w:pPr>
+      <w:r>
+        <w:rPr>
+          <w:rFonts w:ascii="Times New Roman" w:cs="Times New Roman" w:eastAsia="Times New Roman" w:hAnsi="Times New Roman"/>
+          <w:b/>
+          <w:bCs/>
+          <w:color w:val="000000"/>
+          <w:sz w:val="24"/>
+          <w:szCs w:val="24"/>
+        </w:rPr>
+        <w:t xml:space="preserve">8 CONSIDERAÇÕES FINAIS</w:t>
       </w:r>
     </w:p>
     <w:p>

--- a/Artigos/Analise_Descritiva_Triangulacao_ABNT.docx
+++ b/Artigos/Analise_Descritiva_Triangulacao_ABNT.docx
@@ -53386,6 +53386,4126 @@
           <w:szCs w:val="20"/>
         </w:rPr>
         <w:t xml:space="preserve">Nota: prioridade sugerida pela combinação entre relevância prática e viabilidade; as hipóteses são caminhos para confirmar, não conclusões. Fonte: Dados da pesquisa (2026).</w:t>
+      </w:r>
+    </w:p>
+    <w:p>
+      <w:pPr>
+        <w:keepNext/>
+        <w:spacing w:after="90" w:before="200" w:line="360" w:lineRule="auto"/>
+      </w:pPr>
+      <w:r>
+        <w:rPr>
+          <w:rFonts w:ascii="Times New Roman" w:cs="Times New Roman" w:eastAsia="Times New Roman" w:hAnsi="Times New Roman"/>
+          <w:b/>
+          <w:bCs/>
+          <w:color w:val="000000"/>
+          <w:sz w:val="24"/>
+          <w:szCs w:val="24"/>
+        </w:rPr>
+        <w:t xml:space="preserve">7.4 Correção por multiplicidade</w:t>
+      </w:r>
+    </w:p>
+    <w:p>
+      <w:pPr>
+        <w:spacing w:after="0" w:before="0" w:line="360" w:lineRule="auto"/>
+        <w:ind w:firstLine="709"/>
+        <w:jc w:val="both"/>
+      </w:pPr>
+      <w:r>
+        <w:rPr>
+          <w:rFonts w:ascii="Times New Roman" w:cs="Times New Roman" w:eastAsia="Times New Roman" w:hAnsi="Times New Roman"/>
+          <w:color w:val="000000"/>
+          <w:sz w:val="24"/>
+          <w:szCs w:val="24"/>
+        </w:rPr>
+        <w:t xml:space="preserve">Ao longo do estudo foram conduzidos muitos testes, o que exige o controle explícito da multiplicidade. A família confirmatória primária reúne o teste de Wilcoxon do primeiro contra o último dia e o teste de Friedman dos sete dias, para cada dimensão, e recebe duas correções dentro de cada família, a saber, o procedimento de Benjamini-Hochberg, que controla a proporção esperada de falsos positivos, e a correção de Bonferroni, mais conservadora. A Tabela 32 reúne os quatorze testes e assinala quais sobrevivem a cada critério.</w:t>
+      </w:r>
+    </w:p>
+    <w:p>
+      <w:pPr>
+        <w:keepNext/>
+        <w:spacing w:after="40" w:before="160" w:line="240"/>
+        <w:jc w:val="left"/>
+      </w:pPr>
+      <w:r>
+        <w:rPr>
+          <w:rFonts w:ascii="Times New Roman" w:cs="Times New Roman" w:eastAsia="Times New Roman" w:hAnsi="Times New Roman"/>
+          <w:b/>
+          <w:bCs/>
+          <w:color w:val="000000"/>
+          <w:sz w:val="20"/>
+          <w:szCs w:val="20"/>
+        </w:rPr>
+        <w:t xml:space="preserve">Tabela 32</w:t>
+      </w:r>
+      <w:r>
+        <w:rPr>
+          <w:rFonts w:ascii="Times New Roman" w:cs="Times New Roman" w:eastAsia="Times New Roman" w:hAnsi="Times New Roman"/>
+          <w:color w:val="000000"/>
+          <w:sz w:val="20"/>
+          <w:szCs w:val="20"/>
+        </w:rPr>
+        <w:t xml:space="preserve"> – Mapa de multiplicidade da família confirmatória primária</w:t>
+      </w:r>
+    </w:p>
+    <w:tbl>
+      <w:tblPr>
+        <w:tblW w:type="dxa" w:w="9505"/>
+        <w:tblBorders>
+          <w:top w:val="single" w:color="000000" w:sz="6"/>
+          <w:left w:val="none"/>
+          <w:bottom w:val="single" w:color="000000" w:sz="6"/>
+          <w:right w:val="none"/>
+          <w:insideH w:val="none"/>
+          <w:insideV w:val="none"/>
+        </w:tblBorders>
+      </w:tblPr>
+      <w:tblGrid>
+        <w:gridCol w:w="1700"/>
+        <w:gridCol w:w="1900"/>
+        <w:gridCol w:w="1400"/>
+        <w:gridCol w:w="1400"/>
+        <w:gridCol w:w="1400"/>
+        <w:gridCol w:w="1705"/>
+      </w:tblGrid>
+      <w:tr>
+        <w:trPr>
+          <w:tblHeader/>
+        </w:trPr>
+        <w:tc>
+          <w:tcPr>
+            <w:tcW w:type="dxa" w:w="1700"/>
+            <w:tcBorders>
+              <w:top w:val="single" w:color="000000" w:sz="6"/>
+              <w:left w:val="none"/>
+              <w:bottom w:val="single" w:color="000000" w:sz="6"/>
+              <w:right w:val="none"/>
+            </w:tcBorders>
+            <w:tcMar>
+              <w:top w:type="dxa" w:w="40"/>
+              <w:left w:type="dxa" w:w="70"/>
+              <w:bottom w:type="dxa" w:w="40"/>
+              <w:right w:type="dxa" w:w="70"/>
+            </w:tcMar>
+            <w:vAlign w:val="center"/>
+          </w:tcPr>
+          <w:p>
+            <w:pPr>
+              <w:spacing w:after="0" w:line="240"/>
+              <w:jc w:val="left"/>
+            </w:pPr>
+            <w:r>
+              <w:rPr>
+                <w:rFonts w:ascii="Times New Roman" w:cs="Times New Roman" w:eastAsia="Times New Roman" w:hAnsi="Times New Roman"/>
+                <w:b/>
+                <w:bCs/>
+                <w:color w:val="000000"/>
+                <w:sz w:val="20"/>
+                <w:szCs w:val="20"/>
+              </w:rPr>
+              <w:t xml:space="preserve">Teste</w:t>
+            </w:r>
+          </w:p>
+        </w:tc>
+        <w:tc>
+          <w:tcPr>
+            <w:tcW w:type="dxa" w:w="1900"/>
+            <w:tcBorders>
+              <w:top w:val="single" w:color="000000" w:sz="6"/>
+              <w:left w:val="none"/>
+              <w:bottom w:val="single" w:color="000000" w:sz="6"/>
+              <w:right w:val="none"/>
+            </w:tcBorders>
+            <w:tcMar>
+              <w:top w:type="dxa" w:w="40"/>
+              <w:left w:type="dxa" w:w="70"/>
+              <w:bottom w:type="dxa" w:w="40"/>
+              <w:right w:type="dxa" w:w="70"/>
+            </w:tcMar>
+            <w:vAlign w:val="center"/>
+          </w:tcPr>
+          <w:p>
+            <w:pPr>
+              <w:spacing w:after="0" w:line="240"/>
+              <w:jc w:val="left"/>
+            </w:pPr>
+            <w:r>
+              <w:rPr>
+                <w:rFonts w:ascii="Times New Roman" w:cs="Times New Roman" w:eastAsia="Times New Roman" w:hAnsi="Times New Roman"/>
+                <w:b/>
+                <w:bCs/>
+                <w:color w:val="000000"/>
+                <w:sz w:val="20"/>
+                <w:szCs w:val="20"/>
+              </w:rPr>
+              <w:t xml:space="preserve">Dimensão</w:t>
+            </w:r>
+          </w:p>
+        </w:tc>
+        <w:tc>
+          <w:tcPr>
+            <w:tcW w:type="dxa" w:w="1400"/>
+            <w:tcBorders>
+              <w:top w:val="single" w:color="000000" w:sz="6"/>
+              <w:left w:val="none"/>
+              <w:bottom w:val="single" w:color="000000" w:sz="6"/>
+              <w:right w:val="none"/>
+            </w:tcBorders>
+            <w:tcMar>
+              <w:top w:type="dxa" w:w="40"/>
+              <w:left w:type="dxa" w:w="70"/>
+              <w:bottom w:type="dxa" w:w="40"/>
+              <w:right w:type="dxa" w:w="70"/>
+            </w:tcMar>
+            <w:vAlign w:val="center"/>
+          </w:tcPr>
+          <w:p>
+            <w:pPr>
+              <w:spacing w:after="0" w:line="240"/>
+              <w:jc w:val="center"/>
+            </w:pPr>
+            <w:r>
+              <w:rPr>
+                <w:rFonts w:ascii="Times New Roman" w:cs="Times New Roman" w:eastAsia="Times New Roman" w:hAnsi="Times New Roman"/>
+                <w:b/>
+                <w:bCs/>
+                <w:color w:val="000000"/>
+                <w:sz w:val="20"/>
+                <w:szCs w:val="20"/>
+              </w:rPr>
+              <w:t xml:space="preserve">p bruto</w:t>
+            </w:r>
+          </w:p>
+        </w:tc>
+        <w:tc>
+          <w:tcPr>
+            <w:tcW w:type="dxa" w:w="1400"/>
+            <w:tcBorders>
+              <w:top w:val="single" w:color="000000" w:sz="6"/>
+              <w:left w:val="none"/>
+              <w:bottom w:val="single" w:color="000000" w:sz="6"/>
+              <w:right w:val="none"/>
+            </w:tcBorders>
+            <w:tcMar>
+              <w:top w:type="dxa" w:w="40"/>
+              <w:left w:type="dxa" w:w="70"/>
+              <w:bottom w:type="dxa" w:w="40"/>
+              <w:right w:type="dxa" w:w="70"/>
+            </w:tcMar>
+            <w:vAlign w:val="center"/>
+          </w:tcPr>
+          <w:p>
+            <w:pPr>
+              <w:spacing w:after="0" w:line="240"/>
+              <w:jc w:val="center"/>
+            </w:pPr>
+            <w:r>
+              <w:rPr>
+                <w:rFonts w:ascii="Times New Roman" w:cs="Times New Roman" w:eastAsia="Times New Roman" w:hAnsi="Times New Roman"/>
+                <w:b/>
+                <w:bCs/>
+                <w:color w:val="000000"/>
+                <w:sz w:val="20"/>
+                <w:szCs w:val="20"/>
+              </w:rPr>
+              <w:t xml:space="preserve">p FDR</w:t>
+            </w:r>
+          </w:p>
+        </w:tc>
+        <w:tc>
+          <w:tcPr>
+            <w:tcW w:type="dxa" w:w="1400"/>
+            <w:tcBorders>
+              <w:top w:val="single" w:color="000000" w:sz="6"/>
+              <w:left w:val="none"/>
+              <w:bottom w:val="single" w:color="000000" w:sz="6"/>
+              <w:right w:val="none"/>
+            </w:tcBorders>
+            <w:tcMar>
+              <w:top w:type="dxa" w:w="40"/>
+              <w:left w:type="dxa" w:w="70"/>
+              <w:bottom w:type="dxa" w:w="40"/>
+              <w:right w:type="dxa" w:w="70"/>
+            </w:tcMar>
+            <w:vAlign w:val="center"/>
+          </w:tcPr>
+          <w:p>
+            <w:pPr>
+              <w:spacing w:after="0" w:line="240"/>
+              <w:jc w:val="center"/>
+            </w:pPr>
+            <w:r>
+              <w:rPr>
+                <w:rFonts w:ascii="Times New Roman" w:cs="Times New Roman" w:eastAsia="Times New Roman" w:hAnsi="Times New Roman"/>
+                <w:b/>
+                <w:bCs/>
+                <w:color w:val="000000"/>
+                <w:sz w:val="20"/>
+                <w:szCs w:val="20"/>
+              </w:rPr>
+              <w:t xml:space="preserve">p Bonf.</w:t>
+            </w:r>
+          </w:p>
+        </w:tc>
+        <w:tc>
+          <w:tcPr>
+            <w:tcW w:type="dxa" w:w="1705"/>
+            <w:tcBorders>
+              <w:top w:val="single" w:color="000000" w:sz="6"/>
+              <w:left w:val="none"/>
+              <w:bottom w:val="single" w:color="000000" w:sz="6"/>
+              <w:right w:val="none"/>
+            </w:tcBorders>
+            <w:tcMar>
+              <w:top w:type="dxa" w:w="40"/>
+              <w:left w:type="dxa" w:w="70"/>
+              <w:bottom w:type="dxa" w:w="40"/>
+              <w:right w:type="dxa" w:w="70"/>
+            </w:tcMar>
+            <w:vAlign w:val="center"/>
+          </w:tcPr>
+          <w:p>
+            <w:pPr>
+              <w:spacing w:after="0" w:line="240"/>
+              <w:jc w:val="center"/>
+            </w:pPr>
+            <w:r>
+              <w:rPr>
+                <w:rFonts w:ascii="Times New Roman" w:cs="Times New Roman" w:eastAsia="Times New Roman" w:hAnsi="Times New Roman"/>
+                <w:b/>
+                <w:bCs/>
+                <w:color w:val="000000"/>
+                <w:sz w:val="20"/>
+                <w:szCs w:val="20"/>
+              </w:rPr>
+              <w:t xml:space="preserve">Sobrevive</w:t>
+            </w:r>
+          </w:p>
+        </w:tc>
+      </w:tr>
+      <w:tr>
+        <w:tc>
+          <w:tcPr>
+            <w:tcW w:type="dxa" w:w="1700"/>
+            <w:tcBorders>
+              <w:top w:val="none"/>
+              <w:left w:val="none"/>
+              <w:bottom w:val="none"/>
+              <w:right w:val="none"/>
+            </w:tcBorders>
+            <w:tcMar>
+              <w:top w:type="dxa" w:w="30"/>
+              <w:left w:type="dxa" w:w="70"/>
+              <w:bottom w:type="dxa" w:w="30"/>
+              <w:right w:type="dxa" w:w="70"/>
+            </w:tcMar>
+            <w:vAlign w:val="center"/>
+          </w:tcPr>
+          <w:p>
+            <w:pPr>
+              <w:spacing w:after="0" w:line="240"/>
+              <w:jc w:val="left"/>
+            </w:pPr>
+            <w:r>
+              <w:rPr>
+                <w:rFonts w:ascii="Times New Roman" w:cs="Times New Roman" w:eastAsia="Times New Roman" w:hAnsi="Times New Roman"/>
+                <w:color w:val="000000"/>
+                <w:sz w:val="20"/>
+                <w:szCs w:val="20"/>
+              </w:rPr>
+              <w:t xml:space="preserve">Wilcoxon</w:t>
+            </w:r>
+          </w:p>
+        </w:tc>
+        <w:tc>
+          <w:tcPr>
+            <w:tcW w:type="dxa" w:w="1900"/>
+            <w:tcBorders>
+              <w:top w:val="none"/>
+              <w:left w:val="none"/>
+              <w:bottom w:val="none"/>
+              <w:right w:val="none"/>
+            </w:tcBorders>
+            <w:tcMar>
+              <w:top w:type="dxa" w:w="30"/>
+              <w:left w:type="dxa" w:w="70"/>
+              <w:bottom w:type="dxa" w:w="30"/>
+              <w:right w:type="dxa" w:w="70"/>
+            </w:tcMar>
+            <w:vAlign w:val="center"/>
+          </w:tcPr>
+          <w:p>
+            <w:pPr>
+              <w:spacing w:after="0" w:line="240"/>
+              <w:jc w:val="left"/>
+            </w:pPr>
+            <w:r>
+              <w:rPr>
+                <w:rFonts w:ascii="Times New Roman" w:cs="Times New Roman" w:eastAsia="Times New Roman" w:hAnsi="Times New Roman"/>
+                <w:b/>
+                <w:bCs/>
+                <w:color w:val="000000"/>
+                <w:sz w:val="20"/>
+                <w:szCs w:val="20"/>
+              </w:rPr>
+              <w:t xml:space="preserve">Vigor</w:t>
+            </w:r>
+          </w:p>
+        </w:tc>
+        <w:tc>
+          <w:tcPr>
+            <w:tcW w:type="dxa" w:w="1400"/>
+            <w:tcBorders>
+              <w:top w:val="none"/>
+              <w:left w:val="none"/>
+              <w:bottom w:val="none"/>
+              <w:right w:val="none"/>
+            </w:tcBorders>
+            <w:tcMar>
+              <w:top w:type="dxa" w:w="30"/>
+              <w:left w:type="dxa" w:w="70"/>
+              <w:bottom w:type="dxa" w:w="30"/>
+              <w:right w:type="dxa" w:w="70"/>
+            </w:tcMar>
+            <w:vAlign w:val="center"/>
+          </w:tcPr>
+          <w:p>
+            <w:pPr>
+              <w:spacing w:after="0" w:line="240"/>
+              <w:jc w:val="center"/>
+            </w:pPr>
+            <w:r>
+              <w:rPr>
+                <w:rFonts w:ascii="Times New Roman" w:cs="Times New Roman" w:eastAsia="Times New Roman" w:hAnsi="Times New Roman"/>
+                <w:color w:val="000000"/>
+                <w:sz w:val="20"/>
+                <w:szCs w:val="20"/>
+              </w:rPr>
+              <w:t xml:space="preserve">0,001</w:t>
+            </w:r>
+          </w:p>
+        </w:tc>
+        <w:tc>
+          <w:tcPr>
+            <w:tcW w:type="dxa" w:w="1400"/>
+            <w:tcBorders>
+              <w:top w:val="none"/>
+              <w:left w:val="none"/>
+              <w:bottom w:val="none"/>
+              <w:right w:val="none"/>
+            </w:tcBorders>
+            <w:tcMar>
+              <w:top w:type="dxa" w:w="30"/>
+              <w:left w:type="dxa" w:w="70"/>
+              <w:bottom w:type="dxa" w:w="30"/>
+              <w:right w:type="dxa" w:w="70"/>
+            </w:tcMar>
+            <w:vAlign w:val="center"/>
+          </w:tcPr>
+          <w:p>
+            <w:pPr>
+              <w:spacing w:after="0" w:line="240"/>
+              <w:jc w:val="center"/>
+            </w:pPr>
+            <w:r>
+              <w:rPr>
+                <w:rFonts w:ascii="Times New Roman" w:cs="Times New Roman" w:eastAsia="Times New Roman" w:hAnsi="Times New Roman"/>
+                <w:color w:val="1b7a3d"/>
+                <w:sz w:val="20"/>
+                <w:szCs w:val="20"/>
+              </w:rPr>
+              <w:t xml:space="preserve">0,007</w:t>
+            </w:r>
+          </w:p>
+        </w:tc>
+        <w:tc>
+          <w:tcPr>
+            <w:tcW w:type="dxa" w:w="1400"/>
+            <w:tcBorders>
+              <w:top w:val="none"/>
+              <w:left w:val="none"/>
+              <w:bottom w:val="none"/>
+              <w:right w:val="none"/>
+            </w:tcBorders>
+            <w:tcMar>
+              <w:top w:type="dxa" w:w="30"/>
+              <w:left w:type="dxa" w:w="70"/>
+              <w:bottom w:type="dxa" w:w="30"/>
+              <w:right w:type="dxa" w:w="70"/>
+            </w:tcMar>
+            <w:vAlign w:val="center"/>
+          </w:tcPr>
+          <w:p>
+            <w:pPr>
+              <w:spacing w:after="0" w:line="240"/>
+              <w:jc w:val="center"/>
+            </w:pPr>
+            <w:r>
+              <w:rPr>
+                <w:rFonts w:ascii="Times New Roman" w:cs="Times New Roman" w:eastAsia="Times New Roman" w:hAnsi="Times New Roman"/>
+                <w:color w:val="1b7a3d"/>
+                <w:sz w:val="20"/>
+                <w:szCs w:val="20"/>
+              </w:rPr>
+              <w:t xml:space="preserve">0,007</w:t>
+            </w:r>
+          </w:p>
+        </w:tc>
+        <w:tc>
+          <w:tcPr>
+            <w:tcW w:type="dxa" w:w="1705"/>
+            <w:tcBorders>
+              <w:top w:val="none"/>
+              <w:left w:val="none"/>
+              <w:bottom w:val="none"/>
+              <w:right w:val="none"/>
+            </w:tcBorders>
+            <w:tcMar>
+              <w:top w:type="dxa" w:w="30"/>
+              <w:left w:type="dxa" w:w="70"/>
+              <w:bottom w:type="dxa" w:w="30"/>
+              <w:right w:type="dxa" w:w="70"/>
+            </w:tcMar>
+            <w:vAlign w:val="center"/>
+          </w:tcPr>
+          <w:p>
+            <w:pPr>
+              <w:spacing w:after="0" w:line="240"/>
+              <w:jc w:val="center"/>
+            </w:pPr>
+            <w:r>
+              <w:rPr>
+                <w:rFonts w:ascii="Times New Roman" w:cs="Times New Roman" w:eastAsia="Times New Roman" w:hAnsi="Times New Roman"/>
+                <w:b/>
+                <w:bCs/>
+                <w:color w:val="1b7a3d"/>
+                <w:sz w:val="20"/>
+                <w:szCs w:val="20"/>
+              </w:rPr>
+              <w:t xml:space="preserve">Bonferroni</w:t>
+            </w:r>
+          </w:p>
+        </w:tc>
+      </w:tr>
+      <w:tr>
+        <w:tc>
+          <w:tcPr>
+            <w:tcW w:type="dxa" w:w="1700"/>
+            <w:tcBorders>
+              <w:top w:val="none"/>
+              <w:left w:val="none"/>
+              <w:bottom w:val="none"/>
+              <w:right w:val="none"/>
+            </w:tcBorders>
+            <w:tcMar>
+              <w:top w:type="dxa" w:w="30"/>
+              <w:left w:type="dxa" w:w="70"/>
+              <w:bottom w:type="dxa" w:w="30"/>
+              <w:right w:type="dxa" w:w="70"/>
+            </w:tcMar>
+            <w:vAlign w:val="center"/>
+          </w:tcPr>
+          <w:p>
+            <w:pPr>
+              <w:spacing w:after="0" w:line="240"/>
+              <w:jc w:val="left"/>
+            </w:pPr>
+            <w:r>
+              <w:rPr>
+                <w:rFonts w:ascii="Times New Roman" w:cs="Times New Roman" w:eastAsia="Times New Roman" w:hAnsi="Times New Roman"/>
+                <w:color w:val="000000"/>
+                <w:sz w:val="20"/>
+                <w:szCs w:val="20"/>
+              </w:rPr>
+              <w:t xml:space="preserve">Friedman</w:t>
+            </w:r>
+          </w:p>
+        </w:tc>
+        <w:tc>
+          <w:tcPr>
+            <w:tcW w:type="dxa" w:w="1900"/>
+            <w:tcBorders>
+              <w:top w:val="none"/>
+              <w:left w:val="none"/>
+              <w:bottom w:val="none"/>
+              <w:right w:val="none"/>
+            </w:tcBorders>
+            <w:tcMar>
+              <w:top w:type="dxa" w:w="30"/>
+              <w:left w:type="dxa" w:w="70"/>
+              <w:bottom w:type="dxa" w:w="30"/>
+              <w:right w:type="dxa" w:w="70"/>
+            </w:tcMar>
+            <w:vAlign w:val="center"/>
+          </w:tcPr>
+          <w:p>
+            <w:pPr>
+              <w:spacing w:after="0" w:line="240"/>
+              <w:jc w:val="left"/>
+            </w:pPr>
+            <w:r>
+              <w:rPr>
+                <w:rFonts w:ascii="Times New Roman" w:cs="Times New Roman" w:eastAsia="Times New Roman" w:hAnsi="Times New Roman"/>
+                <w:b/>
+                <w:bCs/>
+                <w:color w:val="000000"/>
+                <w:sz w:val="20"/>
+                <w:szCs w:val="20"/>
+              </w:rPr>
+              <w:t xml:space="preserve">Vigor</w:t>
+            </w:r>
+          </w:p>
+        </w:tc>
+        <w:tc>
+          <w:tcPr>
+            <w:tcW w:type="dxa" w:w="1400"/>
+            <w:tcBorders>
+              <w:top w:val="none"/>
+              <w:left w:val="none"/>
+              <w:bottom w:val="none"/>
+              <w:right w:val="none"/>
+            </w:tcBorders>
+            <w:tcMar>
+              <w:top w:type="dxa" w:w="30"/>
+              <w:left w:type="dxa" w:w="70"/>
+              <w:bottom w:type="dxa" w:w="30"/>
+              <w:right w:type="dxa" w:w="70"/>
+            </w:tcMar>
+            <w:vAlign w:val="center"/>
+          </w:tcPr>
+          <w:p>
+            <w:pPr>
+              <w:spacing w:after="0" w:line="240"/>
+              <w:jc w:val="center"/>
+            </w:pPr>
+            <w:r>
+              <w:rPr>
+                <w:rFonts w:ascii="Times New Roman" w:cs="Times New Roman" w:eastAsia="Times New Roman" w:hAnsi="Times New Roman"/>
+                <w:color w:val="000000"/>
+                <w:sz w:val="20"/>
+                <w:szCs w:val="20"/>
+              </w:rPr>
+              <w:t xml:space="preserve">0,022</w:t>
+            </w:r>
+          </w:p>
+        </w:tc>
+        <w:tc>
+          <w:tcPr>
+            <w:tcW w:type="dxa" w:w="1400"/>
+            <w:tcBorders>
+              <w:top w:val="none"/>
+              <w:left w:val="none"/>
+              <w:bottom w:val="none"/>
+              <w:right w:val="none"/>
+            </w:tcBorders>
+            <w:tcMar>
+              <w:top w:type="dxa" w:w="30"/>
+              <w:left w:type="dxa" w:w="70"/>
+              <w:bottom w:type="dxa" w:w="30"/>
+              <w:right w:type="dxa" w:w="70"/>
+            </w:tcMar>
+            <w:vAlign w:val="center"/>
+          </w:tcPr>
+          <w:p>
+            <w:pPr>
+              <w:spacing w:after="0" w:line="240"/>
+              <w:jc w:val="center"/>
+            </w:pPr>
+            <w:r>
+              <w:rPr>
+                <w:rFonts w:ascii="Times New Roman" w:cs="Times New Roman" w:eastAsia="Times New Roman" w:hAnsi="Times New Roman"/>
+                <w:color w:val="3f3f3f"/>
+                <w:sz w:val="20"/>
+                <w:szCs w:val="20"/>
+              </w:rPr>
+              <w:t xml:space="preserve">0,070</w:t>
+            </w:r>
+          </w:p>
+        </w:tc>
+        <w:tc>
+          <w:tcPr>
+            <w:tcW w:type="dxa" w:w="1400"/>
+            <w:tcBorders>
+              <w:top w:val="none"/>
+              <w:left w:val="none"/>
+              <w:bottom w:val="none"/>
+              <w:right w:val="none"/>
+            </w:tcBorders>
+            <w:tcMar>
+              <w:top w:type="dxa" w:w="30"/>
+              <w:left w:type="dxa" w:w="70"/>
+              <w:bottom w:type="dxa" w:w="30"/>
+              <w:right w:type="dxa" w:w="70"/>
+            </w:tcMar>
+            <w:vAlign w:val="center"/>
+          </w:tcPr>
+          <w:p>
+            <w:pPr>
+              <w:spacing w:after="0" w:line="240"/>
+              <w:jc w:val="center"/>
+            </w:pPr>
+            <w:r>
+              <w:rPr>
+                <w:rFonts w:ascii="Times New Roman" w:cs="Times New Roman" w:eastAsia="Times New Roman" w:hAnsi="Times New Roman"/>
+                <w:color w:val="3f3f3f"/>
+                <w:sz w:val="20"/>
+                <w:szCs w:val="20"/>
+              </w:rPr>
+              <w:t xml:space="preserve">0,154</w:t>
+            </w:r>
+          </w:p>
+        </w:tc>
+        <w:tc>
+          <w:tcPr>
+            <w:tcW w:type="dxa" w:w="1705"/>
+            <w:tcBorders>
+              <w:top w:val="none"/>
+              <w:left w:val="none"/>
+              <w:bottom w:val="none"/>
+              <w:right w:val="none"/>
+            </w:tcBorders>
+            <w:tcMar>
+              <w:top w:type="dxa" w:w="30"/>
+              <w:left w:type="dxa" w:w="70"/>
+              <w:bottom w:type="dxa" w:w="30"/>
+              <w:right w:type="dxa" w:w="70"/>
+            </w:tcMar>
+            <w:vAlign w:val="center"/>
+          </w:tcPr>
+          <w:p>
+            <w:pPr>
+              <w:spacing w:after="0" w:line="240"/>
+              <w:jc w:val="center"/>
+            </w:pPr>
+            <w:r>
+              <w:rPr>
+                <w:rFonts w:ascii="Times New Roman" w:cs="Times New Roman" w:eastAsia="Times New Roman" w:hAnsi="Times New Roman"/>
+                <w:b w:val="false"/>
+                <w:bCs w:val="false"/>
+                <w:color w:val="3f3f3f"/>
+                <w:sz w:val="20"/>
+                <w:szCs w:val="20"/>
+              </w:rPr>
+              <w:t xml:space="preserve">não</w:t>
+            </w:r>
+          </w:p>
+        </w:tc>
+      </w:tr>
+      <w:tr>
+        <w:tc>
+          <w:tcPr>
+            <w:tcW w:type="dxa" w:w="1700"/>
+            <w:tcBorders>
+              <w:top w:val="none"/>
+              <w:left w:val="none"/>
+              <w:bottom w:val="none"/>
+              <w:right w:val="none"/>
+            </w:tcBorders>
+            <w:tcMar>
+              <w:top w:type="dxa" w:w="30"/>
+              <w:left w:type="dxa" w:w="70"/>
+              <w:bottom w:type="dxa" w:w="30"/>
+              <w:right w:type="dxa" w:w="70"/>
+            </w:tcMar>
+            <w:vAlign w:val="center"/>
+          </w:tcPr>
+          <w:p>
+            <w:pPr>
+              <w:spacing w:after="0" w:line="240"/>
+              <w:jc w:val="left"/>
+            </w:pPr>
+            <w:r>
+              <w:rPr>
+                <w:rFonts w:ascii="Times New Roman" w:cs="Times New Roman" w:eastAsia="Times New Roman" w:hAnsi="Times New Roman"/>
+                <w:color w:val="000000"/>
+                <w:sz w:val="20"/>
+                <w:szCs w:val="20"/>
+              </w:rPr>
+              <w:t xml:space="preserve">Wilcoxon</w:t>
+            </w:r>
+          </w:p>
+        </w:tc>
+        <w:tc>
+          <w:tcPr>
+            <w:tcW w:type="dxa" w:w="1900"/>
+            <w:tcBorders>
+              <w:top w:val="none"/>
+              <w:left w:val="none"/>
+              <w:bottom w:val="none"/>
+              <w:right w:val="none"/>
+            </w:tcBorders>
+            <w:tcMar>
+              <w:top w:type="dxa" w:w="30"/>
+              <w:left w:type="dxa" w:w="70"/>
+              <w:bottom w:type="dxa" w:w="30"/>
+              <w:right w:type="dxa" w:w="70"/>
+            </w:tcMar>
+            <w:vAlign w:val="center"/>
+          </w:tcPr>
+          <w:p>
+            <w:pPr>
+              <w:spacing w:after="0" w:line="240"/>
+              <w:jc w:val="left"/>
+            </w:pPr>
+            <w:r>
+              <w:rPr>
+                <w:rFonts w:ascii="Times New Roman" w:cs="Times New Roman" w:eastAsia="Times New Roman" w:hAnsi="Times New Roman"/>
+                <w:b/>
+                <w:bCs/>
+                <w:color w:val="000000"/>
+                <w:sz w:val="20"/>
+                <w:szCs w:val="20"/>
+              </w:rPr>
+              <w:t xml:space="preserve">Fadiga</w:t>
+            </w:r>
+          </w:p>
+        </w:tc>
+        <w:tc>
+          <w:tcPr>
+            <w:tcW w:type="dxa" w:w="1400"/>
+            <w:tcBorders>
+              <w:top w:val="none"/>
+              <w:left w:val="none"/>
+              <w:bottom w:val="none"/>
+              <w:right w:val="none"/>
+            </w:tcBorders>
+            <w:tcMar>
+              <w:top w:type="dxa" w:w="30"/>
+              <w:left w:type="dxa" w:w="70"/>
+              <w:bottom w:type="dxa" w:w="30"/>
+              <w:right w:type="dxa" w:w="70"/>
+            </w:tcMar>
+            <w:vAlign w:val="center"/>
+          </w:tcPr>
+          <w:p>
+            <w:pPr>
+              <w:spacing w:after="0" w:line="240"/>
+              <w:jc w:val="center"/>
+            </w:pPr>
+            <w:r>
+              <w:rPr>
+                <w:rFonts w:ascii="Times New Roman" w:cs="Times New Roman" w:eastAsia="Times New Roman" w:hAnsi="Times New Roman"/>
+                <w:color w:val="000000"/>
+                <w:sz w:val="20"/>
+                <w:szCs w:val="20"/>
+              </w:rPr>
+              <w:t xml:space="preserve">0,004</w:t>
+            </w:r>
+          </w:p>
+        </w:tc>
+        <w:tc>
+          <w:tcPr>
+            <w:tcW w:type="dxa" w:w="1400"/>
+            <w:tcBorders>
+              <w:top w:val="none"/>
+              <w:left w:val="none"/>
+              <w:bottom w:val="none"/>
+              <w:right w:val="none"/>
+            </w:tcBorders>
+            <w:tcMar>
+              <w:top w:type="dxa" w:w="30"/>
+              <w:left w:type="dxa" w:w="70"/>
+              <w:bottom w:type="dxa" w:w="30"/>
+              <w:right w:type="dxa" w:w="70"/>
+            </w:tcMar>
+            <w:vAlign w:val="center"/>
+          </w:tcPr>
+          <w:p>
+            <w:pPr>
+              <w:spacing w:after="0" w:line="240"/>
+              <w:jc w:val="center"/>
+            </w:pPr>
+            <w:r>
+              <w:rPr>
+                <w:rFonts w:ascii="Times New Roman" w:cs="Times New Roman" w:eastAsia="Times New Roman" w:hAnsi="Times New Roman"/>
+                <w:color w:val="1b7a3d"/>
+                <w:sz w:val="20"/>
+                <w:szCs w:val="20"/>
+              </w:rPr>
+              <w:t xml:space="preserve">0,014</w:t>
+            </w:r>
+          </w:p>
+        </w:tc>
+        <w:tc>
+          <w:tcPr>
+            <w:tcW w:type="dxa" w:w="1400"/>
+            <w:tcBorders>
+              <w:top w:val="none"/>
+              <w:left w:val="none"/>
+              <w:bottom w:val="none"/>
+              <w:right w:val="none"/>
+            </w:tcBorders>
+            <w:tcMar>
+              <w:top w:type="dxa" w:w="30"/>
+              <w:left w:type="dxa" w:w="70"/>
+              <w:bottom w:type="dxa" w:w="30"/>
+              <w:right w:type="dxa" w:w="70"/>
+            </w:tcMar>
+            <w:vAlign w:val="center"/>
+          </w:tcPr>
+          <w:p>
+            <w:pPr>
+              <w:spacing w:after="0" w:line="240"/>
+              <w:jc w:val="center"/>
+            </w:pPr>
+            <w:r>
+              <w:rPr>
+                <w:rFonts w:ascii="Times New Roman" w:cs="Times New Roman" w:eastAsia="Times New Roman" w:hAnsi="Times New Roman"/>
+                <w:color w:val="1b7a3d"/>
+                <w:sz w:val="20"/>
+                <w:szCs w:val="20"/>
+              </w:rPr>
+              <w:t xml:space="preserve">0,028</w:t>
+            </w:r>
+          </w:p>
+        </w:tc>
+        <w:tc>
+          <w:tcPr>
+            <w:tcW w:type="dxa" w:w="1705"/>
+            <w:tcBorders>
+              <w:top w:val="none"/>
+              <w:left w:val="none"/>
+              <w:bottom w:val="none"/>
+              <w:right w:val="none"/>
+            </w:tcBorders>
+            <w:tcMar>
+              <w:top w:type="dxa" w:w="30"/>
+              <w:left w:type="dxa" w:w="70"/>
+              <w:bottom w:type="dxa" w:w="30"/>
+              <w:right w:type="dxa" w:w="70"/>
+            </w:tcMar>
+            <w:vAlign w:val="center"/>
+          </w:tcPr>
+          <w:p>
+            <w:pPr>
+              <w:spacing w:after="0" w:line="240"/>
+              <w:jc w:val="center"/>
+            </w:pPr>
+            <w:r>
+              <w:rPr>
+                <w:rFonts w:ascii="Times New Roman" w:cs="Times New Roman" w:eastAsia="Times New Roman" w:hAnsi="Times New Roman"/>
+                <w:b/>
+                <w:bCs/>
+                <w:color w:val="1b7a3d"/>
+                <w:sz w:val="20"/>
+                <w:szCs w:val="20"/>
+              </w:rPr>
+              <w:t xml:space="preserve">Bonferroni</w:t>
+            </w:r>
+          </w:p>
+        </w:tc>
+      </w:tr>
+      <w:tr>
+        <w:tc>
+          <w:tcPr>
+            <w:tcW w:type="dxa" w:w="1700"/>
+            <w:tcBorders>
+              <w:top w:val="none"/>
+              <w:left w:val="none"/>
+              <w:bottom w:val="none"/>
+              <w:right w:val="none"/>
+            </w:tcBorders>
+            <w:tcMar>
+              <w:top w:type="dxa" w:w="30"/>
+              <w:left w:type="dxa" w:w="70"/>
+              <w:bottom w:type="dxa" w:w="30"/>
+              <w:right w:type="dxa" w:w="70"/>
+            </w:tcMar>
+            <w:vAlign w:val="center"/>
+          </w:tcPr>
+          <w:p>
+            <w:pPr>
+              <w:spacing w:after="0" w:line="240"/>
+              <w:jc w:val="left"/>
+            </w:pPr>
+            <w:r>
+              <w:rPr>
+                <w:rFonts w:ascii="Times New Roman" w:cs="Times New Roman" w:eastAsia="Times New Roman" w:hAnsi="Times New Roman"/>
+                <w:color w:val="000000"/>
+                <w:sz w:val="20"/>
+                <w:szCs w:val="20"/>
+              </w:rPr>
+              <w:t xml:space="preserve">Friedman</w:t>
+            </w:r>
+          </w:p>
+        </w:tc>
+        <w:tc>
+          <w:tcPr>
+            <w:tcW w:type="dxa" w:w="1900"/>
+            <w:tcBorders>
+              <w:top w:val="none"/>
+              <w:left w:val="none"/>
+              <w:bottom w:val="none"/>
+              <w:right w:val="none"/>
+            </w:tcBorders>
+            <w:tcMar>
+              <w:top w:type="dxa" w:w="30"/>
+              <w:left w:type="dxa" w:w="70"/>
+              <w:bottom w:type="dxa" w:w="30"/>
+              <w:right w:type="dxa" w:w="70"/>
+            </w:tcMar>
+            <w:vAlign w:val="center"/>
+          </w:tcPr>
+          <w:p>
+            <w:pPr>
+              <w:spacing w:after="0" w:line="240"/>
+              <w:jc w:val="left"/>
+            </w:pPr>
+            <w:r>
+              <w:rPr>
+                <w:rFonts w:ascii="Times New Roman" w:cs="Times New Roman" w:eastAsia="Times New Roman" w:hAnsi="Times New Roman"/>
+                <w:b/>
+                <w:bCs/>
+                <w:color w:val="000000"/>
+                <w:sz w:val="20"/>
+                <w:szCs w:val="20"/>
+              </w:rPr>
+              <w:t xml:space="preserve">Fadiga</w:t>
+            </w:r>
+          </w:p>
+        </w:tc>
+        <w:tc>
+          <w:tcPr>
+            <w:tcW w:type="dxa" w:w="1400"/>
+            <w:tcBorders>
+              <w:top w:val="none"/>
+              <w:left w:val="none"/>
+              <w:bottom w:val="none"/>
+              <w:right w:val="none"/>
+            </w:tcBorders>
+            <w:tcMar>
+              <w:top w:type="dxa" w:w="30"/>
+              <w:left w:type="dxa" w:w="70"/>
+              <w:bottom w:type="dxa" w:w="30"/>
+              <w:right w:type="dxa" w:w="70"/>
+            </w:tcMar>
+            <w:vAlign w:val="center"/>
+          </w:tcPr>
+          <w:p>
+            <w:pPr>
+              <w:spacing w:after="0" w:line="240"/>
+              <w:jc w:val="center"/>
+            </w:pPr>
+            <w:r>
+              <w:rPr>
+                <w:rFonts w:ascii="Times New Roman" w:cs="Times New Roman" w:eastAsia="Times New Roman" w:hAnsi="Times New Roman"/>
+                <w:color w:val="000000"/>
+                <w:sz w:val="20"/>
+                <w:szCs w:val="20"/>
+              </w:rPr>
+              <w:t xml:space="preserve">0,040</w:t>
+            </w:r>
+          </w:p>
+        </w:tc>
+        <w:tc>
+          <w:tcPr>
+            <w:tcW w:type="dxa" w:w="1400"/>
+            <w:tcBorders>
+              <w:top w:val="none"/>
+              <w:left w:val="none"/>
+              <w:bottom w:val="none"/>
+              <w:right w:val="none"/>
+            </w:tcBorders>
+            <w:tcMar>
+              <w:top w:type="dxa" w:w="30"/>
+              <w:left w:type="dxa" w:w="70"/>
+              <w:bottom w:type="dxa" w:w="30"/>
+              <w:right w:type="dxa" w:w="70"/>
+            </w:tcMar>
+            <w:vAlign w:val="center"/>
+          </w:tcPr>
+          <w:p>
+            <w:pPr>
+              <w:spacing w:after="0" w:line="240"/>
+              <w:jc w:val="center"/>
+            </w:pPr>
+            <w:r>
+              <w:rPr>
+                <w:rFonts w:ascii="Times New Roman" w:cs="Times New Roman" w:eastAsia="Times New Roman" w:hAnsi="Times New Roman"/>
+                <w:color w:val="3f3f3f"/>
+                <w:sz w:val="20"/>
+                <w:szCs w:val="20"/>
+              </w:rPr>
+              <w:t xml:space="preserve">0,070</w:t>
+            </w:r>
+          </w:p>
+        </w:tc>
+        <w:tc>
+          <w:tcPr>
+            <w:tcW w:type="dxa" w:w="1400"/>
+            <w:tcBorders>
+              <w:top w:val="none"/>
+              <w:left w:val="none"/>
+              <w:bottom w:val="none"/>
+              <w:right w:val="none"/>
+            </w:tcBorders>
+            <w:tcMar>
+              <w:top w:type="dxa" w:w="30"/>
+              <w:left w:type="dxa" w:w="70"/>
+              <w:bottom w:type="dxa" w:w="30"/>
+              <w:right w:type="dxa" w:w="70"/>
+            </w:tcMar>
+            <w:vAlign w:val="center"/>
+          </w:tcPr>
+          <w:p>
+            <w:pPr>
+              <w:spacing w:after="0" w:line="240"/>
+              <w:jc w:val="center"/>
+            </w:pPr>
+            <w:r>
+              <w:rPr>
+                <w:rFonts w:ascii="Times New Roman" w:cs="Times New Roman" w:eastAsia="Times New Roman" w:hAnsi="Times New Roman"/>
+                <w:color w:val="3f3f3f"/>
+                <w:sz w:val="20"/>
+                <w:szCs w:val="20"/>
+              </w:rPr>
+              <w:t xml:space="preserve">0,280</w:t>
+            </w:r>
+          </w:p>
+        </w:tc>
+        <w:tc>
+          <w:tcPr>
+            <w:tcW w:type="dxa" w:w="1705"/>
+            <w:tcBorders>
+              <w:top w:val="none"/>
+              <w:left w:val="none"/>
+              <w:bottom w:val="none"/>
+              <w:right w:val="none"/>
+            </w:tcBorders>
+            <w:tcMar>
+              <w:top w:type="dxa" w:w="30"/>
+              <w:left w:type="dxa" w:w="70"/>
+              <w:bottom w:type="dxa" w:w="30"/>
+              <w:right w:type="dxa" w:w="70"/>
+            </w:tcMar>
+            <w:vAlign w:val="center"/>
+          </w:tcPr>
+          <w:p>
+            <w:pPr>
+              <w:spacing w:after="0" w:line="240"/>
+              <w:jc w:val="center"/>
+            </w:pPr>
+            <w:r>
+              <w:rPr>
+                <w:rFonts w:ascii="Times New Roman" w:cs="Times New Roman" w:eastAsia="Times New Roman" w:hAnsi="Times New Roman"/>
+                <w:b w:val="false"/>
+                <w:bCs w:val="false"/>
+                <w:color w:val="3f3f3f"/>
+                <w:sz w:val="20"/>
+                <w:szCs w:val="20"/>
+              </w:rPr>
+              <w:t xml:space="preserve">não</w:t>
+            </w:r>
+          </w:p>
+        </w:tc>
+      </w:tr>
+      <w:tr>
+        <w:tc>
+          <w:tcPr>
+            <w:tcW w:type="dxa" w:w="1700"/>
+            <w:tcBorders>
+              <w:top w:val="none"/>
+              <w:left w:val="none"/>
+              <w:bottom w:val="none"/>
+              <w:right w:val="none"/>
+            </w:tcBorders>
+            <w:tcMar>
+              <w:top w:type="dxa" w:w="30"/>
+              <w:left w:type="dxa" w:w="70"/>
+              <w:bottom w:type="dxa" w:w="30"/>
+              <w:right w:type="dxa" w:w="70"/>
+            </w:tcMar>
+            <w:vAlign w:val="center"/>
+          </w:tcPr>
+          <w:p>
+            <w:pPr>
+              <w:spacing w:after="0" w:line="240"/>
+              <w:jc w:val="left"/>
+            </w:pPr>
+            <w:r>
+              <w:rPr>
+                <w:rFonts w:ascii="Times New Roman" w:cs="Times New Roman" w:eastAsia="Times New Roman" w:hAnsi="Times New Roman"/>
+                <w:color w:val="000000"/>
+                <w:sz w:val="20"/>
+                <w:szCs w:val="20"/>
+              </w:rPr>
+              <w:t xml:space="preserve">Wilcoxon</w:t>
+            </w:r>
+          </w:p>
+        </w:tc>
+        <w:tc>
+          <w:tcPr>
+            <w:tcW w:type="dxa" w:w="1900"/>
+            <w:tcBorders>
+              <w:top w:val="none"/>
+              <w:left w:val="none"/>
+              <w:bottom w:val="none"/>
+              <w:right w:val="none"/>
+            </w:tcBorders>
+            <w:tcMar>
+              <w:top w:type="dxa" w:w="30"/>
+              <w:left w:type="dxa" w:w="70"/>
+              <w:bottom w:type="dxa" w:w="30"/>
+              <w:right w:type="dxa" w:w="70"/>
+            </w:tcMar>
+            <w:vAlign w:val="center"/>
+          </w:tcPr>
+          <w:p>
+            <w:pPr>
+              <w:spacing w:after="0" w:line="240"/>
+              <w:jc w:val="left"/>
+            </w:pPr>
+            <w:r>
+              <w:rPr>
+                <w:rFonts w:ascii="Times New Roman" w:cs="Times New Roman" w:eastAsia="Times New Roman" w:hAnsi="Times New Roman"/>
+                <w:b/>
+                <w:bCs/>
+                <w:color w:val="000000"/>
+                <w:sz w:val="20"/>
+                <w:szCs w:val="20"/>
+              </w:rPr>
+              <w:t xml:space="preserve">Tensão</w:t>
+            </w:r>
+          </w:p>
+        </w:tc>
+        <w:tc>
+          <w:tcPr>
+            <w:tcW w:type="dxa" w:w="1400"/>
+            <w:tcBorders>
+              <w:top w:val="none"/>
+              <w:left w:val="none"/>
+              <w:bottom w:val="none"/>
+              <w:right w:val="none"/>
+            </w:tcBorders>
+            <w:tcMar>
+              <w:top w:type="dxa" w:w="30"/>
+              <w:left w:type="dxa" w:w="70"/>
+              <w:bottom w:type="dxa" w:w="30"/>
+              <w:right w:type="dxa" w:w="70"/>
+            </w:tcMar>
+            <w:vAlign w:val="center"/>
+          </w:tcPr>
+          <w:p>
+            <w:pPr>
+              <w:spacing w:after="0" w:line="240"/>
+              <w:jc w:val="center"/>
+            </w:pPr>
+            <w:r>
+              <w:rPr>
+                <w:rFonts w:ascii="Times New Roman" w:cs="Times New Roman" w:eastAsia="Times New Roman" w:hAnsi="Times New Roman"/>
+                <w:color w:val="000000"/>
+                <w:sz w:val="20"/>
+                <w:szCs w:val="20"/>
+              </w:rPr>
+              <w:t xml:space="preserve">0,011</w:t>
+            </w:r>
+          </w:p>
+        </w:tc>
+        <w:tc>
+          <w:tcPr>
+            <w:tcW w:type="dxa" w:w="1400"/>
+            <w:tcBorders>
+              <w:top w:val="none"/>
+              <w:left w:val="none"/>
+              <w:bottom w:val="none"/>
+              <w:right w:val="none"/>
+            </w:tcBorders>
+            <w:tcMar>
+              <w:top w:type="dxa" w:w="30"/>
+              <w:left w:type="dxa" w:w="70"/>
+              <w:bottom w:type="dxa" w:w="30"/>
+              <w:right w:type="dxa" w:w="70"/>
+            </w:tcMar>
+            <w:vAlign w:val="center"/>
+          </w:tcPr>
+          <w:p>
+            <w:pPr>
+              <w:spacing w:after="0" w:line="240"/>
+              <w:jc w:val="center"/>
+            </w:pPr>
+            <w:r>
+              <w:rPr>
+                <w:rFonts w:ascii="Times New Roman" w:cs="Times New Roman" w:eastAsia="Times New Roman" w:hAnsi="Times New Roman"/>
+                <w:color w:val="1b7a3d"/>
+                <w:sz w:val="20"/>
+                <w:szCs w:val="20"/>
+              </w:rPr>
+              <w:t xml:space="preserve">0,026</w:t>
+            </w:r>
+          </w:p>
+        </w:tc>
+        <w:tc>
+          <w:tcPr>
+            <w:tcW w:type="dxa" w:w="1400"/>
+            <w:tcBorders>
+              <w:top w:val="none"/>
+              <w:left w:val="none"/>
+              <w:bottom w:val="none"/>
+              <w:right w:val="none"/>
+            </w:tcBorders>
+            <w:tcMar>
+              <w:top w:type="dxa" w:w="30"/>
+              <w:left w:type="dxa" w:w="70"/>
+              <w:bottom w:type="dxa" w:w="30"/>
+              <w:right w:type="dxa" w:w="70"/>
+            </w:tcMar>
+            <w:vAlign w:val="center"/>
+          </w:tcPr>
+          <w:p>
+            <w:pPr>
+              <w:spacing w:after="0" w:line="240"/>
+              <w:jc w:val="center"/>
+            </w:pPr>
+            <w:r>
+              <w:rPr>
+                <w:rFonts w:ascii="Times New Roman" w:cs="Times New Roman" w:eastAsia="Times New Roman" w:hAnsi="Times New Roman"/>
+                <w:color w:val="3f3f3f"/>
+                <w:sz w:val="20"/>
+                <w:szCs w:val="20"/>
+              </w:rPr>
+              <w:t xml:space="preserve">0,077</w:t>
+            </w:r>
+          </w:p>
+        </w:tc>
+        <w:tc>
+          <w:tcPr>
+            <w:tcW w:type="dxa" w:w="1705"/>
+            <w:tcBorders>
+              <w:top w:val="none"/>
+              <w:left w:val="none"/>
+              <w:bottom w:val="none"/>
+              <w:right w:val="none"/>
+            </w:tcBorders>
+            <w:tcMar>
+              <w:top w:type="dxa" w:w="30"/>
+              <w:left w:type="dxa" w:w="70"/>
+              <w:bottom w:type="dxa" w:w="30"/>
+              <w:right w:type="dxa" w:w="70"/>
+            </w:tcMar>
+            <w:vAlign w:val="center"/>
+          </w:tcPr>
+          <w:p>
+            <w:pPr>
+              <w:spacing w:after="0" w:line="240"/>
+              <w:jc w:val="center"/>
+            </w:pPr>
+            <w:r>
+              <w:rPr>
+                <w:rFonts w:ascii="Times New Roman" w:cs="Times New Roman" w:eastAsia="Times New Roman" w:hAnsi="Times New Roman"/>
+                <w:b/>
+                <w:bCs/>
+                <w:color w:val="1b7a3d"/>
+                <w:sz w:val="20"/>
+                <w:szCs w:val="20"/>
+              </w:rPr>
+              <w:t xml:space="preserve">FDR</w:t>
+            </w:r>
+          </w:p>
+        </w:tc>
+      </w:tr>
+      <w:tr>
+        <w:tc>
+          <w:tcPr>
+            <w:tcW w:type="dxa" w:w="1700"/>
+            <w:tcBorders>
+              <w:top w:val="none"/>
+              <w:left w:val="none"/>
+              <w:bottom w:val="none"/>
+              <w:right w:val="none"/>
+            </w:tcBorders>
+            <w:tcMar>
+              <w:top w:type="dxa" w:w="30"/>
+              <w:left w:type="dxa" w:w="70"/>
+              <w:bottom w:type="dxa" w:w="30"/>
+              <w:right w:type="dxa" w:w="70"/>
+            </w:tcMar>
+            <w:vAlign w:val="center"/>
+          </w:tcPr>
+          <w:p>
+            <w:pPr>
+              <w:spacing w:after="0" w:line="240"/>
+              <w:jc w:val="left"/>
+            </w:pPr>
+            <w:r>
+              <w:rPr>
+                <w:rFonts w:ascii="Times New Roman" w:cs="Times New Roman" w:eastAsia="Times New Roman" w:hAnsi="Times New Roman"/>
+                <w:color w:val="000000"/>
+                <w:sz w:val="20"/>
+                <w:szCs w:val="20"/>
+              </w:rPr>
+              <w:t xml:space="preserve">Friedman</w:t>
+            </w:r>
+          </w:p>
+        </w:tc>
+        <w:tc>
+          <w:tcPr>
+            <w:tcW w:type="dxa" w:w="1900"/>
+            <w:tcBorders>
+              <w:top w:val="none"/>
+              <w:left w:val="none"/>
+              <w:bottom w:val="none"/>
+              <w:right w:val="none"/>
+            </w:tcBorders>
+            <w:tcMar>
+              <w:top w:type="dxa" w:w="30"/>
+              <w:left w:type="dxa" w:w="70"/>
+              <w:bottom w:type="dxa" w:w="30"/>
+              <w:right w:type="dxa" w:w="70"/>
+            </w:tcMar>
+            <w:vAlign w:val="center"/>
+          </w:tcPr>
+          <w:p>
+            <w:pPr>
+              <w:spacing w:after="0" w:line="240"/>
+              <w:jc w:val="left"/>
+            </w:pPr>
+            <w:r>
+              <w:rPr>
+                <w:rFonts w:ascii="Times New Roman" w:cs="Times New Roman" w:eastAsia="Times New Roman" w:hAnsi="Times New Roman"/>
+                <w:b/>
+                <w:bCs/>
+                <w:color w:val="000000"/>
+                <w:sz w:val="20"/>
+                <w:szCs w:val="20"/>
+              </w:rPr>
+              <w:t xml:space="preserve">Tensão</w:t>
+            </w:r>
+          </w:p>
+        </w:tc>
+        <w:tc>
+          <w:tcPr>
+            <w:tcW w:type="dxa" w:w="1400"/>
+            <w:tcBorders>
+              <w:top w:val="none"/>
+              <w:left w:val="none"/>
+              <w:bottom w:val="none"/>
+              <w:right w:val="none"/>
+            </w:tcBorders>
+            <w:tcMar>
+              <w:top w:type="dxa" w:w="30"/>
+              <w:left w:type="dxa" w:w="70"/>
+              <w:bottom w:type="dxa" w:w="30"/>
+              <w:right w:type="dxa" w:w="70"/>
+            </w:tcMar>
+            <w:vAlign w:val="center"/>
+          </w:tcPr>
+          <w:p>
+            <w:pPr>
+              <w:spacing w:after="0" w:line="240"/>
+              <w:jc w:val="center"/>
+            </w:pPr>
+            <w:r>
+              <w:rPr>
+                <w:rFonts w:ascii="Times New Roman" w:cs="Times New Roman" w:eastAsia="Times New Roman" w:hAnsi="Times New Roman"/>
+                <w:color w:val="000000"/>
+                <w:sz w:val="20"/>
+                <w:szCs w:val="20"/>
+              </w:rPr>
+              <w:t xml:space="preserve">0,039</w:t>
+            </w:r>
+          </w:p>
+        </w:tc>
+        <w:tc>
+          <w:tcPr>
+            <w:tcW w:type="dxa" w:w="1400"/>
+            <w:tcBorders>
+              <w:top w:val="none"/>
+              <w:left w:val="none"/>
+              <w:bottom w:val="none"/>
+              <w:right w:val="none"/>
+            </w:tcBorders>
+            <w:tcMar>
+              <w:top w:type="dxa" w:w="30"/>
+              <w:left w:type="dxa" w:w="70"/>
+              <w:bottom w:type="dxa" w:w="30"/>
+              <w:right w:type="dxa" w:w="70"/>
+            </w:tcMar>
+            <w:vAlign w:val="center"/>
+          </w:tcPr>
+          <w:p>
+            <w:pPr>
+              <w:spacing w:after="0" w:line="240"/>
+              <w:jc w:val="center"/>
+            </w:pPr>
+            <w:r>
+              <w:rPr>
+                <w:rFonts w:ascii="Times New Roman" w:cs="Times New Roman" w:eastAsia="Times New Roman" w:hAnsi="Times New Roman"/>
+                <w:color w:val="3f3f3f"/>
+                <w:sz w:val="20"/>
+                <w:szCs w:val="20"/>
+              </w:rPr>
+              <w:t xml:space="preserve">0,070</w:t>
+            </w:r>
+          </w:p>
+        </w:tc>
+        <w:tc>
+          <w:tcPr>
+            <w:tcW w:type="dxa" w:w="1400"/>
+            <w:tcBorders>
+              <w:top w:val="none"/>
+              <w:left w:val="none"/>
+              <w:bottom w:val="none"/>
+              <w:right w:val="none"/>
+            </w:tcBorders>
+            <w:tcMar>
+              <w:top w:type="dxa" w:w="30"/>
+              <w:left w:type="dxa" w:w="70"/>
+              <w:bottom w:type="dxa" w:w="30"/>
+              <w:right w:type="dxa" w:w="70"/>
+            </w:tcMar>
+            <w:vAlign w:val="center"/>
+          </w:tcPr>
+          <w:p>
+            <w:pPr>
+              <w:spacing w:after="0" w:line="240"/>
+              <w:jc w:val="center"/>
+            </w:pPr>
+            <w:r>
+              <w:rPr>
+                <w:rFonts w:ascii="Times New Roman" w:cs="Times New Roman" w:eastAsia="Times New Roman" w:hAnsi="Times New Roman"/>
+                <w:color w:val="3f3f3f"/>
+                <w:sz w:val="20"/>
+                <w:szCs w:val="20"/>
+              </w:rPr>
+              <w:t xml:space="preserve">0,273</w:t>
+            </w:r>
+          </w:p>
+        </w:tc>
+        <w:tc>
+          <w:tcPr>
+            <w:tcW w:type="dxa" w:w="1705"/>
+            <w:tcBorders>
+              <w:top w:val="none"/>
+              <w:left w:val="none"/>
+              <w:bottom w:val="none"/>
+              <w:right w:val="none"/>
+            </w:tcBorders>
+            <w:tcMar>
+              <w:top w:type="dxa" w:w="30"/>
+              <w:left w:type="dxa" w:w="70"/>
+              <w:bottom w:type="dxa" w:w="30"/>
+              <w:right w:type="dxa" w:w="70"/>
+            </w:tcMar>
+            <w:vAlign w:val="center"/>
+          </w:tcPr>
+          <w:p>
+            <w:pPr>
+              <w:spacing w:after="0" w:line="240"/>
+              <w:jc w:val="center"/>
+            </w:pPr>
+            <w:r>
+              <w:rPr>
+                <w:rFonts w:ascii="Times New Roman" w:cs="Times New Roman" w:eastAsia="Times New Roman" w:hAnsi="Times New Roman"/>
+                <w:b w:val="false"/>
+                <w:bCs w:val="false"/>
+                <w:color w:val="3f3f3f"/>
+                <w:sz w:val="20"/>
+                <w:szCs w:val="20"/>
+              </w:rPr>
+              <w:t xml:space="preserve">não</w:t>
+            </w:r>
+          </w:p>
+        </w:tc>
+      </w:tr>
+      <w:tr>
+        <w:tc>
+          <w:tcPr>
+            <w:tcW w:type="dxa" w:w="1700"/>
+            <w:tcBorders>
+              <w:top w:val="none"/>
+              <w:left w:val="none"/>
+              <w:bottom w:val="none"/>
+              <w:right w:val="none"/>
+            </w:tcBorders>
+            <w:tcMar>
+              <w:top w:type="dxa" w:w="30"/>
+              <w:left w:type="dxa" w:w="70"/>
+              <w:bottom w:type="dxa" w:w="30"/>
+              <w:right w:type="dxa" w:w="70"/>
+            </w:tcMar>
+            <w:vAlign w:val="center"/>
+          </w:tcPr>
+          <w:p>
+            <w:pPr>
+              <w:spacing w:after="0" w:line="240"/>
+              <w:jc w:val="left"/>
+            </w:pPr>
+            <w:r>
+              <w:rPr>
+                <w:rFonts w:ascii="Times New Roman" w:cs="Times New Roman" w:eastAsia="Times New Roman" w:hAnsi="Times New Roman"/>
+                <w:color w:val="000000"/>
+                <w:sz w:val="20"/>
+                <w:szCs w:val="20"/>
+              </w:rPr>
+              <w:t xml:space="preserve">Wilcoxon</w:t>
+            </w:r>
+          </w:p>
+        </w:tc>
+        <w:tc>
+          <w:tcPr>
+            <w:tcW w:type="dxa" w:w="1900"/>
+            <w:tcBorders>
+              <w:top w:val="none"/>
+              <w:left w:val="none"/>
+              <w:bottom w:val="none"/>
+              <w:right w:val="none"/>
+            </w:tcBorders>
+            <w:tcMar>
+              <w:top w:type="dxa" w:w="30"/>
+              <w:left w:type="dxa" w:w="70"/>
+              <w:bottom w:type="dxa" w:w="30"/>
+              <w:right w:type="dxa" w:w="70"/>
+            </w:tcMar>
+            <w:vAlign w:val="center"/>
+          </w:tcPr>
+          <w:p>
+            <w:pPr>
+              <w:spacing w:after="0" w:line="240"/>
+              <w:jc w:val="left"/>
+            </w:pPr>
+            <w:r>
+              <w:rPr>
+                <w:rFonts w:ascii="Times New Roman" w:cs="Times New Roman" w:eastAsia="Times New Roman" w:hAnsi="Times New Roman"/>
+                <w:b/>
+                <w:bCs/>
+                <w:color w:val="000000"/>
+                <w:sz w:val="20"/>
+                <w:szCs w:val="20"/>
+              </w:rPr>
+              <w:t xml:space="preserve">Depressão</w:t>
+            </w:r>
+          </w:p>
+        </w:tc>
+        <w:tc>
+          <w:tcPr>
+            <w:tcW w:type="dxa" w:w="1400"/>
+            <w:tcBorders>
+              <w:top w:val="none"/>
+              <w:left w:val="none"/>
+              <w:bottom w:val="none"/>
+              <w:right w:val="none"/>
+            </w:tcBorders>
+            <w:tcMar>
+              <w:top w:type="dxa" w:w="30"/>
+              <w:left w:type="dxa" w:w="70"/>
+              <w:bottom w:type="dxa" w:w="30"/>
+              <w:right w:type="dxa" w:w="70"/>
+            </w:tcMar>
+            <w:vAlign w:val="center"/>
+          </w:tcPr>
+          <w:p>
+            <w:pPr>
+              <w:spacing w:after="0" w:line="240"/>
+              <w:jc w:val="center"/>
+            </w:pPr>
+            <w:r>
+              <w:rPr>
+                <w:rFonts w:ascii="Times New Roman" w:cs="Times New Roman" w:eastAsia="Times New Roman" w:hAnsi="Times New Roman"/>
+                <w:color w:val="000000"/>
+                <w:sz w:val="20"/>
+                <w:szCs w:val="20"/>
+              </w:rPr>
+              <w:t xml:space="preserve">0,752</w:t>
+            </w:r>
+          </w:p>
+        </w:tc>
+        <w:tc>
+          <w:tcPr>
+            <w:tcW w:type="dxa" w:w="1400"/>
+            <w:tcBorders>
+              <w:top w:val="none"/>
+              <w:left w:val="none"/>
+              <w:bottom w:val="none"/>
+              <w:right w:val="none"/>
+            </w:tcBorders>
+            <w:tcMar>
+              <w:top w:type="dxa" w:w="30"/>
+              <w:left w:type="dxa" w:w="70"/>
+              <w:bottom w:type="dxa" w:w="30"/>
+              <w:right w:type="dxa" w:w="70"/>
+            </w:tcMar>
+            <w:vAlign w:val="center"/>
+          </w:tcPr>
+          <w:p>
+            <w:pPr>
+              <w:spacing w:after="0" w:line="240"/>
+              <w:jc w:val="center"/>
+            </w:pPr>
+            <w:r>
+              <w:rPr>
+                <w:rFonts w:ascii="Times New Roman" w:cs="Times New Roman" w:eastAsia="Times New Roman" w:hAnsi="Times New Roman"/>
+                <w:color w:val="3f3f3f"/>
+                <w:sz w:val="20"/>
+                <w:szCs w:val="20"/>
+              </w:rPr>
+              <w:t xml:space="preserve">0,802</w:t>
+            </w:r>
+          </w:p>
+        </w:tc>
+        <w:tc>
+          <w:tcPr>
+            <w:tcW w:type="dxa" w:w="1400"/>
+            <w:tcBorders>
+              <w:top w:val="none"/>
+              <w:left w:val="none"/>
+              <w:bottom w:val="none"/>
+              <w:right w:val="none"/>
+            </w:tcBorders>
+            <w:tcMar>
+              <w:top w:type="dxa" w:w="30"/>
+              <w:left w:type="dxa" w:w="70"/>
+              <w:bottom w:type="dxa" w:w="30"/>
+              <w:right w:type="dxa" w:w="70"/>
+            </w:tcMar>
+            <w:vAlign w:val="center"/>
+          </w:tcPr>
+          <w:p>
+            <w:pPr>
+              <w:spacing w:after="0" w:line="240"/>
+              <w:jc w:val="center"/>
+            </w:pPr>
+            <w:r>
+              <w:rPr>
+                <w:rFonts w:ascii="Times New Roman" w:cs="Times New Roman" w:eastAsia="Times New Roman" w:hAnsi="Times New Roman"/>
+                <w:color w:val="3f3f3f"/>
+                <w:sz w:val="20"/>
+                <w:szCs w:val="20"/>
+              </w:rPr>
+              <w:t xml:space="preserve">1,000</w:t>
+            </w:r>
+          </w:p>
+        </w:tc>
+        <w:tc>
+          <w:tcPr>
+            <w:tcW w:type="dxa" w:w="1705"/>
+            <w:tcBorders>
+              <w:top w:val="none"/>
+              <w:left w:val="none"/>
+              <w:bottom w:val="none"/>
+              <w:right w:val="none"/>
+            </w:tcBorders>
+            <w:tcMar>
+              <w:top w:type="dxa" w:w="30"/>
+              <w:left w:type="dxa" w:w="70"/>
+              <w:bottom w:type="dxa" w:w="30"/>
+              <w:right w:type="dxa" w:w="70"/>
+            </w:tcMar>
+            <w:vAlign w:val="center"/>
+          </w:tcPr>
+          <w:p>
+            <w:pPr>
+              <w:spacing w:after="0" w:line="240"/>
+              <w:jc w:val="center"/>
+            </w:pPr>
+            <w:r>
+              <w:rPr>
+                <w:rFonts w:ascii="Times New Roman" w:cs="Times New Roman" w:eastAsia="Times New Roman" w:hAnsi="Times New Roman"/>
+                <w:b w:val="false"/>
+                <w:bCs w:val="false"/>
+                <w:color w:val="3f3f3f"/>
+                <w:sz w:val="20"/>
+                <w:szCs w:val="20"/>
+              </w:rPr>
+              <w:t xml:space="preserve">não</w:t>
+            </w:r>
+          </w:p>
+        </w:tc>
+      </w:tr>
+      <w:tr>
+        <w:tc>
+          <w:tcPr>
+            <w:tcW w:type="dxa" w:w="1700"/>
+            <w:tcBorders>
+              <w:top w:val="none"/>
+              <w:left w:val="none"/>
+              <w:bottom w:val="none"/>
+              <w:right w:val="none"/>
+            </w:tcBorders>
+            <w:tcMar>
+              <w:top w:type="dxa" w:w="30"/>
+              <w:left w:type="dxa" w:w="70"/>
+              <w:bottom w:type="dxa" w:w="30"/>
+              <w:right w:type="dxa" w:w="70"/>
+            </w:tcMar>
+            <w:vAlign w:val="center"/>
+          </w:tcPr>
+          <w:p>
+            <w:pPr>
+              <w:spacing w:after="0" w:line="240"/>
+              <w:jc w:val="left"/>
+            </w:pPr>
+            <w:r>
+              <w:rPr>
+                <w:rFonts w:ascii="Times New Roman" w:cs="Times New Roman" w:eastAsia="Times New Roman" w:hAnsi="Times New Roman"/>
+                <w:color w:val="000000"/>
+                <w:sz w:val="20"/>
+                <w:szCs w:val="20"/>
+              </w:rPr>
+              <w:t xml:space="preserve">Friedman</w:t>
+            </w:r>
+          </w:p>
+        </w:tc>
+        <w:tc>
+          <w:tcPr>
+            <w:tcW w:type="dxa" w:w="1900"/>
+            <w:tcBorders>
+              <w:top w:val="none"/>
+              <w:left w:val="none"/>
+              <w:bottom w:val="none"/>
+              <w:right w:val="none"/>
+            </w:tcBorders>
+            <w:tcMar>
+              <w:top w:type="dxa" w:w="30"/>
+              <w:left w:type="dxa" w:w="70"/>
+              <w:bottom w:type="dxa" w:w="30"/>
+              <w:right w:type="dxa" w:w="70"/>
+            </w:tcMar>
+            <w:vAlign w:val="center"/>
+          </w:tcPr>
+          <w:p>
+            <w:pPr>
+              <w:spacing w:after="0" w:line="240"/>
+              <w:jc w:val="left"/>
+            </w:pPr>
+            <w:r>
+              <w:rPr>
+                <w:rFonts w:ascii="Times New Roman" w:cs="Times New Roman" w:eastAsia="Times New Roman" w:hAnsi="Times New Roman"/>
+                <w:b/>
+                <w:bCs/>
+                <w:color w:val="000000"/>
+                <w:sz w:val="20"/>
+                <w:szCs w:val="20"/>
+              </w:rPr>
+              <w:t xml:space="preserve">Depressão</w:t>
+            </w:r>
+          </w:p>
+        </w:tc>
+        <w:tc>
+          <w:tcPr>
+            <w:tcW w:type="dxa" w:w="1400"/>
+            <w:tcBorders>
+              <w:top w:val="none"/>
+              <w:left w:val="none"/>
+              <w:bottom w:val="none"/>
+              <w:right w:val="none"/>
+            </w:tcBorders>
+            <w:tcMar>
+              <w:top w:type="dxa" w:w="30"/>
+              <w:left w:type="dxa" w:w="70"/>
+              <w:bottom w:type="dxa" w:w="30"/>
+              <w:right w:type="dxa" w:w="70"/>
+            </w:tcMar>
+            <w:vAlign w:val="center"/>
+          </w:tcPr>
+          <w:p>
+            <w:pPr>
+              <w:spacing w:after="0" w:line="240"/>
+              <w:jc w:val="center"/>
+            </w:pPr>
+            <w:r>
+              <w:rPr>
+                <w:rFonts w:ascii="Times New Roman" w:cs="Times New Roman" w:eastAsia="Times New Roman" w:hAnsi="Times New Roman"/>
+                <w:color w:val="000000"/>
+                <w:sz w:val="20"/>
+                <w:szCs w:val="20"/>
+              </w:rPr>
+              <w:t xml:space="preserve">0,936</w:t>
+            </w:r>
+          </w:p>
+        </w:tc>
+        <w:tc>
+          <w:tcPr>
+            <w:tcW w:type="dxa" w:w="1400"/>
+            <w:tcBorders>
+              <w:top w:val="none"/>
+              <w:left w:val="none"/>
+              <w:bottom w:val="none"/>
+              <w:right w:val="none"/>
+            </w:tcBorders>
+            <w:tcMar>
+              <w:top w:type="dxa" w:w="30"/>
+              <w:left w:type="dxa" w:w="70"/>
+              <w:bottom w:type="dxa" w:w="30"/>
+              <w:right w:type="dxa" w:w="70"/>
+            </w:tcMar>
+            <w:vAlign w:val="center"/>
+          </w:tcPr>
+          <w:p>
+            <w:pPr>
+              <w:spacing w:after="0" w:line="240"/>
+              <w:jc w:val="center"/>
+            </w:pPr>
+            <w:r>
+              <w:rPr>
+                <w:rFonts w:ascii="Times New Roman" w:cs="Times New Roman" w:eastAsia="Times New Roman" w:hAnsi="Times New Roman"/>
+                <w:color w:val="3f3f3f"/>
+                <w:sz w:val="20"/>
+                <w:szCs w:val="20"/>
+              </w:rPr>
+              <w:t xml:space="preserve">0,936</w:t>
+            </w:r>
+          </w:p>
+        </w:tc>
+        <w:tc>
+          <w:tcPr>
+            <w:tcW w:type="dxa" w:w="1400"/>
+            <w:tcBorders>
+              <w:top w:val="none"/>
+              <w:left w:val="none"/>
+              <w:bottom w:val="none"/>
+              <w:right w:val="none"/>
+            </w:tcBorders>
+            <w:tcMar>
+              <w:top w:type="dxa" w:w="30"/>
+              <w:left w:type="dxa" w:w="70"/>
+              <w:bottom w:type="dxa" w:w="30"/>
+              <w:right w:type="dxa" w:w="70"/>
+            </w:tcMar>
+            <w:vAlign w:val="center"/>
+          </w:tcPr>
+          <w:p>
+            <w:pPr>
+              <w:spacing w:after="0" w:line="240"/>
+              <w:jc w:val="center"/>
+            </w:pPr>
+            <w:r>
+              <w:rPr>
+                <w:rFonts w:ascii="Times New Roman" w:cs="Times New Roman" w:eastAsia="Times New Roman" w:hAnsi="Times New Roman"/>
+                <w:color w:val="3f3f3f"/>
+                <w:sz w:val="20"/>
+                <w:szCs w:val="20"/>
+              </w:rPr>
+              <w:t xml:space="preserve">1,000</w:t>
+            </w:r>
+          </w:p>
+        </w:tc>
+        <w:tc>
+          <w:tcPr>
+            <w:tcW w:type="dxa" w:w="1705"/>
+            <w:tcBorders>
+              <w:top w:val="none"/>
+              <w:left w:val="none"/>
+              <w:bottom w:val="none"/>
+              <w:right w:val="none"/>
+            </w:tcBorders>
+            <w:tcMar>
+              <w:top w:type="dxa" w:w="30"/>
+              <w:left w:type="dxa" w:w="70"/>
+              <w:bottom w:type="dxa" w:w="30"/>
+              <w:right w:type="dxa" w:w="70"/>
+            </w:tcMar>
+            <w:vAlign w:val="center"/>
+          </w:tcPr>
+          <w:p>
+            <w:pPr>
+              <w:spacing w:after="0" w:line="240"/>
+              <w:jc w:val="center"/>
+            </w:pPr>
+            <w:r>
+              <w:rPr>
+                <w:rFonts w:ascii="Times New Roman" w:cs="Times New Roman" w:eastAsia="Times New Roman" w:hAnsi="Times New Roman"/>
+                <w:b w:val="false"/>
+                <w:bCs w:val="false"/>
+                <w:color w:val="3f3f3f"/>
+                <w:sz w:val="20"/>
+                <w:szCs w:val="20"/>
+              </w:rPr>
+              <w:t xml:space="preserve">não</w:t>
+            </w:r>
+          </w:p>
+        </w:tc>
+      </w:tr>
+      <w:tr>
+        <w:tc>
+          <w:tcPr>
+            <w:tcW w:type="dxa" w:w="1700"/>
+            <w:tcBorders>
+              <w:top w:val="none"/>
+              <w:left w:val="none"/>
+              <w:bottom w:val="none"/>
+              <w:right w:val="none"/>
+            </w:tcBorders>
+            <w:tcMar>
+              <w:top w:type="dxa" w:w="30"/>
+              <w:left w:type="dxa" w:w="70"/>
+              <w:bottom w:type="dxa" w:w="30"/>
+              <w:right w:type="dxa" w:w="70"/>
+            </w:tcMar>
+            <w:vAlign w:val="center"/>
+          </w:tcPr>
+          <w:p>
+            <w:pPr>
+              <w:spacing w:after="0" w:line="240"/>
+              <w:jc w:val="left"/>
+            </w:pPr>
+            <w:r>
+              <w:rPr>
+                <w:rFonts w:ascii="Times New Roman" w:cs="Times New Roman" w:eastAsia="Times New Roman" w:hAnsi="Times New Roman"/>
+                <w:color w:val="000000"/>
+                <w:sz w:val="20"/>
+                <w:szCs w:val="20"/>
+              </w:rPr>
+              <w:t xml:space="preserve">Wilcoxon</w:t>
+            </w:r>
+          </w:p>
+        </w:tc>
+        <w:tc>
+          <w:tcPr>
+            <w:tcW w:type="dxa" w:w="1900"/>
+            <w:tcBorders>
+              <w:top w:val="none"/>
+              <w:left w:val="none"/>
+              <w:bottom w:val="none"/>
+              <w:right w:val="none"/>
+            </w:tcBorders>
+            <w:tcMar>
+              <w:top w:type="dxa" w:w="30"/>
+              <w:left w:type="dxa" w:w="70"/>
+              <w:bottom w:type="dxa" w:w="30"/>
+              <w:right w:type="dxa" w:w="70"/>
+            </w:tcMar>
+            <w:vAlign w:val="center"/>
+          </w:tcPr>
+          <w:p>
+            <w:pPr>
+              <w:spacing w:after="0" w:line="240"/>
+              <w:jc w:val="left"/>
+            </w:pPr>
+            <w:r>
+              <w:rPr>
+                <w:rFonts w:ascii="Times New Roman" w:cs="Times New Roman" w:eastAsia="Times New Roman" w:hAnsi="Times New Roman"/>
+                <w:b/>
+                <w:bCs/>
+                <w:color w:val="000000"/>
+                <w:sz w:val="20"/>
+                <w:szCs w:val="20"/>
+              </w:rPr>
+              <w:t xml:space="preserve">Raiva</w:t>
+            </w:r>
+          </w:p>
+        </w:tc>
+        <w:tc>
+          <w:tcPr>
+            <w:tcW w:type="dxa" w:w="1400"/>
+            <w:tcBorders>
+              <w:top w:val="none"/>
+              <w:left w:val="none"/>
+              <w:bottom w:val="none"/>
+              <w:right w:val="none"/>
+            </w:tcBorders>
+            <w:tcMar>
+              <w:top w:type="dxa" w:w="30"/>
+              <w:left w:type="dxa" w:w="70"/>
+              <w:bottom w:type="dxa" w:w="30"/>
+              <w:right w:type="dxa" w:w="70"/>
+            </w:tcMar>
+            <w:vAlign w:val="center"/>
+          </w:tcPr>
+          <w:p>
+            <w:pPr>
+              <w:spacing w:after="0" w:line="240"/>
+              <w:jc w:val="center"/>
+            </w:pPr>
+            <w:r>
+              <w:rPr>
+                <w:rFonts w:ascii="Times New Roman" w:cs="Times New Roman" w:eastAsia="Times New Roman" w:hAnsi="Times New Roman"/>
+                <w:color w:val="000000"/>
+                <w:sz w:val="20"/>
+                <w:szCs w:val="20"/>
+              </w:rPr>
+              <w:t xml:space="preserve">0,802</w:t>
+            </w:r>
+          </w:p>
+        </w:tc>
+        <w:tc>
+          <w:tcPr>
+            <w:tcW w:type="dxa" w:w="1400"/>
+            <w:tcBorders>
+              <w:top w:val="none"/>
+              <w:left w:val="none"/>
+              <w:bottom w:val="none"/>
+              <w:right w:val="none"/>
+            </w:tcBorders>
+            <w:tcMar>
+              <w:top w:type="dxa" w:w="30"/>
+              <w:left w:type="dxa" w:w="70"/>
+              <w:bottom w:type="dxa" w:w="30"/>
+              <w:right w:type="dxa" w:w="70"/>
+            </w:tcMar>
+            <w:vAlign w:val="center"/>
+          </w:tcPr>
+          <w:p>
+            <w:pPr>
+              <w:spacing w:after="0" w:line="240"/>
+              <w:jc w:val="center"/>
+            </w:pPr>
+            <w:r>
+              <w:rPr>
+                <w:rFonts w:ascii="Times New Roman" w:cs="Times New Roman" w:eastAsia="Times New Roman" w:hAnsi="Times New Roman"/>
+                <w:color w:val="3f3f3f"/>
+                <w:sz w:val="20"/>
+                <w:szCs w:val="20"/>
+              </w:rPr>
+              <w:t xml:space="preserve">0,802</w:t>
+            </w:r>
+          </w:p>
+        </w:tc>
+        <w:tc>
+          <w:tcPr>
+            <w:tcW w:type="dxa" w:w="1400"/>
+            <w:tcBorders>
+              <w:top w:val="none"/>
+              <w:left w:val="none"/>
+              <w:bottom w:val="none"/>
+              <w:right w:val="none"/>
+            </w:tcBorders>
+            <w:tcMar>
+              <w:top w:type="dxa" w:w="30"/>
+              <w:left w:type="dxa" w:w="70"/>
+              <w:bottom w:type="dxa" w:w="30"/>
+              <w:right w:type="dxa" w:w="70"/>
+            </w:tcMar>
+            <w:vAlign w:val="center"/>
+          </w:tcPr>
+          <w:p>
+            <w:pPr>
+              <w:spacing w:after="0" w:line="240"/>
+              <w:jc w:val="center"/>
+            </w:pPr>
+            <w:r>
+              <w:rPr>
+                <w:rFonts w:ascii="Times New Roman" w:cs="Times New Roman" w:eastAsia="Times New Roman" w:hAnsi="Times New Roman"/>
+                <w:color w:val="3f3f3f"/>
+                <w:sz w:val="20"/>
+                <w:szCs w:val="20"/>
+              </w:rPr>
+              <w:t xml:space="preserve">1,000</w:t>
+            </w:r>
+          </w:p>
+        </w:tc>
+        <w:tc>
+          <w:tcPr>
+            <w:tcW w:type="dxa" w:w="1705"/>
+            <w:tcBorders>
+              <w:top w:val="none"/>
+              <w:left w:val="none"/>
+              <w:bottom w:val="none"/>
+              <w:right w:val="none"/>
+            </w:tcBorders>
+            <w:tcMar>
+              <w:top w:type="dxa" w:w="30"/>
+              <w:left w:type="dxa" w:w="70"/>
+              <w:bottom w:type="dxa" w:w="30"/>
+              <w:right w:type="dxa" w:w="70"/>
+            </w:tcMar>
+            <w:vAlign w:val="center"/>
+          </w:tcPr>
+          <w:p>
+            <w:pPr>
+              <w:spacing w:after="0" w:line="240"/>
+              <w:jc w:val="center"/>
+            </w:pPr>
+            <w:r>
+              <w:rPr>
+                <w:rFonts w:ascii="Times New Roman" w:cs="Times New Roman" w:eastAsia="Times New Roman" w:hAnsi="Times New Roman"/>
+                <w:b w:val="false"/>
+                <w:bCs w:val="false"/>
+                <w:color w:val="3f3f3f"/>
+                <w:sz w:val="20"/>
+                <w:szCs w:val="20"/>
+              </w:rPr>
+              <w:t xml:space="preserve">não</w:t>
+            </w:r>
+          </w:p>
+        </w:tc>
+      </w:tr>
+      <w:tr>
+        <w:tc>
+          <w:tcPr>
+            <w:tcW w:type="dxa" w:w="1700"/>
+            <w:tcBorders>
+              <w:top w:val="none"/>
+              <w:left w:val="none"/>
+              <w:bottom w:val="none"/>
+              <w:right w:val="none"/>
+            </w:tcBorders>
+            <w:tcMar>
+              <w:top w:type="dxa" w:w="30"/>
+              <w:left w:type="dxa" w:w="70"/>
+              <w:bottom w:type="dxa" w:w="30"/>
+              <w:right w:type="dxa" w:w="70"/>
+            </w:tcMar>
+            <w:vAlign w:val="center"/>
+          </w:tcPr>
+          <w:p>
+            <w:pPr>
+              <w:spacing w:after="0" w:line="240"/>
+              <w:jc w:val="left"/>
+            </w:pPr>
+            <w:r>
+              <w:rPr>
+                <w:rFonts w:ascii="Times New Roman" w:cs="Times New Roman" w:eastAsia="Times New Roman" w:hAnsi="Times New Roman"/>
+                <w:color w:val="000000"/>
+                <w:sz w:val="20"/>
+                <w:szCs w:val="20"/>
+              </w:rPr>
+              <w:t xml:space="preserve">Friedman</w:t>
+            </w:r>
+          </w:p>
+        </w:tc>
+        <w:tc>
+          <w:tcPr>
+            <w:tcW w:type="dxa" w:w="1900"/>
+            <w:tcBorders>
+              <w:top w:val="none"/>
+              <w:left w:val="none"/>
+              <w:bottom w:val="none"/>
+              <w:right w:val="none"/>
+            </w:tcBorders>
+            <w:tcMar>
+              <w:top w:type="dxa" w:w="30"/>
+              <w:left w:type="dxa" w:w="70"/>
+              <w:bottom w:type="dxa" w:w="30"/>
+              <w:right w:type="dxa" w:w="70"/>
+            </w:tcMar>
+            <w:vAlign w:val="center"/>
+          </w:tcPr>
+          <w:p>
+            <w:pPr>
+              <w:spacing w:after="0" w:line="240"/>
+              <w:jc w:val="left"/>
+            </w:pPr>
+            <w:r>
+              <w:rPr>
+                <w:rFonts w:ascii="Times New Roman" w:cs="Times New Roman" w:eastAsia="Times New Roman" w:hAnsi="Times New Roman"/>
+                <w:b/>
+                <w:bCs/>
+                <w:color w:val="000000"/>
+                <w:sz w:val="20"/>
+                <w:szCs w:val="20"/>
+              </w:rPr>
+              <w:t xml:space="preserve">Raiva</w:t>
+            </w:r>
+          </w:p>
+        </w:tc>
+        <w:tc>
+          <w:tcPr>
+            <w:tcW w:type="dxa" w:w="1400"/>
+            <w:tcBorders>
+              <w:top w:val="none"/>
+              <w:left w:val="none"/>
+              <w:bottom w:val="none"/>
+              <w:right w:val="none"/>
+            </w:tcBorders>
+            <w:tcMar>
+              <w:top w:type="dxa" w:w="30"/>
+              <w:left w:type="dxa" w:w="70"/>
+              <w:bottom w:type="dxa" w:w="30"/>
+              <w:right w:type="dxa" w:w="70"/>
+            </w:tcMar>
+            <w:vAlign w:val="center"/>
+          </w:tcPr>
+          <w:p>
+            <w:pPr>
+              <w:spacing w:after="0" w:line="240"/>
+              <w:jc w:val="center"/>
+            </w:pPr>
+            <w:r>
+              <w:rPr>
+                <w:rFonts w:ascii="Times New Roman" w:cs="Times New Roman" w:eastAsia="Times New Roman" w:hAnsi="Times New Roman"/>
+                <w:color w:val="000000"/>
+                <w:sz w:val="20"/>
+                <w:szCs w:val="20"/>
+              </w:rPr>
+              <w:t xml:space="preserve">0,056</w:t>
+            </w:r>
+          </w:p>
+        </w:tc>
+        <w:tc>
+          <w:tcPr>
+            <w:tcW w:type="dxa" w:w="1400"/>
+            <w:tcBorders>
+              <w:top w:val="none"/>
+              <w:left w:val="none"/>
+              <w:bottom w:val="none"/>
+              <w:right w:val="none"/>
+            </w:tcBorders>
+            <w:tcMar>
+              <w:top w:type="dxa" w:w="30"/>
+              <w:left w:type="dxa" w:w="70"/>
+              <w:bottom w:type="dxa" w:w="30"/>
+              <w:right w:type="dxa" w:w="70"/>
+            </w:tcMar>
+            <w:vAlign w:val="center"/>
+          </w:tcPr>
+          <w:p>
+            <w:pPr>
+              <w:spacing w:after="0" w:line="240"/>
+              <w:jc w:val="center"/>
+            </w:pPr>
+            <w:r>
+              <w:rPr>
+                <w:rFonts w:ascii="Times New Roman" w:cs="Times New Roman" w:eastAsia="Times New Roman" w:hAnsi="Times New Roman"/>
+                <w:color w:val="3f3f3f"/>
+                <w:sz w:val="20"/>
+                <w:szCs w:val="20"/>
+              </w:rPr>
+              <w:t xml:space="preserve">0,078</w:t>
+            </w:r>
+          </w:p>
+        </w:tc>
+        <w:tc>
+          <w:tcPr>
+            <w:tcW w:type="dxa" w:w="1400"/>
+            <w:tcBorders>
+              <w:top w:val="none"/>
+              <w:left w:val="none"/>
+              <w:bottom w:val="none"/>
+              <w:right w:val="none"/>
+            </w:tcBorders>
+            <w:tcMar>
+              <w:top w:type="dxa" w:w="30"/>
+              <w:left w:type="dxa" w:w="70"/>
+              <w:bottom w:type="dxa" w:w="30"/>
+              <w:right w:type="dxa" w:w="70"/>
+            </w:tcMar>
+            <w:vAlign w:val="center"/>
+          </w:tcPr>
+          <w:p>
+            <w:pPr>
+              <w:spacing w:after="0" w:line="240"/>
+              <w:jc w:val="center"/>
+            </w:pPr>
+            <w:r>
+              <w:rPr>
+                <w:rFonts w:ascii="Times New Roman" w:cs="Times New Roman" w:eastAsia="Times New Roman" w:hAnsi="Times New Roman"/>
+                <w:color w:val="3f3f3f"/>
+                <w:sz w:val="20"/>
+                <w:szCs w:val="20"/>
+              </w:rPr>
+              <w:t xml:space="preserve">0,392</w:t>
+            </w:r>
+          </w:p>
+        </w:tc>
+        <w:tc>
+          <w:tcPr>
+            <w:tcW w:type="dxa" w:w="1705"/>
+            <w:tcBorders>
+              <w:top w:val="none"/>
+              <w:left w:val="none"/>
+              <w:bottom w:val="none"/>
+              <w:right w:val="none"/>
+            </w:tcBorders>
+            <w:tcMar>
+              <w:top w:type="dxa" w:w="30"/>
+              <w:left w:type="dxa" w:w="70"/>
+              <w:bottom w:type="dxa" w:w="30"/>
+              <w:right w:type="dxa" w:w="70"/>
+            </w:tcMar>
+            <w:vAlign w:val="center"/>
+          </w:tcPr>
+          <w:p>
+            <w:pPr>
+              <w:spacing w:after="0" w:line="240"/>
+              <w:jc w:val="center"/>
+            </w:pPr>
+            <w:r>
+              <w:rPr>
+                <w:rFonts w:ascii="Times New Roman" w:cs="Times New Roman" w:eastAsia="Times New Roman" w:hAnsi="Times New Roman"/>
+                <w:b w:val="false"/>
+                <w:bCs w:val="false"/>
+                <w:color w:val="3f3f3f"/>
+                <w:sz w:val="20"/>
+                <w:szCs w:val="20"/>
+              </w:rPr>
+              <w:t xml:space="preserve">não</w:t>
+            </w:r>
+          </w:p>
+        </w:tc>
+      </w:tr>
+      <w:tr>
+        <w:tc>
+          <w:tcPr>
+            <w:tcW w:type="dxa" w:w="1700"/>
+            <w:tcBorders>
+              <w:top w:val="none"/>
+              <w:left w:val="none"/>
+              <w:bottom w:val="none"/>
+              <w:right w:val="none"/>
+            </w:tcBorders>
+            <w:tcMar>
+              <w:top w:type="dxa" w:w="30"/>
+              <w:left w:type="dxa" w:w="70"/>
+              <w:bottom w:type="dxa" w:w="30"/>
+              <w:right w:type="dxa" w:w="70"/>
+            </w:tcMar>
+            <w:vAlign w:val="center"/>
+          </w:tcPr>
+          <w:p>
+            <w:pPr>
+              <w:spacing w:after="0" w:line="240"/>
+              <w:jc w:val="left"/>
+            </w:pPr>
+            <w:r>
+              <w:rPr>
+                <w:rFonts w:ascii="Times New Roman" w:cs="Times New Roman" w:eastAsia="Times New Roman" w:hAnsi="Times New Roman"/>
+                <w:color w:val="000000"/>
+                <w:sz w:val="20"/>
+                <w:szCs w:val="20"/>
+              </w:rPr>
+              <w:t xml:space="preserve">Wilcoxon</w:t>
+            </w:r>
+          </w:p>
+        </w:tc>
+        <w:tc>
+          <w:tcPr>
+            <w:tcW w:type="dxa" w:w="1900"/>
+            <w:tcBorders>
+              <w:top w:val="none"/>
+              <w:left w:val="none"/>
+              <w:bottom w:val="none"/>
+              <w:right w:val="none"/>
+            </w:tcBorders>
+            <w:tcMar>
+              <w:top w:type="dxa" w:w="30"/>
+              <w:left w:type="dxa" w:w="70"/>
+              <w:bottom w:type="dxa" w:w="30"/>
+              <w:right w:type="dxa" w:w="70"/>
+            </w:tcMar>
+            <w:vAlign w:val="center"/>
+          </w:tcPr>
+          <w:p>
+            <w:pPr>
+              <w:spacing w:after="0" w:line="240"/>
+              <w:jc w:val="left"/>
+            </w:pPr>
+            <w:r>
+              <w:rPr>
+                <w:rFonts w:ascii="Times New Roman" w:cs="Times New Roman" w:eastAsia="Times New Roman" w:hAnsi="Times New Roman"/>
+                <w:b/>
+                <w:bCs/>
+                <w:color w:val="000000"/>
+                <w:sz w:val="20"/>
+                <w:szCs w:val="20"/>
+              </w:rPr>
+              <w:t xml:space="preserve">Confusão</w:t>
+            </w:r>
+          </w:p>
+        </w:tc>
+        <w:tc>
+          <w:tcPr>
+            <w:tcW w:type="dxa" w:w="1400"/>
+            <w:tcBorders>
+              <w:top w:val="none"/>
+              <w:left w:val="none"/>
+              <w:bottom w:val="none"/>
+              <w:right w:val="none"/>
+            </w:tcBorders>
+            <w:tcMar>
+              <w:top w:type="dxa" w:w="30"/>
+              <w:left w:type="dxa" w:w="70"/>
+              <w:bottom w:type="dxa" w:w="30"/>
+              <w:right w:type="dxa" w:w="70"/>
+            </w:tcMar>
+            <w:vAlign w:val="center"/>
+          </w:tcPr>
+          <w:p>
+            <w:pPr>
+              <w:spacing w:after="0" w:line="240"/>
+              <w:jc w:val="center"/>
+            </w:pPr>
+            <w:r>
+              <w:rPr>
+                <w:rFonts w:ascii="Times New Roman" w:cs="Times New Roman" w:eastAsia="Times New Roman" w:hAnsi="Times New Roman"/>
+                <w:color w:val="000000"/>
+                <w:sz w:val="20"/>
+                <w:szCs w:val="20"/>
+              </w:rPr>
+              <w:t xml:space="preserve">0,068</w:t>
+            </w:r>
+          </w:p>
+        </w:tc>
+        <w:tc>
+          <w:tcPr>
+            <w:tcW w:type="dxa" w:w="1400"/>
+            <w:tcBorders>
+              <w:top w:val="none"/>
+              <w:left w:val="none"/>
+              <w:bottom w:val="none"/>
+              <w:right w:val="none"/>
+            </w:tcBorders>
+            <w:tcMar>
+              <w:top w:type="dxa" w:w="30"/>
+              <w:left w:type="dxa" w:w="70"/>
+              <w:bottom w:type="dxa" w:w="30"/>
+              <w:right w:type="dxa" w:w="70"/>
+            </w:tcMar>
+            <w:vAlign w:val="center"/>
+          </w:tcPr>
+          <w:p>
+            <w:pPr>
+              <w:spacing w:after="0" w:line="240"/>
+              <w:jc w:val="center"/>
+            </w:pPr>
+            <w:r>
+              <w:rPr>
+                <w:rFonts w:ascii="Times New Roman" w:cs="Times New Roman" w:eastAsia="Times New Roman" w:hAnsi="Times New Roman"/>
+                <w:color w:val="3f3f3f"/>
+                <w:sz w:val="20"/>
+                <w:szCs w:val="20"/>
+              </w:rPr>
+              <w:t xml:space="preserve">0,119</w:t>
+            </w:r>
+          </w:p>
+        </w:tc>
+        <w:tc>
+          <w:tcPr>
+            <w:tcW w:type="dxa" w:w="1400"/>
+            <w:tcBorders>
+              <w:top w:val="none"/>
+              <w:left w:val="none"/>
+              <w:bottom w:val="none"/>
+              <w:right w:val="none"/>
+            </w:tcBorders>
+            <w:tcMar>
+              <w:top w:type="dxa" w:w="30"/>
+              <w:left w:type="dxa" w:w="70"/>
+              <w:bottom w:type="dxa" w:w="30"/>
+              <w:right w:type="dxa" w:w="70"/>
+            </w:tcMar>
+            <w:vAlign w:val="center"/>
+          </w:tcPr>
+          <w:p>
+            <w:pPr>
+              <w:spacing w:after="0" w:line="240"/>
+              <w:jc w:val="center"/>
+            </w:pPr>
+            <w:r>
+              <w:rPr>
+                <w:rFonts w:ascii="Times New Roman" w:cs="Times New Roman" w:eastAsia="Times New Roman" w:hAnsi="Times New Roman"/>
+                <w:color w:val="3f3f3f"/>
+                <w:sz w:val="20"/>
+                <w:szCs w:val="20"/>
+              </w:rPr>
+              <w:t xml:space="preserve">0,476</w:t>
+            </w:r>
+          </w:p>
+        </w:tc>
+        <w:tc>
+          <w:tcPr>
+            <w:tcW w:type="dxa" w:w="1705"/>
+            <w:tcBorders>
+              <w:top w:val="none"/>
+              <w:left w:val="none"/>
+              <w:bottom w:val="none"/>
+              <w:right w:val="none"/>
+            </w:tcBorders>
+            <w:tcMar>
+              <w:top w:type="dxa" w:w="30"/>
+              <w:left w:type="dxa" w:w="70"/>
+              <w:bottom w:type="dxa" w:w="30"/>
+              <w:right w:type="dxa" w:w="70"/>
+            </w:tcMar>
+            <w:vAlign w:val="center"/>
+          </w:tcPr>
+          <w:p>
+            <w:pPr>
+              <w:spacing w:after="0" w:line="240"/>
+              <w:jc w:val="center"/>
+            </w:pPr>
+            <w:r>
+              <w:rPr>
+                <w:rFonts w:ascii="Times New Roman" w:cs="Times New Roman" w:eastAsia="Times New Roman" w:hAnsi="Times New Roman"/>
+                <w:b w:val="false"/>
+                <w:bCs w:val="false"/>
+                <w:color w:val="3f3f3f"/>
+                <w:sz w:val="20"/>
+                <w:szCs w:val="20"/>
+              </w:rPr>
+              <w:t xml:space="preserve">não</w:t>
+            </w:r>
+          </w:p>
+        </w:tc>
+      </w:tr>
+      <w:tr>
+        <w:tc>
+          <w:tcPr>
+            <w:tcW w:type="dxa" w:w="1700"/>
+            <w:tcBorders>
+              <w:top w:val="none"/>
+              <w:left w:val="none"/>
+              <w:bottom w:val="none"/>
+              <w:right w:val="none"/>
+            </w:tcBorders>
+            <w:tcMar>
+              <w:top w:type="dxa" w:w="30"/>
+              <w:left w:type="dxa" w:w="70"/>
+              <w:bottom w:type="dxa" w:w="30"/>
+              <w:right w:type="dxa" w:w="70"/>
+            </w:tcMar>
+            <w:vAlign w:val="center"/>
+          </w:tcPr>
+          <w:p>
+            <w:pPr>
+              <w:spacing w:after="0" w:line="240"/>
+              <w:jc w:val="left"/>
+            </w:pPr>
+            <w:r>
+              <w:rPr>
+                <w:rFonts w:ascii="Times New Roman" w:cs="Times New Roman" w:eastAsia="Times New Roman" w:hAnsi="Times New Roman"/>
+                <w:color w:val="000000"/>
+                <w:sz w:val="20"/>
+                <w:szCs w:val="20"/>
+              </w:rPr>
+              <w:t xml:space="preserve">Friedman</w:t>
+            </w:r>
+          </w:p>
+        </w:tc>
+        <w:tc>
+          <w:tcPr>
+            <w:tcW w:type="dxa" w:w="1900"/>
+            <w:tcBorders>
+              <w:top w:val="none"/>
+              <w:left w:val="none"/>
+              <w:bottom w:val="none"/>
+              <w:right w:val="none"/>
+            </w:tcBorders>
+            <w:tcMar>
+              <w:top w:type="dxa" w:w="30"/>
+              <w:left w:type="dxa" w:w="70"/>
+              <w:bottom w:type="dxa" w:w="30"/>
+              <w:right w:type="dxa" w:w="70"/>
+            </w:tcMar>
+            <w:vAlign w:val="center"/>
+          </w:tcPr>
+          <w:p>
+            <w:pPr>
+              <w:spacing w:after="0" w:line="240"/>
+              <w:jc w:val="left"/>
+            </w:pPr>
+            <w:r>
+              <w:rPr>
+                <w:rFonts w:ascii="Times New Roman" w:cs="Times New Roman" w:eastAsia="Times New Roman" w:hAnsi="Times New Roman"/>
+                <w:b/>
+                <w:bCs/>
+                <w:color w:val="000000"/>
+                <w:sz w:val="20"/>
+                <w:szCs w:val="20"/>
+              </w:rPr>
+              <w:t xml:space="preserve">Confusão</w:t>
+            </w:r>
+          </w:p>
+        </w:tc>
+        <w:tc>
+          <w:tcPr>
+            <w:tcW w:type="dxa" w:w="1400"/>
+            <w:tcBorders>
+              <w:top w:val="none"/>
+              <w:left w:val="none"/>
+              <w:bottom w:val="none"/>
+              <w:right w:val="none"/>
+            </w:tcBorders>
+            <w:tcMar>
+              <w:top w:type="dxa" w:w="30"/>
+              <w:left w:type="dxa" w:w="70"/>
+              <w:bottom w:type="dxa" w:w="30"/>
+              <w:right w:type="dxa" w:w="70"/>
+            </w:tcMar>
+            <w:vAlign w:val="center"/>
+          </w:tcPr>
+          <w:p>
+            <w:pPr>
+              <w:spacing w:after="0" w:line="240"/>
+              <w:jc w:val="center"/>
+            </w:pPr>
+            <w:r>
+              <w:rPr>
+                <w:rFonts w:ascii="Times New Roman" w:cs="Times New Roman" w:eastAsia="Times New Roman" w:hAnsi="Times New Roman"/>
+                <w:color w:val="000000"/>
+                <w:sz w:val="20"/>
+                <w:szCs w:val="20"/>
+              </w:rPr>
+              <w:t xml:space="preserve">&lt; 0,001</w:t>
+            </w:r>
+          </w:p>
+        </w:tc>
+        <w:tc>
+          <w:tcPr>
+            <w:tcW w:type="dxa" w:w="1400"/>
+            <w:tcBorders>
+              <w:top w:val="none"/>
+              <w:left w:val="none"/>
+              <w:bottom w:val="none"/>
+              <w:right w:val="none"/>
+            </w:tcBorders>
+            <w:tcMar>
+              <w:top w:type="dxa" w:w="30"/>
+              <w:left w:type="dxa" w:w="70"/>
+              <w:bottom w:type="dxa" w:w="30"/>
+              <w:right w:type="dxa" w:w="70"/>
+            </w:tcMar>
+            <w:vAlign w:val="center"/>
+          </w:tcPr>
+          <w:p>
+            <w:pPr>
+              <w:spacing w:after="0" w:line="240"/>
+              <w:jc w:val="center"/>
+            </w:pPr>
+            <w:r>
+              <w:rPr>
+                <w:rFonts w:ascii="Times New Roman" w:cs="Times New Roman" w:eastAsia="Times New Roman" w:hAnsi="Times New Roman"/>
+                <w:color w:val="1b7a3d"/>
+                <w:sz w:val="20"/>
+                <w:szCs w:val="20"/>
+              </w:rPr>
+              <w:t xml:space="preserve">&lt; 0,001</w:t>
+            </w:r>
+          </w:p>
+        </w:tc>
+        <w:tc>
+          <w:tcPr>
+            <w:tcW w:type="dxa" w:w="1400"/>
+            <w:tcBorders>
+              <w:top w:val="none"/>
+              <w:left w:val="none"/>
+              <w:bottom w:val="none"/>
+              <w:right w:val="none"/>
+            </w:tcBorders>
+            <w:tcMar>
+              <w:top w:type="dxa" w:w="30"/>
+              <w:left w:type="dxa" w:w="70"/>
+              <w:bottom w:type="dxa" w:w="30"/>
+              <w:right w:type="dxa" w:w="70"/>
+            </w:tcMar>
+            <w:vAlign w:val="center"/>
+          </w:tcPr>
+          <w:p>
+            <w:pPr>
+              <w:spacing w:after="0" w:line="240"/>
+              <w:jc w:val="center"/>
+            </w:pPr>
+            <w:r>
+              <w:rPr>
+                <w:rFonts w:ascii="Times New Roman" w:cs="Times New Roman" w:eastAsia="Times New Roman" w:hAnsi="Times New Roman"/>
+                <w:color w:val="1b7a3d"/>
+                <w:sz w:val="20"/>
+                <w:szCs w:val="20"/>
+              </w:rPr>
+              <w:t xml:space="preserve">&lt; 0,001</w:t>
+            </w:r>
+          </w:p>
+        </w:tc>
+        <w:tc>
+          <w:tcPr>
+            <w:tcW w:type="dxa" w:w="1705"/>
+            <w:tcBorders>
+              <w:top w:val="none"/>
+              <w:left w:val="none"/>
+              <w:bottom w:val="none"/>
+              <w:right w:val="none"/>
+            </w:tcBorders>
+            <w:tcMar>
+              <w:top w:type="dxa" w:w="30"/>
+              <w:left w:type="dxa" w:w="70"/>
+              <w:bottom w:type="dxa" w:w="30"/>
+              <w:right w:type="dxa" w:w="70"/>
+            </w:tcMar>
+            <w:vAlign w:val="center"/>
+          </w:tcPr>
+          <w:p>
+            <w:pPr>
+              <w:spacing w:after="0" w:line="240"/>
+              <w:jc w:val="center"/>
+            </w:pPr>
+            <w:r>
+              <w:rPr>
+                <w:rFonts w:ascii="Times New Roman" w:cs="Times New Roman" w:eastAsia="Times New Roman" w:hAnsi="Times New Roman"/>
+                <w:b/>
+                <w:bCs/>
+                <w:color w:val="1b7a3d"/>
+                <w:sz w:val="20"/>
+                <w:szCs w:val="20"/>
+              </w:rPr>
+              <w:t xml:space="preserve">Bonferroni</w:t>
+            </w:r>
+          </w:p>
+        </w:tc>
+      </w:tr>
+      <w:tr>
+        <w:tc>
+          <w:tcPr>
+            <w:tcW w:type="dxa" w:w="1700"/>
+            <w:tcBorders>
+              <w:top w:val="none"/>
+              <w:left w:val="none"/>
+              <w:bottom w:val="none"/>
+              <w:right w:val="none"/>
+            </w:tcBorders>
+            <w:tcMar>
+              <w:top w:type="dxa" w:w="30"/>
+              <w:left w:type="dxa" w:w="70"/>
+              <w:bottom w:type="dxa" w:w="30"/>
+              <w:right w:type="dxa" w:w="70"/>
+            </w:tcMar>
+            <w:vAlign w:val="center"/>
+          </w:tcPr>
+          <w:p>
+            <w:pPr>
+              <w:spacing w:after="0" w:line="240"/>
+              <w:jc w:val="left"/>
+            </w:pPr>
+            <w:r>
+              <w:rPr>
+                <w:rFonts w:ascii="Times New Roman" w:cs="Times New Roman" w:eastAsia="Times New Roman" w:hAnsi="Times New Roman"/>
+                <w:color w:val="000000"/>
+                <w:sz w:val="20"/>
+                <w:szCs w:val="20"/>
+              </w:rPr>
+              <w:t xml:space="preserve">Wilcoxon</w:t>
+            </w:r>
+          </w:p>
+        </w:tc>
+        <w:tc>
+          <w:tcPr>
+            <w:tcW w:type="dxa" w:w="1900"/>
+            <w:tcBorders>
+              <w:top w:val="none"/>
+              <w:left w:val="none"/>
+              <w:bottom w:val="none"/>
+              <w:right w:val="none"/>
+            </w:tcBorders>
+            <w:tcMar>
+              <w:top w:type="dxa" w:w="30"/>
+              <w:left w:type="dxa" w:w="70"/>
+              <w:bottom w:type="dxa" w:w="30"/>
+              <w:right w:type="dxa" w:w="70"/>
+            </w:tcMar>
+            <w:vAlign w:val="center"/>
+          </w:tcPr>
+          <w:p>
+            <w:pPr>
+              <w:spacing w:after="0" w:line="240"/>
+              <w:jc w:val="left"/>
+            </w:pPr>
+            <w:r>
+              <w:rPr>
+                <w:rFonts w:ascii="Times New Roman" w:cs="Times New Roman" w:eastAsia="Times New Roman" w:hAnsi="Times New Roman"/>
+                <w:b/>
+                <w:bCs/>
+                <w:color w:val="000000"/>
+                <w:sz w:val="20"/>
+                <w:szCs w:val="20"/>
+              </w:rPr>
+              <w:t xml:space="preserve">PTH</w:t>
+            </w:r>
+          </w:p>
+        </w:tc>
+        <w:tc>
+          <w:tcPr>
+            <w:tcW w:type="dxa" w:w="1400"/>
+            <w:tcBorders>
+              <w:top w:val="none"/>
+              <w:left w:val="none"/>
+              <w:bottom w:val="none"/>
+              <w:right w:val="none"/>
+            </w:tcBorders>
+            <w:tcMar>
+              <w:top w:type="dxa" w:w="30"/>
+              <w:left w:type="dxa" w:w="70"/>
+              <w:bottom w:type="dxa" w:w="30"/>
+              <w:right w:type="dxa" w:w="70"/>
+            </w:tcMar>
+            <w:vAlign w:val="center"/>
+          </w:tcPr>
+          <w:p>
+            <w:pPr>
+              <w:spacing w:after="0" w:line="240"/>
+              <w:jc w:val="center"/>
+            </w:pPr>
+            <w:r>
+              <w:rPr>
+                <w:rFonts w:ascii="Times New Roman" w:cs="Times New Roman" w:eastAsia="Times New Roman" w:hAnsi="Times New Roman"/>
+                <w:color w:val="000000"/>
+                <w:sz w:val="20"/>
+                <w:szCs w:val="20"/>
+              </w:rPr>
+              <w:t xml:space="preserve">0,104</w:t>
+            </w:r>
+          </w:p>
+        </w:tc>
+        <w:tc>
+          <w:tcPr>
+            <w:tcW w:type="dxa" w:w="1400"/>
+            <w:tcBorders>
+              <w:top w:val="none"/>
+              <w:left w:val="none"/>
+              <w:bottom w:val="none"/>
+              <w:right w:val="none"/>
+            </w:tcBorders>
+            <w:tcMar>
+              <w:top w:type="dxa" w:w="30"/>
+              <w:left w:type="dxa" w:w="70"/>
+              <w:bottom w:type="dxa" w:w="30"/>
+              <w:right w:type="dxa" w:w="70"/>
+            </w:tcMar>
+            <w:vAlign w:val="center"/>
+          </w:tcPr>
+          <w:p>
+            <w:pPr>
+              <w:spacing w:after="0" w:line="240"/>
+              <w:jc w:val="center"/>
+            </w:pPr>
+            <w:r>
+              <w:rPr>
+                <w:rFonts w:ascii="Times New Roman" w:cs="Times New Roman" w:eastAsia="Times New Roman" w:hAnsi="Times New Roman"/>
+                <w:color w:val="3f3f3f"/>
+                <w:sz w:val="20"/>
+                <w:szCs w:val="20"/>
+              </w:rPr>
+              <w:t xml:space="preserve">0,146</w:t>
+            </w:r>
+          </w:p>
+        </w:tc>
+        <w:tc>
+          <w:tcPr>
+            <w:tcW w:type="dxa" w:w="1400"/>
+            <w:tcBorders>
+              <w:top w:val="none"/>
+              <w:left w:val="none"/>
+              <w:bottom w:val="none"/>
+              <w:right w:val="none"/>
+            </w:tcBorders>
+            <w:tcMar>
+              <w:top w:type="dxa" w:w="30"/>
+              <w:left w:type="dxa" w:w="70"/>
+              <w:bottom w:type="dxa" w:w="30"/>
+              <w:right w:type="dxa" w:w="70"/>
+            </w:tcMar>
+            <w:vAlign w:val="center"/>
+          </w:tcPr>
+          <w:p>
+            <w:pPr>
+              <w:spacing w:after="0" w:line="240"/>
+              <w:jc w:val="center"/>
+            </w:pPr>
+            <w:r>
+              <w:rPr>
+                <w:rFonts w:ascii="Times New Roman" w:cs="Times New Roman" w:eastAsia="Times New Roman" w:hAnsi="Times New Roman"/>
+                <w:color w:val="3f3f3f"/>
+                <w:sz w:val="20"/>
+                <w:szCs w:val="20"/>
+              </w:rPr>
+              <w:t xml:space="preserve">0,728</w:t>
+            </w:r>
+          </w:p>
+        </w:tc>
+        <w:tc>
+          <w:tcPr>
+            <w:tcW w:type="dxa" w:w="1705"/>
+            <w:tcBorders>
+              <w:top w:val="none"/>
+              <w:left w:val="none"/>
+              <w:bottom w:val="none"/>
+              <w:right w:val="none"/>
+            </w:tcBorders>
+            <w:tcMar>
+              <w:top w:type="dxa" w:w="30"/>
+              <w:left w:type="dxa" w:w="70"/>
+              <w:bottom w:type="dxa" w:w="30"/>
+              <w:right w:type="dxa" w:w="70"/>
+            </w:tcMar>
+            <w:vAlign w:val="center"/>
+          </w:tcPr>
+          <w:p>
+            <w:pPr>
+              <w:spacing w:after="0" w:line="240"/>
+              <w:jc w:val="center"/>
+            </w:pPr>
+            <w:r>
+              <w:rPr>
+                <w:rFonts w:ascii="Times New Roman" w:cs="Times New Roman" w:eastAsia="Times New Roman" w:hAnsi="Times New Roman"/>
+                <w:b w:val="false"/>
+                <w:bCs w:val="false"/>
+                <w:color w:val="3f3f3f"/>
+                <w:sz w:val="20"/>
+                <w:szCs w:val="20"/>
+              </w:rPr>
+              <w:t xml:space="preserve">não</w:t>
+            </w:r>
+          </w:p>
+        </w:tc>
+      </w:tr>
+      <w:tr>
+        <w:tc>
+          <w:tcPr>
+            <w:tcW w:type="dxa" w:w="1700"/>
+            <w:tcBorders>
+              <w:top w:val="none"/>
+              <w:left w:val="none"/>
+              <w:bottom w:val="single" w:color="000000" w:sz="6"/>
+              <w:right w:val="none"/>
+            </w:tcBorders>
+            <w:tcMar>
+              <w:top w:type="dxa" w:w="30"/>
+              <w:left w:type="dxa" w:w="70"/>
+              <w:bottom w:type="dxa" w:w="30"/>
+              <w:right w:type="dxa" w:w="70"/>
+            </w:tcMar>
+            <w:vAlign w:val="center"/>
+          </w:tcPr>
+          <w:p>
+            <w:pPr>
+              <w:spacing w:after="0" w:line="240"/>
+              <w:jc w:val="left"/>
+            </w:pPr>
+            <w:r>
+              <w:rPr>
+                <w:rFonts w:ascii="Times New Roman" w:cs="Times New Roman" w:eastAsia="Times New Roman" w:hAnsi="Times New Roman"/>
+                <w:color w:val="000000"/>
+                <w:sz w:val="20"/>
+                <w:szCs w:val="20"/>
+              </w:rPr>
+              <w:t xml:space="preserve">Friedman</w:t>
+            </w:r>
+          </w:p>
+        </w:tc>
+        <w:tc>
+          <w:tcPr>
+            <w:tcW w:type="dxa" w:w="1900"/>
+            <w:tcBorders>
+              <w:top w:val="none"/>
+              <w:left w:val="none"/>
+              <w:bottom w:val="single" w:color="000000" w:sz="6"/>
+              <w:right w:val="none"/>
+            </w:tcBorders>
+            <w:tcMar>
+              <w:top w:type="dxa" w:w="30"/>
+              <w:left w:type="dxa" w:w="70"/>
+              <w:bottom w:type="dxa" w:w="30"/>
+              <w:right w:type="dxa" w:w="70"/>
+            </w:tcMar>
+            <w:vAlign w:val="center"/>
+          </w:tcPr>
+          <w:p>
+            <w:pPr>
+              <w:spacing w:after="0" w:line="240"/>
+              <w:jc w:val="left"/>
+            </w:pPr>
+            <w:r>
+              <w:rPr>
+                <w:rFonts w:ascii="Times New Roman" w:cs="Times New Roman" w:eastAsia="Times New Roman" w:hAnsi="Times New Roman"/>
+                <w:b/>
+                <w:bCs/>
+                <w:color w:val="000000"/>
+                <w:sz w:val="20"/>
+                <w:szCs w:val="20"/>
+              </w:rPr>
+              <w:t xml:space="preserve">PTH</w:t>
+            </w:r>
+          </w:p>
+        </w:tc>
+        <w:tc>
+          <w:tcPr>
+            <w:tcW w:type="dxa" w:w="1400"/>
+            <w:tcBorders>
+              <w:top w:val="none"/>
+              <w:left w:val="none"/>
+              <w:bottom w:val="single" w:color="000000" w:sz="6"/>
+              <w:right w:val="none"/>
+            </w:tcBorders>
+            <w:tcMar>
+              <w:top w:type="dxa" w:w="30"/>
+              <w:left w:type="dxa" w:w="70"/>
+              <w:bottom w:type="dxa" w:w="30"/>
+              <w:right w:type="dxa" w:w="70"/>
+            </w:tcMar>
+            <w:vAlign w:val="center"/>
+          </w:tcPr>
+          <w:p>
+            <w:pPr>
+              <w:spacing w:after="0" w:line="240"/>
+              <w:jc w:val="center"/>
+            </w:pPr>
+            <w:r>
+              <w:rPr>
+                <w:rFonts w:ascii="Times New Roman" w:cs="Times New Roman" w:eastAsia="Times New Roman" w:hAnsi="Times New Roman"/>
+                <w:color w:val="000000"/>
+                <w:sz w:val="20"/>
+                <w:szCs w:val="20"/>
+              </w:rPr>
+              <w:t xml:space="preserve">0,269</w:t>
+            </w:r>
+          </w:p>
+        </w:tc>
+        <w:tc>
+          <w:tcPr>
+            <w:tcW w:type="dxa" w:w="1400"/>
+            <w:tcBorders>
+              <w:top w:val="none"/>
+              <w:left w:val="none"/>
+              <w:bottom w:val="single" w:color="000000" w:sz="6"/>
+              <w:right w:val="none"/>
+            </w:tcBorders>
+            <w:tcMar>
+              <w:top w:type="dxa" w:w="30"/>
+              <w:left w:type="dxa" w:w="70"/>
+              <w:bottom w:type="dxa" w:w="30"/>
+              <w:right w:type="dxa" w:w="70"/>
+            </w:tcMar>
+            <w:vAlign w:val="center"/>
+          </w:tcPr>
+          <w:p>
+            <w:pPr>
+              <w:spacing w:after="0" w:line="240"/>
+              <w:jc w:val="center"/>
+            </w:pPr>
+            <w:r>
+              <w:rPr>
+                <w:rFonts w:ascii="Times New Roman" w:cs="Times New Roman" w:eastAsia="Times New Roman" w:hAnsi="Times New Roman"/>
+                <w:color w:val="3f3f3f"/>
+                <w:sz w:val="20"/>
+                <w:szCs w:val="20"/>
+              </w:rPr>
+              <w:t xml:space="preserve">0,314</w:t>
+            </w:r>
+          </w:p>
+        </w:tc>
+        <w:tc>
+          <w:tcPr>
+            <w:tcW w:type="dxa" w:w="1400"/>
+            <w:tcBorders>
+              <w:top w:val="none"/>
+              <w:left w:val="none"/>
+              <w:bottom w:val="single" w:color="000000" w:sz="6"/>
+              <w:right w:val="none"/>
+            </w:tcBorders>
+            <w:tcMar>
+              <w:top w:type="dxa" w:w="30"/>
+              <w:left w:type="dxa" w:w="70"/>
+              <w:bottom w:type="dxa" w:w="30"/>
+              <w:right w:type="dxa" w:w="70"/>
+            </w:tcMar>
+            <w:vAlign w:val="center"/>
+          </w:tcPr>
+          <w:p>
+            <w:pPr>
+              <w:spacing w:after="0" w:line="240"/>
+              <w:jc w:val="center"/>
+            </w:pPr>
+            <w:r>
+              <w:rPr>
+                <w:rFonts w:ascii="Times New Roman" w:cs="Times New Roman" w:eastAsia="Times New Roman" w:hAnsi="Times New Roman"/>
+                <w:color w:val="3f3f3f"/>
+                <w:sz w:val="20"/>
+                <w:szCs w:val="20"/>
+              </w:rPr>
+              <w:t xml:space="preserve">1,000</w:t>
+            </w:r>
+          </w:p>
+        </w:tc>
+        <w:tc>
+          <w:tcPr>
+            <w:tcW w:type="dxa" w:w="1705"/>
+            <w:tcBorders>
+              <w:top w:val="none"/>
+              <w:left w:val="none"/>
+              <w:bottom w:val="single" w:color="000000" w:sz="6"/>
+              <w:right w:val="none"/>
+            </w:tcBorders>
+            <w:tcMar>
+              <w:top w:type="dxa" w:w="30"/>
+              <w:left w:type="dxa" w:w="70"/>
+              <w:bottom w:type="dxa" w:w="30"/>
+              <w:right w:type="dxa" w:w="70"/>
+            </w:tcMar>
+            <w:vAlign w:val="center"/>
+          </w:tcPr>
+          <w:p>
+            <w:pPr>
+              <w:spacing w:after="0" w:line="240"/>
+              <w:jc w:val="center"/>
+            </w:pPr>
+            <w:r>
+              <w:rPr>
+                <w:rFonts w:ascii="Times New Roman" w:cs="Times New Roman" w:eastAsia="Times New Roman" w:hAnsi="Times New Roman"/>
+                <w:b w:val="false"/>
+                <w:bCs w:val="false"/>
+                <w:color w:val="3f3f3f"/>
+                <w:sz w:val="20"/>
+                <w:szCs w:val="20"/>
+              </w:rPr>
+              <w:t xml:space="preserve">não</w:t>
+            </w:r>
+          </w:p>
+        </w:tc>
+      </w:tr>
+    </w:tbl>
+    <w:p>
+      <w:pPr>
+        <w:spacing w:after="180" w:before="40" w:line="240"/>
+        <w:jc w:val="left"/>
+      </w:pPr>
+      <w:r>
+        <w:rPr>
+          <w:rFonts w:ascii="Times New Roman" w:cs="Times New Roman" w:eastAsia="Times New Roman" w:hAnsi="Times New Roman"/>
+          <w:color w:val="3f3f3f"/>
+          <w:sz w:val="20"/>
+          <w:szCs w:val="20"/>
+        </w:rPr>
+        <w:t xml:space="preserve">Nota: FDR = Benjamini-Hochberg; correção aplicada dentro de cada família. Dos 14 testes, 7 são significativos sem correção, 4 sobrevivem ao FDR e 3 ao Bonferroni. Fonte: Dados da pesquisa (2026).</w:t>
+      </w:r>
+    </w:p>
+    <w:p>
+      <w:pPr>
+        <w:spacing w:after="0" w:before="0" w:line="360" w:lineRule="auto"/>
+        <w:ind w:firstLine="709"/>
+        <w:jc w:val="both"/>
+      </w:pPr>
+      <w:r>
+        <w:rPr>
+          <w:rFonts w:ascii="Times New Roman" w:cs="Times New Roman" w:eastAsia="Times New Roman" w:hAnsi="Times New Roman"/>
+          <w:color w:val="000000"/>
+          <w:sz w:val="24"/>
+          <w:szCs w:val="24"/>
+        </w:rPr>
+        <w:t xml:space="preserve">O resultado da correção reforça o núcleo do estudo. Os efeitos que resistem concentram-se no eixo energético, isto é, no vigor e na fadiga, e em dimensões de padrão semanal forte, ao passo que os efeitos afetivos, pequenos e numerosos, não sobrevivem, o que recomenda lê-los como tendência convergente, e não como achados isolados.</w:t>
+      </w:r>
+    </w:p>
+    <w:p>
+      <w:pPr>
+        <w:keepNext/>
+        <w:spacing w:after="90" w:before="200" w:line="360" w:lineRule="auto"/>
+      </w:pPr>
+      <w:r>
+        <w:rPr>
+          <w:rFonts w:ascii="Times New Roman" w:cs="Times New Roman" w:eastAsia="Times New Roman" w:hAnsi="Times New Roman"/>
+          <w:b/>
+          <w:bCs/>
+          <w:color w:val="000000"/>
+          <w:sz w:val="24"/>
+          <w:szCs w:val="24"/>
+        </w:rPr>
+        <w:t xml:space="preserve">7.5 Rede psicométrica e dinâmica defasada</w:t>
+      </w:r>
+    </w:p>
+    <w:p>
+      <w:pPr>
+        <w:spacing w:after="0" w:before="0" w:line="360" w:lineRule="auto"/>
+        <w:ind w:firstLine="709"/>
+        <w:jc w:val="both"/>
+      </w:pPr>
+      <w:r>
+        <w:rPr>
+          <w:rFonts w:ascii="Times New Roman" w:cs="Times New Roman" w:eastAsia="Times New Roman" w:hAnsi="Times New Roman"/>
+          <w:color w:val="000000"/>
+          <w:sz w:val="24"/>
+          <w:szCs w:val="24"/>
+        </w:rPr>
+        <w:t xml:space="preserve">Duas leituras complementam a análise multivariada e o modelo autorregressivo. A rede gaussiana estima as correlações parciais entre as dimensões, a sonolência e o estresse, ou seja, a associação entre duas medidas quando se controlam todas as demais, o que revela as ligações diretas. A Figura 20 apresenta essa rede, na qual as arestas verdes indicam associação positiva e as vermelhas, negativa, com espessura proporcional à força. As dimensões negativas ligam-se entre si, com destaque para o par depressão e confusão, e o vigor liga-se de modo negativo à fadiga e à sonolência, o que reproduz o eixo de energia e perturbação na forma de rede de dependências diretas.</w:t>
+      </w:r>
+    </w:p>
+    <w:p>
+      <w:pPr>
+        <w:keepNext/>
+        <w:spacing w:after="40" w:before="160" w:line="240"/>
+        <w:jc w:val="center"/>
+      </w:pPr>
+      <w:r>
+        <w:rPr>
+          <w:rFonts w:ascii="Times New Roman" w:cs="Times New Roman" w:eastAsia="Times New Roman" w:hAnsi="Times New Roman"/>
+          <w:b/>
+          <w:bCs/>
+          <w:color w:val="000000"/>
+          <w:sz w:val="20"/>
+          <w:szCs w:val="20"/>
+        </w:rPr>
+        <w:t xml:space="preserve">Figura 20</w:t>
+      </w:r>
+      <w:r>
+        <w:rPr>
+          <w:rFonts w:ascii="Times New Roman" w:cs="Times New Roman" w:eastAsia="Times New Roman" w:hAnsi="Times New Roman"/>
+          <w:color w:val="000000"/>
+          <w:sz w:val="20"/>
+          <w:szCs w:val="20"/>
+        </w:rPr>
+        <w:t xml:space="preserve"> – Rede de correlações parciais entre as dimensões do humor, a sonolência e o estresse</w:t>
+      </w:r>
+    </w:p>
+    <w:p>
+      <w:pPr>
+        <w:spacing w:after="0" w:before="40"/>
+        <w:jc w:val="center"/>
+      </w:pPr>
+      <w:r>
+        <w:drawing>
+          <wp:inline distT="0" distB="0" distL="0" distR="0">
+            <wp:extent cx="4953000" cy="2914650"/>
+            <wp:effectExtent t="0" r="0" b="0" l="0"/>
+            <wp:docPr id="1" name="" descr="" title=""/>
+            <wp:cNvGraphicFramePr>
+              <a:graphicFrameLocks xmlns:a="http://schemas.openxmlformats.org/drawingml/2006/main" noChangeAspect="1"/>
+            </wp:cNvGraphicFramePr>
+            <a:graphic xmlns:a="http://schemas.openxmlformats.org/drawingml/2006/main">
+              <a:graphicData uri="http://schemas.openxmlformats.org/drawingml/2006/picture">
+                <pic:pic xmlns:pic="http://schemas.openxmlformats.org/drawingml/2006/picture">
+                  <pic:nvPicPr>
+                    <pic:cNvPr id="0" name="" descr=""/>
+                    <pic:cNvPicPr>
+                      <a:picLocks noChangeAspect="1" noChangeArrowheads="1"/>
+                    </pic:cNvPicPr>
+                  </pic:nvPicPr>
+                  <pic:blipFill>
+                    <a:blip r:embed="rId27" cstate="none"/>
+                    <a:srcRect/>
+                    <a:stretch>
+                      <a:fillRect/>
+                    </a:stretch>
+                  </pic:blipFill>
+                  <pic:spPr bwMode="auto">
+                    <a:xfrm>
+                      <a:off x="0" y="0"/>
+                      <a:ext cx="4953000" cy="2914650"/>
+                    </a:xfrm>
+                    <a:prstGeom prst="rect">
+                      <a:avLst/>
+                    </a:prstGeom>
+                  </pic:spPr>
+                </pic:pic>
+              </a:graphicData>
+            </a:graphic>
+          </wp:inline>
+        </w:drawing>
+      </w:r>
+    </w:p>
+    <w:p>
+      <w:pPr>
+        <w:spacing w:after="180" w:before="40" w:line="240"/>
+        <w:jc w:val="center"/>
+      </w:pPr>
+      <w:r>
+        <w:rPr>
+          <w:rFonts w:ascii="Times New Roman" w:cs="Times New Roman" w:eastAsia="Times New Roman" w:hAnsi="Times New Roman"/>
+          <w:color w:val="3f3f3f"/>
+          <w:sz w:val="20"/>
+          <w:szCs w:val="20"/>
+        </w:rPr>
+        <w:t xml:space="preserve">Nota: aresta = correlação parcial (associação entre duas medidas com controle das demais); tamanho do nó proporcional à força na rede. Fonte: Elaborado pelos autores (2026).</w:t>
+      </w:r>
+    </w:p>
+    <w:p>
+      <w:pPr>
+        <w:keepNext/>
+        <w:spacing w:after="40" w:before="160" w:line="240"/>
+        <w:jc w:val="left"/>
+      </w:pPr>
+      <w:r>
+        <w:rPr>
+          <w:rFonts w:ascii="Times New Roman" w:cs="Times New Roman" w:eastAsia="Times New Roman" w:hAnsi="Times New Roman"/>
+          <w:b/>
+          <w:bCs/>
+          <w:color w:val="000000"/>
+          <w:sz w:val="20"/>
+          <w:szCs w:val="20"/>
+        </w:rPr>
+        <w:t xml:space="preserve">Tabela 33</w:t>
+      </w:r>
+      <w:r>
+        <w:rPr>
+          <w:rFonts w:ascii="Times New Roman" w:cs="Times New Roman" w:eastAsia="Times New Roman" w:hAnsi="Times New Roman"/>
+          <w:color w:val="000000"/>
+          <w:sz w:val="20"/>
+          <w:szCs w:val="20"/>
+        </w:rPr>
+        <w:t xml:space="preserve"> – Ligações diretas mais fortes na rede (correlações parciais)</w:t>
+      </w:r>
+    </w:p>
+    <w:tbl>
+      <w:tblPr>
+        <w:tblW w:type="dxa" w:w="9505"/>
+        <w:tblBorders>
+          <w:top w:val="single" w:color="000000" w:sz="6"/>
+          <w:left w:val="none"/>
+          <w:bottom w:val="single" w:color="000000" w:sz="6"/>
+          <w:right w:val="none"/>
+          <w:insideH w:val="none"/>
+          <w:insideV w:val="none"/>
+        </w:tblBorders>
+      </w:tblPr>
+      <w:tblGrid>
+        <w:gridCol w:w="4505"/>
+        <w:gridCol w:w="2500"/>
+        <w:gridCol w:w="2500"/>
+      </w:tblGrid>
+      <w:tr>
+        <w:trPr>
+          <w:tblHeader/>
+        </w:trPr>
+        <w:tc>
+          <w:tcPr>
+            <w:tcW w:type="dxa" w:w="4505"/>
+            <w:tcBorders>
+              <w:top w:val="single" w:color="000000" w:sz="6"/>
+              <w:left w:val="none"/>
+              <w:bottom w:val="single" w:color="000000" w:sz="6"/>
+              <w:right w:val="none"/>
+            </w:tcBorders>
+            <w:tcMar>
+              <w:top w:type="dxa" w:w="40"/>
+              <w:left w:type="dxa" w:w="70"/>
+              <w:bottom w:type="dxa" w:w="40"/>
+              <w:right w:type="dxa" w:w="70"/>
+            </w:tcMar>
+            <w:vAlign w:val="center"/>
+          </w:tcPr>
+          <w:p>
+            <w:pPr>
+              <w:spacing w:after="0" w:line="240"/>
+              <w:jc w:val="left"/>
+            </w:pPr>
+            <w:r>
+              <w:rPr>
+                <w:rFonts w:ascii="Times New Roman" w:cs="Times New Roman" w:eastAsia="Times New Roman" w:hAnsi="Times New Roman"/>
+                <w:b/>
+                <w:bCs/>
+                <w:color w:val="000000"/>
+                <w:sz w:val="20"/>
+                <w:szCs w:val="20"/>
+              </w:rPr>
+              <w:t xml:space="preserve">Par de dimensões</w:t>
+            </w:r>
+          </w:p>
+        </w:tc>
+        <w:tc>
+          <w:tcPr>
+            <w:tcW w:type="dxa" w:w="2500"/>
+            <w:tcBorders>
+              <w:top w:val="single" w:color="000000" w:sz="6"/>
+              <w:left w:val="none"/>
+              <w:bottom w:val="single" w:color="000000" w:sz="6"/>
+              <w:right w:val="none"/>
+            </w:tcBorders>
+            <w:tcMar>
+              <w:top w:type="dxa" w:w="40"/>
+              <w:left w:type="dxa" w:w="70"/>
+              <w:bottom w:type="dxa" w:w="40"/>
+              <w:right w:type="dxa" w:w="70"/>
+            </w:tcMar>
+            <w:vAlign w:val="center"/>
+          </w:tcPr>
+          <w:p>
+            <w:pPr>
+              <w:spacing w:after="0" w:line="240"/>
+              <w:jc w:val="center"/>
+            </w:pPr>
+            <w:r>
+              <w:rPr>
+                <w:rFonts w:ascii="Times New Roman" w:cs="Times New Roman" w:eastAsia="Times New Roman" w:hAnsi="Times New Roman"/>
+                <w:b/>
+                <w:bCs/>
+                <w:color w:val="000000"/>
+                <w:sz w:val="20"/>
+                <w:szCs w:val="20"/>
+              </w:rPr>
+              <w:t xml:space="preserve">Correlação parcial</w:t>
+            </w:r>
+          </w:p>
+        </w:tc>
+        <w:tc>
+          <w:tcPr>
+            <w:tcW w:type="dxa" w:w="2500"/>
+            <w:tcBorders>
+              <w:top w:val="single" w:color="000000" w:sz="6"/>
+              <w:left w:val="none"/>
+              <w:bottom w:val="single" w:color="000000" w:sz="6"/>
+              <w:right w:val="none"/>
+            </w:tcBorders>
+            <w:tcMar>
+              <w:top w:type="dxa" w:w="40"/>
+              <w:left w:type="dxa" w:w="70"/>
+              <w:bottom w:type="dxa" w:w="40"/>
+              <w:right w:type="dxa" w:w="70"/>
+            </w:tcMar>
+            <w:vAlign w:val="center"/>
+          </w:tcPr>
+          <w:p>
+            <w:pPr>
+              <w:spacing w:after="0" w:line="240"/>
+              <w:jc w:val="center"/>
+            </w:pPr>
+            <w:r>
+              <w:rPr>
+                <w:rFonts w:ascii="Times New Roman" w:cs="Times New Roman" w:eastAsia="Times New Roman" w:hAnsi="Times New Roman"/>
+                <w:b/>
+                <w:bCs/>
+                <w:color w:val="000000"/>
+                <w:sz w:val="20"/>
+                <w:szCs w:val="20"/>
+              </w:rPr>
+              <w:t xml:space="preserve">Sinal</w:t>
+            </w:r>
+          </w:p>
+        </w:tc>
+      </w:tr>
+      <w:tr>
+        <w:tc>
+          <w:tcPr>
+            <w:tcW w:type="dxa" w:w="4505"/>
+            <w:tcBorders>
+              <w:top w:val="none"/>
+              <w:left w:val="none"/>
+              <w:bottom w:val="none"/>
+              <w:right w:val="none"/>
+            </w:tcBorders>
+            <w:tcMar>
+              <w:top w:type="dxa" w:w="30"/>
+              <w:left w:type="dxa" w:w="70"/>
+              <w:bottom w:type="dxa" w:w="30"/>
+              <w:right w:type="dxa" w:w="70"/>
+            </w:tcMar>
+            <w:vAlign w:val="center"/>
+          </w:tcPr>
+          <w:p>
+            <w:pPr>
+              <w:spacing w:after="0" w:line="240"/>
+              <w:jc w:val="left"/>
+            </w:pPr>
+            <w:r>
+              <w:rPr>
+                <w:rFonts w:ascii="Times New Roman" w:cs="Times New Roman" w:eastAsia="Times New Roman" w:hAnsi="Times New Roman"/>
+                <w:b/>
+                <w:bCs/>
+                <w:color w:val="000000"/>
+                <w:sz w:val="20"/>
+                <w:szCs w:val="20"/>
+              </w:rPr>
+              <w:t xml:space="preserve">Depressão e Confusão</w:t>
+            </w:r>
+          </w:p>
+        </w:tc>
+        <w:tc>
+          <w:tcPr>
+            <w:tcW w:type="dxa" w:w="2500"/>
+            <w:tcBorders>
+              <w:top w:val="none"/>
+              <w:left w:val="none"/>
+              <w:bottom w:val="none"/>
+              <w:right w:val="none"/>
+            </w:tcBorders>
+            <w:tcMar>
+              <w:top w:type="dxa" w:w="30"/>
+              <w:left w:type="dxa" w:w="70"/>
+              <w:bottom w:type="dxa" w:w="30"/>
+              <w:right w:type="dxa" w:w="70"/>
+            </w:tcMar>
+            <w:vAlign w:val="center"/>
+          </w:tcPr>
+          <w:p>
+            <w:pPr>
+              <w:spacing w:after="0" w:line="240"/>
+              <w:jc w:val="center"/>
+            </w:pPr>
+            <w:r>
+              <w:rPr>
+                <w:rFonts w:ascii="Times New Roman" w:cs="Times New Roman" w:eastAsia="Times New Roman" w:hAnsi="Times New Roman"/>
+                <w:b/>
+                <w:bCs/>
+                <w:color w:val="1b7a3d"/>
+                <w:sz w:val="20"/>
+                <w:szCs w:val="20"/>
+              </w:rPr>
+              <w:t xml:space="preserve">+0,58</w:t>
+            </w:r>
+          </w:p>
+        </w:tc>
+        <w:tc>
+          <w:tcPr>
+            <w:tcW w:type="dxa" w:w="2500"/>
+            <w:tcBorders>
+              <w:top w:val="none"/>
+              <w:left w:val="none"/>
+              <w:bottom w:val="none"/>
+              <w:right w:val="none"/>
+            </w:tcBorders>
+            <w:tcMar>
+              <w:top w:type="dxa" w:w="30"/>
+              <w:left w:type="dxa" w:w="70"/>
+              <w:bottom w:type="dxa" w:w="30"/>
+              <w:right w:type="dxa" w:w="70"/>
+            </w:tcMar>
+            <w:vAlign w:val="center"/>
+          </w:tcPr>
+          <w:p>
+            <w:pPr>
+              <w:spacing w:after="0" w:line="240"/>
+              <w:jc w:val="center"/>
+            </w:pPr>
+            <w:r>
+              <w:rPr>
+                <w:rFonts w:ascii="Times New Roman" w:cs="Times New Roman" w:eastAsia="Times New Roman" w:hAnsi="Times New Roman"/>
+                <w:color w:val="000000"/>
+                <w:sz w:val="20"/>
+                <w:szCs w:val="20"/>
+              </w:rPr>
+              <w:t xml:space="preserve">positiva</w:t>
+            </w:r>
+          </w:p>
+        </w:tc>
+      </w:tr>
+      <w:tr>
+        <w:tc>
+          <w:tcPr>
+            <w:tcW w:type="dxa" w:w="4505"/>
+            <w:tcBorders>
+              <w:top w:val="none"/>
+              <w:left w:val="none"/>
+              <w:bottom w:val="none"/>
+              <w:right w:val="none"/>
+            </w:tcBorders>
+            <w:tcMar>
+              <w:top w:type="dxa" w:w="30"/>
+              <w:left w:type="dxa" w:w="70"/>
+              <w:bottom w:type="dxa" w:w="30"/>
+              <w:right w:type="dxa" w:w="70"/>
+            </w:tcMar>
+            <w:vAlign w:val="center"/>
+          </w:tcPr>
+          <w:p>
+            <w:pPr>
+              <w:spacing w:after="0" w:line="240"/>
+              <w:jc w:val="left"/>
+            </w:pPr>
+            <w:r>
+              <w:rPr>
+                <w:rFonts w:ascii="Times New Roman" w:cs="Times New Roman" w:eastAsia="Times New Roman" w:hAnsi="Times New Roman"/>
+                <w:b/>
+                <w:bCs/>
+                <w:color w:val="000000"/>
+                <w:sz w:val="20"/>
+                <w:szCs w:val="20"/>
+              </w:rPr>
+              <w:t xml:space="preserve">Fadiga e Raiva</w:t>
+            </w:r>
+          </w:p>
+        </w:tc>
+        <w:tc>
+          <w:tcPr>
+            <w:tcW w:type="dxa" w:w="2500"/>
+            <w:tcBorders>
+              <w:top w:val="none"/>
+              <w:left w:val="none"/>
+              <w:bottom w:val="none"/>
+              <w:right w:val="none"/>
+            </w:tcBorders>
+            <w:tcMar>
+              <w:top w:type="dxa" w:w="30"/>
+              <w:left w:type="dxa" w:w="70"/>
+              <w:bottom w:type="dxa" w:w="30"/>
+              <w:right w:type="dxa" w:w="70"/>
+            </w:tcMar>
+            <w:vAlign w:val="center"/>
+          </w:tcPr>
+          <w:p>
+            <w:pPr>
+              <w:spacing w:after="0" w:line="240"/>
+              <w:jc w:val="center"/>
+            </w:pPr>
+            <w:r>
+              <w:rPr>
+                <w:rFonts w:ascii="Times New Roman" w:cs="Times New Roman" w:eastAsia="Times New Roman" w:hAnsi="Times New Roman"/>
+                <w:b/>
+                <w:bCs/>
+                <w:color w:val="1b7a3d"/>
+                <w:sz w:val="20"/>
+                <w:szCs w:val="20"/>
+              </w:rPr>
+              <w:t xml:space="preserve">+0,30</w:t>
+            </w:r>
+          </w:p>
+        </w:tc>
+        <w:tc>
+          <w:tcPr>
+            <w:tcW w:type="dxa" w:w="2500"/>
+            <w:tcBorders>
+              <w:top w:val="none"/>
+              <w:left w:val="none"/>
+              <w:bottom w:val="none"/>
+              <w:right w:val="none"/>
+            </w:tcBorders>
+            <w:tcMar>
+              <w:top w:type="dxa" w:w="30"/>
+              <w:left w:type="dxa" w:w="70"/>
+              <w:bottom w:type="dxa" w:w="30"/>
+              <w:right w:type="dxa" w:w="70"/>
+            </w:tcMar>
+            <w:vAlign w:val="center"/>
+          </w:tcPr>
+          <w:p>
+            <w:pPr>
+              <w:spacing w:after="0" w:line="240"/>
+              <w:jc w:val="center"/>
+            </w:pPr>
+            <w:r>
+              <w:rPr>
+                <w:rFonts w:ascii="Times New Roman" w:cs="Times New Roman" w:eastAsia="Times New Roman" w:hAnsi="Times New Roman"/>
+                <w:color w:val="000000"/>
+                <w:sz w:val="20"/>
+                <w:szCs w:val="20"/>
+              </w:rPr>
+              <w:t xml:space="preserve">positiva</w:t>
+            </w:r>
+          </w:p>
+        </w:tc>
+      </w:tr>
+      <w:tr>
+        <w:tc>
+          <w:tcPr>
+            <w:tcW w:type="dxa" w:w="4505"/>
+            <w:tcBorders>
+              <w:top w:val="none"/>
+              <w:left w:val="none"/>
+              <w:bottom w:val="none"/>
+              <w:right w:val="none"/>
+            </w:tcBorders>
+            <w:tcMar>
+              <w:top w:type="dxa" w:w="30"/>
+              <w:left w:type="dxa" w:w="70"/>
+              <w:bottom w:type="dxa" w:w="30"/>
+              <w:right w:type="dxa" w:w="70"/>
+            </w:tcMar>
+            <w:vAlign w:val="center"/>
+          </w:tcPr>
+          <w:p>
+            <w:pPr>
+              <w:spacing w:after="0" w:line="240"/>
+              <w:jc w:val="left"/>
+            </w:pPr>
+            <w:r>
+              <w:rPr>
+                <w:rFonts w:ascii="Times New Roman" w:cs="Times New Roman" w:eastAsia="Times New Roman" w:hAnsi="Times New Roman"/>
+                <w:b/>
+                <w:bCs/>
+                <w:color w:val="000000"/>
+                <w:sz w:val="20"/>
+                <w:szCs w:val="20"/>
+              </w:rPr>
+              <w:t xml:space="preserve">Fadiga e Depressão</w:t>
+            </w:r>
+          </w:p>
+        </w:tc>
+        <w:tc>
+          <w:tcPr>
+            <w:tcW w:type="dxa" w:w="2500"/>
+            <w:tcBorders>
+              <w:top w:val="none"/>
+              <w:left w:val="none"/>
+              <w:bottom w:val="none"/>
+              <w:right w:val="none"/>
+            </w:tcBorders>
+            <w:tcMar>
+              <w:top w:type="dxa" w:w="30"/>
+              <w:left w:type="dxa" w:w="70"/>
+              <w:bottom w:type="dxa" w:w="30"/>
+              <w:right w:type="dxa" w:w="70"/>
+            </w:tcMar>
+            <w:vAlign w:val="center"/>
+          </w:tcPr>
+          <w:p>
+            <w:pPr>
+              <w:spacing w:after="0" w:line="240"/>
+              <w:jc w:val="center"/>
+            </w:pPr>
+            <w:r>
+              <w:rPr>
+                <w:rFonts w:ascii="Times New Roman" w:cs="Times New Roman" w:eastAsia="Times New Roman" w:hAnsi="Times New Roman"/>
+                <w:b/>
+                <w:bCs/>
+                <w:color w:val="1b7a3d"/>
+                <w:sz w:val="20"/>
+                <w:szCs w:val="20"/>
+              </w:rPr>
+              <w:t xml:space="preserve">+0,29</w:t>
+            </w:r>
+          </w:p>
+        </w:tc>
+        <w:tc>
+          <w:tcPr>
+            <w:tcW w:type="dxa" w:w="2500"/>
+            <w:tcBorders>
+              <w:top w:val="none"/>
+              <w:left w:val="none"/>
+              <w:bottom w:val="none"/>
+              <w:right w:val="none"/>
+            </w:tcBorders>
+            <w:tcMar>
+              <w:top w:type="dxa" w:w="30"/>
+              <w:left w:type="dxa" w:w="70"/>
+              <w:bottom w:type="dxa" w:w="30"/>
+              <w:right w:type="dxa" w:w="70"/>
+            </w:tcMar>
+            <w:vAlign w:val="center"/>
+          </w:tcPr>
+          <w:p>
+            <w:pPr>
+              <w:spacing w:after="0" w:line="240"/>
+              <w:jc w:val="center"/>
+            </w:pPr>
+            <w:r>
+              <w:rPr>
+                <w:rFonts w:ascii="Times New Roman" w:cs="Times New Roman" w:eastAsia="Times New Roman" w:hAnsi="Times New Roman"/>
+                <w:color w:val="000000"/>
+                <w:sz w:val="20"/>
+                <w:szCs w:val="20"/>
+              </w:rPr>
+              <w:t xml:space="preserve">positiva</w:t>
+            </w:r>
+          </w:p>
+        </w:tc>
+      </w:tr>
+      <w:tr>
+        <w:tc>
+          <w:tcPr>
+            <w:tcW w:type="dxa" w:w="4505"/>
+            <w:tcBorders>
+              <w:top w:val="none"/>
+              <w:left w:val="none"/>
+              <w:bottom w:val="none"/>
+              <w:right w:val="none"/>
+            </w:tcBorders>
+            <w:tcMar>
+              <w:top w:type="dxa" w:w="30"/>
+              <w:left w:type="dxa" w:w="70"/>
+              <w:bottom w:type="dxa" w:w="30"/>
+              <w:right w:type="dxa" w:w="70"/>
+            </w:tcMar>
+            <w:vAlign w:val="center"/>
+          </w:tcPr>
+          <w:p>
+            <w:pPr>
+              <w:spacing w:after="0" w:line="240"/>
+              <w:jc w:val="left"/>
+            </w:pPr>
+            <w:r>
+              <w:rPr>
+                <w:rFonts w:ascii="Times New Roman" w:cs="Times New Roman" w:eastAsia="Times New Roman" w:hAnsi="Times New Roman"/>
+                <w:b/>
+                <w:bCs/>
+                <w:color w:val="000000"/>
+                <w:sz w:val="20"/>
+                <w:szCs w:val="20"/>
+              </w:rPr>
+              <w:t xml:space="preserve">Vigor e Tensão</w:t>
+            </w:r>
+          </w:p>
+        </w:tc>
+        <w:tc>
+          <w:tcPr>
+            <w:tcW w:type="dxa" w:w="2500"/>
+            <w:tcBorders>
+              <w:top w:val="none"/>
+              <w:left w:val="none"/>
+              <w:bottom w:val="none"/>
+              <w:right w:val="none"/>
+            </w:tcBorders>
+            <w:tcMar>
+              <w:top w:type="dxa" w:w="30"/>
+              <w:left w:type="dxa" w:w="70"/>
+              <w:bottom w:type="dxa" w:w="30"/>
+              <w:right w:type="dxa" w:w="70"/>
+            </w:tcMar>
+            <w:vAlign w:val="center"/>
+          </w:tcPr>
+          <w:p>
+            <w:pPr>
+              <w:spacing w:after="0" w:line="240"/>
+              <w:jc w:val="center"/>
+            </w:pPr>
+            <w:r>
+              <w:rPr>
+                <w:rFonts w:ascii="Times New Roman" w:cs="Times New Roman" w:eastAsia="Times New Roman" w:hAnsi="Times New Roman"/>
+                <w:b/>
+                <w:bCs/>
+                <w:color w:val="1b7a3d"/>
+                <w:sz w:val="20"/>
+                <w:szCs w:val="20"/>
+              </w:rPr>
+              <w:t xml:space="preserve">+0,27</w:t>
+            </w:r>
+          </w:p>
+        </w:tc>
+        <w:tc>
+          <w:tcPr>
+            <w:tcW w:type="dxa" w:w="2500"/>
+            <w:tcBorders>
+              <w:top w:val="none"/>
+              <w:left w:val="none"/>
+              <w:bottom w:val="none"/>
+              <w:right w:val="none"/>
+            </w:tcBorders>
+            <w:tcMar>
+              <w:top w:type="dxa" w:w="30"/>
+              <w:left w:type="dxa" w:w="70"/>
+              <w:bottom w:type="dxa" w:w="30"/>
+              <w:right w:type="dxa" w:w="70"/>
+            </w:tcMar>
+            <w:vAlign w:val="center"/>
+          </w:tcPr>
+          <w:p>
+            <w:pPr>
+              <w:spacing w:after="0" w:line="240"/>
+              <w:jc w:val="center"/>
+            </w:pPr>
+            <w:r>
+              <w:rPr>
+                <w:rFonts w:ascii="Times New Roman" w:cs="Times New Roman" w:eastAsia="Times New Roman" w:hAnsi="Times New Roman"/>
+                <w:color w:val="000000"/>
+                <w:sz w:val="20"/>
+                <w:szCs w:val="20"/>
+              </w:rPr>
+              <w:t xml:space="preserve">positiva</w:t>
+            </w:r>
+          </w:p>
+        </w:tc>
+      </w:tr>
+      <w:tr>
+        <w:tc>
+          <w:tcPr>
+            <w:tcW w:type="dxa" w:w="4505"/>
+            <w:tcBorders>
+              <w:top w:val="none"/>
+              <w:left w:val="none"/>
+              <w:bottom w:val="none"/>
+              <w:right w:val="none"/>
+            </w:tcBorders>
+            <w:tcMar>
+              <w:top w:type="dxa" w:w="30"/>
+              <w:left w:type="dxa" w:w="70"/>
+              <w:bottom w:type="dxa" w:w="30"/>
+              <w:right w:type="dxa" w:w="70"/>
+            </w:tcMar>
+            <w:vAlign w:val="center"/>
+          </w:tcPr>
+          <w:p>
+            <w:pPr>
+              <w:spacing w:after="0" w:line="240"/>
+              <w:jc w:val="left"/>
+            </w:pPr>
+            <w:r>
+              <w:rPr>
+                <w:rFonts w:ascii="Times New Roman" w:cs="Times New Roman" w:eastAsia="Times New Roman" w:hAnsi="Times New Roman"/>
+                <w:b/>
+                <w:bCs/>
+                <w:color w:val="000000"/>
+                <w:sz w:val="20"/>
+                <w:szCs w:val="20"/>
+              </w:rPr>
+              <w:t xml:space="preserve">Vigor e Fadiga</w:t>
+            </w:r>
+          </w:p>
+        </w:tc>
+        <w:tc>
+          <w:tcPr>
+            <w:tcW w:type="dxa" w:w="2500"/>
+            <w:tcBorders>
+              <w:top w:val="none"/>
+              <w:left w:val="none"/>
+              <w:bottom w:val="none"/>
+              <w:right w:val="none"/>
+            </w:tcBorders>
+            <w:tcMar>
+              <w:top w:type="dxa" w:w="30"/>
+              <w:left w:type="dxa" w:w="70"/>
+              <w:bottom w:type="dxa" w:w="30"/>
+              <w:right w:type="dxa" w:w="70"/>
+            </w:tcMar>
+            <w:vAlign w:val="center"/>
+          </w:tcPr>
+          <w:p>
+            <w:pPr>
+              <w:spacing w:after="0" w:line="240"/>
+              <w:jc w:val="center"/>
+            </w:pPr>
+            <w:r>
+              <w:rPr>
+                <w:rFonts w:ascii="Times New Roman" w:cs="Times New Roman" w:eastAsia="Times New Roman" w:hAnsi="Times New Roman"/>
+                <w:b/>
+                <w:bCs/>
+                <w:color w:val="a12222"/>
+                <w:sz w:val="20"/>
+                <w:szCs w:val="20"/>
+              </w:rPr>
+              <w:t xml:space="preserve">-0,26</w:t>
+            </w:r>
+          </w:p>
+        </w:tc>
+        <w:tc>
+          <w:tcPr>
+            <w:tcW w:type="dxa" w:w="2500"/>
+            <w:tcBorders>
+              <w:top w:val="none"/>
+              <w:left w:val="none"/>
+              <w:bottom w:val="none"/>
+              <w:right w:val="none"/>
+            </w:tcBorders>
+            <w:tcMar>
+              <w:top w:type="dxa" w:w="30"/>
+              <w:left w:type="dxa" w:w="70"/>
+              <w:bottom w:type="dxa" w:w="30"/>
+              <w:right w:type="dxa" w:w="70"/>
+            </w:tcMar>
+            <w:vAlign w:val="center"/>
+          </w:tcPr>
+          <w:p>
+            <w:pPr>
+              <w:spacing w:after="0" w:line="240"/>
+              <w:jc w:val="center"/>
+            </w:pPr>
+            <w:r>
+              <w:rPr>
+                <w:rFonts w:ascii="Times New Roman" w:cs="Times New Roman" w:eastAsia="Times New Roman" w:hAnsi="Times New Roman"/>
+                <w:color w:val="000000"/>
+                <w:sz w:val="20"/>
+                <w:szCs w:val="20"/>
+              </w:rPr>
+              <w:t xml:space="preserve">negativa</w:t>
+            </w:r>
+          </w:p>
+        </w:tc>
+      </w:tr>
+      <w:tr>
+        <w:tc>
+          <w:tcPr>
+            <w:tcW w:type="dxa" w:w="4505"/>
+            <w:tcBorders>
+              <w:top w:val="none"/>
+              <w:left w:val="none"/>
+              <w:bottom w:val="single" w:color="000000" w:sz="6"/>
+              <w:right w:val="none"/>
+            </w:tcBorders>
+            <w:tcMar>
+              <w:top w:type="dxa" w:w="30"/>
+              <w:left w:type="dxa" w:w="70"/>
+              <w:bottom w:type="dxa" w:w="30"/>
+              <w:right w:type="dxa" w:w="70"/>
+            </w:tcMar>
+            <w:vAlign w:val="center"/>
+          </w:tcPr>
+          <w:p>
+            <w:pPr>
+              <w:spacing w:after="0" w:line="240"/>
+              <w:jc w:val="left"/>
+            </w:pPr>
+            <w:r>
+              <w:rPr>
+                <w:rFonts w:ascii="Times New Roman" w:cs="Times New Roman" w:eastAsia="Times New Roman" w:hAnsi="Times New Roman"/>
+                <w:b/>
+                <w:bCs/>
+                <w:color w:val="000000"/>
+                <w:sz w:val="20"/>
+                <w:szCs w:val="20"/>
+              </w:rPr>
+              <w:t xml:space="preserve">Vigor e Sonolência</w:t>
+            </w:r>
+          </w:p>
+        </w:tc>
+        <w:tc>
+          <w:tcPr>
+            <w:tcW w:type="dxa" w:w="2500"/>
+            <w:tcBorders>
+              <w:top w:val="none"/>
+              <w:left w:val="none"/>
+              <w:bottom w:val="single" w:color="000000" w:sz="6"/>
+              <w:right w:val="none"/>
+            </w:tcBorders>
+            <w:tcMar>
+              <w:top w:type="dxa" w:w="30"/>
+              <w:left w:type="dxa" w:w="70"/>
+              <w:bottom w:type="dxa" w:w="30"/>
+              <w:right w:type="dxa" w:w="70"/>
+            </w:tcMar>
+            <w:vAlign w:val="center"/>
+          </w:tcPr>
+          <w:p>
+            <w:pPr>
+              <w:spacing w:after="0" w:line="240"/>
+              <w:jc w:val="center"/>
+            </w:pPr>
+            <w:r>
+              <w:rPr>
+                <w:rFonts w:ascii="Times New Roman" w:cs="Times New Roman" w:eastAsia="Times New Roman" w:hAnsi="Times New Roman"/>
+                <w:b/>
+                <w:bCs/>
+                <w:color w:val="a12222"/>
+                <w:sz w:val="20"/>
+                <w:szCs w:val="20"/>
+              </w:rPr>
+              <w:t xml:space="preserve">-0,18</w:t>
+            </w:r>
+          </w:p>
+        </w:tc>
+        <w:tc>
+          <w:tcPr>
+            <w:tcW w:type="dxa" w:w="2500"/>
+            <w:tcBorders>
+              <w:top w:val="none"/>
+              <w:left w:val="none"/>
+              <w:bottom w:val="single" w:color="000000" w:sz="6"/>
+              <w:right w:val="none"/>
+            </w:tcBorders>
+            <w:tcMar>
+              <w:top w:type="dxa" w:w="30"/>
+              <w:left w:type="dxa" w:w="70"/>
+              <w:bottom w:type="dxa" w:w="30"/>
+              <w:right w:type="dxa" w:w="70"/>
+            </w:tcMar>
+            <w:vAlign w:val="center"/>
+          </w:tcPr>
+          <w:p>
+            <w:pPr>
+              <w:spacing w:after="0" w:line="240"/>
+              <w:jc w:val="center"/>
+            </w:pPr>
+            <w:r>
+              <w:rPr>
+                <w:rFonts w:ascii="Times New Roman" w:cs="Times New Roman" w:eastAsia="Times New Roman" w:hAnsi="Times New Roman"/>
+                <w:color w:val="000000"/>
+                <w:sz w:val="20"/>
+                <w:szCs w:val="20"/>
+              </w:rPr>
+              <w:t xml:space="preserve">negativa</w:t>
+            </w:r>
+          </w:p>
+        </w:tc>
+      </w:tr>
+    </w:tbl>
+    <w:p>
+      <w:pPr>
+        <w:spacing w:after="180" w:before="40" w:line="240"/>
+        <w:jc w:val="left"/>
+      </w:pPr>
+      <w:r>
+        <w:rPr>
+          <w:rFonts w:ascii="Times New Roman" w:cs="Times New Roman" w:eastAsia="Times New Roman" w:hAnsi="Times New Roman"/>
+          <w:color w:val="3f3f3f"/>
+          <w:sz w:val="20"/>
+          <w:szCs w:val="20"/>
+        </w:rPr>
+        <w:t xml:space="preserve">Nota: correlação parcial de cada par com controle de todas as demais medidas; regularização por Graphical Lasso com validação cruzada. Fonte: Dados da pesquisa (2026).</w:t>
+      </w:r>
+    </w:p>
+    <w:p>
+      <w:pPr>
+        <w:spacing w:after="0" w:before="0" w:line="360" w:lineRule="auto"/>
+        <w:ind w:firstLine="709"/>
+        <w:jc w:val="both"/>
+      </w:pPr>
+      <w:r>
+        <w:rPr>
+          <w:rFonts w:ascii="Times New Roman" w:cs="Times New Roman" w:eastAsia="Times New Roman" w:hAnsi="Times New Roman"/>
+          <w:color w:val="000000"/>
+          <w:sz w:val="24"/>
+          <w:szCs w:val="24"/>
+        </w:rPr>
+        <w:t xml:space="preserve">A segunda leitura testa a precedência temporal por meio de um painel cruzado defasado, no qual cada dimensão no dia seguinte é explicada pela própria inércia e pela defasagem de outra dimensão. O resultado é nulo, pois nenhuma defasagem cruzada atinge significância. No nível do dia, a dinâmica é dominada pela inércia de cada dimensão e pela associação contemporânea retratada na rede, e não por uma precedência temporal clara entre dimensões, leitura coerente com a curta janela de sete dias e com o tamanho reduzido da amostra.</w:t>
       </w:r>
     </w:p>
     <w:p>
